--- a/dev/checklists/sen/本校特殊教育需要政策_學校版_DRAFT.docx
+++ b/dev/checklists/sen/本校特殊教育需要政策_學校版_DRAFT.docx
@@ -1874,7 +1874,7 @@
         </w:rPr>
         <w:t xml:space="preserve">1　</w:t>
       </w:r>
-      <w:hyperlink w:history="1" r:id="rIdple9x6jm0dshp8mvpeniy">
+      <w:hyperlink w:history="1" r:id="rIdtvn-e_qet6iv5mfjyzjph">
         <w:r>
           <w:rPr>
             <w:rStyle w:val="Hyperlink"/>
@@ -1900,7 +1900,7 @@
         </w:rPr>
         <w:t xml:space="preserve">2　</w:t>
       </w:r>
-      <w:hyperlink w:history="1" r:id="rIdjhsa8yxta63e3sis3o8pq">
+      <w:hyperlink w:history="1" r:id="rIdhjzebknznojibjxbu6pd7">
         <w:r>
           <w:rPr>
             <w:rStyle w:val="Hyperlink"/>
@@ -1926,7 +1926,7 @@
         </w:rPr>
         <w:t xml:space="preserve">3　</w:t>
       </w:r>
-      <w:hyperlink w:history="1" r:id="rId0al2jez2cj9e_rvxgtmfn">
+      <w:hyperlink w:history="1" r:id="rIdbe55izscoeeuaqqlwmgsl">
         <w:r>
           <w:rPr>
             <w:rStyle w:val="Hyperlink"/>
@@ -1952,7 +1952,7 @@
         </w:rPr>
         <w:t xml:space="preserve">4, 5, 9　</w:t>
       </w:r>
-      <w:hyperlink w:history="1" r:id="rIdo3p0kxikprbud6jdxdt3i">
+      <w:hyperlink w:history="1" r:id="rId76y121yxfjm9xtz2kqczs">
         <w:r>
           <w:rPr>
             <w:rStyle w:val="Hyperlink"/>
@@ -1978,7 +1978,7 @@
         </w:rPr>
         <w:t xml:space="preserve">6, 19　</w:t>
       </w:r>
-      <w:hyperlink w:history="1" r:id="rIdjrwpid7tya7vtokopd4m-">
+      <w:hyperlink w:history="1" r:id="rIdqmyaqsmepdtovuohkzol2">
         <w:r>
           <w:rPr>
             <w:rStyle w:val="Hyperlink"/>
@@ -2004,7 +2004,7 @@
         </w:rPr>
         <w:t xml:space="preserve">7　</w:t>
       </w:r>
-      <w:hyperlink w:history="1" r:id="rIdcuejaztsd6cijqflesxvk">
+      <w:hyperlink w:history="1" r:id="rIdgdg7r6i8m7uhsbw5bmbbk">
         <w:r>
           <w:rPr>
             <w:rStyle w:val="Hyperlink"/>
@@ -2030,7 +2030,7 @@
         </w:rPr>
         <w:t xml:space="preserve">8　</w:t>
       </w:r>
-      <w:hyperlink w:history="1" r:id="rIdkgws7v2vfaludqrehxvcz">
+      <w:hyperlink w:history="1" r:id="rId53afmj5kligytka6wchql">
         <w:r>
           <w:rPr>
             <w:rStyle w:val="Hyperlink"/>
@@ -2056,7 +2056,7 @@
         </w:rPr>
         <w:t xml:space="preserve">10　</w:t>
       </w:r>
-      <w:hyperlink w:history="1" r:id="rIdpzr0wliimgomsnquh_jiu">
+      <w:hyperlink w:history="1" r:id="rId5c_iy4_g3taeu9xkfax_p">
         <w:r>
           <w:rPr>
             <w:rStyle w:val="Hyperlink"/>
@@ -2082,7 +2082,7 @@
         </w:rPr>
         <w:t xml:space="preserve">11　</w:t>
       </w:r>
-      <w:hyperlink w:history="1" r:id="rIdfwhmu5zphoqq_kjkwfypf">
+      <w:hyperlink w:history="1" r:id="rIdlmrv-jxndoy_-fgbnq9je">
         <w:r>
           <w:rPr>
             <w:rStyle w:val="Hyperlink"/>
@@ -2108,7 +2108,7 @@
         </w:rPr>
         <w:t xml:space="preserve">12　</w:t>
       </w:r>
-      <w:hyperlink w:history="1" r:id="rIdu521zsy0zdmkfkhmaqos8">
+      <w:hyperlink w:history="1" r:id="rIdzf0oi3wn1bgtuhoem_a3y">
         <w:r>
           <w:rPr>
             <w:rStyle w:val="Hyperlink"/>
@@ -2134,7 +2134,7 @@
         </w:rPr>
         <w:t xml:space="preserve">13　</w:t>
       </w:r>
-      <w:hyperlink w:history="1" r:id="rIdssofznc_qnxoyw_6evayp">
+      <w:hyperlink w:history="1" r:id="rIdeulklnxn_pgyywzn2s0cr">
         <w:r>
           <w:rPr>
             <w:rStyle w:val="Hyperlink"/>
@@ -2160,7 +2160,7 @@
         </w:rPr>
         <w:t xml:space="preserve">14　</w:t>
       </w:r>
-      <w:hyperlink w:history="1" r:id="rIdgs3oz3gbvisdfsouo3rb9">
+      <w:hyperlink w:history="1" r:id="rIdeqezj4ctshsedyxqwik6c">
         <w:r>
           <w:rPr>
             <w:rStyle w:val="Hyperlink"/>
@@ -2186,7 +2186,7 @@
         </w:rPr>
         <w:t xml:space="preserve">15　</w:t>
       </w:r>
-      <w:hyperlink w:history="1" r:id="rIdwb0qtob1zthmc6zxdurbb">
+      <w:hyperlink w:history="1" r:id="rIdder2q44jgk9lj0ytwbxim">
         <w:r>
           <w:rPr>
             <w:rStyle w:val="Hyperlink"/>
@@ -2212,7 +2212,7 @@
         </w:rPr>
         <w:t xml:space="preserve">16　</w:t>
       </w:r>
-      <w:hyperlink w:history="1" r:id="rIdyu8mfackbpooulour2oxr">
+      <w:hyperlink w:history="1" r:id="rId7jdbgqkna64ghr9n03wy9">
         <w:r>
           <w:rPr>
             <w:rStyle w:val="Hyperlink"/>
@@ -2238,7 +2238,7 @@
         </w:rPr>
         <w:t xml:space="preserve">17　</w:t>
       </w:r>
-      <w:hyperlink w:history="1" r:id="rId6veosogln_pcrki9stra0">
+      <w:hyperlink w:history="1" r:id="rIdxuny0knubwaulvinrw-sz">
         <w:r>
           <w:rPr>
             <w:rStyle w:val="Hyperlink"/>
@@ -2264,7 +2264,7 @@
         </w:rPr>
         <w:t xml:space="preserve">18　</w:t>
       </w:r>
-      <w:hyperlink w:history="1" r:id="rIdrs3igcs4l5ohgrrqdietn">
+      <w:hyperlink w:history="1" r:id="rIdmcrv1upfzjd27qa1t8kpw">
         <w:r>
           <w:rPr>
             <w:rStyle w:val="Hyperlink"/>
@@ -2290,7 +2290,7 @@
         </w:rPr>
         <w:t xml:space="preserve">20　</w:t>
       </w:r>
-      <w:hyperlink w:history="1" r:id="rIdvi-m_btcggdmlipgnll5u">
+      <w:hyperlink w:history="1" r:id="rIdveuyvui6sqmelhkdlfipd">
         <w:r>
           <w:rPr>
             <w:rStyle w:val="Hyperlink"/>
@@ -2316,7 +2316,7 @@
         </w:rPr>
         <w:t xml:space="preserve">21　</w:t>
       </w:r>
-      <w:hyperlink w:history="1" r:id="rIdk--40vmchar3zhgw8rhxg">
+      <w:hyperlink w:history="1" r:id="rIdaz3wfdv_wr1ccrd3qdwjq">
         <w:r>
           <w:rPr>
             <w:rStyle w:val="Hyperlink"/>
@@ -2342,7 +2342,7 @@
         </w:rPr>
         <w:t xml:space="preserve">22　</w:t>
       </w:r>
-      <w:hyperlink w:history="1" r:id="rIdljzvspywgcty_wy_iig1e">
+      <w:hyperlink w:history="1" r:id="rIdceadzt0pxz8blcjubqe2p">
         <w:r>
           <w:rPr>
             <w:rStyle w:val="Hyperlink"/>
@@ -2368,7 +2368,7 @@
         </w:rPr>
         <w:t xml:space="preserve">23　</w:t>
       </w:r>
-      <w:hyperlink w:history="1" r:id="rIdyyzf8hc-no2scla0b51rh">
+      <w:hyperlink w:history="1" r:id="rIdovzw8f54ru2cygvf2bfnv">
         <w:r>
           <w:rPr>
             <w:rStyle w:val="Hyperlink"/>
@@ -2394,7 +2394,7 @@
         </w:rPr>
         <w:t xml:space="preserve">24　</w:t>
       </w:r>
-      <w:hyperlink w:history="1" r:id="rId53sl1alxmfajqdczdrej2">
+      <w:hyperlink w:history="1" r:id="rIdpa8f0x_obeow1uu4oq9nw">
         <w:r>
           <w:rPr>
             <w:rStyle w:val="Hyperlink"/>
@@ -2420,7 +2420,7 @@
         </w:rPr>
         <w:t xml:space="preserve">25, 27　</w:t>
       </w:r>
-      <w:hyperlink w:history="1" r:id="rIdl3wv-zy3psntmpsdoounk">
+      <w:hyperlink w:history="1" r:id="rId54ummojcdlgsxlvxawdds">
         <w:r>
           <w:rPr>
             <w:rStyle w:val="Hyperlink"/>
@@ -2446,7 +2446,7 @@
         </w:rPr>
         <w:t xml:space="preserve">26　</w:t>
       </w:r>
-      <w:hyperlink w:history="1" r:id="rIdwskfdtmvhdqiymj99p17d">
+      <w:hyperlink w:history="1" r:id="rId24efp0x8pl7asjsg_ea_y">
         <w:r>
           <w:rPr>
             <w:rStyle w:val="Hyperlink"/>
@@ -2472,7 +2472,7 @@
         </w:rPr>
         <w:t xml:space="preserve">28　</w:t>
       </w:r>
-      <w:hyperlink w:history="1" r:id="rIdwvgxht_d0aukz44vf_8w9">
+      <w:hyperlink w:history="1" r:id="rIdvrrdmmxkhkdhupqqrudjl">
         <w:r>
           <w:rPr>
             <w:rStyle w:val="Hyperlink"/>
@@ -2498,7 +2498,7 @@
         </w:rPr>
         <w:t xml:space="preserve">29　</w:t>
       </w:r>
-      <w:hyperlink w:history="1" r:id="rIdfouzqr0gukqiznuqyv2my">
+      <w:hyperlink w:history="1" r:id="rIdmvabgggn7kxal57pmkwsd">
         <w:r>
           <w:rPr>
             <w:rStyle w:val="Hyperlink"/>
@@ -2524,7 +2524,7 @@
         </w:rPr>
         <w:t xml:space="preserve">30　</w:t>
       </w:r>
-      <w:hyperlink w:history="1" r:id="rIdg8gi7ot_egnsq6gkfjm5x">
+      <w:hyperlink w:history="1" r:id="rIdvfchjinv2y93zgpslhnzo">
         <w:r>
           <w:rPr>
             <w:rStyle w:val="Hyperlink"/>
@@ -2550,7 +2550,7 @@
         </w:rPr>
         <w:t xml:space="preserve">31　</w:t>
       </w:r>
-      <w:hyperlink w:history="1" r:id="rIdf_uxy0xakvl1ekjsorrns">
+      <w:hyperlink w:history="1" r:id="rIdqmhfsvrw1cismrctt_o6c">
         <w:r>
           <w:rPr>
             <w:rStyle w:val="Hyperlink"/>
@@ -2576,7 +2576,7 @@
         </w:rPr>
         <w:t xml:space="preserve">32　</w:t>
       </w:r>
-      <w:hyperlink w:history="1" r:id="rIdamj6-94beln5-zxadldjc">
+      <w:hyperlink w:history="1" r:id="rIdheosr9tbmwm3yqccwoigp">
         <w:r>
           <w:rPr>
             <w:rStyle w:val="Hyperlink"/>
@@ -2602,7 +2602,7 @@
         </w:rPr>
         <w:t xml:space="preserve">33　</w:t>
       </w:r>
-      <w:hyperlink w:history="1" r:id="rIdz7xfrnefhdflirub3xmop">
+      <w:hyperlink w:history="1" r:id="rIdcoepn0y06n2s1s-rlqtrn">
         <w:r>
           <w:rPr>
             <w:rStyle w:val="Hyperlink"/>
@@ -3095,7 +3095,7 @@
         </w:rPr>
         <w:t xml:space="preserve">1　</w:t>
       </w:r>
-      <w:hyperlink w:history="1" r:id="rIdekp9p_xlultacsc8rl2nx">
+      <w:hyperlink w:history="1" r:id="rIdeekulkmjwtzicxb9kgkrg">
         <w:r>
           <w:rPr>
             <w:rStyle w:val="Hyperlink"/>
@@ -3121,7 +3121,7 @@
         </w:rPr>
         <w:t xml:space="preserve">2　</w:t>
       </w:r>
-      <w:hyperlink w:history="1" r:id="rIdfk9zpztt7epukuk_e9gxb">
+      <w:hyperlink w:history="1" r:id="rId8gjjm09naag1751likp0y">
         <w:r>
           <w:rPr>
             <w:rStyle w:val="Hyperlink"/>
@@ -3147,7 +3147,7 @@
         </w:rPr>
         <w:t xml:space="preserve">3, 13　</w:t>
       </w:r>
-      <w:hyperlink w:history="1" r:id="rIdbyjip60600ul2e1t2l2eg">
+      <w:hyperlink w:history="1" r:id="rIdyaguuwczoso8gpwsfheon">
         <w:r>
           <w:rPr>
             <w:rStyle w:val="Hyperlink"/>
@@ -3173,7 +3173,7 @@
         </w:rPr>
         <w:t xml:space="preserve">4　</w:t>
       </w:r>
-      <w:hyperlink w:history="1" r:id="rId1wcdmajzj_2tryaq4nvhm">
+      <w:hyperlink w:history="1" r:id="rIddu6ca1jpv1ktom7d4ywrv">
         <w:r>
           <w:rPr>
             <w:rStyle w:val="Hyperlink"/>
@@ -3199,7 +3199,7 @@
         </w:rPr>
         <w:t xml:space="preserve">5　</w:t>
       </w:r>
-      <w:hyperlink w:history="1" r:id="rIdffxpzf12y7vge985pyo8z">
+      <w:hyperlink w:history="1" r:id="rId1c4aylpjpwlypxtpgtjyv">
         <w:r>
           <w:rPr>
             <w:rStyle w:val="Hyperlink"/>
@@ -3225,7 +3225,7 @@
         </w:rPr>
         <w:t xml:space="preserve">6　</w:t>
       </w:r>
-      <w:hyperlink w:history="1" r:id="rIdc-wum2qvpretwrxv_coxv">
+      <w:hyperlink w:history="1" r:id="rIdfmxkjgj6d-4owxmvzvtot">
         <w:r>
           <w:rPr>
             <w:rStyle w:val="Hyperlink"/>
@@ -3251,7 +3251,7 @@
         </w:rPr>
         <w:t xml:space="preserve">7　</w:t>
       </w:r>
-      <w:hyperlink w:history="1" r:id="rIdyodnrl9a1nx5gifjdtkpn">
+      <w:hyperlink w:history="1" r:id="rIdmaer5vgfl73m4kkv9g8z7">
         <w:r>
           <w:rPr>
             <w:rStyle w:val="Hyperlink"/>
@@ -3277,7 +3277,7 @@
         </w:rPr>
         <w:t xml:space="preserve">8　</w:t>
       </w:r>
-      <w:hyperlink w:history="1" r:id="rIdaki4oidbuxzamrqok-p06">
+      <w:hyperlink w:history="1" r:id="rIdjxorgiwqjgngoersstqdd">
         <w:r>
           <w:rPr>
             <w:rStyle w:val="Hyperlink"/>
@@ -3303,7 +3303,7 @@
         </w:rPr>
         <w:t xml:space="preserve">9, 11　</w:t>
       </w:r>
-      <w:hyperlink w:history="1" r:id="rIdt-j2we_8ehsatie1ppc96">
+      <w:hyperlink w:history="1" r:id="rIdk0429m9no9gy16hegvnxn">
         <w:r>
           <w:rPr>
             <w:rStyle w:val="Hyperlink"/>
@@ -3329,7 +3329,7 @@
         </w:rPr>
         <w:t xml:space="preserve">10　</w:t>
       </w:r>
-      <w:hyperlink w:history="1" r:id="rIdorc38edttjauqk-gezyvt">
+      <w:hyperlink w:history="1" r:id="rIdfyhwucipifkgdgrocn2fn">
         <w:r>
           <w:rPr>
             <w:rStyle w:val="Hyperlink"/>
@@ -3355,7 +3355,7 @@
         </w:rPr>
         <w:t xml:space="preserve">12　</w:t>
       </w:r>
-      <w:hyperlink w:history="1" r:id="rIdtiiis1jzziavdcrkqyejw">
+      <w:hyperlink w:history="1" r:id="rIdafyo3ugkeeoufxztj7dnj">
         <w:r>
           <w:rPr>
             <w:rStyle w:val="Hyperlink"/>
@@ -3381,7 +3381,7 @@
         </w:rPr>
         <w:t xml:space="preserve">14　</w:t>
       </w:r>
-      <w:hyperlink w:history="1" r:id="rId-jofqqgq_n-qn2rqra8kh">
+      <w:hyperlink w:history="1" r:id="rIdhwvxof-m1kcg-pay3a-3g">
         <w:r>
           <w:rPr>
             <w:rStyle w:val="Hyperlink"/>
@@ -3407,7 +3407,7 @@
         </w:rPr>
         <w:t xml:space="preserve">15　</w:t>
       </w:r>
-      <w:hyperlink w:history="1" r:id="rIdqvybglxeozesylwsboavz">
+      <w:hyperlink w:history="1" r:id="rIdnbqkxajmjx2jkshuknkac">
         <w:r>
           <w:rPr>
             <w:rStyle w:val="Hyperlink"/>
@@ -3433,7 +3433,7 @@
         </w:rPr>
         <w:t xml:space="preserve">16　</w:t>
       </w:r>
-      <w:hyperlink w:history="1" r:id="rIdj8sa9mhk1olpwwdwrss4j">
+      <w:hyperlink w:history="1" r:id="rIdvhcu9kjmvwyjuoibtqcul">
         <w:r>
           <w:rPr>
             <w:rStyle w:val="Hyperlink"/>
@@ -5343,7 +5343,7 @@
         </w:rPr>
         <w:t xml:space="preserve">1　</w:t>
       </w:r>
-      <w:hyperlink w:history="1" r:id="rIdmcdxcioaqmtcgpuigpxft">
+      <w:hyperlink w:history="1" r:id="rIdpkpau5xs9kycu66qoe9xn">
         <w:r>
           <w:rPr>
             <w:rStyle w:val="Hyperlink"/>
@@ -5369,7 +5369,7 @@
         </w:rPr>
         <w:t xml:space="preserve">2　</w:t>
       </w:r>
-      <w:hyperlink w:history="1" r:id="rId2prbh3ogl7x_qncst6trh">
+      <w:hyperlink w:history="1" r:id="rIdf0_cxnrmykhbcvcnz8plw">
         <w:r>
           <w:rPr>
             <w:rStyle w:val="Hyperlink"/>
@@ -5395,7 +5395,7 @@
         </w:rPr>
         <w:t xml:space="preserve">3　</w:t>
       </w:r>
-      <w:hyperlink w:history="1" r:id="rIdvb4yvreselroc-svagxmj">
+      <w:hyperlink w:history="1" r:id="rId5z3dfvbegfrnoapmawk_i">
         <w:r>
           <w:rPr>
             <w:rStyle w:val="Hyperlink"/>
@@ -5421,7 +5421,7 @@
         </w:rPr>
         <w:t xml:space="preserve">4, 16　</w:t>
       </w:r>
-      <w:hyperlink w:history="1" r:id="rIdaa1zzi5bm-y50x7a8rqi2">
+      <w:hyperlink w:history="1" r:id="rId3_d59flm06mjcwkpthhrz">
         <w:r>
           <w:rPr>
             <w:rStyle w:val="Hyperlink"/>
@@ -5447,7 +5447,7 @@
         </w:rPr>
         <w:t xml:space="preserve">5　</w:t>
       </w:r>
-      <w:hyperlink w:history="1" r:id="rIdy5qvtbbhxuj2048by3cyl">
+      <w:hyperlink w:history="1" r:id="rIdi6jd5lloczu_pvxhz1rrx">
         <w:r>
           <w:rPr>
             <w:rStyle w:val="Hyperlink"/>
@@ -5473,7 +5473,7 @@
         </w:rPr>
         <w:t xml:space="preserve">6　</w:t>
       </w:r>
-      <w:hyperlink w:history="1" r:id="rId-msqlivg-xvr9su20gpeq">
+      <w:hyperlink w:history="1" r:id="rIdytwh5kjrhrmutyn7hxoc3">
         <w:r>
           <w:rPr>
             <w:rStyle w:val="Hyperlink"/>
@@ -5499,7 +5499,7 @@
         </w:rPr>
         <w:t xml:space="preserve">7, 9　</w:t>
       </w:r>
-      <w:hyperlink w:history="1" r:id="rIdlncnnq8dewusave6rvsxi">
+      <w:hyperlink w:history="1" r:id="rIdnimpctjjypj90mgk8btc_">
         <w:r>
           <w:rPr>
             <w:rStyle w:val="Hyperlink"/>
@@ -5525,7 +5525,7 @@
         </w:rPr>
         <w:t xml:space="preserve">8, 27　</w:t>
       </w:r>
-      <w:hyperlink w:history="1" r:id="rIdodwjkhwubaalrxqdskui9">
+      <w:hyperlink w:history="1" r:id="rId3p5xesdfxkvyepimjobxm">
         <w:r>
           <w:rPr>
             <w:rStyle w:val="Hyperlink"/>
@@ -5551,7 +5551,7 @@
         </w:rPr>
         <w:t xml:space="preserve">10　</w:t>
       </w:r>
-      <w:hyperlink w:history="1" r:id="rIderycinnl_wvx1uhqdtckp">
+      <w:hyperlink w:history="1" r:id="rIdt4yb-qfc0gba5qbzybhmg">
         <w:r>
           <w:rPr>
             <w:rStyle w:val="Hyperlink"/>
@@ -5577,7 +5577,7 @@
         </w:rPr>
         <w:t xml:space="preserve">11, 31　</w:t>
       </w:r>
-      <w:hyperlink w:history="1" r:id="rIdphfhegsmchefkptj1rryw">
+      <w:hyperlink w:history="1" r:id="rIdwh-dou24serwrgze1vlqt">
         <w:r>
           <w:rPr>
             <w:rStyle w:val="Hyperlink"/>
@@ -5603,7 +5603,7 @@
         </w:rPr>
         <w:t xml:space="preserve">12　</w:t>
       </w:r>
-      <w:hyperlink w:history="1" r:id="rIdw9wnf5c7lyu5w1gi8tqnn">
+      <w:hyperlink w:history="1" r:id="rIdr9c__pkzycedrgkgizcjw">
         <w:r>
           <w:rPr>
             <w:rStyle w:val="Hyperlink"/>
@@ -5629,7 +5629,7 @@
         </w:rPr>
         <w:t xml:space="preserve">13, 18　</w:t>
       </w:r>
-      <w:hyperlink w:history="1" r:id="rIdpbmmbzjtifx_drxr3absg">
+      <w:hyperlink w:history="1" r:id="rIdpr2je7vvkhsad5cdv_n71">
         <w:r>
           <w:rPr>
             <w:rStyle w:val="Hyperlink"/>
@@ -5655,7 +5655,7 @@
         </w:rPr>
         <w:t xml:space="preserve">14　</w:t>
       </w:r>
-      <w:hyperlink w:history="1" r:id="rIdelujepbew5jpxgmlpbowd">
+      <w:hyperlink w:history="1" r:id="rIdzvz9iciqchix-uvcxlv6h">
         <w:r>
           <w:rPr>
             <w:rStyle w:val="Hyperlink"/>
@@ -5681,7 +5681,7 @@
         </w:rPr>
         <w:t xml:space="preserve">15　</w:t>
       </w:r>
-      <w:hyperlink w:history="1" r:id="rIdvmiu0chqzs6azoc4-gzat">
+      <w:hyperlink w:history="1" r:id="rIdaynsiz3dvfo7ke2nbhapc">
         <w:r>
           <w:rPr>
             <w:rStyle w:val="Hyperlink"/>
@@ -5707,7 +5707,7 @@
         </w:rPr>
         <w:t xml:space="preserve">17　</w:t>
       </w:r>
-      <w:hyperlink w:history="1" r:id="rIdafeipd7q7jqsgwx00xhyb">
+      <w:hyperlink w:history="1" r:id="rIdgomttegmooykvabsuaqrw">
         <w:r>
           <w:rPr>
             <w:rStyle w:val="Hyperlink"/>
@@ -5733,7 +5733,7 @@
         </w:rPr>
         <w:t xml:space="preserve">19　</w:t>
       </w:r>
-      <w:hyperlink w:history="1" r:id="rIdzfsttgdnwnop-joaxm16j">
+      <w:hyperlink w:history="1" r:id="rIdxvis8ttssstleioyzqab8">
         <w:r>
           <w:rPr>
             <w:rStyle w:val="Hyperlink"/>
@@ -5759,7 +5759,7 @@
         </w:rPr>
         <w:t xml:space="preserve">20　</w:t>
       </w:r>
-      <w:hyperlink w:history="1" r:id="rIdtdb-lafazjw3xvzybuvxu">
+      <w:hyperlink w:history="1" r:id="rId3f0prwzxned7fc-2tnmop">
         <w:r>
           <w:rPr>
             <w:rStyle w:val="Hyperlink"/>
@@ -5785,7 +5785,7 @@
         </w:rPr>
         <w:t xml:space="preserve">21　</w:t>
       </w:r>
-      <w:hyperlink w:history="1" r:id="rIdjfrqrpwvgxgx_d5biqhnv">
+      <w:hyperlink w:history="1" r:id="rIdm06kz2oluqnvoeed9iur-">
         <w:r>
           <w:rPr>
             <w:rStyle w:val="Hyperlink"/>
@@ -5811,7 +5811,7 @@
         </w:rPr>
         <w:t xml:space="preserve">22　</w:t>
       </w:r>
-      <w:hyperlink w:history="1" r:id="rIdegx8zrrstjxobqlwuhj4e">
+      <w:hyperlink w:history="1" r:id="rIdigndoybbgljvnhudykj8s">
         <w:r>
           <w:rPr>
             <w:rStyle w:val="Hyperlink"/>
@@ -5837,7 +5837,7 @@
         </w:rPr>
         <w:t xml:space="preserve">23　</w:t>
       </w:r>
-      <w:hyperlink w:history="1" r:id="rIda55epeokmf3pv6pistvos">
+      <w:hyperlink w:history="1" r:id="rIdcxn03uomxzeqwdarcaefi">
         <w:r>
           <w:rPr>
             <w:rStyle w:val="Hyperlink"/>
@@ -5863,7 +5863,7 @@
         </w:rPr>
         <w:t xml:space="preserve">24　</w:t>
       </w:r>
-      <w:hyperlink w:history="1" r:id="rIdlmzlclryt2qclstt5-d1x">
+      <w:hyperlink w:history="1" r:id="rId8quxwabbp9e1m_psrryxz">
         <w:r>
           <w:rPr>
             <w:rStyle w:val="Hyperlink"/>
@@ -5889,7 +5889,7 @@
         </w:rPr>
         <w:t xml:space="preserve">25　</w:t>
       </w:r>
-      <w:hyperlink w:history="1" r:id="rId2v_emvqcuzznieply0ruo">
+      <w:hyperlink w:history="1" r:id="rIdxqwz-hmgm57cxzemgdqvf">
         <w:r>
           <w:rPr>
             <w:rStyle w:val="Hyperlink"/>
@@ -5915,7 +5915,7 @@
         </w:rPr>
         <w:t xml:space="preserve">26　</w:t>
       </w:r>
-      <w:hyperlink w:history="1" r:id="rIdh_hd57l7iu5mflegbmxop">
+      <w:hyperlink w:history="1" r:id="rId7rvkid7funqem6gyjhzow">
         <w:r>
           <w:rPr>
             <w:rStyle w:val="Hyperlink"/>
@@ -5941,7 +5941,7 @@
         </w:rPr>
         <w:t xml:space="preserve">28　</w:t>
       </w:r>
-      <w:hyperlink w:history="1" r:id="rIdnjpeiv351wkz7e6vbrulb">
+      <w:hyperlink w:history="1" r:id="rIdljx3rvbre9w1ea5mjv42a">
         <w:r>
           <w:rPr>
             <w:rStyle w:val="Hyperlink"/>
@@ -5967,7 +5967,7 @@
         </w:rPr>
         <w:t xml:space="preserve">29　</w:t>
       </w:r>
-      <w:hyperlink w:history="1" r:id="rIdzc6s4soiz-sakppdrumzj">
+      <w:hyperlink w:history="1" r:id="rIdyrtuervctbwgnlr2e2qhw">
         <w:r>
           <w:rPr>
             <w:rStyle w:val="Hyperlink"/>
@@ -5993,7 +5993,7 @@
         </w:rPr>
         <w:t xml:space="preserve">30　</w:t>
       </w:r>
-      <w:hyperlink w:history="1" r:id="rIdofvy6imyxk_qw__8rmcg0">
+      <w:hyperlink w:history="1" r:id="rIdqcdp7vep8urgrh5vsmhpp">
         <w:r>
           <w:rPr>
             <w:rStyle w:val="Hyperlink"/>
@@ -6019,7 +6019,7 @@
         </w:rPr>
         <w:t xml:space="preserve">32　</w:t>
       </w:r>
-      <w:hyperlink w:history="1" r:id="rIdtycuazi7z73kd4-31iroi">
+      <w:hyperlink w:history="1" r:id="rIdsjiqolojixucxxnikhsdh">
         <w:r>
           <w:rPr>
             <w:rStyle w:val="Hyperlink"/>
@@ -6045,7 +6045,7 @@
         </w:rPr>
         <w:t xml:space="preserve">33　</w:t>
       </w:r>
-      <w:hyperlink w:history="1" r:id="rIdsfmq8gpaetawwsdv-jtmd">
+      <w:hyperlink w:history="1" r:id="rIdobqm83-gcmnqjnktldbev">
         <w:r>
           <w:rPr>
             <w:rStyle w:val="Hyperlink"/>
@@ -6071,7 +6071,7 @@
         </w:rPr>
         <w:t xml:space="preserve">34　</w:t>
       </w:r>
-      <w:hyperlink w:history="1" r:id="rIdbtf6yahvuucpaaxvoz8cu">
+      <w:hyperlink w:history="1" r:id="rIdrja0mzpcowumbn46jxmfr">
         <w:r>
           <w:rPr>
             <w:rStyle w:val="Hyperlink"/>
@@ -6097,7 +6097,7 @@
         </w:rPr>
         <w:t xml:space="preserve">35, 39　</w:t>
       </w:r>
-      <w:hyperlink w:history="1" r:id="rIdc9xkdgjrp21kz16dylvyr">
+      <w:hyperlink w:history="1" r:id="rId4ul-9jusud3p28hhux-1j">
         <w:r>
           <w:rPr>
             <w:rStyle w:val="Hyperlink"/>
@@ -6123,7 +6123,7 @@
         </w:rPr>
         <w:t xml:space="preserve">36　</w:t>
       </w:r>
-      <w:hyperlink w:history="1" r:id="rIdhld3fsvqvtyqogasshgyy">
+      <w:hyperlink w:history="1" r:id="rIdoqibzoqzshszwp8j6c80g">
         <w:r>
           <w:rPr>
             <w:rStyle w:val="Hyperlink"/>
@@ -6149,7 +6149,7 @@
         </w:rPr>
         <w:t xml:space="preserve">37　</w:t>
       </w:r>
-      <w:hyperlink w:history="1" r:id="rId08wax5-9kjyijct8kdnqv">
+      <w:hyperlink w:history="1" r:id="rIdzpvshuz73u-zakngfvkhw">
         <w:r>
           <w:rPr>
             <w:rStyle w:val="Hyperlink"/>
@@ -6175,7 +6175,7 @@
         </w:rPr>
         <w:t xml:space="preserve">38　</w:t>
       </w:r>
-      <w:hyperlink w:history="1" r:id="rId9ji8mtahenqjzseelisip">
+      <w:hyperlink w:history="1" r:id="rIdvhu5h1pasyzdyv4l13o3v">
         <w:r>
           <w:rPr>
             <w:rStyle w:val="Hyperlink"/>
@@ -6201,7 +6201,7 @@
         </w:rPr>
         <w:t xml:space="preserve">40　</w:t>
       </w:r>
-      <w:hyperlink w:history="1" r:id="rIdeu7p9f6tkb6znwrpzvilp">
+      <w:hyperlink w:history="1" r:id="rIdwhgdl0f9h7lycx--icnub">
         <w:r>
           <w:rPr>
             <w:rStyle w:val="Hyperlink"/>
@@ -6227,7 +6227,7 @@
         </w:rPr>
         <w:t xml:space="preserve">41, 44　</w:t>
       </w:r>
-      <w:hyperlink w:history="1" r:id="rIdf6vqd9ofg7e7dfsqwkmxf">
+      <w:hyperlink w:history="1" r:id="rIdlvgmgubxs53q73ahkco83">
         <w:r>
           <w:rPr>
             <w:rStyle w:val="Hyperlink"/>
@@ -6253,7 +6253,7 @@
         </w:rPr>
         <w:t xml:space="preserve">42　</w:t>
       </w:r>
-      <w:hyperlink w:history="1" r:id="rIdpaof-rpx2gef4xtswaj8u">
+      <w:hyperlink w:history="1" r:id="rIdxb-8daxe-8a1i45ovaj_s">
         <w:r>
           <w:rPr>
             <w:rStyle w:val="Hyperlink"/>
@@ -6279,7 +6279,7 @@
         </w:rPr>
         <w:t xml:space="preserve">43　</w:t>
       </w:r>
-      <w:hyperlink w:history="1" r:id="rIdxud5qvoofvwjymdwl8cna">
+      <w:hyperlink w:history="1" r:id="rIdsqd9__hln6v-rzxc3tsrx">
         <w:r>
           <w:rPr>
             <w:rStyle w:val="Hyperlink"/>
@@ -8594,7 +8594,7 @@
         </w:rPr>
         <w:t xml:space="preserve">1　</w:t>
       </w:r>
-      <w:hyperlink w:history="1" r:id="rIduvt8ck-cxlltpmxojsf7m">
+      <w:hyperlink w:history="1" r:id="rId6kjkzsszhlzxo14nwi4za">
         <w:r>
           <w:rPr>
             <w:rStyle w:val="Hyperlink"/>
@@ -8620,7 +8620,7 @@
         </w:rPr>
         <w:t xml:space="preserve">2　</w:t>
       </w:r>
-      <w:hyperlink w:history="1" r:id="rId5tavec4g2nj2xbjef4qt_">
+      <w:hyperlink w:history="1" r:id="rIdg1fbx5tffeexkjlplfz8x">
         <w:r>
           <w:rPr>
             <w:rStyle w:val="Hyperlink"/>
@@ -8646,7 +8646,7 @@
         </w:rPr>
         <w:t xml:space="preserve">3　</w:t>
       </w:r>
-      <w:hyperlink w:history="1" r:id="rIdpgeyn1drsk1cjozain4di">
+      <w:hyperlink w:history="1" r:id="rIdfufl9x72ifzfkptnopvd3">
         <w:r>
           <w:rPr>
             <w:rStyle w:val="Hyperlink"/>
@@ -8672,7 +8672,7 @@
         </w:rPr>
         <w:t xml:space="preserve">4　</w:t>
       </w:r>
-      <w:hyperlink w:history="1" r:id="rIdit0drbz98ksb9svwlrlrq">
+      <w:hyperlink w:history="1" r:id="rIdsmndej_odga96esixpqcp">
         <w:r>
           <w:rPr>
             <w:rStyle w:val="Hyperlink"/>
@@ -8698,7 +8698,7 @@
         </w:rPr>
         <w:t xml:space="preserve">5　</w:t>
       </w:r>
-      <w:hyperlink w:history="1" r:id="rIdn_zbcytofx48zw4u9d53_">
+      <w:hyperlink w:history="1" r:id="rIdd31ofie3fy_nj8gyytvrg">
         <w:r>
           <w:rPr>
             <w:rStyle w:val="Hyperlink"/>
@@ -8724,7 +8724,7 @@
         </w:rPr>
         <w:t xml:space="preserve">6, 7　</w:t>
       </w:r>
-      <w:hyperlink w:history="1" r:id="rIdcttxgfvsx5dcimdrguqwv">
+      <w:hyperlink w:history="1" r:id="rIdqeiwhx5-utz7l8k7glw_k">
         <w:r>
           <w:rPr>
             <w:rStyle w:val="Hyperlink"/>
@@ -8750,7 +8750,7 @@
         </w:rPr>
         <w:t xml:space="preserve">8　</w:t>
       </w:r>
-      <w:hyperlink w:history="1" r:id="rIdd0pahfnf9ij8yqzi9-j77">
+      <w:hyperlink w:history="1" r:id="rIdcbziurhvuoryo42zglj-m">
         <w:r>
           <w:rPr>
             <w:rStyle w:val="Hyperlink"/>
@@ -8776,7 +8776,7 @@
         </w:rPr>
         <w:t xml:space="preserve">9　</w:t>
       </w:r>
-      <w:hyperlink w:history="1" r:id="rIdfbpael8dlyb1zllpeeyze">
+      <w:hyperlink w:history="1" r:id="rIdme1fp4zskgk1exc2xefuo">
         <w:r>
           <w:rPr>
             <w:rStyle w:val="Hyperlink"/>
@@ -8802,7 +8802,7 @@
         </w:rPr>
         <w:t xml:space="preserve">10　</w:t>
       </w:r>
-      <w:hyperlink w:history="1" r:id="rIdg1dtlhv2uysv_bq7kvula">
+      <w:hyperlink w:history="1" r:id="rIdewu1cxh0otzk_j89io2oi">
         <w:r>
           <w:rPr>
             <w:rStyle w:val="Hyperlink"/>
@@ -8828,7 +8828,7 @@
         </w:rPr>
         <w:t xml:space="preserve">11　</w:t>
       </w:r>
-      <w:hyperlink w:history="1" r:id="rIdh6ft42ob3yam50gtmnltm">
+      <w:hyperlink w:history="1" r:id="rIdy2mszq2z_tgzbtg34sbao">
         <w:r>
           <w:rPr>
             <w:rStyle w:val="Hyperlink"/>
@@ -8854,7 +8854,7 @@
         </w:rPr>
         <w:t xml:space="preserve">12　</w:t>
       </w:r>
-      <w:hyperlink w:history="1" r:id="rIdcyyewlln914mbcpyd7p9q">
+      <w:hyperlink w:history="1" r:id="rIdc9tyb1rd7vnp5xbghbpsh">
         <w:r>
           <w:rPr>
             <w:rStyle w:val="Hyperlink"/>
@@ -8880,7 +8880,7 @@
         </w:rPr>
         <w:t xml:space="preserve">13　</w:t>
       </w:r>
-      <w:hyperlink w:history="1" r:id="rIdrevzakx7rfsqy8ljpcnul">
+      <w:hyperlink w:history="1" r:id="rIdhjpazvbfn8qge76ajliiw">
         <w:r>
           <w:rPr>
             <w:rStyle w:val="Hyperlink"/>
@@ -8906,7 +8906,7 @@
         </w:rPr>
         <w:t xml:space="preserve">14　</w:t>
       </w:r>
-      <w:hyperlink w:history="1" r:id="rIdwuk6d1wpt2cewbseidlia">
+      <w:hyperlink w:history="1" r:id="rIdn0x-qw-07zewwwml7fh5m">
         <w:r>
           <w:rPr>
             <w:rStyle w:val="Hyperlink"/>
@@ -8932,7 +8932,7 @@
         </w:rPr>
         <w:t xml:space="preserve">15　</w:t>
       </w:r>
-      <w:hyperlink w:history="1" r:id="rId1n46fktz259h2krgub1_e">
+      <w:hyperlink w:history="1" r:id="rIdpaq_p-pj9ndxlyph6ju0k">
         <w:r>
           <w:rPr>
             <w:rStyle w:val="Hyperlink"/>
@@ -8958,7 +8958,7 @@
         </w:rPr>
         <w:t xml:space="preserve">16　</w:t>
       </w:r>
-      <w:hyperlink w:history="1" r:id="rIdnwoirns9tsr4icyaj9zgd">
+      <w:hyperlink w:history="1" r:id="rIdu0chjipdk2j0cjf_5yxz0">
         <w:r>
           <w:rPr>
             <w:rStyle w:val="Hyperlink"/>
@@ -8984,7 +8984,7 @@
         </w:rPr>
         <w:t xml:space="preserve">17　</w:t>
       </w:r>
-      <w:hyperlink w:history="1" r:id="rIdlykhbt33hjb-y0jxn7_jx">
+      <w:hyperlink w:history="1" r:id="rIdow6009tzleqftoln63e81">
         <w:r>
           <w:rPr>
             <w:rStyle w:val="Hyperlink"/>
@@ -9010,7 +9010,7 @@
         </w:rPr>
         <w:t xml:space="preserve">18　</w:t>
       </w:r>
-      <w:hyperlink w:history="1" r:id="rIdf_9exxfxlxjn8fahzhuv9">
+      <w:hyperlink w:history="1" r:id="rIdeytym_rosntxcvzdekajw">
         <w:r>
           <w:rPr>
             <w:rStyle w:val="Hyperlink"/>
@@ -9036,7 +9036,7 @@
         </w:rPr>
         <w:t xml:space="preserve">19, 20　</w:t>
       </w:r>
-      <w:hyperlink w:history="1" r:id="rIdyovkn-tozq6qxq7mizvum">
+      <w:hyperlink w:history="1" r:id="rIdymq5yjbftk_kksctl0j6t">
         <w:r>
           <w:rPr>
             <w:rStyle w:val="Hyperlink"/>
@@ -9062,7 +9062,7 @@
         </w:rPr>
         <w:t xml:space="preserve">21　</w:t>
       </w:r>
-      <w:hyperlink w:history="1" r:id="rId8a7mfhzzrhycdezioyisx">
+      <w:hyperlink w:history="1" r:id="rIdvmjf_flma7tcshwvv7dd-">
         <w:r>
           <w:rPr>
             <w:rStyle w:val="Hyperlink"/>
@@ -9088,7 +9088,7 @@
         </w:rPr>
         <w:t xml:space="preserve">22　</w:t>
       </w:r>
-      <w:hyperlink w:history="1" r:id="rIdo60fsl7wevkbmkzyipnmf">
+      <w:hyperlink w:history="1" r:id="rIdmrw4vgh8cy8lcmzbl1wpz">
         <w:r>
           <w:rPr>
             <w:rStyle w:val="Hyperlink"/>
@@ -9114,7 +9114,7 @@
         </w:rPr>
         <w:t xml:space="preserve">23　</w:t>
       </w:r>
-      <w:hyperlink w:history="1" r:id="rIduunn4f3aqjwuujlqqxymi">
+      <w:hyperlink w:history="1" r:id="rIdi9san8p383rgxii7mqfhl">
         <w:r>
           <w:rPr>
             <w:rStyle w:val="Hyperlink"/>
@@ -9140,7 +9140,7 @@
         </w:rPr>
         <w:t xml:space="preserve">24　</w:t>
       </w:r>
-      <w:hyperlink w:history="1" r:id="rIdmxw8efutndiwebr7in4jk">
+      <w:hyperlink w:history="1" r:id="rIdesoarziotlypv9yof_kaa">
         <w:r>
           <w:rPr>
             <w:rStyle w:val="Hyperlink"/>
@@ -11362,7 +11362,7 @@
         </w:rPr>
         <w:t xml:space="preserve">1, 5　</w:t>
       </w:r>
-      <w:hyperlink w:history="1" r:id="rIdvwel0cf2vw9hrxesmvej4">
+      <w:hyperlink w:history="1" r:id="rIdhbnwm8b6l--ev4fddvwag">
         <w:r>
           <w:rPr>
             <w:rStyle w:val="Hyperlink"/>
@@ -11388,7 +11388,7 @@
         </w:rPr>
         <w:t xml:space="preserve">2, 3　</w:t>
       </w:r>
-      <w:hyperlink w:history="1" r:id="rIdmn0z1hsrbwilu1cxt0gzh">
+      <w:hyperlink w:history="1" r:id="rIdenlshwmsdfzgnnoa1vrd7">
         <w:r>
           <w:rPr>
             <w:rStyle w:val="Hyperlink"/>
@@ -11414,7 +11414,7 @@
         </w:rPr>
         <w:t xml:space="preserve">4　</w:t>
       </w:r>
-      <w:hyperlink w:history="1" r:id="rIdfwjwp89d_7d1argz0pc2o">
+      <w:hyperlink w:history="1" r:id="rIdllrtthhq3jhhmwntfo1hi">
         <w:r>
           <w:rPr>
             <w:rStyle w:val="Hyperlink"/>
@@ -11440,7 +11440,7 @@
         </w:rPr>
         <w:t xml:space="preserve">6, 7　</w:t>
       </w:r>
-      <w:hyperlink w:history="1" r:id="rIdpjzw3hipeuxwwbarjv9vl">
+      <w:hyperlink w:history="1" r:id="rIdzhh7ysilgowfoiit48dd2">
         <w:r>
           <w:rPr>
             <w:rStyle w:val="Hyperlink"/>
@@ -11466,7 +11466,7 @@
         </w:rPr>
         <w:t xml:space="preserve">8　</w:t>
       </w:r>
-      <w:hyperlink w:history="1" r:id="rIdwgbdyku2qphlj58is51jx">
+      <w:hyperlink w:history="1" r:id="rIdx4eq5zcg98ypamcw36wh7">
         <w:r>
           <w:rPr>
             <w:rStyle w:val="Hyperlink"/>
@@ -11492,7 +11492,7 @@
         </w:rPr>
         <w:t xml:space="preserve">9, 10　</w:t>
       </w:r>
-      <w:hyperlink w:history="1" r:id="rIdits4cobdlzxjsueeozpsh">
+      <w:hyperlink w:history="1" r:id="rIdtefi0sqw0kc55ieijoh_d">
         <w:r>
           <w:rPr>
             <w:rStyle w:val="Hyperlink"/>
@@ -11518,7 +11518,7 @@
         </w:rPr>
         <w:t xml:space="preserve">11　</w:t>
       </w:r>
-      <w:hyperlink w:history="1" r:id="rIdnng-8n1swugkf9ybdr-pq">
+      <w:hyperlink w:history="1" r:id="rIdqpkdq5sct7iwbh1tk6dgp">
         <w:r>
           <w:rPr>
             <w:rStyle w:val="Hyperlink"/>
@@ -11544,7 +11544,7 @@
         </w:rPr>
         <w:t xml:space="preserve">12　</w:t>
       </w:r>
-      <w:hyperlink w:history="1" r:id="rId0glclocl50ngvrihzabsz">
+      <w:hyperlink w:history="1" r:id="rIdavs4svmkreuoirgefzfw3">
         <w:r>
           <w:rPr>
             <w:rStyle w:val="Hyperlink"/>
@@ -11570,7 +11570,7 @@
         </w:rPr>
         <w:t xml:space="preserve">13　</w:t>
       </w:r>
-      <w:hyperlink w:history="1" r:id="rId6phbqxoe0jmfnoi2png6s">
+      <w:hyperlink w:history="1" r:id="rIdolgpodaxegv4dzosvkdzu">
         <w:r>
           <w:rPr>
             <w:rStyle w:val="Hyperlink"/>
@@ -11596,7 +11596,7 @@
         </w:rPr>
         <w:t xml:space="preserve">14　</w:t>
       </w:r>
-      <w:hyperlink w:history="1" r:id="rIdavn7fgrm2nbbekcq_vz3f">
+      <w:hyperlink w:history="1" r:id="rIdop8ta_rbpyeiqajfa1h8f">
         <w:r>
           <w:rPr>
             <w:rStyle w:val="Hyperlink"/>
@@ -11622,7 +11622,7 @@
         </w:rPr>
         <w:t xml:space="preserve">15, 17　</w:t>
       </w:r>
-      <w:hyperlink w:history="1" r:id="rIdrd1yl-2gnpqgefvlrvg4k">
+      <w:hyperlink w:history="1" r:id="rIdg3i_spmost1q04himfin8">
         <w:r>
           <w:rPr>
             <w:rStyle w:val="Hyperlink"/>
@@ -11648,7 +11648,7 @@
         </w:rPr>
         <w:t xml:space="preserve">16　</w:t>
       </w:r>
-      <w:hyperlink w:history="1" r:id="rIdjlsedspnkd7h6qcmxkghr">
+      <w:hyperlink w:history="1" r:id="rIdenc4aw4_ndidxeoshlmsb">
         <w:r>
           <w:rPr>
             <w:rStyle w:val="Hyperlink"/>
@@ -11674,7 +11674,7 @@
         </w:rPr>
         <w:t xml:space="preserve">18　</w:t>
       </w:r>
-      <w:hyperlink w:history="1" r:id="rIdsjqitjv4v8y0pu9dt0hja">
+      <w:hyperlink w:history="1" r:id="rIdbmur-fkcag0e8hx5q9oze">
         <w:r>
           <w:rPr>
             <w:rStyle w:val="Hyperlink"/>
@@ -11700,7 +11700,7 @@
         </w:rPr>
         <w:t xml:space="preserve">19　</w:t>
       </w:r>
-      <w:hyperlink w:history="1" r:id="rId28i9od2c9fq-q4vzxubqw">
+      <w:hyperlink w:history="1" r:id="rIduxphfmpfyai8xc5rnjjxy">
         <w:r>
           <w:rPr>
             <w:rStyle w:val="Hyperlink"/>
@@ -11726,7 +11726,7 @@
         </w:rPr>
         <w:t xml:space="preserve">20　</w:t>
       </w:r>
-      <w:hyperlink w:history="1" r:id="rIdmeireyt4t7cb4vtzqtzlh">
+      <w:hyperlink w:history="1" r:id="rId0gozpvcaztcit_ltrekug">
         <w:r>
           <w:rPr>
             <w:rStyle w:val="Hyperlink"/>
@@ -11752,7 +11752,7 @@
         </w:rPr>
         <w:t xml:space="preserve">21　</w:t>
       </w:r>
-      <w:hyperlink w:history="1" r:id="rIdbsgxgfpzypc2go_3ohauq">
+      <w:hyperlink w:history="1" r:id="rIdqcrqanx5qzdj-uvznjzhq">
         <w:r>
           <w:rPr>
             <w:rStyle w:val="Hyperlink"/>
@@ -11778,7 +11778,7 @@
         </w:rPr>
         <w:t xml:space="preserve">22　</w:t>
       </w:r>
-      <w:hyperlink w:history="1" r:id="rIdwqc1uubwiieym8qznc7bz">
+      <w:hyperlink w:history="1" r:id="rIdl2iulbjpdfkiydyin55wx">
         <w:r>
           <w:rPr>
             <w:rStyle w:val="Hyperlink"/>
@@ -11804,7 +11804,7 @@
         </w:rPr>
         <w:t xml:space="preserve">23　</w:t>
       </w:r>
-      <w:hyperlink w:history="1" r:id="rIdd_rmurtfwuajxbcupstov">
+      <w:hyperlink w:history="1" r:id="rIdlynufe8-s9cvekah59jil">
         <w:r>
           <w:rPr>
             <w:rStyle w:val="Hyperlink"/>
@@ -11830,7 +11830,7 @@
         </w:rPr>
         <w:t xml:space="preserve">24　</w:t>
       </w:r>
-      <w:hyperlink w:history="1" r:id="rIdd_qfnq5iq4_awxs1ddz6b">
+      <w:hyperlink w:history="1" r:id="rIdrfstfjatikh0kpdlzka0v">
         <w:r>
           <w:rPr>
             <w:rStyle w:val="Hyperlink"/>
@@ -11856,7 +11856,7 @@
         </w:rPr>
         <w:t xml:space="preserve">25　</w:t>
       </w:r>
-      <w:hyperlink w:history="1" r:id="rIdw5qbxzdnp4ea_b3re0wv7">
+      <w:hyperlink w:history="1" r:id="rIdr5thylqwm_jtag4vwfxml">
         <w:r>
           <w:rPr>
             <w:rStyle w:val="Hyperlink"/>
@@ -12991,7 +12991,7 @@
         </w:rPr>
         <w:t xml:space="preserve">1　</w:t>
       </w:r>
-      <w:hyperlink w:history="1" r:id="rIdgefzxgpvzyd4gq8ubjpjk">
+      <w:hyperlink w:history="1" r:id="rIdhzasqrksjxfalthkmkkld">
         <w:r>
           <w:rPr>
             <w:rStyle w:val="Hyperlink"/>
@@ -13017,7 +13017,7 @@
         </w:rPr>
         <w:t xml:space="preserve">2, 3　</w:t>
       </w:r>
-      <w:hyperlink w:history="1" r:id="rId8e4ncxfx_aohwx49ho2e5">
+      <w:hyperlink w:history="1" r:id="rIdiaui-xm9sfxb2q7gz1taq">
         <w:r>
           <w:rPr>
             <w:rStyle w:val="Hyperlink"/>
@@ -13043,7 +13043,7 @@
         </w:rPr>
         <w:t xml:space="preserve">4　</w:t>
       </w:r>
-      <w:hyperlink w:history="1" r:id="rIdbnhg4xysrgqsdpjqw27k8">
+      <w:hyperlink w:history="1" r:id="rIdfohdapnomov77vvyoatx4">
         <w:r>
           <w:rPr>
             <w:rStyle w:val="Hyperlink"/>
@@ -13069,7 +13069,7 @@
         </w:rPr>
         <w:t xml:space="preserve">5　</w:t>
       </w:r>
-      <w:hyperlink w:history="1" r:id="rIdm10mcma2f9mtaubot_shx">
+      <w:hyperlink w:history="1" r:id="rIdppfe0miru-n23vsqpfbsc">
         <w:r>
           <w:rPr>
             <w:rStyle w:val="Hyperlink"/>
@@ -13095,7 +13095,7 @@
         </w:rPr>
         <w:t xml:space="preserve">6　</w:t>
       </w:r>
-      <w:hyperlink w:history="1" r:id="rIddfqiaqlmmennhc5ab29il">
+      <w:hyperlink w:history="1" r:id="rIdc2fpthpbqi0iksvbmneo-">
         <w:r>
           <w:rPr>
             <w:rStyle w:val="Hyperlink"/>
@@ -13121,7 +13121,7 @@
         </w:rPr>
         <w:t xml:space="preserve">7, 19　</w:t>
       </w:r>
-      <w:hyperlink w:history="1" r:id="rIdbsk4lykend2vhhbxob8ot">
+      <w:hyperlink w:history="1" r:id="rIdpu894lrb9ygpiyjhii0th">
         <w:r>
           <w:rPr>
             <w:rStyle w:val="Hyperlink"/>
@@ -13147,7 +13147,7 @@
         </w:rPr>
         <w:t xml:space="preserve">8　</w:t>
       </w:r>
-      <w:hyperlink w:history="1" r:id="rIdxsc87b21fwnqj1r9fbqeu">
+      <w:hyperlink w:history="1" r:id="rIdioyukmyvxymzzy9bqhwj_">
         <w:r>
           <w:rPr>
             <w:rStyle w:val="Hyperlink"/>
@@ -13173,7 +13173,7 @@
         </w:rPr>
         <w:t xml:space="preserve">9　</w:t>
       </w:r>
-      <w:hyperlink w:history="1" r:id="rId31nyb1yt_jfkzeah35up9">
+      <w:hyperlink w:history="1" r:id="rIdxfrvtxz_4ypzv5lrxqt9l">
         <w:r>
           <w:rPr>
             <w:rStyle w:val="Hyperlink"/>
@@ -13199,7 +13199,7 @@
         </w:rPr>
         <w:t xml:space="preserve">10　</w:t>
       </w:r>
-      <w:hyperlink w:history="1" r:id="rIdxo7fv35g8fxzkzm_r1ina">
+      <w:hyperlink w:history="1" r:id="rIdnuueg89rft9quyctcbxhm">
         <w:r>
           <w:rPr>
             <w:rStyle w:val="Hyperlink"/>
@@ -13225,7 +13225,7 @@
         </w:rPr>
         <w:t xml:space="preserve">11　</w:t>
       </w:r>
-      <w:hyperlink w:history="1" r:id="rIdwl3k__tzbxxjn7spepbji">
+      <w:hyperlink w:history="1" r:id="rId9kal6nt8wddf7lwzjtj4e">
         <w:r>
           <w:rPr>
             <w:rStyle w:val="Hyperlink"/>
@@ -13251,7 +13251,7 @@
         </w:rPr>
         <w:t xml:space="preserve">12　</w:t>
       </w:r>
-      <w:hyperlink w:history="1" r:id="rIdwx-c4icaks3l2ma3lbr3p">
+      <w:hyperlink w:history="1" r:id="rId82z1qfsdutso6yndithrc">
         <w:r>
           <w:rPr>
             <w:rStyle w:val="Hyperlink"/>
@@ -13277,7 +13277,7 @@
         </w:rPr>
         <w:t xml:space="preserve">13　</w:t>
       </w:r>
-      <w:hyperlink w:history="1" r:id="rIdrzxylzizakcegafjlo0pl">
+      <w:hyperlink w:history="1" r:id="rIdu3ivjxeqyj4_a93nznxc1">
         <w:r>
           <w:rPr>
             <w:rStyle w:val="Hyperlink"/>
@@ -13303,7 +13303,7 @@
         </w:rPr>
         <w:t xml:space="preserve">14　</w:t>
       </w:r>
-      <w:hyperlink w:history="1" r:id="rIdbfbauchhu3dln7g9_ptae">
+      <w:hyperlink w:history="1" r:id="rId30n5-rffxx7ucs5woblzk">
         <w:r>
           <w:rPr>
             <w:rStyle w:val="Hyperlink"/>
@@ -13329,7 +13329,7 @@
         </w:rPr>
         <w:t xml:space="preserve">15　</w:t>
       </w:r>
-      <w:hyperlink w:history="1" r:id="rIdszrwpe-syx48bspaj6hhi">
+      <w:hyperlink w:history="1" r:id="rIdccbiigrp2flxehwjgexgy">
         <w:r>
           <w:rPr>
             <w:rStyle w:val="Hyperlink"/>
@@ -13355,7 +13355,7 @@
         </w:rPr>
         <w:t xml:space="preserve">16　</w:t>
       </w:r>
-      <w:hyperlink w:history="1" r:id="rId2wflxcrxfnjok3qnhtvhm">
+      <w:hyperlink w:history="1" r:id="rIdb4pbol1xk9fjw4dtc1pwq">
         <w:r>
           <w:rPr>
             <w:rStyle w:val="Hyperlink"/>
@@ -13381,7 +13381,7 @@
         </w:rPr>
         <w:t xml:space="preserve">17　</w:t>
       </w:r>
-      <w:hyperlink w:history="1" r:id="rId6igzhcq6ccbfzr5ziulb2">
+      <w:hyperlink w:history="1" r:id="rIdoouqkcrtxqz9zpv3qtkni">
         <w:r>
           <w:rPr>
             <w:rStyle w:val="Hyperlink"/>
@@ -13407,7 +13407,7 @@
         </w:rPr>
         <w:t xml:space="preserve">18　</w:t>
       </w:r>
-      <w:hyperlink w:history="1" r:id="rIdlgm5gqklkq7xkwmq3ptxj">
+      <w:hyperlink w:history="1" r:id="rIdvjylmmjouoau8e6c7apks">
         <w:r>
           <w:rPr>
             <w:rStyle w:val="Hyperlink"/>
@@ -13433,7 +13433,7 @@
         </w:rPr>
         <w:t xml:space="preserve">20, 21　</w:t>
       </w:r>
-      <w:hyperlink w:history="1" r:id="rIddrdb-psilfvcvwgrdd4ie">
+      <w:hyperlink w:history="1" r:id="rId3k0tn18ayjvcvz5si6bpy">
         <w:r>
           <w:rPr>
             <w:rStyle w:val="Hyperlink"/>
@@ -13459,7 +13459,7 @@
         </w:rPr>
         <w:t xml:space="preserve">22　</w:t>
       </w:r>
-      <w:hyperlink w:history="1" r:id="rIdj60to2qy5fn8umsc7b1so">
+      <w:hyperlink w:history="1" r:id="rIdnccakxpqiingcobelrjk0">
         <w:r>
           <w:rPr>
             <w:rStyle w:val="Hyperlink"/>
@@ -16123,7 +16123,7 @@
         </w:rPr>
         <w:t xml:space="preserve">1　</w:t>
       </w:r>
-      <w:hyperlink w:history="1" r:id="rIdlkn3lfwkixwvit_zobfww">
+      <w:hyperlink w:history="1" r:id="rIdrofuxhha6w-wkhdxdzmq1">
         <w:r>
           <w:rPr>
             <w:rStyle w:val="Hyperlink"/>
@@ -16149,7 +16149,7 @@
         </w:rPr>
         <w:t xml:space="preserve">2, 21　</w:t>
       </w:r>
-      <w:hyperlink w:history="1" r:id="rIdxvuuaekhm8n9iqwxlk5kt">
+      <w:hyperlink w:history="1" r:id="rIdpadum4oapxoe6rvnnngjc">
         <w:r>
           <w:rPr>
             <w:rStyle w:val="Hyperlink"/>
@@ -16175,7 +16175,7 @@
         </w:rPr>
         <w:t xml:space="preserve">3, 4　</w:t>
       </w:r>
-      <w:hyperlink w:history="1" r:id="rIdsgkyou4gqatxyp5ixpzw-">
+      <w:hyperlink w:history="1" r:id="rId_4rx5ds8czhuukfv4z7o9">
         <w:r>
           <w:rPr>
             <w:rStyle w:val="Hyperlink"/>
@@ -16201,7 +16201,7 @@
         </w:rPr>
         <w:t xml:space="preserve">5　</w:t>
       </w:r>
-      <w:hyperlink w:history="1" r:id="rIda_xzklzlqnff3brnvygwo">
+      <w:hyperlink w:history="1" r:id="rIdqx8wfytbzetzacnl3kyfv">
         <w:r>
           <w:rPr>
             <w:rStyle w:val="Hyperlink"/>
@@ -16227,7 +16227,7 @@
         </w:rPr>
         <w:t xml:space="preserve">6　</w:t>
       </w:r>
-      <w:hyperlink w:history="1" r:id="rIdbacqowkeibqi6v3jwjtqv">
+      <w:hyperlink w:history="1" r:id="rId7jut0wvznzotpfggxvphp">
         <w:r>
           <w:rPr>
             <w:rStyle w:val="Hyperlink"/>
@@ -16253,7 +16253,7 @@
         </w:rPr>
         <w:t xml:space="preserve">7　</w:t>
       </w:r>
-      <w:hyperlink w:history="1" r:id="rIdfiaahqomydyp5xn12spun">
+      <w:hyperlink w:history="1" r:id="rIdbxhxo3uqooulqizgo7a7z">
         <w:r>
           <w:rPr>
             <w:rStyle w:val="Hyperlink"/>
@@ -16279,7 +16279,7 @@
         </w:rPr>
         <w:t xml:space="preserve">8　</w:t>
       </w:r>
-      <w:hyperlink w:history="1" r:id="rIdnd0q-v2a34kt6ilbxzkh6">
+      <w:hyperlink w:history="1" r:id="rIdywsxlfxs0ir2ae1nluife">
         <w:r>
           <w:rPr>
             <w:rStyle w:val="Hyperlink"/>
@@ -16305,7 +16305,7 @@
         </w:rPr>
         <w:t xml:space="preserve">9　</w:t>
       </w:r>
-      <w:hyperlink w:history="1" r:id="rIdactdeedgofeb7izreafpx">
+      <w:hyperlink w:history="1" r:id="rIdipcl0alldaghjkyvrt7z7">
         <w:r>
           <w:rPr>
             <w:rStyle w:val="Hyperlink"/>
@@ -16331,7 +16331,7 @@
         </w:rPr>
         <w:t xml:space="preserve">10, 11　</w:t>
       </w:r>
-      <w:hyperlink w:history="1" r:id="rIdxrdnry7_uxf6rkyrxyhr1">
+      <w:hyperlink w:history="1" r:id="rIdbylvm3t6wigqwmrqmyx7c">
         <w:r>
           <w:rPr>
             <w:rStyle w:val="Hyperlink"/>
@@ -16357,7 +16357,7 @@
         </w:rPr>
         <w:t xml:space="preserve">12　</w:t>
       </w:r>
-      <w:hyperlink w:history="1" r:id="rIdhtjug1iy8wafjyawv1am0">
+      <w:hyperlink w:history="1" r:id="rIdg9gim6ymyeyq7omdtzwvk">
         <w:r>
           <w:rPr>
             <w:rStyle w:val="Hyperlink"/>
@@ -16383,7 +16383,7 @@
         </w:rPr>
         <w:t xml:space="preserve">13, 14　</w:t>
       </w:r>
-      <w:hyperlink w:history="1" r:id="rIdiuhkm3f-ozlj9lfl4yanr">
+      <w:hyperlink w:history="1" r:id="rIdosujh7v3ir0wbyo--b316">
         <w:r>
           <w:rPr>
             <w:rStyle w:val="Hyperlink"/>
@@ -16409,7 +16409,7 @@
         </w:rPr>
         <w:t xml:space="preserve">15　</w:t>
       </w:r>
-      <w:hyperlink w:history="1" r:id="rIdss8z_sfavgkqlucpgmjkc">
+      <w:hyperlink w:history="1" r:id="rIdjfplydsunnbql0tjzylaz">
         <w:r>
           <w:rPr>
             <w:rStyle w:val="Hyperlink"/>
@@ -16435,7 +16435,7 @@
         </w:rPr>
         <w:t xml:space="preserve">16　</w:t>
       </w:r>
-      <w:hyperlink w:history="1" r:id="rIdv_iykml5hyf383rf6hav-">
+      <w:hyperlink w:history="1" r:id="rIdkdycojvol6ogkwgmqxi2e">
         <w:r>
           <w:rPr>
             <w:rStyle w:val="Hyperlink"/>
@@ -16461,7 +16461,7 @@
         </w:rPr>
         <w:t xml:space="preserve">17, 18　</w:t>
       </w:r>
-      <w:hyperlink w:history="1" r:id="rIdd9vosoqjiy42zwnypmyri">
+      <w:hyperlink w:history="1" r:id="rIdiegztiiffwrgfel00u8oz">
         <w:r>
           <w:rPr>
             <w:rStyle w:val="Hyperlink"/>
@@ -16487,7 +16487,7 @@
         </w:rPr>
         <w:t xml:space="preserve">19　</w:t>
       </w:r>
-      <w:hyperlink w:history="1" r:id="rIdcym5djbi-81qe741me1ky">
+      <w:hyperlink w:history="1" r:id="rIdu13ddpa7txjgostudwvis">
         <w:r>
           <w:rPr>
             <w:rStyle w:val="Hyperlink"/>
@@ -16513,7 +16513,7 @@
         </w:rPr>
         <w:t xml:space="preserve">20　</w:t>
       </w:r>
-      <w:hyperlink w:history="1" r:id="rIdn13p7seyslbgfyylq4b2h">
+      <w:hyperlink w:history="1" r:id="rIddndppex2evzwoouyklc-l">
         <w:r>
           <w:rPr>
             <w:rStyle w:val="Hyperlink"/>
@@ -17580,7 +17580,7 @@
         </w:rPr>
         <w:t xml:space="preserve">1　</w:t>
       </w:r>
-      <w:hyperlink w:history="1" r:id="rId_dwm9so4oasw8lfzvxim5">
+      <w:hyperlink w:history="1" r:id="rIdyhcd6ojrmjxlbmyk1kcjr">
         <w:r>
           <w:rPr>
             <w:rStyle w:val="Hyperlink"/>
@@ -17606,7 +17606,7 @@
         </w:rPr>
         <w:t xml:space="preserve">2　</w:t>
       </w:r>
-      <w:hyperlink w:history="1" r:id="rIdgu5gi61th1y8rl8g_l1ff">
+      <w:hyperlink w:history="1" r:id="rIdgsdrst-gimdi9gmi47-mh">
         <w:r>
           <w:rPr>
             <w:rStyle w:val="Hyperlink"/>
@@ -17632,7 +17632,7 @@
         </w:rPr>
         <w:t xml:space="preserve">3, 7, 8　</w:t>
       </w:r>
-      <w:hyperlink w:history="1" r:id="rIdhlqsni57bb9z-pbgf0ynt">
+      <w:hyperlink w:history="1" r:id="rIdqnqwhrfjhtwp1vzckf2qb">
         <w:r>
           <w:rPr>
             <w:rStyle w:val="Hyperlink"/>
@@ -17658,7 +17658,7 @@
         </w:rPr>
         <w:t xml:space="preserve">4　</w:t>
       </w:r>
-      <w:hyperlink w:history="1" r:id="rIdntl7go7cjvgkvbgny5rid">
+      <w:hyperlink w:history="1" r:id="rIdb36uuzsgeeq0hc-f8tpb0">
         <w:r>
           <w:rPr>
             <w:rStyle w:val="Hyperlink"/>
@@ -17684,7 +17684,7 @@
         </w:rPr>
         <w:t xml:space="preserve">5, 12　</w:t>
       </w:r>
-      <w:hyperlink w:history="1" r:id="rIdw9sfyc0ne14gncuakqq0g">
+      <w:hyperlink w:history="1" r:id="rIdp3tmziosqw-hb9jextbs4">
         <w:r>
           <w:rPr>
             <w:rStyle w:val="Hyperlink"/>
@@ -17710,7 +17710,7 @@
         </w:rPr>
         <w:t xml:space="preserve">6　</w:t>
       </w:r>
-      <w:hyperlink w:history="1" r:id="rIdchkldruxkb1z4rhrlzrrp">
+      <w:hyperlink w:history="1" r:id="rIdjhrscd9ymc2kzw0ug8i1_">
         <w:r>
           <w:rPr>
             <w:rStyle w:val="Hyperlink"/>
@@ -17736,7 +17736,7 @@
         </w:rPr>
         <w:t xml:space="preserve">9, 14　</w:t>
       </w:r>
-      <w:hyperlink w:history="1" r:id="rIdk4ukd9q4mxqevl0dbxucr">
+      <w:hyperlink w:history="1" r:id="rIdchha_hqabvhdtyijfudwh">
         <w:r>
           <w:rPr>
             <w:rStyle w:val="Hyperlink"/>
@@ -17762,7 +17762,7 @@
         </w:rPr>
         <w:t xml:space="preserve">10, 11　</w:t>
       </w:r>
-      <w:hyperlink w:history="1" r:id="rIdxlpuvolaj1eoi26gzae9q">
+      <w:hyperlink w:history="1" r:id="rIdfcpecvcq7yq5ew93dkzbm">
         <w:r>
           <w:rPr>
             <w:rStyle w:val="Hyperlink"/>
@@ -17788,7 +17788,7 @@
         </w:rPr>
         <w:t xml:space="preserve">13　</w:t>
       </w:r>
-      <w:hyperlink w:history="1" r:id="rId-ogcj3bizu3xws-ufapjj">
+      <w:hyperlink w:history="1" r:id="rIdmf_oaqp2kkxqouvbehdvz">
         <w:r>
           <w:rPr>
             <w:rStyle w:val="Hyperlink"/>
@@ -17814,7 +17814,7 @@
         </w:rPr>
         <w:t xml:space="preserve">15　</w:t>
       </w:r>
-      <w:hyperlink w:history="1" r:id="rIdrvs5s0mq673af61zhqnkx">
+      <w:hyperlink w:history="1" r:id="rId1ko1lbknmj_qk-hfnlogl">
         <w:r>
           <w:rPr>
             <w:rStyle w:val="Hyperlink"/>
@@ -17840,7 +17840,7 @@
         </w:rPr>
         <w:t xml:space="preserve">16　</w:t>
       </w:r>
-      <w:hyperlink w:history="1" r:id="rIdyr7j1ekdj5kswjczybfmf">
+      <w:hyperlink w:history="1" r:id="rIdstofmc24oikujmlqw-qiy">
         <w:r>
           <w:rPr>
             <w:rStyle w:val="Hyperlink"/>
@@ -17866,7 +17866,7 @@
         </w:rPr>
         <w:t xml:space="preserve">17　</w:t>
       </w:r>
-      <w:hyperlink w:history="1" r:id="rId4yzgtv6jkob1oux7oosi3">
+      <w:hyperlink w:history="1" r:id="rIdppor1ngtlqufrrbn1ayn6">
         <w:r>
           <w:rPr>
             <w:rStyle w:val="Hyperlink"/>
@@ -17892,7 +17892,7 @@
         </w:rPr>
         <w:t xml:space="preserve">18　</w:t>
       </w:r>
-      <w:hyperlink w:history="1" r:id="rIdkavkri7zbwvdusj_tt484">
+      <w:hyperlink w:history="1" r:id="rIdoprnlv85i1hmexch9pxls">
         <w:r>
           <w:rPr>
             <w:rStyle w:val="Hyperlink"/>
@@ -18081,7 +18081,7 @@
           <w:sz w:val="22"/>
           <w:szCs w:val="22"/>
         </w:rPr>
-        <w:t xml:space="preserve">本校收到兒童體能智力測驗中心及學童保健服務評估摘要後，應盡可能在六星期內發出一份「學生支援摘要」給家長，列出主要的支援和調適項目及學生的支援層級。就及早識別和輔導計劃，本校須向有關家長派發通告，讓其知道學生的識別結果及跟進服務。本校須每年檢視及更新學生的支援計劃，並發給家長一份更新的「學生支援摘要」，讓他們了解本校的支援措施並作出適當的配合；對於接受第二／三層支援的學生，本校須與家長商討學生所需的支援層級及有關支援措施和服務。</w:t>
+        <w:t xml:space="preserve">本校收到兒童體能智力測驗中心及學童保健服務評估摘要後，應盡可能在六星期內發出一份「學生支援摘要」給家長，列出主要的支援和調適項目及學生的支援層級。就及早識別和輔導計劃，本校須向有關家長派發通告，讓其知道學生的識別結果及跟進服務。本校宜每年檢視及更新學生的支援計劃，並發給家長一份更新的「學生支援摘要」，讓他們了解本校的支援措施並作出適當的配合；對於接受第二／三層支援的學生，本校須與家長商討學生所需的支援層級及有關支援措施和服務。</w:t>
       </w:r>
       <w:r>
         <w:rPr>
@@ -18896,7 +18896,7 @@
         </w:rPr>
         <w:t xml:space="preserve">1　</w:t>
       </w:r>
-      <w:hyperlink w:history="1" r:id="rIdafrpm4krc7jcbvbhqosuy">
+      <w:hyperlink w:history="1" r:id="rIdpppbjcm6f4qmbmn7rydbh">
         <w:r>
           <w:rPr>
             <w:rStyle w:val="Hyperlink"/>
@@ -18922,7 +18922,7 @@
         </w:rPr>
         <w:t xml:space="preserve">2　</w:t>
       </w:r>
-      <w:hyperlink w:history="1" r:id="rIdqu05vu4j-o6xiuyahkxuv">
+      <w:hyperlink w:history="1" r:id="rId44l__sh86ycsprcrjz4yr">
         <w:r>
           <w:rPr>
             <w:rStyle w:val="Hyperlink"/>
@@ -18948,7 +18948,7 @@
         </w:rPr>
         <w:t xml:space="preserve">3　</w:t>
       </w:r>
-      <w:hyperlink w:history="1" r:id="rIdavj0tpzuyqxn34m3tgeit">
+      <w:hyperlink w:history="1" r:id="rIdn_v4uylvnba2tyscm16pw">
         <w:r>
           <w:rPr>
             <w:rStyle w:val="Hyperlink"/>
@@ -18974,7 +18974,7 @@
         </w:rPr>
         <w:t xml:space="preserve">4　</w:t>
       </w:r>
-      <w:hyperlink w:history="1" r:id="rIdnuxs9d-nk3c-x9s2s622y">
+      <w:hyperlink w:history="1" r:id="rIdlxj8_iw-3sw-as7n3qbz4">
         <w:r>
           <w:rPr>
             <w:rStyle w:val="Hyperlink"/>
@@ -19000,7 +19000,7 @@
         </w:rPr>
         <w:t xml:space="preserve">5　</w:t>
       </w:r>
-      <w:hyperlink w:history="1" r:id="rIdmjo7ctnawba8araf7l-sw">
+      <w:hyperlink w:history="1" r:id="rIdjtnqt8gro0o0x4j5sklw3">
         <w:r>
           <w:rPr>
             <w:rStyle w:val="Hyperlink"/>
@@ -19026,7 +19026,7 @@
         </w:rPr>
         <w:t xml:space="preserve">6　</w:t>
       </w:r>
-      <w:hyperlink w:history="1" r:id="rIdycm_bigqmus-oqckelcgk">
+      <w:hyperlink w:history="1" r:id="rId_td1k4et-ktgfpxar8drl">
         <w:r>
           <w:rPr>
             <w:rStyle w:val="Hyperlink"/>
@@ -19052,7 +19052,7 @@
         </w:rPr>
         <w:t xml:space="preserve">7　</w:t>
       </w:r>
-      <w:hyperlink w:history="1" r:id="rIdf94ol0zs_mofv0cl2jb94">
+      <w:hyperlink w:history="1" r:id="rIdd_zrx8_cy-8y5idgmdrrr">
         <w:r>
           <w:rPr>
             <w:rStyle w:val="Hyperlink"/>
@@ -19078,7 +19078,7 @@
         </w:rPr>
         <w:t xml:space="preserve">8　</w:t>
       </w:r>
-      <w:hyperlink w:history="1" r:id="rIdgra2pmimkdkk44phtjyjs">
+      <w:hyperlink w:history="1" r:id="rIdqqfuoz5jp3vpw0rdrav1z">
         <w:r>
           <w:rPr>
             <w:rStyle w:val="Hyperlink"/>
@@ -19104,7 +19104,7 @@
         </w:rPr>
         <w:t xml:space="preserve">9　</w:t>
       </w:r>
-      <w:hyperlink w:history="1" r:id="rId202wo1c6tuigpx_on2ryp">
+      <w:hyperlink w:history="1" r:id="rIda3ojdkd_surunk8v9rzxz">
         <w:r>
           <w:rPr>
             <w:rStyle w:val="Hyperlink"/>
@@ -19130,7 +19130,7 @@
         </w:rPr>
         <w:t xml:space="preserve">10　</w:t>
       </w:r>
-      <w:hyperlink w:history="1" r:id="rIdwnq2gbji2-c0nupoyij5q">
+      <w:hyperlink w:history="1" r:id="rIdgtgb7q625oh4mg0sty9st">
         <w:r>
           <w:rPr>
             <w:rStyle w:val="Hyperlink"/>
@@ -19156,7 +19156,7 @@
         </w:rPr>
         <w:t xml:space="preserve">11　</w:t>
       </w:r>
-      <w:hyperlink w:history="1" r:id="rIdgezvoyisdtyi8quvjm5fx">
+      <w:hyperlink w:history="1" r:id="rIdjjz3iy2i1ka1c7iykicfg">
         <w:r>
           <w:rPr>
             <w:rStyle w:val="Hyperlink"/>
@@ -19182,7 +19182,7 @@
         </w:rPr>
         <w:t xml:space="preserve">12　</w:t>
       </w:r>
-      <w:hyperlink w:history="1" r:id="rIddbriycyciubdp_i_jvhq3">
+      <w:hyperlink w:history="1" r:id="rId6xmb_seoscpp3ktctyubs">
         <w:r>
           <w:rPr>
             <w:rStyle w:val="Hyperlink"/>
@@ -19208,7 +19208,7 @@
         </w:rPr>
         <w:t xml:space="preserve">13, 22　</w:t>
       </w:r>
-      <w:hyperlink w:history="1" r:id="rIdy6ym-fcttjbclsplkxkxy">
+      <w:hyperlink w:history="1" r:id="rIdrs_k1_k8b780ocknekinc">
         <w:r>
           <w:rPr>
             <w:rStyle w:val="Hyperlink"/>
@@ -19234,7 +19234,7 @@
         </w:rPr>
         <w:t xml:space="preserve">14　</w:t>
       </w:r>
-      <w:hyperlink w:history="1" r:id="rId83zjch6ml_-y_wdzzat-w">
+      <w:hyperlink w:history="1" r:id="rIdv1goibycceqkjiaa2nqwn">
         <w:r>
           <w:rPr>
             <w:rStyle w:val="Hyperlink"/>
@@ -19260,7 +19260,7 @@
         </w:rPr>
         <w:t xml:space="preserve">15　</w:t>
       </w:r>
-      <w:hyperlink w:history="1" r:id="rIdkkso6y_junxb_rl6wzaia">
+      <w:hyperlink w:history="1" r:id="rIdns0jpszzjm2iyhcfimc97">
         <w:r>
           <w:rPr>
             <w:rStyle w:val="Hyperlink"/>
@@ -19286,7 +19286,7 @@
         </w:rPr>
         <w:t xml:space="preserve">16　</w:t>
       </w:r>
-      <w:hyperlink w:history="1" r:id="rIdzxxcu1qpththuvttvgjdb">
+      <w:hyperlink w:history="1" r:id="rIdvo8a8mzv4zf5cd87airi6">
         <w:r>
           <w:rPr>
             <w:rStyle w:val="Hyperlink"/>
@@ -19312,7 +19312,7 @@
         </w:rPr>
         <w:t xml:space="preserve">17　</w:t>
       </w:r>
-      <w:hyperlink w:history="1" r:id="rIddwe6xcmgbxfaud0g4w4dj">
+      <w:hyperlink w:history="1" r:id="rIdimeh7mdko3skiqwdsaujl">
         <w:r>
           <w:rPr>
             <w:rStyle w:val="Hyperlink"/>
@@ -19338,7 +19338,7 @@
         </w:rPr>
         <w:t xml:space="preserve">18　</w:t>
       </w:r>
-      <w:hyperlink w:history="1" r:id="rIdxavamqrxuzjekzugl1bbw">
+      <w:hyperlink w:history="1" r:id="rIdpmc49uzgkot8beq2dq_j2">
         <w:r>
           <w:rPr>
             <w:rStyle w:val="Hyperlink"/>
@@ -19364,7 +19364,7 @@
         </w:rPr>
         <w:t xml:space="preserve">19　</w:t>
       </w:r>
-      <w:hyperlink w:history="1" r:id="rId5ruiq5obhsvabwihi7er3">
+      <w:hyperlink w:history="1" r:id="rIdc81fmpywytcy87fxhu49b">
         <w:r>
           <w:rPr>
             <w:rStyle w:val="Hyperlink"/>
@@ -19390,7 +19390,7 @@
         </w:rPr>
         <w:t xml:space="preserve">20　</w:t>
       </w:r>
-      <w:hyperlink w:history="1" r:id="rIdpenehla2820pbetsortxh">
+      <w:hyperlink w:history="1" r:id="rId0fqinhfohuaio1kk5ftuu">
         <w:r>
           <w:rPr>
             <w:rStyle w:val="Hyperlink"/>
@@ -19416,7 +19416,7 @@
         </w:rPr>
         <w:t xml:space="preserve">21　</w:t>
       </w:r>
-      <w:hyperlink w:history="1" r:id="rId5k5mnvy36obg4etoun9o2">
+      <w:hyperlink w:history="1" r:id="rIdgbpuyjkuly7ghwbfti81x">
         <w:r>
           <w:rPr>
             <w:rStyle w:val="Hyperlink"/>
@@ -20140,7 +20140,7 @@
         </w:rPr>
         <w:t xml:space="preserve">1　</w:t>
       </w:r>
-      <w:hyperlink w:history="1" r:id="rIdddt3ujey66fhxchqdoibh">
+      <w:hyperlink w:history="1" r:id="rIdp0krc5ica5wr6qwgu12jo">
         <w:r>
           <w:rPr>
             <w:rStyle w:val="Hyperlink"/>
@@ -20166,7 +20166,7 @@
         </w:rPr>
         <w:t xml:space="preserve">2　</w:t>
       </w:r>
-      <w:hyperlink w:history="1" r:id="rId5_0jxauctoi4qkzr612co">
+      <w:hyperlink w:history="1" r:id="rIdkodq2c7ve-xzsmcjzm6p8">
         <w:r>
           <w:rPr>
             <w:rStyle w:val="Hyperlink"/>
@@ -20192,7 +20192,7 @@
         </w:rPr>
         <w:t xml:space="preserve">3　</w:t>
       </w:r>
-      <w:hyperlink w:history="1" r:id="rIdphsf0ckxxgszv1l8b5h5t">
+      <w:hyperlink w:history="1" r:id="rIdgjrb5zs7nz8aomzf2s48v">
         <w:r>
           <w:rPr>
             <w:rStyle w:val="Hyperlink"/>
@@ -20218,7 +20218,7 @@
         </w:rPr>
         <w:t xml:space="preserve">4　</w:t>
       </w:r>
-      <w:hyperlink w:history="1" r:id="rIdbjxl7qokbxdqncxq-mwia">
+      <w:hyperlink w:history="1" r:id="rIdj_gimqquhvynon2nabw_v">
         <w:r>
           <w:rPr>
             <w:rStyle w:val="Hyperlink"/>
@@ -20244,7 +20244,7 @@
         </w:rPr>
         <w:t xml:space="preserve">5　</w:t>
       </w:r>
-      <w:hyperlink w:history="1" r:id="rId08wbz9lkxfpqbf6uckjzt">
+      <w:hyperlink w:history="1" r:id="rIdfiuk2lqagjkv6dtb5dlbn">
         <w:r>
           <w:rPr>
             <w:rStyle w:val="Hyperlink"/>
@@ -20270,7 +20270,7 @@
         </w:rPr>
         <w:t xml:space="preserve">6　</w:t>
       </w:r>
-      <w:hyperlink w:history="1" r:id="rIdbzoikgfxradbmyp7lujyv">
+      <w:hyperlink w:history="1" r:id="rIdvhpsxcqpzimpv5bkz3okt">
         <w:r>
           <w:rPr>
             <w:rStyle w:val="Hyperlink"/>
@@ -20296,7 +20296,7 @@
         </w:rPr>
         <w:t xml:space="preserve">7　</w:t>
       </w:r>
-      <w:hyperlink w:history="1" r:id="rIdb9fqjwd3gg5pckben3xeq">
+      <w:hyperlink w:history="1" r:id="rId4rw_6nekdhhomhbe7y2fj">
         <w:r>
           <w:rPr>
             <w:rStyle w:val="Hyperlink"/>
@@ -20322,7 +20322,7 @@
         </w:rPr>
         <w:t xml:space="preserve">8　</w:t>
       </w:r>
-      <w:hyperlink w:history="1" r:id="rIdt8t25chwq0-rbfkngig2-">
+      <w:hyperlink w:history="1" r:id="rIdq1qx4k8rzprswkhdnk8uu">
         <w:r>
           <w:rPr>
             <w:rStyle w:val="Hyperlink"/>
@@ -21436,7 +21436,7 @@
         </w:rPr>
         <w:t xml:space="preserve">1　</w:t>
       </w:r>
-      <w:hyperlink w:history="1" r:id="rIdnpolnh71rni12b5lrfrcs">
+      <w:hyperlink w:history="1" r:id="rId0_nm8kbjd4mpfohzxrsvv">
         <w:r>
           <w:rPr>
             <w:rStyle w:val="Hyperlink"/>
@@ -21462,7 +21462,7 @@
         </w:rPr>
         <w:t xml:space="preserve">2　</w:t>
       </w:r>
-      <w:hyperlink w:history="1" r:id="rIdkii4wsk3mykw712uemepg">
+      <w:hyperlink w:history="1" r:id="rIdhq7dpt2jmvxi66hyxyira">
         <w:r>
           <w:rPr>
             <w:rStyle w:val="Hyperlink"/>
@@ -21488,7 +21488,7 @@
         </w:rPr>
         <w:t xml:space="preserve">3　</w:t>
       </w:r>
-      <w:hyperlink w:history="1" r:id="rId1f-qw4hedf3trjp9aeyin">
+      <w:hyperlink w:history="1" r:id="rIdsj1yvfnuzx5lwhruinahv">
         <w:r>
           <w:rPr>
             <w:rStyle w:val="Hyperlink"/>
@@ -21514,7 +21514,7 @@
         </w:rPr>
         <w:t xml:space="preserve">4　</w:t>
       </w:r>
-      <w:hyperlink w:history="1" r:id="rIdhwdgidnfn5pjympo5bgzv">
+      <w:hyperlink w:history="1" r:id="rIdn3rx0pmfjzyuh4c4rtp_e">
         <w:r>
           <w:rPr>
             <w:rStyle w:val="Hyperlink"/>
@@ -21540,7 +21540,7 @@
         </w:rPr>
         <w:t xml:space="preserve">5　</w:t>
       </w:r>
-      <w:hyperlink w:history="1" r:id="rIdlz7ab1knh-stchbwalnfg">
+      <w:hyperlink w:history="1" r:id="rIdamlywogrnn6awfqggh-ox">
         <w:r>
           <w:rPr>
             <w:rStyle w:val="Hyperlink"/>
@@ -21566,7 +21566,7 @@
         </w:rPr>
         <w:t xml:space="preserve">6　</w:t>
       </w:r>
-      <w:hyperlink w:history="1" r:id="rIdwqgjyh0a-twcllepltway">
+      <w:hyperlink w:history="1" r:id="rIdftxqlsnpot2v6gdknctj5">
         <w:r>
           <w:rPr>
             <w:rStyle w:val="Hyperlink"/>
@@ -21592,7 +21592,7 @@
         </w:rPr>
         <w:t xml:space="preserve">7　</w:t>
       </w:r>
-      <w:hyperlink w:history="1" r:id="rIdjh5aqqlvdom-0s0utlcvs">
+      <w:hyperlink w:history="1" r:id="rIdr8pn16zgwka_wusaising">
         <w:r>
           <w:rPr>
             <w:rStyle w:val="Hyperlink"/>
@@ -21618,7 +21618,7 @@
         </w:rPr>
         <w:t xml:space="preserve">8, 11　</w:t>
       </w:r>
-      <w:hyperlink w:history="1" r:id="rIdx46lc4gkf6r5q-jtk1j43">
+      <w:hyperlink w:history="1" r:id="rIdseziiaxd7-dzn0_rcd-hz">
         <w:r>
           <w:rPr>
             <w:rStyle w:val="Hyperlink"/>
@@ -21644,7 +21644,7 @@
         </w:rPr>
         <w:t xml:space="preserve">9　</w:t>
       </w:r>
-      <w:hyperlink w:history="1" r:id="rId30h__xlmux1bosda3yzdp">
+      <w:hyperlink w:history="1" r:id="rIduhdhgnsx_fmxitwe0evnt">
         <w:r>
           <w:rPr>
             <w:rStyle w:val="Hyperlink"/>
@@ -21670,7 +21670,7 @@
         </w:rPr>
         <w:t xml:space="preserve">10　</w:t>
       </w:r>
-      <w:hyperlink w:history="1" r:id="rIdrrjmdug4ndeedlckb20kl">
+      <w:hyperlink w:history="1" r:id="rId7uklx6qls2lcwmpjdfpg7">
         <w:r>
           <w:rPr>
             <w:rStyle w:val="Hyperlink"/>
@@ -22687,7 +22687,7 @@
         </w:rPr>
         <w:t xml:space="preserve">1　</w:t>
       </w:r>
-      <w:hyperlink w:history="1" r:id="rId9ghfrvaxvtl1r_rjubjjl">
+      <w:hyperlink w:history="1" r:id="rId4eztno88ph2mqddq_wnrd">
         <w:r>
           <w:rPr>
             <w:rStyle w:val="Hyperlink"/>
@@ -22713,7 +22713,7 @@
         </w:rPr>
         <w:t xml:space="preserve">2　</w:t>
       </w:r>
-      <w:hyperlink w:history="1" r:id="rIdah3zkygczujzhdajjsphr">
+      <w:hyperlink w:history="1" r:id="rIdsnkemsa8ttah1w60fbgls">
         <w:r>
           <w:rPr>
             <w:rStyle w:val="Hyperlink"/>
@@ -22739,7 +22739,7 @@
         </w:rPr>
         <w:t xml:space="preserve">3　</w:t>
       </w:r>
-      <w:hyperlink w:history="1" r:id="rId7pmu4cjibkwftmtcp3oxa">
+      <w:hyperlink w:history="1" r:id="rIdbgxzyjoksnujr5j_bxgn0">
         <w:r>
           <w:rPr>
             <w:rStyle w:val="Hyperlink"/>
@@ -22765,7 +22765,7 @@
         </w:rPr>
         <w:t xml:space="preserve">4　</w:t>
       </w:r>
-      <w:hyperlink w:history="1" r:id="rIdncaq4ywc6jiurnq-fuf-c">
+      <w:hyperlink w:history="1" r:id="rIdeualpuiyrop5ohikcgakk">
         <w:r>
           <w:rPr>
             <w:rStyle w:val="Hyperlink"/>
@@ -22791,7 +22791,7 @@
         </w:rPr>
         <w:t xml:space="preserve">5　</w:t>
       </w:r>
-      <w:hyperlink w:history="1" r:id="rIdffbekq5dyyyczuva2a5-z">
+      <w:hyperlink w:history="1" r:id="rIdmd0g9ag7czp_gnxlbfqas">
         <w:r>
           <w:rPr>
             <w:rStyle w:val="Hyperlink"/>
@@ -22817,7 +22817,7 @@
         </w:rPr>
         <w:t xml:space="preserve">6　</w:t>
       </w:r>
-      <w:hyperlink w:history="1" r:id="rIdsdb_mod5kb5bwhvdyyfsx">
+      <w:hyperlink w:history="1" r:id="rIdvr2d560vv4y7rq1r_0qxs">
         <w:r>
           <w:rPr>
             <w:rStyle w:val="Hyperlink"/>
@@ -22843,7 +22843,7 @@
         </w:rPr>
         <w:t xml:space="preserve">7, 17　</w:t>
       </w:r>
-      <w:hyperlink w:history="1" r:id="rIdlvegspfcucycjskikynh-">
+      <w:hyperlink w:history="1" r:id="rIdimldpzszfor1zaopbakcc">
         <w:r>
           <w:rPr>
             <w:rStyle w:val="Hyperlink"/>
@@ -22869,7 +22869,7 @@
         </w:rPr>
         <w:t xml:space="preserve">8　</w:t>
       </w:r>
-      <w:hyperlink w:history="1" r:id="rIdxmtols7ojwxrhprvk0g-r">
+      <w:hyperlink w:history="1" r:id="rIdqjh6375z7vj9bdtydbbl1">
         <w:r>
           <w:rPr>
             <w:rStyle w:val="Hyperlink"/>
@@ -22895,7 +22895,7 @@
         </w:rPr>
         <w:t xml:space="preserve">9　</w:t>
       </w:r>
-      <w:hyperlink w:history="1" r:id="rIdze_6x1lars7kpn1pgkycp">
+      <w:hyperlink w:history="1" r:id="rIdylldio_hvmlnh1hj9fues">
         <w:r>
           <w:rPr>
             <w:rStyle w:val="Hyperlink"/>
@@ -22921,7 +22921,7 @@
         </w:rPr>
         <w:t xml:space="preserve">10　</w:t>
       </w:r>
-      <w:hyperlink w:history="1" r:id="rId27hbkyfm7rrwrccvmqeln">
+      <w:hyperlink w:history="1" r:id="rIdmlwqs7rohyxck_y_vtocn">
         <w:r>
           <w:rPr>
             <w:rStyle w:val="Hyperlink"/>
@@ -22947,7 +22947,7 @@
         </w:rPr>
         <w:t xml:space="preserve">11　</w:t>
       </w:r>
-      <w:hyperlink w:history="1" r:id="rIdkjfaizk4szhvuinlgyu8z">
+      <w:hyperlink w:history="1" r:id="rIdqtmicu-gujfvdf_138dtm">
         <w:r>
           <w:rPr>
             <w:rStyle w:val="Hyperlink"/>
@@ -22973,7 +22973,7 @@
         </w:rPr>
         <w:t xml:space="preserve">12　</w:t>
       </w:r>
-      <w:hyperlink w:history="1" r:id="rIdcp76cqqzoojsywotegl5d">
+      <w:hyperlink w:history="1" r:id="rIdkkin08mb_rpmbozjmhrui">
         <w:r>
           <w:rPr>
             <w:rStyle w:val="Hyperlink"/>
@@ -22999,7 +22999,7 @@
         </w:rPr>
         <w:t xml:space="preserve">13　</w:t>
       </w:r>
-      <w:hyperlink w:history="1" r:id="rId_tohnbased-z5hxsozmjy">
+      <w:hyperlink w:history="1" r:id="rIdsa7ym81g2s1gjn7jri2so">
         <w:r>
           <w:rPr>
             <w:rStyle w:val="Hyperlink"/>
@@ -23025,7 +23025,7 @@
         </w:rPr>
         <w:t xml:space="preserve">14　</w:t>
       </w:r>
-      <w:hyperlink w:history="1" r:id="rIdc-zckb9sq-014iub9zmid">
+      <w:hyperlink w:history="1" r:id="rIdjqpfshi0lk0w9mluxoppo">
         <w:r>
           <w:rPr>
             <w:rStyle w:val="Hyperlink"/>
@@ -23051,7 +23051,7 @@
         </w:rPr>
         <w:t xml:space="preserve">15　</w:t>
       </w:r>
-      <w:hyperlink w:history="1" r:id="rIdb0kovs2gb10mgpf1t2waq">
+      <w:hyperlink w:history="1" r:id="rIdacq1nr1j11jfu37krhncf">
         <w:r>
           <w:rPr>
             <w:rStyle w:val="Hyperlink"/>
@@ -23077,7 +23077,7 @@
         </w:rPr>
         <w:t xml:space="preserve">16　</w:t>
       </w:r>
-      <w:hyperlink w:history="1" r:id="rIdt1nyzvhcg_asyn5yonrk8">
+      <w:hyperlink w:history="1" r:id="rIdwxrll_hta33rvacesod0g">
         <w:r>
           <w:rPr>
             <w:rStyle w:val="Hyperlink"/>
@@ -23103,7 +23103,7 @@
         </w:rPr>
         <w:t xml:space="preserve">18　</w:t>
       </w:r>
-      <w:hyperlink w:history="1" r:id="rIdbwusi9rhshetj2ieb6ssj">
+      <w:hyperlink w:history="1" r:id="rIdzqtxba6cjz3gkmdk3kd4p">
         <w:r>
           <w:rPr>
             <w:rStyle w:val="Hyperlink"/>
@@ -23129,7 +23129,7 @@
         </w:rPr>
         <w:t xml:space="preserve">19　</w:t>
       </w:r>
-      <w:hyperlink w:history="1" r:id="rIdml2rfbzeedzgj4st7plrw">
+      <w:hyperlink w:history="1" r:id="rIdgpap1v9auqscaepnhyikk">
         <w:r>
           <w:rPr>
             <w:rStyle w:val="Hyperlink"/>
@@ -23155,7 +23155,7 @@
         </w:rPr>
         <w:t xml:space="preserve">20　</w:t>
       </w:r>
-      <w:hyperlink w:history="1" r:id="rId8pigfzeefgymfftzwboij">
+      <w:hyperlink w:history="1" r:id="rIdfolellrae2aot4rcjzd7z">
         <w:r>
           <w:rPr>
             <w:rStyle w:val="Hyperlink"/>

--- a/dev/checklists/sen/本校特殊教育需要政策_學校版_DRAFT.docx
+++ b/dev/checklists/sen/本校特殊教育需要政策_學校版_DRAFT.docx
@@ -1874,7 +1874,7 @@
         </w:rPr>
         <w:t xml:space="preserve">1　</w:t>
       </w:r>
-      <w:hyperlink w:history="1" r:id="rIdtvn-e_qet6iv5mfjyzjph">
+      <w:hyperlink w:history="1" r:id="rIdrwatslq8j6ohw7bzb25y8">
         <w:r>
           <w:rPr>
             <w:rStyle w:val="Hyperlink"/>
@@ -1900,7 +1900,7 @@
         </w:rPr>
         <w:t xml:space="preserve">2　</w:t>
       </w:r>
-      <w:hyperlink w:history="1" r:id="rIdhjzebknznojibjxbu6pd7">
+      <w:hyperlink w:history="1" r:id="rId_tx9gbywkm6epau_porda">
         <w:r>
           <w:rPr>
             <w:rStyle w:val="Hyperlink"/>
@@ -1926,7 +1926,7 @@
         </w:rPr>
         <w:t xml:space="preserve">3　</w:t>
       </w:r>
-      <w:hyperlink w:history="1" r:id="rIdbe55izscoeeuaqqlwmgsl">
+      <w:hyperlink w:history="1" r:id="rId_n4idsbfi1nl-3y-ot5cr">
         <w:r>
           <w:rPr>
             <w:rStyle w:val="Hyperlink"/>
@@ -1952,7 +1952,7 @@
         </w:rPr>
         <w:t xml:space="preserve">4, 5, 9　</w:t>
       </w:r>
-      <w:hyperlink w:history="1" r:id="rId76y121yxfjm9xtz2kqczs">
+      <w:hyperlink w:history="1" r:id="rIdq2-pozuevgfcemenwoil_">
         <w:r>
           <w:rPr>
             <w:rStyle w:val="Hyperlink"/>
@@ -1978,7 +1978,7 @@
         </w:rPr>
         <w:t xml:space="preserve">6, 19　</w:t>
       </w:r>
-      <w:hyperlink w:history="1" r:id="rIdqmyaqsmepdtovuohkzol2">
+      <w:hyperlink w:history="1" r:id="rIdsodkdmtobjdqymvnqby4d">
         <w:r>
           <w:rPr>
             <w:rStyle w:val="Hyperlink"/>
@@ -2004,7 +2004,7 @@
         </w:rPr>
         <w:t xml:space="preserve">7　</w:t>
       </w:r>
-      <w:hyperlink w:history="1" r:id="rIdgdg7r6i8m7uhsbw5bmbbk">
+      <w:hyperlink w:history="1" r:id="rId0idwfypptupwmovekk-lj">
         <w:r>
           <w:rPr>
             <w:rStyle w:val="Hyperlink"/>
@@ -2030,7 +2030,7 @@
         </w:rPr>
         <w:t xml:space="preserve">8　</w:t>
       </w:r>
-      <w:hyperlink w:history="1" r:id="rId53afmj5kligytka6wchql">
+      <w:hyperlink w:history="1" r:id="rIdxrdns12sgfylf5rsmobse">
         <w:r>
           <w:rPr>
             <w:rStyle w:val="Hyperlink"/>
@@ -2056,7 +2056,7 @@
         </w:rPr>
         <w:t xml:space="preserve">10　</w:t>
       </w:r>
-      <w:hyperlink w:history="1" r:id="rId5c_iy4_g3taeu9xkfax_p">
+      <w:hyperlink w:history="1" r:id="rIdefm6wzygp-7qx_qhemtiy">
         <w:r>
           <w:rPr>
             <w:rStyle w:val="Hyperlink"/>
@@ -2082,7 +2082,7 @@
         </w:rPr>
         <w:t xml:space="preserve">11　</w:t>
       </w:r>
-      <w:hyperlink w:history="1" r:id="rIdlmrv-jxndoy_-fgbnq9je">
+      <w:hyperlink w:history="1" r:id="rId2ksj_nhj3gqqzt_mhl__0">
         <w:r>
           <w:rPr>
             <w:rStyle w:val="Hyperlink"/>
@@ -2108,7 +2108,7 @@
         </w:rPr>
         <w:t xml:space="preserve">12　</w:t>
       </w:r>
-      <w:hyperlink w:history="1" r:id="rIdzf0oi3wn1bgtuhoem_a3y">
+      <w:hyperlink w:history="1" r:id="rIds1lysyrbz7fgnzg9xkgtq">
         <w:r>
           <w:rPr>
             <w:rStyle w:val="Hyperlink"/>
@@ -2134,7 +2134,7 @@
         </w:rPr>
         <w:t xml:space="preserve">13　</w:t>
       </w:r>
-      <w:hyperlink w:history="1" r:id="rIdeulklnxn_pgyywzn2s0cr">
+      <w:hyperlink w:history="1" r:id="rId7j_nkprzi4efrfwvtd7e1">
         <w:r>
           <w:rPr>
             <w:rStyle w:val="Hyperlink"/>
@@ -2160,7 +2160,7 @@
         </w:rPr>
         <w:t xml:space="preserve">14　</w:t>
       </w:r>
-      <w:hyperlink w:history="1" r:id="rIdeqezj4ctshsedyxqwik6c">
+      <w:hyperlink w:history="1" r:id="rIdl1ns8b7uc_ifisetcynmx">
         <w:r>
           <w:rPr>
             <w:rStyle w:val="Hyperlink"/>
@@ -2186,7 +2186,7 @@
         </w:rPr>
         <w:t xml:space="preserve">15　</w:t>
       </w:r>
-      <w:hyperlink w:history="1" r:id="rIdder2q44jgk9lj0ytwbxim">
+      <w:hyperlink w:history="1" r:id="rId5dpdruc_qousm9jpga8xj">
         <w:r>
           <w:rPr>
             <w:rStyle w:val="Hyperlink"/>
@@ -2212,7 +2212,7 @@
         </w:rPr>
         <w:t xml:space="preserve">16　</w:t>
       </w:r>
-      <w:hyperlink w:history="1" r:id="rId7jdbgqkna64ghr9n03wy9">
+      <w:hyperlink w:history="1" r:id="rIdekuc_o227qamzdkjoqmlg">
         <w:r>
           <w:rPr>
             <w:rStyle w:val="Hyperlink"/>
@@ -2238,7 +2238,7 @@
         </w:rPr>
         <w:t xml:space="preserve">17　</w:t>
       </w:r>
-      <w:hyperlink w:history="1" r:id="rIdxuny0knubwaulvinrw-sz">
+      <w:hyperlink w:history="1" r:id="rIdj2ijacliugofm_zjo0zlq">
         <w:r>
           <w:rPr>
             <w:rStyle w:val="Hyperlink"/>
@@ -2264,7 +2264,7 @@
         </w:rPr>
         <w:t xml:space="preserve">18　</w:t>
       </w:r>
-      <w:hyperlink w:history="1" r:id="rIdmcrv1upfzjd27qa1t8kpw">
+      <w:hyperlink w:history="1" r:id="rIdmb2lwmk_auchxyo4gja1n">
         <w:r>
           <w:rPr>
             <w:rStyle w:val="Hyperlink"/>
@@ -2290,7 +2290,7 @@
         </w:rPr>
         <w:t xml:space="preserve">20　</w:t>
       </w:r>
-      <w:hyperlink w:history="1" r:id="rIdveuyvui6sqmelhkdlfipd">
+      <w:hyperlink w:history="1" r:id="rIdiwib12xl1ztu_xha0km_z">
         <w:r>
           <w:rPr>
             <w:rStyle w:val="Hyperlink"/>
@@ -2316,7 +2316,7 @@
         </w:rPr>
         <w:t xml:space="preserve">21　</w:t>
       </w:r>
-      <w:hyperlink w:history="1" r:id="rIdaz3wfdv_wr1ccrd3qdwjq">
+      <w:hyperlink w:history="1" r:id="rIdgjq9gwgstjncu9vdrhd78">
         <w:r>
           <w:rPr>
             <w:rStyle w:val="Hyperlink"/>
@@ -2342,7 +2342,7 @@
         </w:rPr>
         <w:t xml:space="preserve">22　</w:t>
       </w:r>
-      <w:hyperlink w:history="1" r:id="rIdceadzt0pxz8blcjubqe2p">
+      <w:hyperlink w:history="1" r:id="rIdus9akxyqqrxyrt50drlze">
         <w:r>
           <w:rPr>
             <w:rStyle w:val="Hyperlink"/>
@@ -2368,7 +2368,7 @@
         </w:rPr>
         <w:t xml:space="preserve">23　</w:t>
       </w:r>
-      <w:hyperlink w:history="1" r:id="rIdovzw8f54ru2cygvf2bfnv">
+      <w:hyperlink w:history="1" r:id="rIdekrm1b1qouiapy1_2vw_q">
         <w:r>
           <w:rPr>
             <w:rStyle w:val="Hyperlink"/>
@@ -2394,7 +2394,7 @@
         </w:rPr>
         <w:t xml:space="preserve">24　</w:t>
       </w:r>
-      <w:hyperlink w:history="1" r:id="rIdpa8f0x_obeow1uu4oq9nw">
+      <w:hyperlink w:history="1" r:id="rIdt-vippilq2zkdjhjp_ooi">
         <w:r>
           <w:rPr>
             <w:rStyle w:val="Hyperlink"/>
@@ -2420,7 +2420,7 @@
         </w:rPr>
         <w:t xml:space="preserve">25, 27　</w:t>
       </w:r>
-      <w:hyperlink w:history="1" r:id="rId54ummojcdlgsxlvxawdds">
+      <w:hyperlink w:history="1" r:id="rIdqkk5wjobrkl1bwmmb9l3y">
         <w:r>
           <w:rPr>
             <w:rStyle w:val="Hyperlink"/>
@@ -2446,7 +2446,7 @@
         </w:rPr>
         <w:t xml:space="preserve">26　</w:t>
       </w:r>
-      <w:hyperlink w:history="1" r:id="rId24efp0x8pl7asjsg_ea_y">
+      <w:hyperlink w:history="1" r:id="rIdgdc3jq2cbdt8hdvrgnxbf">
         <w:r>
           <w:rPr>
             <w:rStyle w:val="Hyperlink"/>
@@ -2472,7 +2472,7 @@
         </w:rPr>
         <w:t xml:space="preserve">28　</w:t>
       </w:r>
-      <w:hyperlink w:history="1" r:id="rIdvrrdmmxkhkdhupqqrudjl">
+      <w:hyperlink w:history="1" r:id="rId_3_dbhknbgj3vmzbn31sj">
         <w:r>
           <w:rPr>
             <w:rStyle w:val="Hyperlink"/>
@@ -2498,7 +2498,7 @@
         </w:rPr>
         <w:t xml:space="preserve">29　</w:t>
       </w:r>
-      <w:hyperlink w:history="1" r:id="rIdmvabgggn7kxal57pmkwsd">
+      <w:hyperlink w:history="1" r:id="rIdbke-ms4ayxssk0oblkmwf">
         <w:r>
           <w:rPr>
             <w:rStyle w:val="Hyperlink"/>
@@ -2524,7 +2524,7 @@
         </w:rPr>
         <w:t xml:space="preserve">30　</w:t>
       </w:r>
-      <w:hyperlink w:history="1" r:id="rIdvfchjinv2y93zgpslhnzo">
+      <w:hyperlink w:history="1" r:id="rId1zbmwatoqylsitpkzf9wn">
         <w:r>
           <w:rPr>
             <w:rStyle w:val="Hyperlink"/>
@@ -2550,7 +2550,7 @@
         </w:rPr>
         <w:t xml:space="preserve">31　</w:t>
       </w:r>
-      <w:hyperlink w:history="1" r:id="rIdqmhfsvrw1cismrctt_o6c">
+      <w:hyperlink w:history="1" r:id="rId7ym1wvfsjrtrcvtdhwjuh">
         <w:r>
           <w:rPr>
             <w:rStyle w:val="Hyperlink"/>
@@ -2576,7 +2576,7 @@
         </w:rPr>
         <w:t xml:space="preserve">32　</w:t>
       </w:r>
-      <w:hyperlink w:history="1" r:id="rIdheosr9tbmwm3yqccwoigp">
+      <w:hyperlink w:history="1" r:id="rIds3wttp3y5_2upfew2wmah">
         <w:r>
           <w:rPr>
             <w:rStyle w:val="Hyperlink"/>
@@ -2602,7 +2602,7 @@
         </w:rPr>
         <w:t xml:space="preserve">33　</w:t>
       </w:r>
-      <w:hyperlink w:history="1" r:id="rIdcoepn0y06n2s1s-rlqtrn">
+      <w:hyperlink w:history="1" r:id="rId-kwcebgvwdxqw7merryvg">
         <w:r>
           <w:rPr>
             <w:rStyle w:val="Hyperlink"/>
@@ -3000,7 +3000,7 @@
           <w:sz w:val="22"/>
           <w:szCs w:val="22"/>
         </w:rPr>
-        <w:t xml:space="preserve">本校如考慮降低學生的支援層級，尤其針對在小學時曾接受第三層支援的學生，必須與家長進行充分溝通，並就層級轉變的原因及與家長的溝通情況記錄存檔。</w:t>
+        <w:t xml:space="preserve">本校（如屬中學）如考慮降低學生的支援層級，尤其針對在小學時曾接受第三層級的學生，必須與家長進行充分溝通，並就層級轉變的原因及與家長的溝通情況記錄存檔。</w:t>
       </w:r>
       <w:r>
         <w:rPr>
@@ -3095,7 +3095,7 @@
         </w:rPr>
         <w:t xml:space="preserve">1　</w:t>
       </w:r>
-      <w:hyperlink w:history="1" r:id="rIdeekulkmjwtzicxb9kgkrg">
+      <w:hyperlink w:history="1" r:id="rId4sqcy54xatnqqta13floo">
         <w:r>
           <w:rPr>
             <w:rStyle w:val="Hyperlink"/>
@@ -3121,7 +3121,7 @@
         </w:rPr>
         <w:t xml:space="preserve">2　</w:t>
       </w:r>
-      <w:hyperlink w:history="1" r:id="rId8gjjm09naag1751likp0y">
+      <w:hyperlink w:history="1" r:id="rId3ucazjywcxfnntvy7zxze">
         <w:r>
           <w:rPr>
             <w:rStyle w:val="Hyperlink"/>
@@ -3147,7 +3147,7 @@
         </w:rPr>
         <w:t xml:space="preserve">3, 13　</w:t>
       </w:r>
-      <w:hyperlink w:history="1" r:id="rIdyaguuwczoso8gpwsfheon">
+      <w:hyperlink w:history="1" r:id="rIdwkf5rjmnkfico5gxi4ohp">
         <w:r>
           <w:rPr>
             <w:rStyle w:val="Hyperlink"/>
@@ -3173,7 +3173,7 @@
         </w:rPr>
         <w:t xml:space="preserve">4　</w:t>
       </w:r>
-      <w:hyperlink w:history="1" r:id="rIddu6ca1jpv1ktom7d4ywrv">
+      <w:hyperlink w:history="1" r:id="rId0ys50wijwdyupjj35hcrk">
         <w:r>
           <w:rPr>
             <w:rStyle w:val="Hyperlink"/>
@@ -3199,7 +3199,7 @@
         </w:rPr>
         <w:t xml:space="preserve">5　</w:t>
       </w:r>
-      <w:hyperlink w:history="1" r:id="rId1c4aylpjpwlypxtpgtjyv">
+      <w:hyperlink w:history="1" r:id="rId6qdsfknkx2tayvrexul_0">
         <w:r>
           <w:rPr>
             <w:rStyle w:val="Hyperlink"/>
@@ -3225,7 +3225,7 @@
         </w:rPr>
         <w:t xml:space="preserve">6　</w:t>
       </w:r>
-      <w:hyperlink w:history="1" r:id="rIdfmxkjgj6d-4owxmvzvtot">
+      <w:hyperlink w:history="1" r:id="rIdzd4reu4zdbww5dkl-2law">
         <w:r>
           <w:rPr>
             <w:rStyle w:val="Hyperlink"/>
@@ -3251,7 +3251,7 @@
         </w:rPr>
         <w:t xml:space="preserve">7　</w:t>
       </w:r>
-      <w:hyperlink w:history="1" r:id="rIdmaer5vgfl73m4kkv9g8z7">
+      <w:hyperlink w:history="1" r:id="rIdstror1ce1km7mfy7kjmcm">
         <w:r>
           <w:rPr>
             <w:rStyle w:val="Hyperlink"/>
@@ -3277,7 +3277,7 @@
         </w:rPr>
         <w:t xml:space="preserve">8　</w:t>
       </w:r>
-      <w:hyperlink w:history="1" r:id="rIdjxorgiwqjgngoersstqdd">
+      <w:hyperlink w:history="1" r:id="rIdkn2sinryp6lzykhmckikx">
         <w:r>
           <w:rPr>
             <w:rStyle w:val="Hyperlink"/>
@@ -3303,7 +3303,7 @@
         </w:rPr>
         <w:t xml:space="preserve">9, 11　</w:t>
       </w:r>
-      <w:hyperlink w:history="1" r:id="rIdk0429m9no9gy16hegvnxn">
+      <w:hyperlink w:history="1" r:id="rIdxyqzu16kbe1kh_ufzqhgh">
         <w:r>
           <w:rPr>
             <w:rStyle w:val="Hyperlink"/>
@@ -3329,7 +3329,7 @@
         </w:rPr>
         <w:t xml:space="preserve">10　</w:t>
       </w:r>
-      <w:hyperlink w:history="1" r:id="rIdfyhwucipifkgdgrocn2fn">
+      <w:hyperlink w:history="1" r:id="rIdy1bd4ii030dy91agpffcg">
         <w:r>
           <w:rPr>
             <w:rStyle w:val="Hyperlink"/>
@@ -3355,7 +3355,7 @@
         </w:rPr>
         <w:t xml:space="preserve">12　</w:t>
       </w:r>
-      <w:hyperlink w:history="1" r:id="rIdafyo3ugkeeoufxztj7dnj">
+      <w:hyperlink w:history="1" r:id="rIdk23aa_kerg7xmmrvbffut">
         <w:r>
           <w:rPr>
             <w:rStyle w:val="Hyperlink"/>
@@ -3381,7 +3381,7 @@
         </w:rPr>
         <w:t xml:space="preserve">14　</w:t>
       </w:r>
-      <w:hyperlink w:history="1" r:id="rIdhwvxof-m1kcg-pay3a-3g">
+      <w:hyperlink w:history="1" r:id="rIdjt9ckss08bpf6w1zfzqvc">
         <w:r>
           <w:rPr>
             <w:rStyle w:val="Hyperlink"/>
@@ -3407,7 +3407,7 @@
         </w:rPr>
         <w:t xml:space="preserve">15　</w:t>
       </w:r>
-      <w:hyperlink w:history="1" r:id="rIdnbqkxajmjx2jkshuknkac">
+      <w:hyperlink w:history="1" r:id="rIdrb8qamc38pcq80zvppng_">
         <w:r>
           <w:rPr>
             <w:rStyle w:val="Hyperlink"/>
@@ -3433,7 +3433,7 @@
         </w:rPr>
         <w:t xml:space="preserve">16　</w:t>
       </w:r>
-      <w:hyperlink w:history="1" r:id="rIdvhcu9kjmvwyjuoibtqcul">
+      <w:hyperlink w:history="1" r:id="rId2jtl4ncllydeqvljonxh3">
         <w:r>
           <w:rPr>
             <w:rStyle w:val="Hyperlink"/>
@@ -5343,7 +5343,7 @@
         </w:rPr>
         <w:t xml:space="preserve">1　</w:t>
       </w:r>
-      <w:hyperlink w:history="1" r:id="rIdpkpau5xs9kycu66qoe9xn">
+      <w:hyperlink w:history="1" r:id="rId4fklz28cvm6950thqwtfw">
         <w:r>
           <w:rPr>
             <w:rStyle w:val="Hyperlink"/>
@@ -5369,7 +5369,7 @@
         </w:rPr>
         <w:t xml:space="preserve">2　</w:t>
       </w:r>
-      <w:hyperlink w:history="1" r:id="rIdf0_cxnrmykhbcvcnz8plw">
+      <w:hyperlink w:history="1" r:id="rIdveceh5zumftovrxuisqos">
         <w:r>
           <w:rPr>
             <w:rStyle w:val="Hyperlink"/>
@@ -5395,7 +5395,7 @@
         </w:rPr>
         <w:t xml:space="preserve">3　</w:t>
       </w:r>
-      <w:hyperlink w:history="1" r:id="rId5z3dfvbegfrnoapmawk_i">
+      <w:hyperlink w:history="1" r:id="rIdyermo6mdqkcfsrfjyksmi">
         <w:r>
           <w:rPr>
             <w:rStyle w:val="Hyperlink"/>
@@ -5421,7 +5421,7 @@
         </w:rPr>
         <w:t xml:space="preserve">4, 16　</w:t>
       </w:r>
-      <w:hyperlink w:history="1" r:id="rId3_d59flm06mjcwkpthhrz">
+      <w:hyperlink w:history="1" r:id="rIdeyzy4mhbnppc1e3weba_l">
         <w:r>
           <w:rPr>
             <w:rStyle w:val="Hyperlink"/>
@@ -5447,7 +5447,7 @@
         </w:rPr>
         <w:t xml:space="preserve">5　</w:t>
       </w:r>
-      <w:hyperlink w:history="1" r:id="rIdi6jd5lloczu_pvxhz1rrx">
+      <w:hyperlink w:history="1" r:id="rIdxpcikvyjzxkcvlyqdpfv2">
         <w:r>
           <w:rPr>
             <w:rStyle w:val="Hyperlink"/>
@@ -5473,7 +5473,7 @@
         </w:rPr>
         <w:t xml:space="preserve">6　</w:t>
       </w:r>
-      <w:hyperlink w:history="1" r:id="rIdytwh5kjrhrmutyn7hxoc3">
+      <w:hyperlink w:history="1" r:id="rIdsta2wa6seux-pu3plpjhl">
         <w:r>
           <w:rPr>
             <w:rStyle w:val="Hyperlink"/>
@@ -5499,7 +5499,7 @@
         </w:rPr>
         <w:t xml:space="preserve">7, 9　</w:t>
       </w:r>
-      <w:hyperlink w:history="1" r:id="rIdnimpctjjypj90mgk8btc_">
+      <w:hyperlink w:history="1" r:id="rId9hkkqimavsuvjqkk_leoa">
         <w:r>
           <w:rPr>
             <w:rStyle w:val="Hyperlink"/>
@@ -5525,7 +5525,7 @@
         </w:rPr>
         <w:t xml:space="preserve">8, 27　</w:t>
       </w:r>
-      <w:hyperlink w:history="1" r:id="rId3p5xesdfxkvyepimjobxm">
+      <w:hyperlink w:history="1" r:id="rIdp6kxfc3ty3jpvrpbjv2lx">
         <w:r>
           <w:rPr>
             <w:rStyle w:val="Hyperlink"/>
@@ -5551,7 +5551,7 @@
         </w:rPr>
         <w:t xml:space="preserve">10　</w:t>
       </w:r>
-      <w:hyperlink w:history="1" r:id="rIdt4yb-qfc0gba5qbzybhmg">
+      <w:hyperlink w:history="1" r:id="rIdojfendx38nxmqz7ktbjut">
         <w:r>
           <w:rPr>
             <w:rStyle w:val="Hyperlink"/>
@@ -5577,7 +5577,7 @@
         </w:rPr>
         <w:t xml:space="preserve">11, 31　</w:t>
       </w:r>
-      <w:hyperlink w:history="1" r:id="rIdwh-dou24serwrgze1vlqt">
+      <w:hyperlink w:history="1" r:id="rIdbuzw6t7ylvdpupxbdfdma">
         <w:r>
           <w:rPr>
             <w:rStyle w:val="Hyperlink"/>
@@ -5603,7 +5603,7 @@
         </w:rPr>
         <w:t xml:space="preserve">12　</w:t>
       </w:r>
-      <w:hyperlink w:history="1" r:id="rIdr9c__pkzycedrgkgizcjw">
+      <w:hyperlink w:history="1" r:id="rIdgfmylldeih7ajla3zvike">
         <w:r>
           <w:rPr>
             <w:rStyle w:val="Hyperlink"/>
@@ -5629,7 +5629,7 @@
         </w:rPr>
         <w:t xml:space="preserve">13, 18　</w:t>
       </w:r>
-      <w:hyperlink w:history="1" r:id="rIdpr2je7vvkhsad5cdv_n71">
+      <w:hyperlink w:history="1" r:id="rIdjxa0om-byxmrhzppjpamq">
         <w:r>
           <w:rPr>
             <w:rStyle w:val="Hyperlink"/>
@@ -5655,7 +5655,7 @@
         </w:rPr>
         <w:t xml:space="preserve">14　</w:t>
       </w:r>
-      <w:hyperlink w:history="1" r:id="rIdzvz9iciqchix-uvcxlv6h">
+      <w:hyperlink w:history="1" r:id="rId_ocnl7_5niewa6fducsgi">
         <w:r>
           <w:rPr>
             <w:rStyle w:val="Hyperlink"/>
@@ -5681,7 +5681,7 @@
         </w:rPr>
         <w:t xml:space="preserve">15　</w:t>
       </w:r>
-      <w:hyperlink w:history="1" r:id="rIdaynsiz3dvfo7ke2nbhapc">
+      <w:hyperlink w:history="1" r:id="rIdcxxtjgdywc_cfwioaj7sf">
         <w:r>
           <w:rPr>
             <w:rStyle w:val="Hyperlink"/>
@@ -5707,7 +5707,7 @@
         </w:rPr>
         <w:t xml:space="preserve">17　</w:t>
       </w:r>
-      <w:hyperlink w:history="1" r:id="rIdgomttegmooykvabsuaqrw">
+      <w:hyperlink w:history="1" r:id="rId5nr5f00zwsngvqbooe2zn">
         <w:r>
           <w:rPr>
             <w:rStyle w:val="Hyperlink"/>
@@ -5733,7 +5733,7 @@
         </w:rPr>
         <w:t xml:space="preserve">19　</w:t>
       </w:r>
-      <w:hyperlink w:history="1" r:id="rIdxvis8ttssstleioyzqab8">
+      <w:hyperlink w:history="1" r:id="rIdihvfnhpnq5lzop6d6q5kj">
         <w:r>
           <w:rPr>
             <w:rStyle w:val="Hyperlink"/>
@@ -5759,7 +5759,7 @@
         </w:rPr>
         <w:t xml:space="preserve">20　</w:t>
       </w:r>
-      <w:hyperlink w:history="1" r:id="rId3f0prwzxned7fc-2tnmop">
+      <w:hyperlink w:history="1" r:id="rIdgm3v5jmblxtyo3bafjtw4">
         <w:r>
           <w:rPr>
             <w:rStyle w:val="Hyperlink"/>
@@ -5785,7 +5785,7 @@
         </w:rPr>
         <w:t xml:space="preserve">21　</w:t>
       </w:r>
-      <w:hyperlink w:history="1" r:id="rIdm06kz2oluqnvoeed9iur-">
+      <w:hyperlink w:history="1" r:id="rIdgna1dphooku0cm5t8o9aq">
         <w:r>
           <w:rPr>
             <w:rStyle w:val="Hyperlink"/>
@@ -5811,7 +5811,7 @@
         </w:rPr>
         <w:t xml:space="preserve">22　</w:t>
       </w:r>
-      <w:hyperlink w:history="1" r:id="rIdigndoybbgljvnhudykj8s">
+      <w:hyperlink w:history="1" r:id="rIdno-nvcta6m_aa2xhh-zcx">
         <w:r>
           <w:rPr>
             <w:rStyle w:val="Hyperlink"/>
@@ -5837,7 +5837,7 @@
         </w:rPr>
         <w:t xml:space="preserve">23　</w:t>
       </w:r>
-      <w:hyperlink w:history="1" r:id="rIdcxn03uomxzeqwdarcaefi">
+      <w:hyperlink w:history="1" r:id="rId0ayh7sychpjuly9xdn05u">
         <w:r>
           <w:rPr>
             <w:rStyle w:val="Hyperlink"/>
@@ -5863,7 +5863,7 @@
         </w:rPr>
         <w:t xml:space="preserve">24　</w:t>
       </w:r>
-      <w:hyperlink w:history="1" r:id="rId8quxwabbp9e1m_psrryxz">
+      <w:hyperlink w:history="1" r:id="rId8whn1kr5ir8qtjsi-sscn">
         <w:r>
           <w:rPr>
             <w:rStyle w:val="Hyperlink"/>
@@ -5889,7 +5889,7 @@
         </w:rPr>
         <w:t xml:space="preserve">25　</w:t>
       </w:r>
-      <w:hyperlink w:history="1" r:id="rIdxqwz-hmgm57cxzemgdqvf">
+      <w:hyperlink w:history="1" r:id="rId0ayby1x3yxcppjavjr3lr">
         <w:r>
           <w:rPr>
             <w:rStyle w:val="Hyperlink"/>
@@ -5915,7 +5915,7 @@
         </w:rPr>
         <w:t xml:space="preserve">26　</w:t>
       </w:r>
-      <w:hyperlink w:history="1" r:id="rId7rvkid7funqem6gyjhzow">
+      <w:hyperlink w:history="1" r:id="rIdbtv88cnyh57exxw6t9tbj">
         <w:r>
           <w:rPr>
             <w:rStyle w:val="Hyperlink"/>
@@ -5941,7 +5941,7 @@
         </w:rPr>
         <w:t xml:space="preserve">28　</w:t>
       </w:r>
-      <w:hyperlink w:history="1" r:id="rIdljx3rvbre9w1ea5mjv42a">
+      <w:hyperlink w:history="1" r:id="rIdivs1d8ojjhiskrygevguz">
         <w:r>
           <w:rPr>
             <w:rStyle w:val="Hyperlink"/>
@@ -5967,7 +5967,7 @@
         </w:rPr>
         <w:t xml:space="preserve">29　</w:t>
       </w:r>
-      <w:hyperlink w:history="1" r:id="rIdyrtuervctbwgnlr2e2qhw">
+      <w:hyperlink w:history="1" r:id="rIddvgintlkyltj6jb64waot">
         <w:r>
           <w:rPr>
             <w:rStyle w:val="Hyperlink"/>
@@ -5993,7 +5993,7 @@
         </w:rPr>
         <w:t xml:space="preserve">30　</w:t>
       </w:r>
-      <w:hyperlink w:history="1" r:id="rIdqcdp7vep8urgrh5vsmhpp">
+      <w:hyperlink w:history="1" r:id="rIdcxix0h52i4hyzwz5bujyr">
         <w:r>
           <w:rPr>
             <w:rStyle w:val="Hyperlink"/>
@@ -6019,7 +6019,7 @@
         </w:rPr>
         <w:t xml:space="preserve">32　</w:t>
       </w:r>
-      <w:hyperlink w:history="1" r:id="rIdsjiqolojixucxxnikhsdh">
+      <w:hyperlink w:history="1" r:id="rIdhxl7zvhrlrho8jprnd9dc">
         <w:r>
           <w:rPr>
             <w:rStyle w:val="Hyperlink"/>
@@ -6045,7 +6045,7 @@
         </w:rPr>
         <w:t xml:space="preserve">33　</w:t>
       </w:r>
-      <w:hyperlink w:history="1" r:id="rIdobqm83-gcmnqjnktldbev">
+      <w:hyperlink w:history="1" r:id="rIdzkgbitp3i-ainukofpjfk">
         <w:r>
           <w:rPr>
             <w:rStyle w:val="Hyperlink"/>
@@ -6071,7 +6071,7 @@
         </w:rPr>
         <w:t xml:space="preserve">34　</w:t>
       </w:r>
-      <w:hyperlink w:history="1" r:id="rIdrja0mzpcowumbn46jxmfr">
+      <w:hyperlink w:history="1" r:id="rIdy6lsgulwsfznletb-8ntu">
         <w:r>
           <w:rPr>
             <w:rStyle w:val="Hyperlink"/>
@@ -6097,7 +6097,7 @@
         </w:rPr>
         <w:t xml:space="preserve">35, 39　</w:t>
       </w:r>
-      <w:hyperlink w:history="1" r:id="rId4ul-9jusud3p28hhux-1j">
+      <w:hyperlink w:history="1" r:id="rIdtbcfupj_-cgxof7jqoqph">
         <w:r>
           <w:rPr>
             <w:rStyle w:val="Hyperlink"/>
@@ -6123,7 +6123,7 @@
         </w:rPr>
         <w:t xml:space="preserve">36　</w:t>
       </w:r>
-      <w:hyperlink w:history="1" r:id="rIdoqibzoqzshszwp8j6c80g">
+      <w:hyperlink w:history="1" r:id="rId4pi3yhwfwmsmbgcbai_4e">
         <w:r>
           <w:rPr>
             <w:rStyle w:val="Hyperlink"/>
@@ -6149,7 +6149,7 @@
         </w:rPr>
         <w:t xml:space="preserve">37　</w:t>
       </w:r>
-      <w:hyperlink w:history="1" r:id="rIdzpvshuz73u-zakngfvkhw">
+      <w:hyperlink w:history="1" r:id="rIdcpxbwr7lh6jycvcgpbck6">
         <w:r>
           <w:rPr>
             <w:rStyle w:val="Hyperlink"/>
@@ -6175,7 +6175,7 @@
         </w:rPr>
         <w:t xml:space="preserve">38　</w:t>
       </w:r>
-      <w:hyperlink w:history="1" r:id="rIdvhu5h1pasyzdyv4l13o3v">
+      <w:hyperlink w:history="1" r:id="rIdkhvdkae7b8e-fwlz6psys">
         <w:r>
           <w:rPr>
             <w:rStyle w:val="Hyperlink"/>
@@ -6201,7 +6201,7 @@
         </w:rPr>
         <w:t xml:space="preserve">40　</w:t>
       </w:r>
-      <w:hyperlink w:history="1" r:id="rIdwhgdl0f9h7lycx--icnub">
+      <w:hyperlink w:history="1" r:id="rId52delafvsi7-taxnw2guv">
         <w:r>
           <w:rPr>
             <w:rStyle w:val="Hyperlink"/>
@@ -6227,7 +6227,7 @@
         </w:rPr>
         <w:t xml:space="preserve">41, 44　</w:t>
       </w:r>
-      <w:hyperlink w:history="1" r:id="rIdlvgmgubxs53q73ahkco83">
+      <w:hyperlink w:history="1" r:id="rIdxleorvondelznunweyoqv">
         <w:r>
           <w:rPr>
             <w:rStyle w:val="Hyperlink"/>
@@ -6253,7 +6253,7 @@
         </w:rPr>
         <w:t xml:space="preserve">42　</w:t>
       </w:r>
-      <w:hyperlink w:history="1" r:id="rIdxb-8daxe-8a1i45ovaj_s">
+      <w:hyperlink w:history="1" r:id="rIdj_f0qot9lyhrqso4bzepj">
         <w:r>
           <w:rPr>
             <w:rStyle w:val="Hyperlink"/>
@@ -6279,7 +6279,7 @@
         </w:rPr>
         <w:t xml:space="preserve">43　</w:t>
       </w:r>
-      <w:hyperlink w:history="1" r:id="rIdsqd9__hln6v-rzxc3tsrx">
+      <w:hyperlink w:history="1" r:id="rIdtxyezgdx8cefkctvyqwqz">
         <w:r>
           <w:rPr>
             <w:rStyle w:val="Hyperlink"/>
@@ -8594,7 +8594,7 @@
         </w:rPr>
         <w:t xml:space="preserve">1　</w:t>
       </w:r>
-      <w:hyperlink w:history="1" r:id="rId6kjkzsszhlzxo14nwi4za">
+      <w:hyperlink w:history="1" r:id="rIdb1feqvgosyuseqlaohejo">
         <w:r>
           <w:rPr>
             <w:rStyle w:val="Hyperlink"/>
@@ -8620,7 +8620,7 @@
         </w:rPr>
         <w:t xml:space="preserve">2　</w:t>
       </w:r>
-      <w:hyperlink w:history="1" r:id="rIdg1fbx5tffeexkjlplfz8x">
+      <w:hyperlink w:history="1" r:id="rIds4v3bii3brlnfa0ru2qsu">
         <w:r>
           <w:rPr>
             <w:rStyle w:val="Hyperlink"/>
@@ -8646,7 +8646,7 @@
         </w:rPr>
         <w:t xml:space="preserve">3　</w:t>
       </w:r>
-      <w:hyperlink w:history="1" r:id="rIdfufl9x72ifzfkptnopvd3">
+      <w:hyperlink w:history="1" r:id="rIdonz1qr1g6djncbxrcjzn2">
         <w:r>
           <w:rPr>
             <w:rStyle w:val="Hyperlink"/>
@@ -8672,7 +8672,7 @@
         </w:rPr>
         <w:t xml:space="preserve">4　</w:t>
       </w:r>
-      <w:hyperlink w:history="1" r:id="rIdsmndej_odga96esixpqcp">
+      <w:hyperlink w:history="1" r:id="rIdzunruxcrzjq_weth1p430">
         <w:r>
           <w:rPr>
             <w:rStyle w:val="Hyperlink"/>
@@ -8698,7 +8698,7 @@
         </w:rPr>
         <w:t xml:space="preserve">5　</w:t>
       </w:r>
-      <w:hyperlink w:history="1" r:id="rIdd31ofie3fy_nj8gyytvrg">
+      <w:hyperlink w:history="1" r:id="rIdg-lhk8hzqoczu1ksdybz4">
         <w:r>
           <w:rPr>
             <w:rStyle w:val="Hyperlink"/>
@@ -8724,7 +8724,7 @@
         </w:rPr>
         <w:t xml:space="preserve">6, 7　</w:t>
       </w:r>
-      <w:hyperlink w:history="1" r:id="rIdqeiwhx5-utz7l8k7glw_k">
+      <w:hyperlink w:history="1" r:id="rIdwglprmzw2b8bmptsqgne5">
         <w:r>
           <w:rPr>
             <w:rStyle w:val="Hyperlink"/>
@@ -8750,7 +8750,7 @@
         </w:rPr>
         <w:t xml:space="preserve">8　</w:t>
       </w:r>
-      <w:hyperlink w:history="1" r:id="rIdcbziurhvuoryo42zglj-m">
+      <w:hyperlink w:history="1" r:id="rIdqlzdn5vph6iy9sqioqa80">
         <w:r>
           <w:rPr>
             <w:rStyle w:val="Hyperlink"/>
@@ -8776,7 +8776,7 @@
         </w:rPr>
         <w:t xml:space="preserve">9　</w:t>
       </w:r>
-      <w:hyperlink w:history="1" r:id="rIdme1fp4zskgk1exc2xefuo">
+      <w:hyperlink w:history="1" r:id="rId_kuh9dj6d-yn85uflfdhg">
         <w:r>
           <w:rPr>
             <w:rStyle w:val="Hyperlink"/>
@@ -8802,7 +8802,7 @@
         </w:rPr>
         <w:t xml:space="preserve">10　</w:t>
       </w:r>
-      <w:hyperlink w:history="1" r:id="rIdewu1cxh0otzk_j89io2oi">
+      <w:hyperlink w:history="1" r:id="rId7wqzkkrydiaekt89iougr">
         <w:r>
           <w:rPr>
             <w:rStyle w:val="Hyperlink"/>
@@ -8828,7 +8828,7 @@
         </w:rPr>
         <w:t xml:space="preserve">11　</w:t>
       </w:r>
-      <w:hyperlink w:history="1" r:id="rIdy2mszq2z_tgzbtg34sbao">
+      <w:hyperlink w:history="1" r:id="rId1kbwsiivit1ej5sh8fycd">
         <w:r>
           <w:rPr>
             <w:rStyle w:val="Hyperlink"/>
@@ -8854,7 +8854,7 @@
         </w:rPr>
         <w:t xml:space="preserve">12　</w:t>
       </w:r>
-      <w:hyperlink w:history="1" r:id="rIdc9tyb1rd7vnp5xbghbpsh">
+      <w:hyperlink w:history="1" r:id="rId86n2jupb7jx5rdlssmufq">
         <w:r>
           <w:rPr>
             <w:rStyle w:val="Hyperlink"/>
@@ -8880,7 +8880,7 @@
         </w:rPr>
         <w:t xml:space="preserve">13　</w:t>
       </w:r>
-      <w:hyperlink w:history="1" r:id="rIdhjpazvbfn8qge76ajliiw">
+      <w:hyperlink w:history="1" r:id="rIdmafxhjf5mbj0pqekh9cdg">
         <w:r>
           <w:rPr>
             <w:rStyle w:val="Hyperlink"/>
@@ -8906,7 +8906,7 @@
         </w:rPr>
         <w:t xml:space="preserve">14　</w:t>
       </w:r>
-      <w:hyperlink w:history="1" r:id="rIdn0x-qw-07zewwwml7fh5m">
+      <w:hyperlink w:history="1" r:id="rIdejphp5mghrwio7nl5q9wy">
         <w:r>
           <w:rPr>
             <w:rStyle w:val="Hyperlink"/>
@@ -8932,7 +8932,7 @@
         </w:rPr>
         <w:t xml:space="preserve">15　</w:t>
       </w:r>
-      <w:hyperlink w:history="1" r:id="rIdpaq_p-pj9ndxlyph6ju0k">
+      <w:hyperlink w:history="1" r:id="rIdz-fwfkpks0st_ajxwmbwq">
         <w:r>
           <w:rPr>
             <w:rStyle w:val="Hyperlink"/>
@@ -8958,7 +8958,7 @@
         </w:rPr>
         <w:t xml:space="preserve">16　</w:t>
       </w:r>
-      <w:hyperlink w:history="1" r:id="rIdu0chjipdk2j0cjf_5yxz0">
+      <w:hyperlink w:history="1" r:id="rIdr4wgdoe_ym8yqn_noruxo">
         <w:r>
           <w:rPr>
             <w:rStyle w:val="Hyperlink"/>
@@ -8984,7 +8984,7 @@
         </w:rPr>
         <w:t xml:space="preserve">17　</w:t>
       </w:r>
-      <w:hyperlink w:history="1" r:id="rIdow6009tzleqftoln63e81">
+      <w:hyperlink w:history="1" r:id="rIdhcyv8xybpzkgcouj7zqqy">
         <w:r>
           <w:rPr>
             <w:rStyle w:val="Hyperlink"/>
@@ -9010,7 +9010,7 @@
         </w:rPr>
         <w:t xml:space="preserve">18　</w:t>
       </w:r>
-      <w:hyperlink w:history="1" r:id="rIdeytym_rosntxcvzdekajw">
+      <w:hyperlink w:history="1" r:id="rIdg3th62jspd3lapll3btps">
         <w:r>
           <w:rPr>
             <w:rStyle w:val="Hyperlink"/>
@@ -9036,7 +9036,7 @@
         </w:rPr>
         <w:t xml:space="preserve">19, 20　</w:t>
       </w:r>
-      <w:hyperlink w:history="1" r:id="rIdymq5yjbftk_kksctl0j6t">
+      <w:hyperlink w:history="1" r:id="rId6ayqyr9tweeqe8ogrgfol">
         <w:r>
           <w:rPr>
             <w:rStyle w:val="Hyperlink"/>
@@ -9062,7 +9062,7 @@
         </w:rPr>
         <w:t xml:space="preserve">21　</w:t>
       </w:r>
-      <w:hyperlink w:history="1" r:id="rIdvmjf_flma7tcshwvv7dd-">
+      <w:hyperlink w:history="1" r:id="rIdwtwfmj8e524ygqtaejlbi">
         <w:r>
           <w:rPr>
             <w:rStyle w:val="Hyperlink"/>
@@ -9088,7 +9088,7 @@
         </w:rPr>
         <w:t xml:space="preserve">22　</w:t>
       </w:r>
-      <w:hyperlink w:history="1" r:id="rIdmrw4vgh8cy8lcmzbl1wpz">
+      <w:hyperlink w:history="1" r:id="rIdmsf9vc__bzkfswdb5m4qr">
         <w:r>
           <w:rPr>
             <w:rStyle w:val="Hyperlink"/>
@@ -9114,7 +9114,7 @@
         </w:rPr>
         <w:t xml:space="preserve">23　</w:t>
       </w:r>
-      <w:hyperlink w:history="1" r:id="rIdi9san8p383rgxii7mqfhl">
+      <w:hyperlink w:history="1" r:id="rIdn_qftxogndactloc5ed2k">
         <w:r>
           <w:rPr>
             <w:rStyle w:val="Hyperlink"/>
@@ -9140,7 +9140,7 @@
         </w:rPr>
         <w:t xml:space="preserve">24　</w:t>
       </w:r>
-      <w:hyperlink w:history="1" r:id="rIdesoarziotlypv9yof_kaa">
+      <w:hyperlink w:history="1" r:id="rId1z2jfcty3kxm48q0acbmb">
         <w:r>
           <w:rPr>
             <w:rStyle w:val="Hyperlink"/>
@@ -9816,7 +9816,7 @@
           <w:sz w:val="22"/>
           <w:szCs w:val="22"/>
         </w:rPr>
-        <w:t xml:space="preserve">本校必須體恤學生的情況並因應其特殊教育需要，提供適切的測考調適或特別考試安排。學生在進行測驗或考試等評估時，應獲允許使用輔助科技及輔助溝通系統，並在適當時候得到合理的支援。如有讀寫困難，本校須為相關學生安排評估調適，並參閱</w:t>
+        <w:t xml:space="preserve">本校（如屬特殊學校）必須體恤學生的情況並因應其特殊教育需要，提供適切的測考調適或特別考試安排。學生在進行測驗或考試等評估時，應獲允許使用輔助科技及輔助溝通系統，並在適當時候得到合理的支援。如有讀寫困難，本校須為相關學生安排評估調適，並參閱</w:t>
       </w:r>
       <w:r>
         <w:rPr>
@@ -11284,7 +11284,7 @@
           <w:sz w:val="22"/>
           <w:szCs w:val="22"/>
         </w:rPr>
-        <w:t xml:space="preserve">本校應為學生的溝通模式制定校本政策，並提供機會予學生學習理解和表達。本校亦應根據個別學生的溝通需要，為其建立個人溝通系統，例如</w:t>
+        <w:t xml:space="preserve">本校（如屬特殊學校）應為學生的溝通模式制定校本政策，並提供機會予學生學習理解和表達。本校亦應根據個別學生的溝通需要，為其建立個人溝通系統，例如</w:t>
       </w:r>
       <w:r>
         <w:rPr>
@@ -11362,7 +11362,7 @@
         </w:rPr>
         <w:t xml:space="preserve">1, 5　</w:t>
       </w:r>
-      <w:hyperlink w:history="1" r:id="rIdhbnwm8b6l--ev4fddvwag">
+      <w:hyperlink w:history="1" r:id="rIdkxo6jza5rwa7vsmxmag6h">
         <w:r>
           <w:rPr>
             <w:rStyle w:val="Hyperlink"/>
@@ -11388,7 +11388,7 @@
         </w:rPr>
         <w:t xml:space="preserve">2, 3　</w:t>
       </w:r>
-      <w:hyperlink w:history="1" r:id="rIdenlshwmsdfzgnnoa1vrd7">
+      <w:hyperlink w:history="1" r:id="rIdonmbnju2kdmv5agw8sfgw">
         <w:r>
           <w:rPr>
             <w:rStyle w:val="Hyperlink"/>
@@ -11414,7 +11414,7 @@
         </w:rPr>
         <w:t xml:space="preserve">4　</w:t>
       </w:r>
-      <w:hyperlink w:history="1" r:id="rIdllrtthhq3jhhmwntfo1hi">
+      <w:hyperlink w:history="1" r:id="rIdctmayyshwd75-55m_aqyc">
         <w:r>
           <w:rPr>
             <w:rStyle w:val="Hyperlink"/>
@@ -11440,7 +11440,7 @@
         </w:rPr>
         <w:t xml:space="preserve">6, 7　</w:t>
       </w:r>
-      <w:hyperlink w:history="1" r:id="rIdzhh7ysilgowfoiit48dd2">
+      <w:hyperlink w:history="1" r:id="rIdxztwkt6gd604_n7xdlln6">
         <w:r>
           <w:rPr>
             <w:rStyle w:val="Hyperlink"/>
@@ -11466,7 +11466,7 @@
         </w:rPr>
         <w:t xml:space="preserve">8　</w:t>
       </w:r>
-      <w:hyperlink w:history="1" r:id="rIdx4eq5zcg98ypamcw36wh7">
+      <w:hyperlink w:history="1" r:id="rIdbxmleyvabd1y4equqnqxw">
         <w:r>
           <w:rPr>
             <w:rStyle w:val="Hyperlink"/>
@@ -11492,7 +11492,7 @@
         </w:rPr>
         <w:t xml:space="preserve">9, 10　</w:t>
       </w:r>
-      <w:hyperlink w:history="1" r:id="rIdtefi0sqw0kc55ieijoh_d">
+      <w:hyperlink w:history="1" r:id="rId5sxnsq5te8vp-japhhtcu">
         <w:r>
           <w:rPr>
             <w:rStyle w:val="Hyperlink"/>
@@ -11518,7 +11518,7 @@
         </w:rPr>
         <w:t xml:space="preserve">11　</w:t>
       </w:r>
-      <w:hyperlink w:history="1" r:id="rIdqpkdq5sct7iwbh1tk6dgp">
+      <w:hyperlink w:history="1" r:id="rIdnodntpvyu_wwscv7w1xjr">
         <w:r>
           <w:rPr>
             <w:rStyle w:val="Hyperlink"/>
@@ -11544,7 +11544,7 @@
         </w:rPr>
         <w:t xml:space="preserve">12　</w:t>
       </w:r>
-      <w:hyperlink w:history="1" r:id="rIdavs4svmkreuoirgefzfw3">
+      <w:hyperlink w:history="1" r:id="rIdahkjnkbuil4w6oiu8buv_">
         <w:r>
           <w:rPr>
             <w:rStyle w:val="Hyperlink"/>
@@ -11570,7 +11570,7 @@
         </w:rPr>
         <w:t xml:space="preserve">13　</w:t>
       </w:r>
-      <w:hyperlink w:history="1" r:id="rIdolgpodaxegv4dzosvkdzu">
+      <w:hyperlink w:history="1" r:id="rIdncwlyj5fklymtskta1wbd">
         <w:r>
           <w:rPr>
             <w:rStyle w:val="Hyperlink"/>
@@ -11596,7 +11596,7 @@
         </w:rPr>
         <w:t xml:space="preserve">14　</w:t>
       </w:r>
-      <w:hyperlink w:history="1" r:id="rIdop8ta_rbpyeiqajfa1h8f">
+      <w:hyperlink w:history="1" r:id="rId6rg0r8ufohpe65q2a8exg">
         <w:r>
           <w:rPr>
             <w:rStyle w:val="Hyperlink"/>
@@ -11622,7 +11622,7 @@
         </w:rPr>
         <w:t xml:space="preserve">15, 17　</w:t>
       </w:r>
-      <w:hyperlink w:history="1" r:id="rIdg3i_spmost1q04himfin8">
+      <w:hyperlink w:history="1" r:id="rIdubranue1ppjzw1w1ysl_x">
         <w:r>
           <w:rPr>
             <w:rStyle w:val="Hyperlink"/>
@@ -11648,7 +11648,7 @@
         </w:rPr>
         <w:t xml:space="preserve">16　</w:t>
       </w:r>
-      <w:hyperlink w:history="1" r:id="rIdenc4aw4_ndidxeoshlmsb">
+      <w:hyperlink w:history="1" r:id="rIdpi4kpygsumms8ga8abvtr">
         <w:r>
           <w:rPr>
             <w:rStyle w:val="Hyperlink"/>
@@ -11674,7 +11674,7 @@
         </w:rPr>
         <w:t xml:space="preserve">18　</w:t>
       </w:r>
-      <w:hyperlink w:history="1" r:id="rIdbmur-fkcag0e8hx5q9oze">
+      <w:hyperlink w:history="1" r:id="rIdabrixnfgf3obt5x4lm-44">
         <w:r>
           <w:rPr>
             <w:rStyle w:val="Hyperlink"/>
@@ -11700,7 +11700,7 @@
         </w:rPr>
         <w:t xml:space="preserve">19　</w:t>
       </w:r>
-      <w:hyperlink w:history="1" r:id="rIduxphfmpfyai8xc5rnjjxy">
+      <w:hyperlink w:history="1" r:id="rId58_jorweieiyn6e0hb0wz">
         <w:r>
           <w:rPr>
             <w:rStyle w:val="Hyperlink"/>
@@ -11726,7 +11726,7 @@
         </w:rPr>
         <w:t xml:space="preserve">20　</w:t>
       </w:r>
-      <w:hyperlink w:history="1" r:id="rId0gozpvcaztcit_ltrekug">
+      <w:hyperlink w:history="1" r:id="rIdrisdifaztsgebc_y4ikv0">
         <w:r>
           <w:rPr>
             <w:rStyle w:val="Hyperlink"/>
@@ -11752,7 +11752,7 @@
         </w:rPr>
         <w:t xml:space="preserve">21　</w:t>
       </w:r>
-      <w:hyperlink w:history="1" r:id="rIdqcrqanx5qzdj-uvznjzhq">
+      <w:hyperlink w:history="1" r:id="rIdzpktuhi_pap-nop_kh0lz">
         <w:r>
           <w:rPr>
             <w:rStyle w:val="Hyperlink"/>
@@ -11778,7 +11778,7 @@
         </w:rPr>
         <w:t xml:space="preserve">22　</w:t>
       </w:r>
-      <w:hyperlink w:history="1" r:id="rIdl2iulbjpdfkiydyin55wx">
+      <w:hyperlink w:history="1" r:id="rIdwsoiipq3bzouyitgzkytx">
         <w:r>
           <w:rPr>
             <w:rStyle w:val="Hyperlink"/>
@@ -11804,7 +11804,7 @@
         </w:rPr>
         <w:t xml:space="preserve">23　</w:t>
       </w:r>
-      <w:hyperlink w:history="1" r:id="rIdlynufe8-s9cvekah59jil">
+      <w:hyperlink w:history="1" r:id="rIdbavzwdyq6s8lqzm3nhiby">
         <w:r>
           <w:rPr>
             <w:rStyle w:val="Hyperlink"/>
@@ -11830,7 +11830,7 @@
         </w:rPr>
         <w:t xml:space="preserve">24　</w:t>
       </w:r>
-      <w:hyperlink w:history="1" r:id="rIdrfstfjatikh0kpdlzka0v">
+      <w:hyperlink w:history="1" r:id="rId4iabxofxhe93qek4h6ncl">
         <w:r>
           <w:rPr>
             <w:rStyle w:val="Hyperlink"/>
@@ -11856,7 +11856,7 @@
         </w:rPr>
         <w:t xml:space="preserve">25　</w:t>
       </w:r>
-      <w:hyperlink w:history="1" r:id="rIdr5thylqwm_jtag4vwfxml">
+      <w:hyperlink w:history="1" r:id="rIdp433qkksfvn9pyms9-rc6">
         <w:r>
           <w:rPr>
             <w:rStyle w:val="Hyperlink"/>
@@ -12991,7 +12991,7 @@
         </w:rPr>
         <w:t xml:space="preserve">1　</w:t>
       </w:r>
-      <w:hyperlink w:history="1" r:id="rIdhzasqrksjxfalthkmkkld">
+      <w:hyperlink w:history="1" r:id="rIdvknn7qfrjmsv6sdsu9ygj">
         <w:r>
           <w:rPr>
             <w:rStyle w:val="Hyperlink"/>
@@ -13017,7 +13017,7 @@
         </w:rPr>
         <w:t xml:space="preserve">2, 3　</w:t>
       </w:r>
-      <w:hyperlink w:history="1" r:id="rIdiaui-xm9sfxb2q7gz1taq">
+      <w:hyperlink w:history="1" r:id="rIdjc-ywqpfxbli4kgt3nyy9">
         <w:r>
           <w:rPr>
             <w:rStyle w:val="Hyperlink"/>
@@ -13043,7 +13043,7 @@
         </w:rPr>
         <w:t xml:space="preserve">4　</w:t>
       </w:r>
-      <w:hyperlink w:history="1" r:id="rIdfohdapnomov77vvyoatx4">
+      <w:hyperlink w:history="1" r:id="rIdjae4fnvdzr-1-d1ulwoai">
         <w:r>
           <w:rPr>
             <w:rStyle w:val="Hyperlink"/>
@@ -13069,7 +13069,7 @@
         </w:rPr>
         <w:t xml:space="preserve">5　</w:t>
       </w:r>
-      <w:hyperlink w:history="1" r:id="rIdppfe0miru-n23vsqpfbsc">
+      <w:hyperlink w:history="1" r:id="rIdi2-hkydafnhqcv-rnaov9">
         <w:r>
           <w:rPr>
             <w:rStyle w:val="Hyperlink"/>
@@ -13095,7 +13095,7 @@
         </w:rPr>
         <w:t xml:space="preserve">6　</w:t>
       </w:r>
-      <w:hyperlink w:history="1" r:id="rIdc2fpthpbqi0iksvbmneo-">
+      <w:hyperlink w:history="1" r:id="rIdgtt8qcxaidjgm0_lfynik">
         <w:r>
           <w:rPr>
             <w:rStyle w:val="Hyperlink"/>
@@ -13121,7 +13121,7 @@
         </w:rPr>
         <w:t xml:space="preserve">7, 19　</w:t>
       </w:r>
-      <w:hyperlink w:history="1" r:id="rIdpu894lrb9ygpiyjhii0th">
+      <w:hyperlink w:history="1" r:id="rId2ui5x_9yc2ovnkgnrzeh6">
         <w:r>
           <w:rPr>
             <w:rStyle w:val="Hyperlink"/>
@@ -13147,7 +13147,7 @@
         </w:rPr>
         <w:t xml:space="preserve">8　</w:t>
       </w:r>
-      <w:hyperlink w:history="1" r:id="rIdioyukmyvxymzzy9bqhwj_">
+      <w:hyperlink w:history="1" r:id="rIdedzjzt4uxwwz-2ufw48gx">
         <w:r>
           <w:rPr>
             <w:rStyle w:val="Hyperlink"/>
@@ -13173,7 +13173,7 @@
         </w:rPr>
         <w:t xml:space="preserve">9　</w:t>
       </w:r>
-      <w:hyperlink w:history="1" r:id="rIdxfrvtxz_4ypzv5lrxqt9l">
+      <w:hyperlink w:history="1" r:id="rIdblkvthcorlgejwcr8t2om">
         <w:r>
           <w:rPr>
             <w:rStyle w:val="Hyperlink"/>
@@ -13199,7 +13199,7 @@
         </w:rPr>
         <w:t xml:space="preserve">10　</w:t>
       </w:r>
-      <w:hyperlink w:history="1" r:id="rIdnuueg89rft9quyctcbxhm">
+      <w:hyperlink w:history="1" r:id="rId3zmt5w1mrzeweamtqlw0y">
         <w:r>
           <w:rPr>
             <w:rStyle w:val="Hyperlink"/>
@@ -13225,7 +13225,7 @@
         </w:rPr>
         <w:t xml:space="preserve">11　</w:t>
       </w:r>
-      <w:hyperlink w:history="1" r:id="rId9kal6nt8wddf7lwzjtj4e">
+      <w:hyperlink w:history="1" r:id="rIdxqnvxsvjagf8d5jwpph0i">
         <w:r>
           <w:rPr>
             <w:rStyle w:val="Hyperlink"/>
@@ -13251,7 +13251,7 @@
         </w:rPr>
         <w:t xml:space="preserve">12　</w:t>
       </w:r>
-      <w:hyperlink w:history="1" r:id="rId82z1qfsdutso6yndithrc">
+      <w:hyperlink w:history="1" r:id="rIdsnag9zrzhgayqwxnchg8h">
         <w:r>
           <w:rPr>
             <w:rStyle w:val="Hyperlink"/>
@@ -13277,7 +13277,7 @@
         </w:rPr>
         <w:t xml:space="preserve">13　</w:t>
       </w:r>
-      <w:hyperlink w:history="1" r:id="rIdu3ivjxeqyj4_a93nznxc1">
+      <w:hyperlink w:history="1" r:id="rIdz16qxd7tcw-luk0use0uo">
         <w:r>
           <w:rPr>
             <w:rStyle w:val="Hyperlink"/>
@@ -13303,7 +13303,7 @@
         </w:rPr>
         <w:t xml:space="preserve">14　</w:t>
       </w:r>
-      <w:hyperlink w:history="1" r:id="rId30n5-rffxx7ucs5woblzk">
+      <w:hyperlink w:history="1" r:id="rIdstr8gtcooak6rynwxboly">
         <w:r>
           <w:rPr>
             <w:rStyle w:val="Hyperlink"/>
@@ -13329,7 +13329,7 @@
         </w:rPr>
         <w:t xml:space="preserve">15　</w:t>
       </w:r>
-      <w:hyperlink w:history="1" r:id="rIdccbiigrp2flxehwjgexgy">
+      <w:hyperlink w:history="1" r:id="rIdzm4qkuej1ko5fnbm0-dm8">
         <w:r>
           <w:rPr>
             <w:rStyle w:val="Hyperlink"/>
@@ -13355,7 +13355,7 @@
         </w:rPr>
         <w:t xml:space="preserve">16　</w:t>
       </w:r>
-      <w:hyperlink w:history="1" r:id="rIdb4pbol1xk9fjw4dtc1pwq">
+      <w:hyperlink w:history="1" r:id="rIdjin88qu8pyv1ac5autsbl">
         <w:r>
           <w:rPr>
             <w:rStyle w:val="Hyperlink"/>
@@ -13381,7 +13381,7 @@
         </w:rPr>
         <w:t xml:space="preserve">17　</w:t>
       </w:r>
-      <w:hyperlink w:history="1" r:id="rIdoouqkcrtxqz9zpv3qtkni">
+      <w:hyperlink w:history="1" r:id="rIdabr9gbpvbmjtcquszhrua">
         <w:r>
           <w:rPr>
             <w:rStyle w:val="Hyperlink"/>
@@ -13407,7 +13407,7 @@
         </w:rPr>
         <w:t xml:space="preserve">18　</w:t>
       </w:r>
-      <w:hyperlink w:history="1" r:id="rIdvjylmmjouoau8e6c7apks">
+      <w:hyperlink w:history="1" r:id="rIdo8vlnkkmtyu9n01p93fiy">
         <w:r>
           <w:rPr>
             <w:rStyle w:val="Hyperlink"/>
@@ -13433,7 +13433,7 @@
         </w:rPr>
         <w:t xml:space="preserve">20, 21　</w:t>
       </w:r>
-      <w:hyperlink w:history="1" r:id="rId3k0tn18ayjvcvz5si6bpy">
+      <w:hyperlink w:history="1" r:id="rIdt4zcgpc--sf-hh0ftiunl">
         <w:r>
           <w:rPr>
             <w:rStyle w:val="Hyperlink"/>
@@ -13459,7 +13459,7 @@
         </w:rPr>
         <w:t xml:space="preserve">22　</w:t>
       </w:r>
-      <w:hyperlink w:history="1" r:id="rIdnccakxpqiingcobelrjk0">
+      <w:hyperlink w:history="1" r:id="rId_dvjwsezpdhiiyxtlwex5">
         <w:r>
           <w:rPr>
             <w:rStyle w:val="Hyperlink"/>
@@ -15388,7 +15388,7 @@
           <w:sz w:val="22"/>
           <w:szCs w:val="22"/>
         </w:rPr>
-        <w:t xml:space="preserve">本校領導層及課程主任應致力發展、促進和維繫專責人員（包括言語治療師、教育心理學家等）與教師之間的有效跨專業協作，讓專責人員參與課程長中短期規劃。本校人員應按學生的能力及溝通需要，為學生建立合適的溝通系統，並按學生的發展和溝通情境的需要適時作出調整。</w:t>
+        <w:t xml:space="preserve">本校（如屬特殊學校）的領導層及課程主任應致力發展、促進和維繫專責人員（包括言語治療師、教育心理學家等）與教師之間的有效跨專業協作，讓專責人員參與課程長中短期規劃。本校（如屬特殊學校）人員亦應按學生的能力及溝通需要，為學生建立合適的溝通系統，並按學生的發展和溝通情境的需要適時作出調整。</w:t>
       </w:r>
       <w:r>
         <w:rPr>
@@ -15440,7 +15440,7 @@
           <w:sz w:val="22"/>
           <w:szCs w:val="22"/>
         </w:rPr>
-        <w:t xml:space="preserve">為了加強學生的自我決策能力及提升個人安全，本校須教導學生學懂表達「不」，作出否定的回應或作為拒絕的方式。</w:t>
+        <w:t xml:space="preserve">為了加強學生的自我決策能力及提升個人安全，本校（如屬特殊學校）須教導學生學懂表達「不」，作出否定的回應或作為拒絕的方式。</w:t>
       </w:r>
       <w:r>
         <w:rPr>
@@ -16123,7 +16123,7 @@
         </w:rPr>
         <w:t xml:space="preserve">1　</w:t>
       </w:r>
-      <w:hyperlink w:history="1" r:id="rIdrofuxhha6w-wkhdxdzmq1">
+      <w:hyperlink w:history="1" r:id="rIdrmzbno5iswk527dptyurh">
         <w:r>
           <w:rPr>
             <w:rStyle w:val="Hyperlink"/>
@@ -16149,7 +16149,7 @@
         </w:rPr>
         <w:t xml:space="preserve">2, 21　</w:t>
       </w:r>
-      <w:hyperlink w:history="1" r:id="rIdpadum4oapxoe6rvnnngjc">
+      <w:hyperlink w:history="1" r:id="rIdcwtkuk5rzqqk8qnsuhqnh">
         <w:r>
           <w:rPr>
             <w:rStyle w:val="Hyperlink"/>
@@ -16175,7 +16175,7 @@
         </w:rPr>
         <w:t xml:space="preserve">3, 4　</w:t>
       </w:r>
-      <w:hyperlink w:history="1" r:id="rId_4rx5ds8czhuukfv4z7o9">
+      <w:hyperlink w:history="1" r:id="rIdnttci4iino7heqkegmihc">
         <w:r>
           <w:rPr>
             <w:rStyle w:val="Hyperlink"/>
@@ -16201,7 +16201,7 @@
         </w:rPr>
         <w:t xml:space="preserve">5　</w:t>
       </w:r>
-      <w:hyperlink w:history="1" r:id="rIdqx8wfytbzetzacnl3kyfv">
+      <w:hyperlink w:history="1" r:id="rIdm_7tmd3mr5gl85w9zpzxn">
         <w:r>
           <w:rPr>
             <w:rStyle w:val="Hyperlink"/>
@@ -16227,7 +16227,7 @@
         </w:rPr>
         <w:t xml:space="preserve">6　</w:t>
       </w:r>
-      <w:hyperlink w:history="1" r:id="rId7jut0wvznzotpfggxvphp">
+      <w:hyperlink w:history="1" r:id="rIdylyc0l-ah08pojfeeiklp">
         <w:r>
           <w:rPr>
             <w:rStyle w:val="Hyperlink"/>
@@ -16253,7 +16253,7 @@
         </w:rPr>
         <w:t xml:space="preserve">7　</w:t>
       </w:r>
-      <w:hyperlink w:history="1" r:id="rIdbxhxo3uqooulqizgo7a7z">
+      <w:hyperlink w:history="1" r:id="rIdsnhwsy-nhiehs67miwhny">
         <w:r>
           <w:rPr>
             <w:rStyle w:val="Hyperlink"/>
@@ -16279,7 +16279,7 @@
         </w:rPr>
         <w:t xml:space="preserve">8　</w:t>
       </w:r>
-      <w:hyperlink w:history="1" r:id="rIdywsxlfxs0ir2ae1nluife">
+      <w:hyperlink w:history="1" r:id="rIdn544fg_wrioyt6wfw9edt">
         <w:r>
           <w:rPr>
             <w:rStyle w:val="Hyperlink"/>
@@ -16305,7 +16305,7 @@
         </w:rPr>
         <w:t xml:space="preserve">9　</w:t>
       </w:r>
-      <w:hyperlink w:history="1" r:id="rIdipcl0alldaghjkyvrt7z7">
+      <w:hyperlink w:history="1" r:id="rIdhucognwwve8n5kwd_sw5s">
         <w:r>
           <w:rPr>
             <w:rStyle w:val="Hyperlink"/>
@@ -16331,7 +16331,7 @@
         </w:rPr>
         <w:t xml:space="preserve">10, 11　</w:t>
       </w:r>
-      <w:hyperlink w:history="1" r:id="rIdbylvm3t6wigqwmrqmyx7c">
+      <w:hyperlink w:history="1" r:id="rIdjawkryiczqxek7ieshh5h">
         <w:r>
           <w:rPr>
             <w:rStyle w:val="Hyperlink"/>
@@ -16357,7 +16357,7 @@
         </w:rPr>
         <w:t xml:space="preserve">12　</w:t>
       </w:r>
-      <w:hyperlink w:history="1" r:id="rIdg9gim6ymyeyq7omdtzwvk">
+      <w:hyperlink w:history="1" r:id="rIdejcqtkg_7feltzrvpq_ob">
         <w:r>
           <w:rPr>
             <w:rStyle w:val="Hyperlink"/>
@@ -16383,7 +16383,7 @@
         </w:rPr>
         <w:t xml:space="preserve">13, 14　</w:t>
       </w:r>
-      <w:hyperlink w:history="1" r:id="rIdosujh7v3ir0wbyo--b316">
+      <w:hyperlink w:history="1" r:id="rId8q2rcvekkewo-rnr82eyx">
         <w:r>
           <w:rPr>
             <w:rStyle w:val="Hyperlink"/>
@@ -16409,7 +16409,7 @@
         </w:rPr>
         <w:t xml:space="preserve">15　</w:t>
       </w:r>
-      <w:hyperlink w:history="1" r:id="rIdjfplydsunnbql0tjzylaz">
+      <w:hyperlink w:history="1" r:id="rIdj189nwwslls6yc7esnh0f">
         <w:r>
           <w:rPr>
             <w:rStyle w:val="Hyperlink"/>
@@ -16435,7 +16435,7 @@
         </w:rPr>
         <w:t xml:space="preserve">16　</w:t>
       </w:r>
-      <w:hyperlink w:history="1" r:id="rIdkdycojvol6ogkwgmqxi2e">
+      <w:hyperlink w:history="1" r:id="rId7rka189lqhbutexjzmitt">
         <w:r>
           <w:rPr>
             <w:rStyle w:val="Hyperlink"/>
@@ -16461,7 +16461,7 @@
         </w:rPr>
         <w:t xml:space="preserve">17, 18　</w:t>
       </w:r>
-      <w:hyperlink w:history="1" r:id="rIdiegztiiffwrgfel00u8oz">
+      <w:hyperlink w:history="1" r:id="rIdz31-rk_oajb-mup0di7ax">
         <w:r>
           <w:rPr>
             <w:rStyle w:val="Hyperlink"/>
@@ -16487,7 +16487,7 @@
         </w:rPr>
         <w:t xml:space="preserve">19　</w:t>
       </w:r>
-      <w:hyperlink w:history="1" r:id="rIdu13ddpa7txjgostudwvis">
+      <w:hyperlink w:history="1" r:id="rId4gfb6hqjsln5k6zrbdttv">
         <w:r>
           <w:rPr>
             <w:rStyle w:val="Hyperlink"/>
@@ -16513,7 +16513,7 @@
         </w:rPr>
         <w:t xml:space="preserve">20　</w:t>
       </w:r>
-      <w:hyperlink w:history="1" r:id="rIddndppex2evzwoouyklc-l">
+      <w:hyperlink w:history="1" r:id="rIdz_yqr5vmfg0hi7yhrbjcz">
         <w:r>
           <w:rPr>
             <w:rStyle w:val="Hyperlink"/>
@@ -16563,7 +16563,7 @@
           <w:sz w:val="22"/>
           <w:szCs w:val="22"/>
         </w:rPr>
-        <w:t xml:space="preserve">本校須制定融合教育工作計劃，並將「學習支援津貼」等額外資源的運用情況，以及為有特殊教育需要學生所提供的支援措施，納入學校恆常的自我評估機制。本校亦須在學校概覽內的相關專欄，闡述推行「全校參與」模式融合教育的概況，內容應涵蓋</w:t>
+        <w:t xml:space="preserve">本校須制定融合教育工作計劃，並將「學習支援津貼」等額外資源的運用情況，以及為有特殊教育需要學生所提供的支援措施，納入學校恆常的自我評估機制。本校亦須在中、小學概覽內的相關專欄，闡述推行「全校參與」模式融合教育的概況，內容應涵蓋</w:t>
       </w:r>
       <w:r>
         <w:rPr>
@@ -17468,24 +17468,7 @@
           <w:sz w:val="22"/>
           <w:szCs w:val="22"/>
         </w:rPr>
-        <w:t xml:space="preserve">。校本言語治療師須撰寫言語能力評估報告、個別言語治療計劃、治療記錄及進度報告等相關文件，並於校內妥善存檔。本校（</w:t>
-      </w:r>
-      <w:r>
-        <w:rPr>
-          <w:rFonts w:ascii="Microsoft JhengHei" w:cs="Microsoft JhengHei" w:eastAsia="Microsoft JhengHei" w:hAnsi="Microsoft JhengHei"/>
-          <w:sz w:val="22"/>
-          <w:szCs w:val="22"/>
-          <w:shd w:fill="FFF2B8" w:val="clear"/>
-        </w:rPr>
-        <w:t xml:space="preserve">作為資助小學</w:t>
-      </w:r>
-      <w:r>
-        <w:rPr>
-          <w:rFonts w:ascii="Microsoft JhengHei" w:cs="Microsoft JhengHei" w:eastAsia="Microsoft JhengHei" w:hAnsi="Microsoft JhengHei"/>
-          <w:sz w:val="22"/>
-          <w:szCs w:val="22"/>
-        </w:rPr>
-        <w:t xml:space="preserve">）須於每年6月底前，收集小六有語言障礙學生的最新報告及家長意願，並安排將有關資料轉交至該等學生將就讀的中學。</w:t>
+        <w:t xml:space="preserve">。校本言語治療師須撰寫言語能力評估報告、個別言語治療計劃、治療記錄及進度報告等相關文件，並於校內妥善存檔。本校（作為官立或資助小學）須於每年6月底前，收集小六有語言障礙學生的最新報告及家長意願，並安排將有關資料轉交至該等學生將就讀的中學。</w:t>
       </w:r>
       <w:r>
         <w:rPr>
@@ -17580,7 +17563,7 @@
         </w:rPr>
         <w:t xml:space="preserve">1　</w:t>
       </w:r>
-      <w:hyperlink w:history="1" r:id="rIdyhcd6ojrmjxlbmyk1kcjr">
+      <w:hyperlink w:history="1" r:id="rIdemawkbdlte4nlmjptn2rf">
         <w:r>
           <w:rPr>
             <w:rStyle w:val="Hyperlink"/>
@@ -17606,7 +17589,7 @@
         </w:rPr>
         <w:t xml:space="preserve">2　</w:t>
       </w:r>
-      <w:hyperlink w:history="1" r:id="rIdgsdrst-gimdi9gmi47-mh">
+      <w:hyperlink w:history="1" r:id="rId0rookeikej4mikl72fk_t">
         <w:r>
           <w:rPr>
             <w:rStyle w:val="Hyperlink"/>
@@ -17632,7 +17615,7 @@
         </w:rPr>
         <w:t xml:space="preserve">3, 7, 8　</w:t>
       </w:r>
-      <w:hyperlink w:history="1" r:id="rIdqnqwhrfjhtwp1vzckf2qb">
+      <w:hyperlink w:history="1" r:id="rIdgygrcyf1e6bc_8jkdo10f">
         <w:r>
           <w:rPr>
             <w:rStyle w:val="Hyperlink"/>
@@ -17658,7 +17641,7 @@
         </w:rPr>
         <w:t xml:space="preserve">4　</w:t>
       </w:r>
-      <w:hyperlink w:history="1" r:id="rIdb36uuzsgeeq0hc-f8tpb0">
+      <w:hyperlink w:history="1" r:id="rIdlzu_rmz6fsvnxicrgs5q8">
         <w:r>
           <w:rPr>
             <w:rStyle w:val="Hyperlink"/>
@@ -17684,7 +17667,7 @@
         </w:rPr>
         <w:t xml:space="preserve">5, 12　</w:t>
       </w:r>
-      <w:hyperlink w:history="1" r:id="rIdp3tmziosqw-hb9jextbs4">
+      <w:hyperlink w:history="1" r:id="rIdto3wkooo5ubuvnbsq6uww">
         <w:r>
           <w:rPr>
             <w:rStyle w:val="Hyperlink"/>
@@ -17710,7 +17693,7 @@
         </w:rPr>
         <w:t xml:space="preserve">6　</w:t>
       </w:r>
-      <w:hyperlink w:history="1" r:id="rIdjhrscd9ymc2kzw0ug8i1_">
+      <w:hyperlink w:history="1" r:id="rIdgct_skb850v68zyef20x-">
         <w:r>
           <w:rPr>
             <w:rStyle w:val="Hyperlink"/>
@@ -17736,7 +17719,7 @@
         </w:rPr>
         <w:t xml:space="preserve">9, 14　</w:t>
       </w:r>
-      <w:hyperlink w:history="1" r:id="rIdchha_hqabvhdtyijfudwh">
+      <w:hyperlink w:history="1" r:id="rIdrqhjxam3nxhefoy3-msl4">
         <w:r>
           <w:rPr>
             <w:rStyle w:val="Hyperlink"/>
@@ -17762,7 +17745,7 @@
         </w:rPr>
         <w:t xml:space="preserve">10, 11　</w:t>
       </w:r>
-      <w:hyperlink w:history="1" r:id="rIdfcpecvcq7yq5ew93dkzbm">
+      <w:hyperlink w:history="1" r:id="rId1h1f6z6yqzsky9k4s0rkv">
         <w:r>
           <w:rPr>
             <w:rStyle w:val="Hyperlink"/>
@@ -17788,7 +17771,7 @@
         </w:rPr>
         <w:t xml:space="preserve">13　</w:t>
       </w:r>
-      <w:hyperlink w:history="1" r:id="rIdmf_oaqp2kkxqouvbehdvz">
+      <w:hyperlink w:history="1" r:id="rIdt11bdiyf6uk5i_7dedqxp">
         <w:r>
           <w:rPr>
             <w:rStyle w:val="Hyperlink"/>
@@ -17814,7 +17797,7 @@
         </w:rPr>
         <w:t xml:space="preserve">15　</w:t>
       </w:r>
-      <w:hyperlink w:history="1" r:id="rId1ko1lbknmj_qk-hfnlogl">
+      <w:hyperlink w:history="1" r:id="rIdngor4rvthmv4_qwzf9z_f">
         <w:r>
           <w:rPr>
             <w:rStyle w:val="Hyperlink"/>
@@ -17840,7 +17823,7 @@
         </w:rPr>
         <w:t xml:space="preserve">16　</w:t>
       </w:r>
-      <w:hyperlink w:history="1" r:id="rIdstofmc24oikujmlqw-qiy">
+      <w:hyperlink w:history="1" r:id="rIdq_jbafecibndkk_ucttrk">
         <w:r>
           <w:rPr>
             <w:rStyle w:val="Hyperlink"/>
@@ -17866,7 +17849,7 @@
         </w:rPr>
         <w:t xml:space="preserve">17　</w:t>
       </w:r>
-      <w:hyperlink w:history="1" r:id="rIdppor1ngtlqufrrbn1ayn6">
+      <w:hyperlink w:history="1" r:id="rId21hs6lijdxsktfczc9tqt">
         <w:r>
           <w:rPr>
             <w:rStyle w:val="Hyperlink"/>
@@ -17892,7 +17875,7 @@
         </w:rPr>
         <w:t xml:space="preserve">18　</w:t>
       </w:r>
-      <w:hyperlink w:history="1" r:id="rIdoprnlv85i1hmexch9pxls">
+      <w:hyperlink w:history="1" r:id="rIdhb9zhetmwcku7mfq1ok14">
         <w:r>
           <w:rPr>
             <w:rStyle w:val="Hyperlink"/>
@@ -18513,7 +18496,7 @@
                 <w:sz w:val="20"/>
                 <w:szCs w:val="20"/>
               </w:rPr>
-              <w:t xml:space="preserve">核實並提交有特殊教育需要學生（包括LAMK結果及校內成績）及成績稍遜學生的資料，並提交學生的專業評估報告</w:t>
+              <w:t xml:space="preserve">核實並提交有特殊教育需要學生（包括LAMK結果及校內成績）及成績稍遜學生（小學適用）的資料，並提交學生的專業評估報告</w:t>
             </w:r>
           </w:p>
         </w:tc>
@@ -18896,7 +18879,7 @@
         </w:rPr>
         <w:t xml:space="preserve">1　</w:t>
       </w:r>
-      <w:hyperlink w:history="1" r:id="rIdpppbjcm6f4qmbmn7rydbh">
+      <w:hyperlink w:history="1" r:id="rIdvtpa-tdiwts6tz1g91s_3">
         <w:r>
           <w:rPr>
             <w:rStyle w:val="Hyperlink"/>
@@ -18922,7 +18905,7 @@
         </w:rPr>
         <w:t xml:space="preserve">2　</w:t>
       </w:r>
-      <w:hyperlink w:history="1" r:id="rId44l__sh86ycsprcrjz4yr">
+      <w:hyperlink w:history="1" r:id="rIdn_skkjnk8bfotsc0scp33">
         <w:r>
           <w:rPr>
             <w:rStyle w:val="Hyperlink"/>
@@ -18948,7 +18931,7 @@
         </w:rPr>
         <w:t xml:space="preserve">3　</w:t>
       </w:r>
-      <w:hyperlink w:history="1" r:id="rIdn_v4uylvnba2tyscm16pw">
+      <w:hyperlink w:history="1" r:id="rIdt2jj7jewfxdkxa15gjqqs">
         <w:r>
           <w:rPr>
             <w:rStyle w:val="Hyperlink"/>
@@ -18974,7 +18957,7 @@
         </w:rPr>
         <w:t xml:space="preserve">4　</w:t>
       </w:r>
-      <w:hyperlink w:history="1" r:id="rIdlxj8_iw-3sw-as7n3qbz4">
+      <w:hyperlink w:history="1" r:id="rIdqu8t0r89fmjgtcrv6rhkq">
         <w:r>
           <w:rPr>
             <w:rStyle w:val="Hyperlink"/>
@@ -19000,7 +18983,7 @@
         </w:rPr>
         <w:t xml:space="preserve">5　</w:t>
       </w:r>
-      <w:hyperlink w:history="1" r:id="rIdjtnqt8gro0o0x4j5sklw3">
+      <w:hyperlink w:history="1" r:id="rIdtkk6qrn5zod_hhdb1x4yg">
         <w:r>
           <w:rPr>
             <w:rStyle w:val="Hyperlink"/>
@@ -19026,7 +19009,7 @@
         </w:rPr>
         <w:t xml:space="preserve">6　</w:t>
       </w:r>
-      <w:hyperlink w:history="1" r:id="rId_td1k4et-ktgfpxar8drl">
+      <w:hyperlink w:history="1" r:id="rIdsarqy3eqitt6cyavoibv5">
         <w:r>
           <w:rPr>
             <w:rStyle w:val="Hyperlink"/>
@@ -19052,7 +19035,7 @@
         </w:rPr>
         <w:t xml:space="preserve">7　</w:t>
       </w:r>
-      <w:hyperlink w:history="1" r:id="rIdd_zrx8_cy-8y5idgmdrrr">
+      <w:hyperlink w:history="1" r:id="rIdqz7ou_iqpj_fx1yjdofhq">
         <w:r>
           <w:rPr>
             <w:rStyle w:val="Hyperlink"/>
@@ -19078,7 +19061,7 @@
         </w:rPr>
         <w:t xml:space="preserve">8　</w:t>
       </w:r>
-      <w:hyperlink w:history="1" r:id="rIdqqfuoz5jp3vpw0rdrav1z">
+      <w:hyperlink w:history="1" r:id="rIde3ghuqiihw68_qit2xk8d">
         <w:r>
           <w:rPr>
             <w:rStyle w:val="Hyperlink"/>
@@ -19104,7 +19087,7 @@
         </w:rPr>
         <w:t xml:space="preserve">9　</w:t>
       </w:r>
-      <w:hyperlink w:history="1" r:id="rIda3ojdkd_surunk8v9rzxz">
+      <w:hyperlink w:history="1" r:id="rIdey9ypfplswbyq_dzduv9w">
         <w:r>
           <w:rPr>
             <w:rStyle w:val="Hyperlink"/>
@@ -19130,7 +19113,7 @@
         </w:rPr>
         <w:t xml:space="preserve">10　</w:t>
       </w:r>
-      <w:hyperlink w:history="1" r:id="rIdgtgb7q625oh4mg0sty9st">
+      <w:hyperlink w:history="1" r:id="rIdfnmfij3rhvmkxxdvvr74j">
         <w:r>
           <w:rPr>
             <w:rStyle w:val="Hyperlink"/>
@@ -19156,7 +19139,7 @@
         </w:rPr>
         <w:t xml:space="preserve">11　</w:t>
       </w:r>
-      <w:hyperlink w:history="1" r:id="rIdjjz3iy2i1ka1c7iykicfg">
+      <w:hyperlink w:history="1" r:id="rId1hrvbigogz4vlmmxshfdh">
         <w:r>
           <w:rPr>
             <w:rStyle w:val="Hyperlink"/>
@@ -19182,7 +19165,7 @@
         </w:rPr>
         <w:t xml:space="preserve">12　</w:t>
       </w:r>
-      <w:hyperlink w:history="1" r:id="rId6xmb_seoscpp3ktctyubs">
+      <w:hyperlink w:history="1" r:id="rIdhg4brdu4mc830su9lzrv3">
         <w:r>
           <w:rPr>
             <w:rStyle w:val="Hyperlink"/>
@@ -19208,7 +19191,7 @@
         </w:rPr>
         <w:t xml:space="preserve">13, 22　</w:t>
       </w:r>
-      <w:hyperlink w:history="1" r:id="rIdrs_k1_k8b780ocknekinc">
+      <w:hyperlink w:history="1" r:id="rIdxzj6gseeqblenwive-lou">
         <w:r>
           <w:rPr>
             <w:rStyle w:val="Hyperlink"/>
@@ -19234,7 +19217,7 @@
         </w:rPr>
         <w:t xml:space="preserve">14　</w:t>
       </w:r>
-      <w:hyperlink w:history="1" r:id="rIdv1goibycceqkjiaa2nqwn">
+      <w:hyperlink w:history="1" r:id="rIdkql_redp7xv1dy_h2_bno">
         <w:r>
           <w:rPr>
             <w:rStyle w:val="Hyperlink"/>
@@ -19260,7 +19243,7 @@
         </w:rPr>
         <w:t xml:space="preserve">15　</w:t>
       </w:r>
-      <w:hyperlink w:history="1" r:id="rIdns0jpszzjm2iyhcfimc97">
+      <w:hyperlink w:history="1" r:id="rIdwiub2edymyidzdwvhbfgw">
         <w:r>
           <w:rPr>
             <w:rStyle w:val="Hyperlink"/>
@@ -19286,7 +19269,7 @@
         </w:rPr>
         <w:t xml:space="preserve">16　</w:t>
       </w:r>
-      <w:hyperlink w:history="1" r:id="rIdvo8a8mzv4zf5cd87airi6">
+      <w:hyperlink w:history="1" r:id="rIdlkpdlj1v32tjinktbw-x9">
         <w:r>
           <w:rPr>
             <w:rStyle w:val="Hyperlink"/>
@@ -19312,7 +19295,7 @@
         </w:rPr>
         <w:t xml:space="preserve">17　</w:t>
       </w:r>
-      <w:hyperlink w:history="1" r:id="rIdimeh7mdko3skiqwdsaujl">
+      <w:hyperlink w:history="1" r:id="rIdlyqktbv-sducnicvyz1l2">
         <w:r>
           <w:rPr>
             <w:rStyle w:val="Hyperlink"/>
@@ -19338,7 +19321,7 @@
         </w:rPr>
         <w:t xml:space="preserve">18　</w:t>
       </w:r>
-      <w:hyperlink w:history="1" r:id="rIdpmc49uzgkot8beq2dq_j2">
+      <w:hyperlink w:history="1" r:id="rId2i9wk9tkqtou1pthg-eu_">
         <w:r>
           <w:rPr>
             <w:rStyle w:val="Hyperlink"/>
@@ -19364,7 +19347,7 @@
         </w:rPr>
         <w:t xml:space="preserve">19　</w:t>
       </w:r>
-      <w:hyperlink w:history="1" r:id="rIdc81fmpywytcy87fxhu49b">
+      <w:hyperlink w:history="1" r:id="rIds36aty6ynqs6hdtxn8de-">
         <w:r>
           <w:rPr>
             <w:rStyle w:val="Hyperlink"/>
@@ -19390,7 +19373,7 @@
         </w:rPr>
         <w:t xml:space="preserve">20　</w:t>
       </w:r>
-      <w:hyperlink w:history="1" r:id="rId0fqinhfohuaio1kk5ftuu">
+      <w:hyperlink w:history="1" r:id="rId_8g2wfggqlxraf0kqgzgz">
         <w:r>
           <w:rPr>
             <w:rStyle w:val="Hyperlink"/>
@@ -19416,7 +19399,7 @@
         </w:rPr>
         <w:t xml:space="preserve">21　</w:t>
       </w:r>
-      <w:hyperlink w:history="1" r:id="rIdgbpuyjkuly7ghwbfti81x">
+      <w:hyperlink w:history="1" r:id="rId4vywpkoxj0xqqztmtmu3h">
         <w:r>
           <w:rPr>
             <w:rStyle w:val="Hyperlink"/>
@@ -19466,7 +19449,7 @@
           <w:sz w:val="22"/>
           <w:szCs w:val="22"/>
         </w:rPr>
-        <w:t xml:space="preserve">本校以提升教師團隊照顧有特殊教育需要學生之專業能力及營造共融文化為目標，參照教育局融合教育教師專業發展架構及教育局專業發展架構，有系統地規劃全校教師（包括管理層及統籌課程的教師）之持續專業發展，並照顧不同教師的發展需要。本校每學年須有計劃地安排教師參加以下各類培訓，並以</w:t>
+        <w:t xml:space="preserve">本校以提升教師團隊照顧有特殊教育需要學生之專業能力及營造共融文化為目標，應參照教育局融合教育教師專業發展架構及教育局專業發展架構，有系統地規劃全校教師（包括管理層及統籌課程的教師）之持續專業發展，並照顧不同教師的發展需要。本校每學年應有計劃地安排教師參加以下各類培訓，並以</w:t>
       </w:r>
       <w:r>
         <w:rPr>
@@ -20140,7 +20123,7 @@
         </w:rPr>
         <w:t xml:space="preserve">1　</w:t>
       </w:r>
-      <w:hyperlink w:history="1" r:id="rIdp0krc5ica5wr6qwgu12jo">
+      <w:hyperlink w:history="1" r:id="rIdrflnqq99ehoq7n1pbqxvn">
         <w:r>
           <w:rPr>
             <w:rStyle w:val="Hyperlink"/>
@@ -20166,7 +20149,7 @@
         </w:rPr>
         <w:t xml:space="preserve">2　</w:t>
       </w:r>
-      <w:hyperlink w:history="1" r:id="rIdkodq2c7ve-xzsmcjzm6p8">
+      <w:hyperlink w:history="1" r:id="rIdnuzw0rq6lmte4puf0r-rc">
         <w:r>
           <w:rPr>
             <w:rStyle w:val="Hyperlink"/>
@@ -20192,7 +20175,7 @@
         </w:rPr>
         <w:t xml:space="preserve">3　</w:t>
       </w:r>
-      <w:hyperlink w:history="1" r:id="rIdgjrb5zs7nz8aomzf2s48v">
+      <w:hyperlink w:history="1" r:id="rIdid9vbhicdoz_js1sgvmz7">
         <w:r>
           <w:rPr>
             <w:rStyle w:val="Hyperlink"/>
@@ -20218,7 +20201,7 @@
         </w:rPr>
         <w:t xml:space="preserve">4　</w:t>
       </w:r>
-      <w:hyperlink w:history="1" r:id="rIdj_gimqquhvynon2nabw_v">
+      <w:hyperlink w:history="1" r:id="rIdsx8age_my_tabwyg71nx7">
         <w:r>
           <w:rPr>
             <w:rStyle w:val="Hyperlink"/>
@@ -20244,7 +20227,7 @@
         </w:rPr>
         <w:t xml:space="preserve">5　</w:t>
       </w:r>
-      <w:hyperlink w:history="1" r:id="rIdfiuk2lqagjkv6dtb5dlbn">
+      <w:hyperlink w:history="1" r:id="rIdtcphzx3h4fw0rvdkh_evb">
         <w:r>
           <w:rPr>
             <w:rStyle w:val="Hyperlink"/>
@@ -20270,7 +20253,7 @@
         </w:rPr>
         <w:t xml:space="preserve">6　</w:t>
       </w:r>
-      <w:hyperlink w:history="1" r:id="rIdvhpsxcqpzimpv5bkz3okt">
+      <w:hyperlink w:history="1" r:id="rIdm4pjysbih4axxdo9qgjjl">
         <w:r>
           <w:rPr>
             <w:rStyle w:val="Hyperlink"/>
@@ -20296,7 +20279,7 @@
         </w:rPr>
         <w:t xml:space="preserve">7　</w:t>
       </w:r>
-      <w:hyperlink w:history="1" r:id="rId4rw_6nekdhhomhbe7y2fj">
+      <w:hyperlink w:history="1" r:id="rId4nceybrjpc8s5dxkn8vwu">
         <w:r>
           <w:rPr>
             <w:rStyle w:val="Hyperlink"/>
@@ -20322,7 +20305,7 @@
         </w:rPr>
         <w:t xml:space="preserve">8　</w:t>
       </w:r>
-      <w:hyperlink w:history="1" r:id="rIdq1qx4k8rzprswkhdnk8uu">
+      <w:hyperlink w:history="1" r:id="rId8vrqpdwmx60kkh7hxzhym">
         <w:r>
           <w:rPr>
             <w:rStyle w:val="Hyperlink"/>
@@ -21436,7 +21419,7 @@
         </w:rPr>
         <w:t xml:space="preserve">1　</w:t>
       </w:r>
-      <w:hyperlink w:history="1" r:id="rId0_nm8kbjd4mpfohzxrsvv">
+      <w:hyperlink w:history="1" r:id="rIdywyf9tjgxqddhvn7efw7y">
         <w:r>
           <w:rPr>
             <w:rStyle w:val="Hyperlink"/>
@@ -21462,7 +21445,7 @@
         </w:rPr>
         <w:t xml:space="preserve">2　</w:t>
       </w:r>
-      <w:hyperlink w:history="1" r:id="rIdhq7dpt2jmvxi66hyxyira">
+      <w:hyperlink w:history="1" r:id="rId5rkqrn2pbytyxq16cbtzo">
         <w:r>
           <w:rPr>
             <w:rStyle w:val="Hyperlink"/>
@@ -21488,7 +21471,7 @@
         </w:rPr>
         <w:t xml:space="preserve">3　</w:t>
       </w:r>
-      <w:hyperlink w:history="1" r:id="rIdsj1yvfnuzx5lwhruinahv">
+      <w:hyperlink w:history="1" r:id="rId3yorkmqyyjkfllmxki5fm">
         <w:r>
           <w:rPr>
             <w:rStyle w:val="Hyperlink"/>
@@ -21514,7 +21497,7 @@
         </w:rPr>
         <w:t xml:space="preserve">4　</w:t>
       </w:r>
-      <w:hyperlink w:history="1" r:id="rIdn3rx0pmfjzyuh4c4rtp_e">
+      <w:hyperlink w:history="1" r:id="rId42outltbauox4ykl_b-ds">
         <w:r>
           <w:rPr>
             <w:rStyle w:val="Hyperlink"/>
@@ -21540,7 +21523,7 @@
         </w:rPr>
         <w:t xml:space="preserve">5　</w:t>
       </w:r>
-      <w:hyperlink w:history="1" r:id="rIdamlywogrnn6awfqggh-ox">
+      <w:hyperlink w:history="1" r:id="rIdswr-s05i014ydwhsfizap">
         <w:r>
           <w:rPr>
             <w:rStyle w:val="Hyperlink"/>
@@ -21566,7 +21549,7 @@
         </w:rPr>
         <w:t xml:space="preserve">6　</w:t>
       </w:r>
-      <w:hyperlink w:history="1" r:id="rIdftxqlsnpot2v6gdknctj5">
+      <w:hyperlink w:history="1" r:id="rIdtocud-wdshkd_qtxhtb7s">
         <w:r>
           <w:rPr>
             <w:rStyle w:val="Hyperlink"/>
@@ -21592,7 +21575,7 @@
         </w:rPr>
         <w:t xml:space="preserve">7　</w:t>
       </w:r>
-      <w:hyperlink w:history="1" r:id="rIdr8pn16zgwka_wusaising">
+      <w:hyperlink w:history="1" r:id="rIdt3njcb6xxcfmwbroyamu8">
         <w:r>
           <w:rPr>
             <w:rStyle w:val="Hyperlink"/>
@@ -21618,7 +21601,7 @@
         </w:rPr>
         <w:t xml:space="preserve">8, 11　</w:t>
       </w:r>
-      <w:hyperlink w:history="1" r:id="rIdseziiaxd7-dzn0_rcd-hz">
+      <w:hyperlink w:history="1" r:id="rIdurmtspqausg_rcf0jo3tv">
         <w:r>
           <w:rPr>
             <w:rStyle w:val="Hyperlink"/>
@@ -21644,7 +21627,7 @@
         </w:rPr>
         <w:t xml:space="preserve">9　</w:t>
       </w:r>
-      <w:hyperlink w:history="1" r:id="rIduhdhgnsx_fmxitwe0evnt">
+      <w:hyperlink w:history="1" r:id="rIdbonzcvsvdokizumuo6u2o">
         <w:r>
           <w:rPr>
             <w:rStyle w:val="Hyperlink"/>
@@ -21670,7 +21653,7 @@
         </w:rPr>
         <w:t xml:space="preserve">10　</w:t>
       </w:r>
-      <w:hyperlink w:history="1" r:id="rId7uklx6qls2lcwmpjdfpg7">
+      <w:hyperlink w:history="1" r:id="rIdjwr6bno0mdct-ndwaf9n_">
         <w:r>
           <w:rPr>
             <w:rStyle w:val="Hyperlink"/>
@@ -22082,7 +22065,7 @@
           <w:sz w:val="22"/>
           <w:szCs w:val="22"/>
         </w:rPr>
-        <w:t xml:space="preserve">本校應透過開設不同高中選修科目，為嚴重智障學生提供較個人化的課程選擇。本校就嚴重智障學生的離校出路及成人生活準備，應擴闊至以提升生活質素為重點，涵蓋有意義的日間活動、閒暇嗜好、社交生活、居家獨立生活及持續學習等選擇。上述安排應與生涯規劃教育緊密配合，協助學生發展潛能並為離校生活作好準備。</w:t>
+        <w:t xml:space="preserve">本校（如屬特殊學校）應透過開設不同高中選修科目，為學生提供較個人化的課程選擇。本校就嚴重智障學生的離校出路及成人生活準備，應擴闊至以提升生活質素為重點，涵蓋有意義的日間活動、閒暇嗜好、社交生活、居家獨立生活及持續學習等選擇。上述安排應與生涯規劃教育緊密配合，協助學生發展潛能並為離校生活作好準備。</w:t>
       </w:r>
       <w:r>
         <w:rPr>
@@ -22687,7 +22670,7 @@
         </w:rPr>
         <w:t xml:space="preserve">1　</w:t>
       </w:r>
-      <w:hyperlink w:history="1" r:id="rId4eztno88ph2mqddq_wnrd">
+      <w:hyperlink w:history="1" r:id="rIdtcqlkp-5ikdf-9y8fkhq4">
         <w:r>
           <w:rPr>
             <w:rStyle w:val="Hyperlink"/>
@@ -22713,7 +22696,7 @@
         </w:rPr>
         <w:t xml:space="preserve">2　</w:t>
       </w:r>
-      <w:hyperlink w:history="1" r:id="rIdsnkemsa8ttah1w60fbgls">
+      <w:hyperlink w:history="1" r:id="rIdzcuw5_1jqncj9gygypbpo">
         <w:r>
           <w:rPr>
             <w:rStyle w:val="Hyperlink"/>
@@ -22739,7 +22722,7 @@
         </w:rPr>
         <w:t xml:space="preserve">3　</w:t>
       </w:r>
-      <w:hyperlink w:history="1" r:id="rIdbgxzyjoksnujr5j_bxgn0">
+      <w:hyperlink w:history="1" r:id="rIdxb_abwomjujycyauwgf1b">
         <w:r>
           <w:rPr>
             <w:rStyle w:val="Hyperlink"/>
@@ -22765,7 +22748,7 @@
         </w:rPr>
         <w:t xml:space="preserve">4　</w:t>
       </w:r>
-      <w:hyperlink w:history="1" r:id="rIdeualpuiyrop5ohikcgakk">
+      <w:hyperlink w:history="1" r:id="rId0j2v4_cpmcbwn3bdyev0i">
         <w:r>
           <w:rPr>
             <w:rStyle w:val="Hyperlink"/>
@@ -22791,7 +22774,7 @@
         </w:rPr>
         <w:t xml:space="preserve">5　</w:t>
       </w:r>
-      <w:hyperlink w:history="1" r:id="rIdmd0g9ag7czp_gnxlbfqas">
+      <w:hyperlink w:history="1" r:id="rId9uacmlzmywx6ljmerkjjs">
         <w:r>
           <w:rPr>
             <w:rStyle w:val="Hyperlink"/>
@@ -22817,7 +22800,7 @@
         </w:rPr>
         <w:t xml:space="preserve">6　</w:t>
       </w:r>
-      <w:hyperlink w:history="1" r:id="rIdvr2d560vv4y7rq1r_0qxs">
+      <w:hyperlink w:history="1" r:id="rIdh0pjbl67yvjrmdrpfta1z">
         <w:r>
           <w:rPr>
             <w:rStyle w:val="Hyperlink"/>
@@ -22843,7 +22826,7 @@
         </w:rPr>
         <w:t xml:space="preserve">7, 17　</w:t>
       </w:r>
-      <w:hyperlink w:history="1" r:id="rIdimldpzszfor1zaopbakcc">
+      <w:hyperlink w:history="1" r:id="rId5zos5w2f_astnufcrylwl">
         <w:r>
           <w:rPr>
             <w:rStyle w:val="Hyperlink"/>
@@ -22869,7 +22852,7 @@
         </w:rPr>
         <w:t xml:space="preserve">8　</w:t>
       </w:r>
-      <w:hyperlink w:history="1" r:id="rIdqjh6375z7vj9bdtydbbl1">
+      <w:hyperlink w:history="1" r:id="rIdvr9sbx-_exkcrtufcee1s">
         <w:r>
           <w:rPr>
             <w:rStyle w:val="Hyperlink"/>
@@ -22895,7 +22878,7 @@
         </w:rPr>
         <w:t xml:space="preserve">9　</w:t>
       </w:r>
-      <w:hyperlink w:history="1" r:id="rIdylldio_hvmlnh1hj9fues">
+      <w:hyperlink w:history="1" r:id="rIdyeebvvjqin_ej7xzhxfjl">
         <w:r>
           <w:rPr>
             <w:rStyle w:val="Hyperlink"/>
@@ -22921,7 +22904,7 @@
         </w:rPr>
         <w:t xml:space="preserve">10　</w:t>
       </w:r>
-      <w:hyperlink w:history="1" r:id="rIdmlwqs7rohyxck_y_vtocn">
+      <w:hyperlink w:history="1" r:id="rIdbqkfoslgr3yhyxj6c6e4m">
         <w:r>
           <w:rPr>
             <w:rStyle w:val="Hyperlink"/>
@@ -22947,7 +22930,7 @@
         </w:rPr>
         <w:t xml:space="preserve">11　</w:t>
       </w:r>
-      <w:hyperlink w:history="1" r:id="rIdqtmicu-gujfvdf_138dtm">
+      <w:hyperlink w:history="1" r:id="rIdoqrfpouzqqkqyyjbghv0y">
         <w:r>
           <w:rPr>
             <w:rStyle w:val="Hyperlink"/>
@@ -22973,7 +22956,7 @@
         </w:rPr>
         <w:t xml:space="preserve">12　</w:t>
       </w:r>
-      <w:hyperlink w:history="1" r:id="rIdkkin08mb_rpmbozjmhrui">
+      <w:hyperlink w:history="1" r:id="rIdctnxkr-5ckcnhscvxj8we">
         <w:r>
           <w:rPr>
             <w:rStyle w:val="Hyperlink"/>
@@ -22999,7 +22982,7 @@
         </w:rPr>
         <w:t xml:space="preserve">13　</w:t>
       </w:r>
-      <w:hyperlink w:history="1" r:id="rIdsa7ym81g2s1gjn7jri2so">
+      <w:hyperlink w:history="1" r:id="rId2hdly81tqzweu-di92jwf">
         <w:r>
           <w:rPr>
             <w:rStyle w:val="Hyperlink"/>
@@ -23025,7 +23008,7 @@
         </w:rPr>
         <w:t xml:space="preserve">14　</w:t>
       </w:r>
-      <w:hyperlink w:history="1" r:id="rIdjqpfshi0lk0w9mluxoppo">
+      <w:hyperlink w:history="1" r:id="rIdjxi9bmdf0wmxrpytqen6h">
         <w:r>
           <w:rPr>
             <w:rStyle w:val="Hyperlink"/>
@@ -23051,7 +23034,7 @@
         </w:rPr>
         <w:t xml:space="preserve">15　</w:t>
       </w:r>
-      <w:hyperlink w:history="1" r:id="rIdacq1nr1j11jfu37krhncf">
+      <w:hyperlink w:history="1" r:id="rId5htkfcrt7afotjo7-cmi6">
         <w:r>
           <w:rPr>
             <w:rStyle w:val="Hyperlink"/>
@@ -23077,7 +23060,7 @@
         </w:rPr>
         <w:t xml:space="preserve">16　</w:t>
       </w:r>
-      <w:hyperlink w:history="1" r:id="rIdwxrll_hta33rvacesod0g">
+      <w:hyperlink w:history="1" r:id="rId89qz8k8rotmricz31xsjo">
         <w:r>
           <w:rPr>
             <w:rStyle w:val="Hyperlink"/>
@@ -23103,7 +23086,7 @@
         </w:rPr>
         <w:t xml:space="preserve">18　</w:t>
       </w:r>
-      <w:hyperlink w:history="1" r:id="rIdzqtxba6cjz3gkmdk3kd4p">
+      <w:hyperlink w:history="1" r:id="rIdoekqy2vg1l7wssfuiq0w7">
         <w:r>
           <w:rPr>
             <w:rStyle w:val="Hyperlink"/>
@@ -23129,7 +23112,7 @@
         </w:rPr>
         <w:t xml:space="preserve">19　</w:t>
       </w:r>
-      <w:hyperlink w:history="1" r:id="rIdgpap1v9auqscaepnhyikk">
+      <w:hyperlink w:history="1" r:id="rIdfmt-7nwyqlls8k-csly7q">
         <w:r>
           <w:rPr>
             <w:rStyle w:val="Hyperlink"/>
@@ -23155,7 +23138,7 @@
         </w:rPr>
         <w:t xml:space="preserve">20　</w:t>
       </w:r>
-      <w:hyperlink w:history="1" r:id="rIdfolellrae2aot4rcjzd7z">
+      <w:hyperlink w:history="1" r:id="rIda1-zeruih6dtvphabvllh">
         <w:r>
           <w:rPr>
             <w:rStyle w:val="Hyperlink"/>

--- a/dev/checklists/sen/本校特殊教育需要政策_學校版_DRAFT.docx
+++ b/dev/checklists/sen/本校特殊教育需要政策_學校版_DRAFT.docx
@@ -203,7 +203,7 @@
           <w:sz w:val="22"/>
           <w:szCs w:val="22"/>
         </w:rPr>
-        <w:t xml:space="preserve">本校須推行「全校參與」模式的融合教育，秉持「及早識別」、「及早支援」、「全校參與」、「家校合作」和「跨界別協作」五個基本原則，照顧有特殊教育需要的學生，並將照顧學生的特殊教育需要納入學校周年計劃的關注事項。</w:t>
+        <w:t xml:space="preserve">本校須推行「全校參與」模式的融合教育，以有效照顧學習差異、提升整體教學效能，秉持「及早識別」、「及早支援」、「全校參與」、「家校合作」和「跨界別協作」五個基本原則，照顧有特殊教育需要的學生，並將照顧學生的特殊教育需要納入學校周年計劃的關注事項。</w:t>
       </w:r>
       <w:r>
         <w:rPr>
@@ -430,7 +430,7 @@
           <w:sz w:val="22"/>
           <w:szCs w:val="22"/>
         </w:rPr>
-        <w:t xml:space="preserve">的專責團隊，規劃和優化支援措施，合力照顧學生的特殊教育需要。本校須以全校參與模式推行切合學生學習和成長需要的政策和課程設計，由學校領導、課程規劃、課堂教學至學生支援等不同層面積極配合協作，並把照顧特殊教育需要的重點發展工作納入學校發展計劃和學校周年計劃，發展共融的校園文化。</w:t>
+        <w:t xml:space="preserve">的專責團隊，策劃、執行、監察和評估支援措施，合力照顧學生的特殊教育需要。本校須以全校參與模式推行切合學生學習和成長需要的政策和課程設計，由學校領導、課程規劃、課堂教學至學生支援等不同層面積極配合協作，並把照顧特殊教育需要的重點發展工作納入學校發展計劃和學校周年計劃，發展共融的校園文化。</w:t>
       </w:r>
       <w:r>
         <w:rPr>
@@ -622,7 +622,7 @@
           <w:sz w:val="22"/>
           <w:szCs w:val="22"/>
         </w:rPr>
-        <w:t xml:space="preserve">本校領導層須積極培育學校人員的課程領導能力，提升學校領導人員的課程規劃能力及評估素養，從而改進學與教效能，作為學校發展的關鍵因素。有關課程監察、評鑑和檢討的具體職責如下表所示：</w:t>
+        <w:t xml:space="preserve">本校領導層須積極培育學校人員的課程領導能力，提升學校領導人員及教師的課程規劃能力及評估素養，從而改進學與教效能，作為學校發展的關鍵因素。有關課程監察、評鑑和檢討的具體職責如下表所示：</w:t>
       </w:r>
       <w:r>
         <w:rPr>
@@ -1573,7 +1573,7 @@
                 <w:sz w:val="20"/>
                 <w:szCs w:val="20"/>
               </w:rPr>
-              <w:t xml:space="preserve">每學年8月31日或之前</w:t>
+              <w:t xml:space="preserve">每學年8月31日前</w:t>
             </w:r>
           </w:p>
         </w:tc>
@@ -1874,7 +1874,7 @@
         </w:rPr>
         <w:t xml:space="preserve">1　</w:t>
       </w:r>
-      <w:hyperlink w:history="1" r:id="rIdrwatslq8j6ohw7bzb25y8">
+      <w:hyperlink w:history="1" r:id="rId6rsmqm9jvj6c9mwhcxnzg">
         <w:r>
           <w:rPr>
             <w:rStyle w:val="Hyperlink"/>
@@ -1900,7 +1900,7 @@
         </w:rPr>
         <w:t xml:space="preserve">2　</w:t>
       </w:r>
-      <w:hyperlink w:history="1" r:id="rId_tx9gbywkm6epau_porda">
+      <w:hyperlink w:history="1" r:id="rIdzp73at7g3cnrjixthrnt_">
         <w:r>
           <w:rPr>
             <w:rStyle w:val="Hyperlink"/>
@@ -1926,7 +1926,7 @@
         </w:rPr>
         <w:t xml:space="preserve">3　</w:t>
       </w:r>
-      <w:hyperlink w:history="1" r:id="rId_n4idsbfi1nl-3y-ot5cr">
+      <w:hyperlink w:history="1" r:id="rId0i4fiajpq4frdgv2xyf3m">
         <w:r>
           <w:rPr>
             <w:rStyle w:val="Hyperlink"/>
@@ -1952,7 +1952,7 @@
         </w:rPr>
         <w:t xml:space="preserve">4, 5, 9　</w:t>
       </w:r>
-      <w:hyperlink w:history="1" r:id="rIdq2-pozuevgfcemenwoil_">
+      <w:hyperlink w:history="1" r:id="rIddwpyzqpeebt3fmewi-vk-">
         <w:r>
           <w:rPr>
             <w:rStyle w:val="Hyperlink"/>
@@ -1978,7 +1978,7 @@
         </w:rPr>
         <w:t xml:space="preserve">6, 19　</w:t>
       </w:r>
-      <w:hyperlink w:history="1" r:id="rIdsodkdmtobjdqymvnqby4d">
+      <w:hyperlink w:history="1" r:id="rIdzcifzyun6uubgvsk1ttgx">
         <w:r>
           <w:rPr>
             <w:rStyle w:val="Hyperlink"/>
@@ -2004,7 +2004,7 @@
         </w:rPr>
         <w:t xml:space="preserve">7　</w:t>
       </w:r>
-      <w:hyperlink w:history="1" r:id="rId0idwfypptupwmovekk-lj">
+      <w:hyperlink w:history="1" r:id="rIdkb-b_pqbov1yum5wr2xnb">
         <w:r>
           <w:rPr>
             <w:rStyle w:val="Hyperlink"/>
@@ -2030,7 +2030,7 @@
         </w:rPr>
         <w:t xml:space="preserve">8　</w:t>
       </w:r>
-      <w:hyperlink w:history="1" r:id="rIdxrdns12sgfylf5rsmobse">
+      <w:hyperlink w:history="1" r:id="rIdi8wvkb64b5kxq9piqp4vo">
         <w:r>
           <w:rPr>
             <w:rStyle w:val="Hyperlink"/>
@@ -2056,7 +2056,7 @@
         </w:rPr>
         <w:t xml:space="preserve">10　</w:t>
       </w:r>
-      <w:hyperlink w:history="1" r:id="rIdefm6wzygp-7qx_qhemtiy">
+      <w:hyperlink w:history="1" r:id="rIdflo51l_p3nzpgyi-axotn">
         <w:r>
           <w:rPr>
             <w:rStyle w:val="Hyperlink"/>
@@ -2082,7 +2082,7 @@
         </w:rPr>
         <w:t xml:space="preserve">11　</w:t>
       </w:r>
-      <w:hyperlink w:history="1" r:id="rId2ksj_nhj3gqqzt_mhl__0">
+      <w:hyperlink w:history="1" r:id="rIdlaegvapyk8hm7twaodhia">
         <w:r>
           <w:rPr>
             <w:rStyle w:val="Hyperlink"/>
@@ -2108,7 +2108,7 @@
         </w:rPr>
         <w:t xml:space="preserve">12　</w:t>
       </w:r>
-      <w:hyperlink w:history="1" r:id="rIds1lysyrbz7fgnzg9xkgtq">
+      <w:hyperlink w:history="1" r:id="rIdxencfkvcuhnunlwlvj-dk">
         <w:r>
           <w:rPr>
             <w:rStyle w:val="Hyperlink"/>
@@ -2134,7 +2134,7 @@
         </w:rPr>
         <w:t xml:space="preserve">13　</w:t>
       </w:r>
-      <w:hyperlink w:history="1" r:id="rId7j_nkprzi4efrfwvtd7e1">
+      <w:hyperlink w:history="1" r:id="rId20jdtwzcjfv5awgz4lwoc">
         <w:r>
           <w:rPr>
             <w:rStyle w:val="Hyperlink"/>
@@ -2160,7 +2160,7 @@
         </w:rPr>
         <w:t xml:space="preserve">14　</w:t>
       </w:r>
-      <w:hyperlink w:history="1" r:id="rIdl1ns8b7uc_ifisetcynmx">
+      <w:hyperlink w:history="1" r:id="rIdarjjuw61haiiuv7fll5_o">
         <w:r>
           <w:rPr>
             <w:rStyle w:val="Hyperlink"/>
@@ -2186,7 +2186,7 @@
         </w:rPr>
         <w:t xml:space="preserve">15　</w:t>
       </w:r>
-      <w:hyperlink w:history="1" r:id="rId5dpdruc_qousm9jpga8xj">
+      <w:hyperlink w:history="1" r:id="rIdrk0aq1zktluiqrvr_l4sz">
         <w:r>
           <w:rPr>
             <w:rStyle w:val="Hyperlink"/>
@@ -2212,7 +2212,7 @@
         </w:rPr>
         <w:t xml:space="preserve">16　</w:t>
       </w:r>
-      <w:hyperlink w:history="1" r:id="rIdekuc_o227qamzdkjoqmlg">
+      <w:hyperlink w:history="1" r:id="rIddpeimxyqsq0_7bbpfkjaj">
         <w:r>
           <w:rPr>
             <w:rStyle w:val="Hyperlink"/>
@@ -2238,7 +2238,7 @@
         </w:rPr>
         <w:t xml:space="preserve">17　</w:t>
       </w:r>
-      <w:hyperlink w:history="1" r:id="rIdj2ijacliugofm_zjo0zlq">
+      <w:hyperlink w:history="1" r:id="rIdsx1nmq_cbzeo-hqh2zcnf">
         <w:r>
           <w:rPr>
             <w:rStyle w:val="Hyperlink"/>
@@ -2264,7 +2264,7 @@
         </w:rPr>
         <w:t xml:space="preserve">18　</w:t>
       </w:r>
-      <w:hyperlink w:history="1" r:id="rIdmb2lwmk_auchxyo4gja1n">
+      <w:hyperlink w:history="1" r:id="rIdofcqucgdikiaat8qzcn4m">
         <w:r>
           <w:rPr>
             <w:rStyle w:val="Hyperlink"/>
@@ -2290,7 +2290,7 @@
         </w:rPr>
         <w:t xml:space="preserve">20　</w:t>
       </w:r>
-      <w:hyperlink w:history="1" r:id="rIdiwib12xl1ztu_xha0km_z">
+      <w:hyperlink w:history="1" r:id="rIdfvkutooqqdxnystx1qtya">
         <w:r>
           <w:rPr>
             <w:rStyle w:val="Hyperlink"/>
@@ -2316,7 +2316,7 @@
         </w:rPr>
         <w:t xml:space="preserve">21　</w:t>
       </w:r>
-      <w:hyperlink w:history="1" r:id="rIdgjq9gwgstjncu9vdrhd78">
+      <w:hyperlink w:history="1" r:id="rIdwum47e6qg3gbu_g_u7uj5">
         <w:r>
           <w:rPr>
             <w:rStyle w:val="Hyperlink"/>
@@ -2342,7 +2342,7 @@
         </w:rPr>
         <w:t xml:space="preserve">22　</w:t>
       </w:r>
-      <w:hyperlink w:history="1" r:id="rIdus9akxyqqrxyrt50drlze">
+      <w:hyperlink w:history="1" r:id="rId06auxyu-j82ayzr9x_yvn">
         <w:r>
           <w:rPr>
             <w:rStyle w:val="Hyperlink"/>
@@ -2368,7 +2368,7 @@
         </w:rPr>
         <w:t xml:space="preserve">23　</w:t>
       </w:r>
-      <w:hyperlink w:history="1" r:id="rIdekrm1b1qouiapy1_2vw_q">
+      <w:hyperlink w:history="1" r:id="rIdemmdohb0nwectadsu9jt3">
         <w:r>
           <w:rPr>
             <w:rStyle w:val="Hyperlink"/>
@@ -2394,7 +2394,7 @@
         </w:rPr>
         <w:t xml:space="preserve">24　</w:t>
       </w:r>
-      <w:hyperlink w:history="1" r:id="rIdt-vippilq2zkdjhjp_ooi">
+      <w:hyperlink w:history="1" r:id="rIdf5wih-emz4huwwua4dwtt">
         <w:r>
           <w:rPr>
             <w:rStyle w:val="Hyperlink"/>
@@ -2420,7 +2420,7 @@
         </w:rPr>
         <w:t xml:space="preserve">25, 27　</w:t>
       </w:r>
-      <w:hyperlink w:history="1" r:id="rIdqkk5wjobrkl1bwmmb9l3y">
+      <w:hyperlink w:history="1" r:id="rIdabo9zheli0ilajjroesby">
         <w:r>
           <w:rPr>
             <w:rStyle w:val="Hyperlink"/>
@@ -2446,7 +2446,7 @@
         </w:rPr>
         <w:t xml:space="preserve">26　</w:t>
       </w:r>
-      <w:hyperlink w:history="1" r:id="rIdgdc3jq2cbdt8hdvrgnxbf">
+      <w:hyperlink w:history="1" r:id="rIdeobz8u0ayoufdg-cglzis">
         <w:r>
           <w:rPr>
             <w:rStyle w:val="Hyperlink"/>
@@ -2472,7 +2472,7 @@
         </w:rPr>
         <w:t xml:space="preserve">28　</w:t>
       </w:r>
-      <w:hyperlink w:history="1" r:id="rId_3_dbhknbgj3vmzbn31sj">
+      <w:hyperlink w:history="1" r:id="rIdkbk8l7petoxk3w_itfh4n">
         <w:r>
           <w:rPr>
             <w:rStyle w:val="Hyperlink"/>
@@ -2498,7 +2498,7 @@
         </w:rPr>
         <w:t xml:space="preserve">29　</w:t>
       </w:r>
-      <w:hyperlink w:history="1" r:id="rIdbke-ms4ayxssk0oblkmwf">
+      <w:hyperlink w:history="1" r:id="rId48aqwpa_owomfnw8cr0c3">
         <w:r>
           <w:rPr>
             <w:rStyle w:val="Hyperlink"/>
@@ -2524,7 +2524,7 @@
         </w:rPr>
         <w:t xml:space="preserve">30　</w:t>
       </w:r>
-      <w:hyperlink w:history="1" r:id="rId1zbmwatoqylsitpkzf9wn">
+      <w:hyperlink w:history="1" r:id="rIdwxh7kajyeo3wqpf7zmhym">
         <w:r>
           <w:rPr>
             <w:rStyle w:val="Hyperlink"/>
@@ -2550,7 +2550,7 @@
         </w:rPr>
         <w:t xml:space="preserve">31　</w:t>
       </w:r>
-      <w:hyperlink w:history="1" r:id="rId7ym1wvfsjrtrcvtdhwjuh">
+      <w:hyperlink w:history="1" r:id="rIdbuilbcyjj2d4mk9laonnj">
         <w:r>
           <w:rPr>
             <w:rStyle w:val="Hyperlink"/>
@@ -2576,7 +2576,7 @@
         </w:rPr>
         <w:t xml:space="preserve">32　</w:t>
       </w:r>
-      <w:hyperlink w:history="1" r:id="rIds3wttp3y5_2upfew2wmah">
+      <w:hyperlink w:history="1" r:id="rIdlwuzpzw6m5rimyag4bhjq">
         <w:r>
           <w:rPr>
             <w:rStyle w:val="Hyperlink"/>
@@ -2602,7 +2602,7 @@
         </w:rPr>
         <w:t xml:space="preserve">33　</w:t>
       </w:r>
-      <w:hyperlink w:history="1" r:id="rId-kwcebgvwdxqw7merryvg">
+      <w:hyperlink w:history="1" r:id="rIdwrdti8aji2x_32hp47-cc">
         <w:r>
           <w:rPr>
             <w:rStyle w:val="Hyperlink"/>
@@ -3095,7 +3095,7 @@
         </w:rPr>
         <w:t xml:space="preserve">1　</w:t>
       </w:r>
-      <w:hyperlink w:history="1" r:id="rId4sqcy54xatnqqta13floo">
+      <w:hyperlink w:history="1" r:id="rIdn02zbynzlxh-sm_deu69z">
         <w:r>
           <w:rPr>
             <w:rStyle w:val="Hyperlink"/>
@@ -3121,7 +3121,7 @@
         </w:rPr>
         <w:t xml:space="preserve">2　</w:t>
       </w:r>
-      <w:hyperlink w:history="1" r:id="rId3ucazjywcxfnntvy7zxze">
+      <w:hyperlink w:history="1" r:id="rIddrn1jxu58capk2lzykqmw">
         <w:r>
           <w:rPr>
             <w:rStyle w:val="Hyperlink"/>
@@ -3147,7 +3147,7 @@
         </w:rPr>
         <w:t xml:space="preserve">3, 13　</w:t>
       </w:r>
-      <w:hyperlink w:history="1" r:id="rIdwkf5rjmnkfico5gxi4ohp">
+      <w:hyperlink w:history="1" r:id="rIdysmvfbiilz7go4cn6rgcd">
         <w:r>
           <w:rPr>
             <w:rStyle w:val="Hyperlink"/>
@@ -3173,7 +3173,7 @@
         </w:rPr>
         <w:t xml:space="preserve">4　</w:t>
       </w:r>
-      <w:hyperlink w:history="1" r:id="rId0ys50wijwdyupjj35hcrk">
+      <w:hyperlink w:history="1" r:id="rIdeb9evp4ripaiefjg7qnfd">
         <w:r>
           <w:rPr>
             <w:rStyle w:val="Hyperlink"/>
@@ -3199,7 +3199,7 @@
         </w:rPr>
         <w:t xml:space="preserve">5　</w:t>
       </w:r>
-      <w:hyperlink w:history="1" r:id="rId6qdsfknkx2tayvrexul_0">
+      <w:hyperlink w:history="1" r:id="rId6h6_cvn4rc5ryu2ktlm30">
         <w:r>
           <w:rPr>
             <w:rStyle w:val="Hyperlink"/>
@@ -3225,7 +3225,7 @@
         </w:rPr>
         <w:t xml:space="preserve">6　</w:t>
       </w:r>
-      <w:hyperlink w:history="1" r:id="rIdzd4reu4zdbww5dkl-2law">
+      <w:hyperlink w:history="1" r:id="rIdyrcxeh-wzivnbcwnvhr_t">
         <w:r>
           <w:rPr>
             <w:rStyle w:val="Hyperlink"/>
@@ -3251,7 +3251,7 @@
         </w:rPr>
         <w:t xml:space="preserve">7　</w:t>
       </w:r>
-      <w:hyperlink w:history="1" r:id="rIdstror1ce1km7mfy7kjmcm">
+      <w:hyperlink w:history="1" r:id="rIdhz0qh7vvirl6jehmu6ynj">
         <w:r>
           <w:rPr>
             <w:rStyle w:val="Hyperlink"/>
@@ -3277,7 +3277,7 @@
         </w:rPr>
         <w:t xml:space="preserve">8　</w:t>
       </w:r>
-      <w:hyperlink w:history="1" r:id="rIdkn2sinryp6lzykhmckikx">
+      <w:hyperlink w:history="1" r:id="rIdgw2pwhtzgfqezmhu12fkd">
         <w:r>
           <w:rPr>
             <w:rStyle w:val="Hyperlink"/>
@@ -3303,7 +3303,7 @@
         </w:rPr>
         <w:t xml:space="preserve">9, 11　</w:t>
       </w:r>
-      <w:hyperlink w:history="1" r:id="rIdxyqzu16kbe1kh_ufzqhgh">
+      <w:hyperlink w:history="1" r:id="rId0lip7d-939f0vdog43dgn">
         <w:r>
           <w:rPr>
             <w:rStyle w:val="Hyperlink"/>
@@ -3329,7 +3329,7 @@
         </w:rPr>
         <w:t xml:space="preserve">10　</w:t>
       </w:r>
-      <w:hyperlink w:history="1" r:id="rIdy1bd4ii030dy91agpffcg">
+      <w:hyperlink w:history="1" r:id="rIdgtslghey-ll1v7wrvzt9e">
         <w:r>
           <w:rPr>
             <w:rStyle w:val="Hyperlink"/>
@@ -3355,7 +3355,7 @@
         </w:rPr>
         <w:t xml:space="preserve">12　</w:t>
       </w:r>
-      <w:hyperlink w:history="1" r:id="rIdk23aa_kerg7xmmrvbffut">
+      <w:hyperlink w:history="1" r:id="rIdsxrbedget2-cic9ibryhr">
         <w:r>
           <w:rPr>
             <w:rStyle w:val="Hyperlink"/>
@@ -3381,7 +3381,7 @@
         </w:rPr>
         <w:t xml:space="preserve">14　</w:t>
       </w:r>
-      <w:hyperlink w:history="1" r:id="rIdjt9ckss08bpf6w1zfzqvc">
+      <w:hyperlink w:history="1" r:id="rId_uqffczql04wpw6pyscaq">
         <w:r>
           <w:rPr>
             <w:rStyle w:val="Hyperlink"/>
@@ -3407,7 +3407,7 @@
         </w:rPr>
         <w:t xml:space="preserve">15　</w:t>
       </w:r>
-      <w:hyperlink w:history="1" r:id="rIdrb8qamc38pcq80zvppng_">
+      <w:hyperlink w:history="1" r:id="rIdh8uaczwcjjjx6be3tnr_c">
         <w:r>
           <w:rPr>
             <w:rStyle w:val="Hyperlink"/>
@@ -3433,7 +3433,7 @@
         </w:rPr>
         <w:t xml:space="preserve">16　</w:t>
       </w:r>
-      <w:hyperlink w:history="1" r:id="rId2jtl4ncllydeqvljonxh3">
+      <w:hyperlink w:history="1" r:id="rIdwcelzpnq5qbd5kinvk89v">
         <w:r>
           <w:rPr>
             <w:rStyle w:val="Hyperlink"/>
@@ -3483,7 +3483,7 @@
           <w:sz w:val="22"/>
           <w:szCs w:val="22"/>
         </w:rPr>
-        <w:t xml:space="preserve">本校在規劃校本課程時，須參閱《小學教育課程指引》(2024)及《中學教育課程指引》(2017)等相關課程文件，並因應學生的能力和需要，在中央課程架構所賦予的彈性和空間內，為各科目及其他課程範疇進行調適和適異規劃，發展切合學生特定需要的校本調適課程。長期及中期課程規劃為學校團隊的共同任務，由各相關人員共同承擔，不應只由個別教師負責。</w:t>
+        <w:t xml:space="preserve">本校在規劃校本課程時，須參閱《小學教育課程指引》(2024)及《中學教育課程指引》(2017)等相關課程文件，並因應學生的能力和需要，運用及延展中央課程架構所賦予的彈性和空間，為各科目及其他課程範疇進行調適和適異規劃，發展切合學生特定需要的校本調適課程。長期及中期課程規劃為學校團隊的共同任務，由各相關人員共同承擔，不應只由個別教師負責。</w:t>
       </w:r>
       <w:r>
         <w:rPr>
@@ -5159,7 +5159,7 @@
           <w:sz w:val="22"/>
           <w:szCs w:val="22"/>
         </w:rPr>
-        <w:t xml:space="preserve">本校家課政策須就有特殊教育需要或學習困難的學生作出適切安排。在課業設計方面，本校須根據學生的能力和特殊教育需要，調整課業的數量、要求及完成時間，並安排適當的額外支援，減輕學生完成課業的負擔。本校應容許部分有特殊學習需要的學生以其他方式代替書寫，展現學習成果；並設計具彈性的分層課業，以照顧不同能力的學生。本校須注意學生的背景，在課業設計上作出調整，避免過多需要不同資源才能完成的課業。本校應設有機制照顧個別在家課遇到困難的學生，提供小組或個別家課支援；必要時安排個人化的家課調適或容許更多時間完成家課。</w:t>
+        <w:t xml:space="preserve">本校家課政策須就有特殊教育需要或學習困難的學生作出適切安排。在課業設計方面，本校須根據學生的能力和特殊教育需要，調整課業的數量、要求及完成時間，並安排適當的額外支援，減輕學生完成課業的負擔和焦慮。本校應容許部分有特殊學習需要的學生以其他方式代替書寫，展現學習成果；並設計具彈性的分層課業，以照顧不同能力的學生。本校須注意學生的背景，在課業設計上作出調整，避免過多需要不同資源才能完成的課業，並提供課後支援予有需要的學生。本校應設有機制照顧個別在家課遇到困難的學生，提供小組或個別家課支援（包括在放學後設立家課輔導小組）；必要時安排個人化的家課調適或容許更多時間完成家課。</w:t>
       </w:r>
       <w:r>
         <w:rPr>
@@ -5343,7 +5343,7 @@
         </w:rPr>
         <w:t xml:space="preserve">1　</w:t>
       </w:r>
-      <w:hyperlink w:history="1" r:id="rId4fklz28cvm6950thqwtfw">
+      <w:hyperlink w:history="1" r:id="rIdek7xbxdilhnficjenor-p">
         <w:r>
           <w:rPr>
             <w:rStyle w:val="Hyperlink"/>
@@ -5369,7 +5369,7 @@
         </w:rPr>
         <w:t xml:space="preserve">2　</w:t>
       </w:r>
-      <w:hyperlink w:history="1" r:id="rIdveceh5zumftovrxuisqos">
+      <w:hyperlink w:history="1" r:id="rId5lrdemu-1k2uglpk3ynw_">
         <w:r>
           <w:rPr>
             <w:rStyle w:val="Hyperlink"/>
@@ -5395,7 +5395,7 @@
         </w:rPr>
         <w:t xml:space="preserve">3　</w:t>
       </w:r>
-      <w:hyperlink w:history="1" r:id="rIdyermo6mdqkcfsrfjyksmi">
+      <w:hyperlink w:history="1" r:id="rIddldhdh8mecnhbwwkeeibl">
         <w:r>
           <w:rPr>
             <w:rStyle w:val="Hyperlink"/>
@@ -5421,7 +5421,7 @@
         </w:rPr>
         <w:t xml:space="preserve">4, 16　</w:t>
       </w:r>
-      <w:hyperlink w:history="1" r:id="rIdeyzy4mhbnppc1e3weba_l">
+      <w:hyperlink w:history="1" r:id="rIdf-yacmxbuizjqojiwvvja">
         <w:r>
           <w:rPr>
             <w:rStyle w:val="Hyperlink"/>
@@ -5447,7 +5447,7 @@
         </w:rPr>
         <w:t xml:space="preserve">5　</w:t>
       </w:r>
-      <w:hyperlink w:history="1" r:id="rIdxpcikvyjzxkcvlyqdpfv2">
+      <w:hyperlink w:history="1" r:id="rIdmxft75ovmbdjbtcvbzj2s">
         <w:r>
           <w:rPr>
             <w:rStyle w:val="Hyperlink"/>
@@ -5473,7 +5473,7 @@
         </w:rPr>
         <w:t xml:space="preserve">6　</w:t>
       </w:r>
-      <w:hyperlink w:history="1" r:id="rIdsta2wa6seux-pu3plpjhl">
+      <w:hyperlink w:history="1" r:id="rIdewf3ct0lkjri2kgyse01k">
         <w:r>
           <w:rPr>
             <w:rStyle w:val="Hyperlink"/>
@@ -5499,7 +5499,7 @@
         </w:rPr>
         <w:t xml:space="preserve">7, 9　</w:t>
       </w:r>
-      <w:hyperlink w:history="1" r:id="rId9hkkqimavsuvjqkk_leoa">
+      <w:hyperlink w:history="1" r:id="rIdvsgfyvwsezlijahf3_onp">
         <w:r>
           <w:rPr>
             <w:rStyle w:val="Hyperlink"/>
@@ -5525,7 +5525,7 @@
         </w:rPr>
         <w:t xml:space="preserve">8, 27　</w:t>
       </w:r>
-      <w:hyperlink w:history="1" r:id="rIdp6kxfc3ty3jpvrpbjv2lx">
+      <w:hyperlink w:history="1" r:id="rIdl4a67divznxnvqzigyc1o">
         <w:r>
           <w:rPr>
             <w:rStyle w:val="Hyperlink"/>
@@ -5551,7 +5551,7 @@
         </w:rPr>
         <w:t xml:space="preserve">10　</w:t>
       </w:r>
-      <w:hyperlink w:history="1" r:id="rIdojfendx38nxmqz7ktbjut">
+      <w:hyperlink w:history="1" r:id="rIdfkvdhsgntll2ookrngjwy">
         <w:r>
           <w:rPr>
             <w:rStyle w:val="Hyperlink"/>
@@ -5577,7 +5577,7 @@
         </w:rPr>
         <w:t xml:space="preserve">11, 31　</w:t>
       </w:r>
-      <w:hyperlink w:history="1" r:id="rIdbuzw6t7ylvdpupxbdfdma">
+      <w:hyperlink w:history="1" r:id="rIdtv_jqne3s1uowwwuni_2n">
         <w:r>
           <w:rPr>
             <w:rStyle w:val="Hyperlink"/>
@@ -5603,7 +5603,7 @@
         </w:rPr>
         <w:t xml:space="preserve">12　</w:t>
       </w:r>
-      <w:hyperlink w:history="1" r:id="rIdgfmylldeih7ajla3zvike">
+      <w:hyperlink w:history="1" r:id="rIdpmgqvr_hgvnpycygqpexj">
         <w:r>
           <w:rPr>
             <w:rStyle w:val="Hyperlink"/>
@@ -5629,7 +5629,7 @@
         </w:rPr>
         <w:t xml:space="preserve">13, 18　</w:t>
       </w:r>
-      <w:hyperlink w:history="1" r:id="rIdjxa0om-byxmrhzppjpamq">
+      <w:hyperlink w:history="1" r:id="rIdcuylxxmoatlyjqqohtkzc">
         <w:r>
           <w:rPr>
             <w:rStyle w:val="Hyperlink"/>
@@ -5655,7 +5655,7 @@
         </w:rPr>
         <w:t xml:space="preserve">14　</w:t>
       </w:r>
-      <w:hyperlink w:history="1" r:id="rId_ocnl7_5niewa6fducsgi">
+      <w:hyperlink w:history="1" r:id="rIdfaeq7okvfeb7duk_r1-vu">
         <w:r>
           <w:rPr>
             <w:rStyle w:val="Hyperlink"/>
@@ -5681,7 +5681,7 @@
         </w:rPr>
         <w:t xml:space="preserve">15　</w:t>
       </w:r>
-      <w:hyperlink w:history="1" r:id="rIdcxxtjgdywc_cfwioaj7sf">
+      <w:hyperlink w:history="1" r:id="rId9oj3pewv7qhe7nwitbkm2">
         <w:r>
           <w:rPr>
             <w:rStyle w:val="Hyperlink"/>
@@ -5707,7 +5707,7 @@
         </w:rPr>
         <w:t xml:space="preserve">17　</w:t>
       </w:r>
-      <w:hyperlink w:history="1" r:id="rId5nr5f00zwsngvqbooe2zn">
+      <w:hyperlink w:history="1" r:id="rIdo9gi6nn-qme78p7v0bwgd">
         <w:r>
           <w:rPr>
             <w:rStyle w:val="Hyperlink"/>
@@ -5733,7 +5733,7 @@
         </w:rPr>
         <w:t xml:space="preserve">19　</w:t>
       </w:r>
-      <w:hyperlink w:history="1" r:id="rIdihvfnhpnq5lzop6d6q5kj">
+      <w:hyperlink w:history="1" r:id="rIdqnj0fnvwvejhf9mcrsap3">
         <w:r>
           <w:rPr>
             <w:rStyle w:val="Hyperlink"/>
@@ -5759,7 +5759,7 @@
         </w:rPr>
         <w:t xml:space="preserve">20　</w:t>
       </w:r>
-      <w:hyperlink w:history="1" r:id="rIdgm3v5jmblxtyo3bafjtw4">
+      <w:hyperlink w:history="1" r:id="rIdrwghokpctlaywookuf6ze">
         <w:r>
           <w:rPr>
             <w:rStyle w:val="Hyperlink"/>
@@ -5785,7 +5785,7 @@
         </w:rPr>
         <w:t xml:space="preserve">21　</w:t>
       </w:r>
-      <w:hyperlink w:history="1" r:id="rIdgna1dphooku0cm5t8o9aq">
+      <w:hyperlink w:history="1" r:id="rIdvzl3yh3xkqbk84djibu3a">
         <w:r>
           <w:rPr>
             <w:rStyle w:val="Hyperlink"/>
@@ -5811,7 +5811,7 @@
         </w:rPr>
         <w:t xml:space="preserve">22　</w:t>
       </w:r>
-      <w:hyperlink w:history="1" r:id="rIdno-nvcta6m_aa2xhh-zcx">
+      <w:hyperlink w:history="1" r:id="rIdncqw_6jboig1utbnssnly">
         <w:r>
           <w:rPr>
             <w:rStyle w:val="Hyperlink"/>
@@ -5837,7 +5837,7 @@
         </w:rPr>
         <w:t xml:space="preserve">23　</w:t>
       </w:r>
-      <w:hyperlink w:history="1" r:id="rId0ayh7sychpjuly9xdn05u">
+      <w:hyperlink w:history="1" r:id="rIdn57--gar2-o-pfsxpqkka">
         <w:r>
           <w:rPr>
             <w:rStyle w:val="Hyperlink"/>
@@ -5863,7 +5863,7 @@
         </w:rPr>
         <w:t xml:space="preserve">24　</w:t>
       </w:r>
-      <w:hyperlink w:history="1" r:id="rId8whn1kr5ir8qtjsi-sscn">
+      <w:hyperlink w:history="1" r:id="rIdtqsbgrt-zjmcospzjukhq">
         <w:r>
           <w:rPr>
             <w:rStyle w:val="Hyperlink"/>
@@ -5889,7 +5889,7 @@
         </w:rPr>
         <w:t xml:space="preserve">25　</w:t>
       </w:r>
-      <w:hyperlink w:history="1" r:id="rId0ayby1x3yxcppjavjr3lr">
+      <w:hyperlink w:history="1" r:id="rIdnxlvm61i_io9ddb7tuvc_">
         <w:r>
           <w:rPr>
             <w:rStyle w:val="Hyperlink"/>
@@ -5915,7 +5915,7 @@
         </w:rPr>
         <w:t xml:space="preserve">26　</w:t>
       </w:r>
-      <w:hyperlink w:history="1" r:id="rIdbtv88cnyh57exxw6t9tbj">
+      <w:hyperlink w:history="1" r:id="rIdi58snjvbcx2blf9anlcat">
         <w:r>
           <w:rPr>
             <w:rStyle w:val="Hyperlink"/>
@@ -5941,7 +5941,7 @@
         </w:rPr>
         <w:t xml:space="preserve">28　</w:t>
       </w:r>
-      <w:hyperlink w:history="1" r:id="rIdivs1d8ojjhiskrygevguz">
+      <w:hyperlink w:history="1" r:id="rIdhtwt4versykadwemyyup2">
         <w:r>
           <w:rPr>
             <w:rStyle w:val="Hyperlink"/>
@@ -5967,7 +5967,7 @@
         </w:rPr>
         <w:t xml:space="preserve">29　</w:t>
       </w:r>
-      <w:hyperlink w:history="1" r:id="rIddvgintlkyltj6jb64waot">
+      <w:hyperlink w:history="1" r:id="rIdrns1tfr5yqn3lctpgxktk">
         <w:r>
           <w:rPr>
             <w:rStyle w:val="Hyperlink"/>
@@ -5993,7 +5993,7 @@
         </w:rPr>
         <w:t xml:space="preserve">30　</w:t>
       </w:r>
-      <w:hyperlink w:history="1" r:id="rIdcxix0h52i4hyzwz5bujyr">
+      <w:hyperlink w:history="1" r:id="rIdkn08pkf45iqqdczxiy9al">
         <w:r>
           <w:rPr>
             <w:rStyle w:val="Hyperlink"/>
@@ -6019,7 +6019,7 @@
         </w:rPr>
         <w:t xml:space="preserve">32　</w:t>
       </w:r>
-      <w:hyperlink w:history="1" r:id="rIdhxl7zvhrlrho8jprnd9dc">
+      <w:hyperlink w:history="1" r:id="rIdu7x8z9y2h1obnwpyin6jp">
         <w:r>
           <w:rPr>
             <w:rStyle w:val="Hyperlink"/>
@@ -6045,7 +6045,7 @@
         </w:rPr>
         <w:t xml:space="preserve">33　</w:t>
       </w:r>
-      <w:hyperlink w:history="1" r:id="rIdzkgbitp3i-ainukofpjfk">
+      <w:hyperlink w:history="1" r:id="rIdbhrkmehsy4dehnv9ro5hz">
         <w:r>
           <w:rPr>
             <w:rStyle w:val="Hyperlink"/>
@@ -6071,7 +6071,7 @@
         </w:rPr>
         <w:t xml:space="preserve">34　</w:t>
       </w:r>
-      <w:hyperlink w:history="1" r:id="rIdy6lsgulwsfznletb-8ntu">
+      <w:hyperlink w:history="1" r:id="rIdedvcq4zdag4nnu-x68abz">
         <w:r>
           <w:rPr>
             <w:rStyle w:val="Hyperlink"/>
@@ -6097,7 +6097,7 @@
         </w:rPr>
         <w:t xml:space="preserve">35, 39　</w:t>
       </w:r>
-      <w:hyperlink w:history="1" r:id="rIdtbcfupj_-cgxof7jqoqph">
+      <w:hyperlink w:history="1" r:id="rIddm7coxykykhprej29o7-d">
         <w:r>
           <w:rPr>
             <w:rStyle w:val="Hyperlink"/>
@@ -6123,7 +6123,7 @@
         </w:rPr>
         <w:t xml:space="preserve">36　</w:t>
       </w:r>
-      <w:hyperlink w:history="1" r:id="rId4pi3yhwfwmsmbgcbai_4e">
+      <w:hyperlink w:history="1" r:id="rIdj-wly53h3yud0xbl-wkie">
         <w:r>
           <w:rPr>
             <w:rStyle w:val="Hyperlink"/>
@@ -6149,7 +6149,7 @@
         </w:rPr>
         <w:t xml:space="preserve">37　</w:t>
       </w:r>
-      <w:hyperlink w:history="1" r:id="rIdcpxbwr7lh6jycvcgpbck6">
+      <w:hyperlink w:history="1" r:id="rId2jhv9fqezu6p-pbdb5hq7">
         <w:r>
           <w:rPr>
             <w:rStyle w:val="Hyperlink"/>
@@ -6175,7 +6175,7 @@
         </w:rPr>
         <w:t xml:space="preserve">38　</w:t>
       </w:r>
-      <w:hyperlink w:history="1" r:id="rIdkhvdkae7b8e-fwlz6psys">
+      <w:hyperlink w:history="1" r:id="rId7pnamjsqlmfns-0haa6hr">
         <w:r>
           <w:rPr>
             <w:rStyle w:val="Hyperlink"/>
@@ -6201,7 +6201,7 @@
         </w:rPr>
         <w:t xml:space="preserve">40　</w:t>
       </w:r>
-      <w:hyperlink w:history="1" r:id="rId52delafvsi7-taxnw2guv">
+      <w:hyperlink w:history="1" r:id="rIdn2h4dlnz-xfykijt_vcqe">
         <w:r>
           <w:rPr>
             <w:rStyle w:val="Hyperlink"/>
@@ -6227,7 +6227,7 @@
         </w:rPr>
         <w:t xml:space="preserve">41, 44　</w:t>
       </w:r>
-      <w:hyperlink w:history="1" r:id="rIdxleorvondelznunweyoqv">
+      <w:hyperlink w:history="1" r:id="rIde6ogheymzohn0zgm2j-wt">
         <w:r>
           <w:rPr>
             <w:rStyle w:val="Hyperlink"/>
@@ -6253,7 +6253,7 @@
         </w:rPr>
         <w:t xml:space="preserve">42　</w:t>
       </w:r>
-      <w:hyperlink w:history="1" r:id="rIdj_f0qot9lyhrqso4bzepj">
+      <w:hyperlink w:history="1" r:id="rIdyiaepffsbzlayyzuanxek">
         <w:r>
           <w:rPr>
             <w:rStyle w:val="Hyperlink"/>
@@ -6279,7 +6279,7 @@
         </w:rPr>
         <w:t xml:space="preserve">43　</w:t>
       </w:r>
-      <w:hyperlink w:history="1" r:id="rIdtxyezgdx8cefkctvyqwqz">
+      <w:hyperlink w:history="1" r:id="rIdy0mb8mlfpvtq4jivrlt-o">
         <w:r>
           <w:rPr>
             <w:rStyle w:val="Hyperlink"/>
@@ -6774,7 +6774,7 @@
                 <w:sz w:val="20"/>
                 <w:szCs w:val="20"/>
               </w:rPr>
-              <w:t xml:space="preserve">12月至2月</w:t>
+              <w:t xml:space="preserve">12月至1月</w:t>
             </w:r>
           </w:p>
         </w:tc>
@@ -8534,7 +8534,7 @@
           <w:sz w:val="22"/>
           <w:szCs w:val="22"/>
         </w:rPr>
-        <w:t xml:space="preserve">本校已獲教育局提供校本教育心理服務。由2016/17學年起，所有資助中、小學已獲提供「校本教育心理服務」，教育局亦逐步在資助中、小學增設更多教育心理學家職位。本校充分善用</w:t>
+        <w:t xml:space="preserve">本校已獲教育局提供校本教育心理服務；資助中、小學的辦學團體亦可按規定比例聘用駐校教育心理學家。由2016/17學年起，所有資助中、小學已獲提供「校本教育心理服務」，教育局亦逐步在資助中、小學增設更多教育心理學家職位。本校充分善用</w:t>
       </w:r>
       <w:r>
         <w:rPr>
@@ -8594,7 +8594,7 @@
         </w:rPr>
         <w:t xml:space="preserve">1　</w:t>
       </w:r>
-      <w:hyperlink w:history="1" r:id="rIdb1feqvgosyuseqlaohejo">
+      <w:hyperlink w:history="1" r:id="rId5pyxmyghigplf-aypyolt">
         <w:r>
           <w:rPr>
             <w:rStyle w:val="Hyperlink"/>
@@ -8620,7 +8620,7 @@
         </w:rPr>
         <w:t xml:space="preserve">2　</w:t>
       </w:r>
-      <w:hyperlink w:history="1" r:id="rIds4v3bii3brlnfa0ru2qsu">
+      <w:hyperlink w:history="1" r:id="rId7dhvou1nhru2hktowlptt">
         <w:r>
           <w:rPr>
             <w:rStyle w:val="Hyperlink"/>
@@ -8646,7 +8646,7 @@
         </w:rPr>
         <w:t xml:space="preserve">3　</w:t>
       </w:r>
-      <w:hyperlink w:history="1" r:id="rIdonz1qr1g6djncbxrcjzn2">
+      <w:hyperlink w:history="1" r:id="rIdn6ryklwyjprzhvpmivey4">
         <w:r>
           <w:rPr>
             <w:rStyle w:val="Hyperlink"/>
@@ -8672,7 +8672,7 @@
         </w:rPr>
         <w:t xml:space="preserve">4　</w:t>
       </w:r>
-      <w:hyperlink w:history="1" r:id="rIdzunruxcrzjq_weth1p430">
+      <w:hyperlink w:history="1" r:id="rIdeh_swcwsqbhh6_8xsmxex">
         <w:r>
           <w:rPr>
             <w:rStyle w:val="Hyperlink"/>
@@ -8698,7 +8698,7 @@
         </w:rPr>
         <w:t xml:space="preserve">5　</w:t>
       </w:r>
-      <w:hyperlink w:history="1" r:id="rIdg-lhk8hzqoczu1ksdybz4">
+      <w:hyperlink w:history="1" r:id="rIdjq_idzes7v97hnftr7xnu">
         <w:r>
           <w:rPr>
             <w:rStyle w:val="Hyperlink"/>
@@ -8724,7 +8724,7 @@
         </w:rPr>
         <w:t xml:space="preserve">6, 7　</w:t>
       </w:r>
-      <w:hyperlink w:history="1" r:id="rIdwglprmzw2b8bmptsqgne5">
+      <w:hyperlink w:history="1" r:id="rIdc6_r2b2h5iap1_dsfm1gs">
         <w:r>
           <w:rPr>
             <w:rStyle w:val="Hyperlink"/>
@@ -8750,7 +8750,7 @@
         </w:rPr>
         <w:t xml:space="preserve">8　</w:t>
       </w:r>
-      <w:hyperlink w:history="1" r:id="rIdqlzdn5vph6iy9sqioqa80">
+      <w:hyperlink w:history="1" r:id="rIdaiks9zf2rn94ekls8lk79">
         <w:r>
           <w:rPr>
             <w:rStyle w:val="Hyperlink"/>
@@ -8776,7 +8776,7 @@
         </w:rPr>
         <w:t xml:space="preserve">9　</w:t>
       </w:r>
-      <w:hyperlink w:history="1" r:id="rId_kuh9dj6d-yn85uflfdhg">
+      <w:hyperlink w:history="1" r:id="rIdgw2mczkaiqeg8zgp9esyq">
         <w:r>
           <w:rPr>
             <w:rStyle w:val="Hyperlink"/>
@@ -8802,7 +8802,7 @@
         </w:rPr>
         <w:t xml:space="preserve">10　</w:t>
       </w:r>
-      <w:hyperlink w:history="1" r:id="rId7wqzkkrydiaekt89iougr">
+      <w:hyperlink w:history="1" r:id="rIdjnhdja5ivmx49n6zq03nj">
         <w:r>
           <w:rPr>
             <w:rStyle w:val="Hyperlink"/>
@@ -8828,7 +8828,7 @@
         </w:rPr>
         <w:t xml:space="preserve">11　</w:t>
       </w:r>
-      <w:hyperlink w:history="1" r:id="rId1kbwsiivit1ej5sh8fycd">
+      <w:hyperlink w:history="1" r:id="rIdmrm2ooumfiuf6wc5dxznt">
         <w:r>
           <w:rPr>
             <w:rStyle w:val="Hyperlink"/>
@@ -8854,7 +8854,7 @@
         </w:rPr>
         <w:t xml:space="preserve">12　</w:t>
       </w:r>
-      <w:hyperlink w:history="1" r:id="rId86n2jupb7jx5rdlssmufq">
+      <w:hyperlink w:history="1" r:id="rIdppwalgm2jhv_6qb9cede2">
         <w:r>
           <w:rPr>
             <w:rStyle w:val="Hyperlink"/>
@@ -8880,7 +8880,7 @@
         </w:rPr>
         <w:t xml:space="preserve">13　</w:t>
       </w:r>
-      <w:hyperlink w:history="1" r:id="rIdmafxhjf5mbj0pqekh9cdg">
+      <w:hyperlink w:history="1" r:id="rIdkaweu73mb_13wjowggbij">
         <w:r>
           <w:rPr>
             <w:rStyle w:val="Hyperlink"/>
@@ -8906,7 +8906,7 @@
         </w:rPr>
         <w:t xml:space="preserve">14　</w:t>
       </w:r>
-      <w:hyperlink w:history="1" r:id="rIdejphp5mghrwio7nl5q9wy">
+      <w:hyperlink w:history="1" r:id="rId_n74lnxe-hlki8pvrgrav">
         <w:r>
           <w:rPr>
             <w:rStyle w:val="Hyperlink"/>
@@ -8932,7 +8932,7 @@
         </w:rPr>
         <w:t xml:space="preserve">15　</w:t>
       </w:r>
-      <w:hyperlink w:history="1" r:id="rIdz-fwfkpks0st_ajxwmbwq">
+      <w:hyperlink w:history="1" r:id="rIdsimzavuuabqqecc17y_jg">
         <w:r>
           <w:rPr>
             <w:rStyle w:val="Hyperlink"/>
@@ -8958,7 +8958,7 @@
         </w:rPr>
         <w:t xml:space="preserve">16　</w:t>
       </w:r>
-      <w:hyperlink w:history="1" r:id="rIdr4wgdoe_ym8yqn_noruxo">
+      <w:hyperlink w:history="1" r:id="rIdajoogpg3pyqnyekghdcd1">
         <w:r>
           <w:rPr>
             <w:rStyle w:val="Hyperlink"/>
@@ -8984,7 +8984,7 @@
         </w:rPr>
         <w:t xml:space="preserve">17　</w:t>
       </w:r>
-      <w:hyperlink w:history="1" r:id="rIdhcyv8xybpzkgcouj7zqqy">
+      <w:hyperlink w:history="1" r:id="rId26c241_iuzht38sobhxda">
         <w:r>
           <w:rPr>
             <w:rStyle w:val="Hyperlink"/>
@@ -9010,7 +9010,7 @@
         </w:rPr>
         <w:t xml:space="preserve">18　</w:t>
       </w:r>
-      <w:hyperlink w:history="1" r:id="rIdg3th62jspd3lapll3btps">
+      <w:hyperlink w:history="1" r:id="rIdc3ebmjb2kc2b71qm2r-qu">
         <w:r>
           <w:rPr>
             <w:rStyle w:val="Hyperlink"/>
@@ -9036,7 +9036,7 @@
         </w:rPr>
         <w:t xml:space="preserve">19, 20　</w:t>
       </w:r>
-      <w:hyperlink w:history="1" r:id="rId6ayqyr9tweeqe8ogrgfol">
+      <w:hyperlink w:history="1" r:id="rId9uwilgkc-oj4qxfyrb9ro">
         <w:r>
           <w:rPr>
             <w:rStyle w:val="Hyperlink"/>
@@ -9062,7 +9062,7 @@
         </w:rPr>
         <w:t xml:space="preserve">21　</w:t>
       </w:r>
-      <w:hyperlink w:history="1" r:id="rIdwtwfmj8e524ygqtaejlbi">
+      <w:hyperlink w:history="1" r:id="rIdhg0fupuo6ehvn_vaddwvd">
         <w:r>
           <w:rPr>
             <w:rStyle w:val="Hyperlink"/>
@@ -9088,7 +9088,7 @@
         </w:rPr>
         <w:t xml:space="preserve">22　</w:t>
       </w:r>
-      <w:hyperlink w:history="1" r:id="rIdmsf9vc__bzkfswdb5m4qr">
+      <w:hyperlink w:history="1" r:id="rId4xlgytfzyupci4hih4hj7">
         <w:r>
           <w:rPr>
             <w:rStyle w:val="Hyperlink"/>
@@ -9114,7 +9114,7 @@
         </w:rPr>
         <w:t xml:space="preserve">23　</w:t>
       </w:r>
-      <w:hyperlink w:history="1" r:id="rIdn_qftxogndactloc5ed2k">
+      <w:hyperlink w:history="1" r:id="rIdirtmurkj-zusnwngtzlys">
         <w:r>
           <w:rPr>
             <w:rStyle w:val="Hyperlink"/>
@@ -9140,7 +9140,7 @@
         </w:rPr>
         <w:t xml:space="preserve">24　</w:t>
       </w:r>
-      <w:hyperlink w:history="1" r:id="rId1z2jfcty3kxm48q0acbmb">
+      <w:hyperlink w:history="1" r:id="rId5satkdnlb8ipilzrriimd">
         <w:r>
           <w:rPr>
             <w:rStyle w:val="Hyperlink"/>
@@ -9190,7 +9190,7 @@
           <w:sz w:val="22"/>
           <w:szCs w:val="22"/>
         </w:rPr>
-        <w:t xml:space="preserve">本校依據《殘疾歧視條例》所訂《教育實務守則》第17.1段，確保考核機制不會歧視有殘疾的學生。教師宜運用不同的考核方法，使所有學生（包括有特殊教育需要的學生）均有機會展示其能力。本校就此訂定校本考試特別安排政策，並將有關安排列入學校政策文件，同時訂定支援學生名單及支援記錄冊，調配資源以落實各項安排，並</w:t>
+        <w:t xml:space="preserve">本校依據《殘疾歧視條例》所訂《教育實務守則》第17.1段，確保考核機制不會歧視有殘疾的學生。教師宜運用不同的考核方法，使所有學生（包括有殘疾的學生）均有機會展示其能力。本校就此訂定校本考試特別安排政策，並將有關安排列入學校政策文件，同時訂定支援學生名單及支援記錄冊，調配資源以落實各項安排，並</w:t>
       </w:r>
       <w:r>
         <w:rPr>
@@ -11362,7 +11362,7 @@
         </w:rPr>
         <w:t xml:space="preserve">1, 5　</w:t>
       </w:r>
-      <w:hyperlink w:history="1" r:id="rIdkxo6jza5rwa7vsmxmag6h">
+      <w:hyperlink w:history="1" r:id="rIdc2wzusa6fl-yscszmlj3z">
         <w:r>
           <w:rPr>
             <w:rStyle w:val="Hyperlink"/>
@@ -11388,7 +11388,7 @@
         </w:rPr>
         <w:t xml:space="preserve">2, 3　</w:t>
       </w:r>
-      <w:hyperlink w:history="1" r:id="rIdonmbnju2kdmv5agw8sfgw">
+      <w:hyperlink w:history="1" r:id="rIdm61xo8pbh0owuk-k6ry7e">
         <w:r>
           <w:rPr>
             <w:rStyle w:val="Hyperlink"/>
@@ -11414,7 +11414,7 @@
         </w:rPr>
         <w:t xml:space="preserve">4　</w:t>
       </w:r>
-      <w:hyperlink w:history="1" r:id="rIdctmayyshwd75-55m_aqyc">
+      <w:hyperlink w:history="1" r:id="rId8tbubpnuwg7h3jrbml0on">
         <w:r>
           <w:rPr>
             <w:rStyle w:val="Hyperlink"/>
@@ -11440,7 +11440,7 @@
         </w:rPr>
         <w:t xml:space="preserve">6, 7　</w:t>
       </w:r>
-      <w:hyperlink w:history="1" r:id="rIdxztwkt6gd604_n7xdlln6">
+      <w:hyperlink w:history="1" r:id="rIdn3i87wfpjbgab8p3dnrwx">
         <w:r>
           <w:rPr>
             <w:rStyle w:val="Hyperlink"/>
@@ -11466,7 +11466,7 @@
         </w:rPr>
         <w:t xml:space="preserve">8　</w:t>
       </w:r>
-      <w:hyperlink w:history="1" r:id="rIdbxmleyvabd1y4equqnqxw">
+      <w:hyperlink w:history="1" r:id="rIdbuechlyfrgzjs-aescjfj">
         <w:r>
           <w:rPr>
             <w:rStyle w:val="Hyperlink"/>
@@ -11492,7 +11492,7 @@
         </w:rPr>
         <w:t xml:space="preserve">9, 10　</w:t>
       </w:r>
-      <w:hyperlink w:history="1" r:id="rId5sxnsq5te8vp-japhhtcu">
+      <w:hyperlink w:history="1" r:id="rIdudjnnb2zqzcdhxj6fyikc">
         <w:r>
           <w:rPr>
             <w:rStyle w:val="Hyperlink"/>
@@ -11518,7 +11518,7 @@
         </w:rPr>
         <w:t xml:space="preserve">11　</w:t>
       </w:r>
-      <w:hyperlink w:history="1" r:id="rIdnodntpvyu_wwscv7w1xjr">
+      <w:hyperlink w:history="1" r:id="rId2ns01pfqfqffq-2a6nxcu">
         <w:r>
           <w:rPr>
             <w:rStyle w:val="Hyperlink"/>
@@ -11544,7 +11544,7 @@
         </w:rPr>
         <w:t xml:space="preserve">12　</w:t>
       </w:r>
-      <w:hyperlink w:history="1" r:id="rIdahkjnkbuil4w6oiu8buv_">
+      <w:hyperlink w:history="1" r:id="rIddsnazx8mlcw4mfghwwurc">
         <w:r>
           <w:rPr>
             <w:rStyle w:val="Hyperlink"/>
@@ -11570,7 +11570,7 @@
         </w:rPr>
         <w:t xml:space="preserve">13　</w:t>
       </w:r>
-      <w:hyperlink w:history="1" r:id="rIdncwlyj5fklymtskta1wbd">
+      <w:hyperlink w:history="1" r:id="rId49xgcrtosll5w3jyv0tyd">
         <w:r>
           <w:rPr>
             <w:rStyle w:val="Hyperlink"/>
@@ -11596,7 +11596,7 @@
         </w:rPr>
         <w:t xml:space="preserve">14　</w:t>
       </w:r>
-      <w:hyperlink w:history="1" r:id="rId6rg0r8ufohpe65q2a8exg">
+      <w:hyperlink w:history="1" r:id="rIdl96o01hk6dnaxkaxxezz5">
         <w:r>
           <w:rPr>
             <w:rStyle w:val="Hyperlink"/>
@@ -11622,7 +11622,7 @@
         </w:rPr>
         <w:t xml:space="preserve">15, 17　</w:t>
       </w:r>
-      <w:hyperlink w:history="1" r:id="rIdubranue1ppjzw1w1ysl_x">
+      <w:hyperlink w:history="1" r:id="rId2xy_aueygqll_vvd3es8q">
         <w:r>
           <w:rPr>
             <w:rStyle w:val="Hyperlink"/>
@@ -11648,7 +11648,7 @@
         </w:rPr>
         <w:t xml:space="preserve">16　</w:t>
       </w:r>
-      <w:hyperlink w:history="1" r:id="rIdpi4kpygsumms8ga8abvtr">
+      <w:hyperlink w:history="1" r:id="rIdexxe9lsihddv3qe421ua_">
         <w:r>
           <w:rPr>
             <w:rStyle w:val="Hyperlink"/>
@@ -11674,7 +11674,7 @@
         </w:rPr>
         <w:t xml:space="preserve">18　</w:t>
       </w:r>
-      <w:hyperlink w:history="1" r:id="rIdabrixnfgf3obt5x4lm-44">
+      <w:hyperlink w:history="1" r:id="rIdyc_mnawyuyzmfuflb5xit">
         <w:r>
           <w:rPr>
             <w:rStyle w:val="Hyperlink"/>
@@ -11700,7 +11700,7 @@
         </w:rPr>
         <w:t xml:space="preserve">19　</w:t>
       </w:r>
-      <w:hyperlink w:history="1" r:id="rId58_jorweieiyn6e0hb0wz">
+      <w:hyperlink w:history="1" r:id="rIdn0ispyk-k-tc7e8ya0nqc">
         <w:r>
           <w:rPr>
             <w:rStyle w:val="Hyperlink"/>
@@ -11726,7 +11726,7 @@
         </w:rPr>
         <w:t xml:space="preserve">20　</w:t>
       </w:r>
-      <w:hyperlink w:history="1" r:id="rIdrisdifaztsgebc_y4ikv0">
+      <w:hyperlink w:history="1" r:id="rId5hbe3kuss6ctahby7k2tx">
         <w:r>
           <w:rPr>
             <w:rStyle w:val="Hyperlink"/>
@@ -11752,7 +11752,7 @@
         </w:rPr>
         <w:t xml:space="preserve">21　</w:t>
       </w:r>
-      <w:hyperlink w:history="1" r:id="rIdzpktuhi_pap-nop_kh0lz">
+      <w:hyperlink w:history="1" r:id="rIdjl-sfarf-b704ibhwlrfe">
         <w:r>
           <w:rPr>
             <w:rStyle w:val="Hyperlink"/>
@@ -11778,7 +11778,7 @@
         </w:rPr>
         <w:t xml:space="preserve">22　</w:t>
       </w:r>
-      <w:hyperlink w:history="1" r:id="rIdwsoiipq3bzouyitgzkytx">
+      <w:hyperlink w:history="1" r:id="rIdvgyhy2ajheir30hd8nzja">
         <w:r>
           <w:rPr>
             <w:rStyle w:val="Hyperlink"/>
@@ -11804,7 +11804,7 @@
         </w:rPr>
         <w:t xml:space="preserve">23　</w:t>
       </w:r>
-      <w:hyperlink w:history="1" r:id="rIdbavzwdyq6s8lqzm3nhiby">
+      <w:hyperlink w:history="1" r:id="rIdh72v3g0sxnwy6ef1yi_bo">
         <w:r>
           <w:rPr>
             <w:rStyle w:val="Hyperlink"/>
@@ -11830,7 +11830,7 @@
         </w:rPr>
         <w:t xml:space="preserve">24　</w:t>
       </w:r>
-      <w:hyperlink w:history="1" r:id="rId4iabxofxhe93qek4h6ncl">
+      <w:hyperlink w:history="1" r:id="rIdgdxltvovskzr9jdq70hmf">
         <w:r>
           <w:rPr>
             <w:rStyle w:val="Hyperlink"/>
@@ -11856,7 +11856,7 @@
         </w:rPr>
         <w:t xml:space="preserve">25　</w:t>
       </w:r>
-      <w:hyperlink w:history="1" r:id="rIdp433qkksfvn9pyms9-rc6">
+      <w:hyperlink w:history="1" r:id="rId5ullpio-s_ykc6stoq2gk">
         <w:r>
           <w:rPr>
             <w:rStyle w:val="Hyperlink"/>
@@ -11992,7 +11992,7 @@
           <w:sz w:val="22"/>
           <w:szCs w:val="22"/>
         </w:rPr>
-        <w:t xml:space="preserve">本校如曾豁免學生應考校內評估中某些科目或某些科目部分試卷，或改動試題內容或評分準則，須在成績表上註明改動部分及所佔分數。若本校豁免學生應考主要科目或主要科目中佔分較多的部分，應慎重考慮該生的分數是否適宜與其他學生比較。</w:t>
+        <w:t xml:space="preserve">本校如曾豁免學生應考校內評估中某些科目或某些科目部分試卷，或改動試題內容或評估準則，須在成績表上註明改動部分及所佔分數。若本校豁免學生應考主要科目或主要科目中佔分較多的部分，應慎重考慮該生的分數是否適宜與其他學生比較。</w:t>
       </w:r>
       <w:r>
         <w:rPr>
@@ -12991,7 +12991,7 @@
         </w:rPr>
         <w:t xml:space="preserve">1　</w:t>
       </w:r>
-      <w:hyperlink w:history="1" r:id="rIdvknn7qfrjmsv6sdsu9ygj">
+      <w:hyperlink w:history="1" r:id="rIdr3unpl5hlt75sbmr4nasm">
         <w:r>
           <w:rPr>
             <w:rStyle w:val="Hyperlink"/>
@@ -13017,7 +13017,7 @@
         </w:rPr>
         <w:t xml:space="preserve">2, 3　</w:t>
       </w:r>
-      <w:hyperlink w:history="1" r:id="rIdjc-ywqpfxbli4kgt3nyy9">
+      <w:hyperlink w:history="1" r:id="rIdn7x9f2yevhmj9odazg-is">
         <w:r>
           <w:rPr>
             <w:rStyle w:val="Hyperlink"/>
@@ -13043,7 +13043,7 @@
         </w:rPr>
         <w:t xml:space="preserve">4　</w:t>
       </w:r>
-      <w:hyperlink w:history="1" r:id="rIdjae4fnvdzr-1-d1ulwoai">
+      <w:hyperlink w:history="1" r:id="rIdxqllggedzu9yzso9haq0a">
         <w:r>
           <w:rPr>
             <w:rStyle w:val="Hyperlink"/>
@@ -13069,7 +13069,7 @@
         </w:rPr>
         <w:t xml:space="preserve">5　</w:t>
       </w:r>
-      <w:hyperlink w:history="1" r:id="rIdi2-hkydafnhqcv-rnaov9">
+      <w:hyperlink w:history="1" r:id="rIdkv0ztljaalceytlp7zkgf">
         <w:r>
           <w:rPr>
             <w:rStyle w:val="Hyperlink"/>
@@ -13095,7 +13095,7 @@
         </w:rPr>
         <w:t xml:space="preserve">6　</w:t>
       </w:r>
-      <w:hyperlink w:history="1" r:id="rIdgtt8qcxaidjgm0_lfynik">
+      <w:hyperlink w:history="1" r:id="rIdk64n7soqc6o347zu8zazj">
         <w:r>
           <w:rPr>
             <w:rStyle w:val="Hyperlink"/>
@@ -13121,7 +13121,7 @@
         </w:rPr>
         <w:t xml:space="preserve">7, 19　</w:t>
       </w:r>
-      <w:hyperlink w:history="1" r:id="rId2ui5x_9yc2ovnkgnrzeh6">
+      <w:hyperlink w:history="1" r:id="rIdbjvlduicrbasipm6w8f9a">
         <w:r>
           <w:rPr>
             <w:rStyle w:val="Hyperlink"/>
@@ -13147,7 +13147,7 @@
         </w:rPr>
         <w:t xml:space="preserve">8　</w:t>
       </w:r>
-      <w:hyperlink w:history="1" r:id="rIdedzjzt4uxwwz-2ufw48gx">
+      <w:hyperlink w:history="1" r:id="rIdg0wnznaybxakqayiml4rb">
         <w:r>
           <w:rPr>
             <w:rStyle w:val="Hyperlink"/>
@@ -13173,7 +13173,7 @@
         </w:rPr>
         <w:t xml:space="preserve">9　</w:t>
       </w:r>
-      <w:hyperlink w:history="1" r:id="rIdblkvthcorlgejwcr8t2om">
+      <w:hyperlink w:history="1" r:id="rIdhvjg2rjyzybuwp6_e2rxw">
         <w:r>
           <w:rPr>
             <w:rStyle w:val="Hyperlink"/>
@@ -13199,7 +13199,7 @@
         </w:rPr>
         <w:t xml:space="preserve">10　</w:t>
       </w:r>
-      <w:hyperlink w:history="1" r:id="rId3zmt5w1mrzeweamtqlw0y">
+      <w:hyperlink w:history="1" r:id="rIdcsffvoct3seelztx5hixc">
         <w:r>
           <w:rPr>
             <w:rStyle w:val="Hyperlink"/>
@@ -13225,7 +13225,7 @@
         </w:rPr>
         <w:t xml:space="preserve">11　</w:t>
       </w:r>
-      <w:hyperlink w:history="1" r:id="rIdxqnvxsvjagf8d5jwpph0i">
+      <w:hyperlink w:history="1" r:id="rIda56cf3yst90s8gfbn4vhb">
         <w:r>
           <w:rPr>
             <w:rStyle w:val="Hyperlink"/>
@@ -13251,7 +13251,7 @@
         </w:rPr>
         <w:t xml:space="preserve">12　</w:t>
       </w:r>
-      <w:hyperlink w:history="1" r:id="rIdsnag9zrzhgayqwxnchg8h">
+      <w:hyperlink w:history="1" r:id="rIdw8-kyls_u8xftzgvtzaz9">
         <w:r>
           <w:rPr>
             <w:rStyle w:val="Hyperlink"/>
@@ -13277,7 +13277,7 @@
         </w:rPr>
         <w:t xml:space="preserve">13　</w:t>
       </w:r>
-      <w:hyperlink w:history="1" r:id="rIdz16qxd7tcw-luk0use0uo">
+      <w:hyperlink w:history="1" r:id="rIdfbinpppxwnoj33vscllk6">
         <w:r>
           <w:rPr>
             <w:rStyle w:val="Hyperlink"/>
@@ -13303,7 +13303,7 @@
         </w:rPr>
         <w:t xml:space="preserve">14　</w:t>
       </w:r>
-      <w:hyperlink w:history="1" r:id="rIdstr8gtcooak6rynwxboly">
+      <w:hyperlink w:history="1" r:id="rIdt4g9z1ymyweeoa4ouay9y">
         <w:r>
           <w:rPr>
             <w:rStyle w:val="Hyperlink"/>
@@ -13329,7 +13329,7 @@
         </w:rPr>
         <w:t xml:space="preserve">15　</w:t>
       </w:r>
-      <w:hyperlink w:history="1" r:id="rIdzm4qkuej1ko5fnbm0-dm8">
+      <w:hyperlink w:history="1" r:id="rIdp465cwnu1e0v4tgx2ez54">
         <w:r>
           <w:rPr>
             <w:rStyle w:val="Hyperlink"/>
@@ -13355,7 +13355,7 @@
         </w:rPr>
         <w:t xml:space="preserve">16　</w:t>
       </w:r>
-      <w:hyperlink w:history="1" r:id="rIdjin88qu8pyv1ac5autsbl">
+      <w:hyperlink w:history="1" r:id="rId5rkvafilzeqx69srtfpma">
         <w:r>
           <w:rPr>
             <w:rStyle w:val="Hyperlink"/>
@@ -13381,7 +13381,7 @@
         </w:rPr>
         <w:t xml:space="preserve">17　</w:t>
       </w:r>
-      <w:hyperlink w:history="1" r:id="rIdabr9gbpvbmjtcquszhrua">
+      <w:hyperlink w:history="1" r:id="rIdphj1dglorlvnnleufdycx">
         <w:r>
           <w:rPr>
             <w:rStyle w:val="Hyperlink"/>
@@ -13407,7 +13407,7 @@
         </w:rPr>
         <w:t xml:space="preserve">18　</w:t>
       </w:r>
-      <w:hyperlink w:history="1" r:id="rIdo8vlnkkmtyu9n01p93fiy">
+      <w:hyperlink w:history="1" r:id="rIdbafex8p5ihroekliuh4_5">
         <w:r>
           <w:rPr>
             <w:rStyle w:val="Hyperlink"/>
@@ -13433,7 +13433,7 @@
         </w:rPr>
         <w:t xml:space="preserve">20, 21　</w:t>
       </w:r>
-      <w:hyperlink w:history="1" r:id="rIdt4zcgpc--sf-hh0ftiunl">
+      <w:hyperlink w:history="1" r:id="rIdsf0i2kabxq_khbzoujpiw">
         <w:r>
           <w:rPr>
             <w:rStyle w:val="Hyperlink"/>
@@ -13459,7 +13459,7 @@
         </w:rPr>
         <w:t xml:space="preserve">22　</w:t>
       </w:r>
-      <w:hyperlink w:history="1" r:id="rId_dvjwsezpdhiiyxtlwex5">
+      <w:hyperlink w:history="1" r:id="rId3kpeazzw5lae3ojwlcyfo">
         <w:r>
           <w:rPr>
             <w:rStyle w:val="Hyperlink"/>
@@ -16123,7 +16123,7 @@
         </w:rPr>
         <w:t xml:space="preserve">1　</w:t>
       </w:r>
-      <w:hyperlink w:history="1" r:id="rIdrmzbno5iswk527dptyurh">
+      <w:hyperlink w:history="1" r:id="rId1h_pynjxpwc1b0-c3-p1h">
         <w:r>
           <w:rPr>
             <w:rStyle w:val="Hyperlink"/>
@@ -16149,7 +16149,7 @@
         </w:rPr>
         <w:t xml:space="preserve">2, 21　</w:t>
       </w:r>
-      <w:hyperlink w:history="1" r:id="rIdcwtkuk5rzqqk8qnsuhqnh">
+      <w:hyperlink w:history="1" r:id="rIdi47hdeyxe_y0wcajujdkc">
         <w:r>
           <w:rPr>
             <w:rStyle w:val="Hyperlink"/>
@@ -16175,7 +16175,7 @@
         </w:rPr>
         <w:t xml:space="preserve">3, 4　</w:t>
       </w:r>
-      <w:hyperlink w:history="1" r:id="rIdnttci4iino7heqkegmihc">
+      <w:hyperlink w:history="1" r:id="rIde8n79dwsatmbzxxcbehwk">
         <w:r>
           <w:rPr>
             <w:rStyle w:val="Hyperlink"/>
@@ -16201,7 +16201,7 @@
         </w:rPr>
         <w:t xml:space="preserve">5　</w:t>
       </w:r>
-      <w:hyperlink w:history="1" r:id="rIdm_7tmd3mr5gl85w9zpzxn">
+      <w:hyperlink w:history="1" r:id="rIdaiensdr3f-iwqwspwjcri">
         <w:r>
           <w:rPr>
             <w:rStyle w:val="Hyperlink"/>
@@ -16227,7 +16227,7 @@
         </w:rPr>
         <w:t xml:space="preserve">6　</w:t>
       </w:r>
-      <w:hyperlink w:history="1" r:id="rIdylyc0l-ah08pojfeeiklp">
+      <w:hyperlink w:history="1" r:id="rId32fc0j4l6ub_-6chkaskw">
         <w:r>
           <w:rPr>
             <w:rStyle w:val="Hyperlink"/>
@@ -16253,7 +16253,7 @@
         </w:rPr>
         <w:t xml:space="preserve">7　</w:t>
       </w:r>
-      <w:hyperlink w:history="1" r:id="rIdsnhwsy-nhiehs67miwhny">
+      <w:hyperlink w:history="1" r:id="rIdl1nacjpnlkujtalg4gygc">
         <w:r>
           <w:rPr>
             <w:rStyle w:val="Hyperlink"/>
@@ -16279,7 +16279,7 @@
         </w:rPr>
         <w:t xml:space="preserve">8　</w:t>
       </w:r>
-      <w:hyperlink w:history="1" r:id="rIdn544fg_wrioyt6wfw9edt">
+      <w:hyperlink w:history="1" r:id="rIdqqxcue036fruuf2i2pqdk">
         <w:r>
           <w:rPr>
             <w:rStyle w:val="Hyperlink"/>
@@ -16305,7 +16305,7 @@
         </w:rPr>
         <w:t xml:space="preserve">9　</w:t>
       </w:r>
-      <w:hyperlink w:history="1" r:id="rIdhucognwwve8n5kwd_sw5s">
+      <w:hyperlink w:history="1" r:id="rIdkld40du3lrrdcaz5hwuuf">
         <w:r>
           <w:rPr>
             <w:rStyle w:val="Hyperlink"/>
@@ -16331,7 +16331,7 @@
         </w:rPr>
         <w:t xml:space="preserve">10, 11　</w:t>
       </w:r>
-      <w:hyperlink w:history="1" r:id="rIdjawkryiczqxek7ieshh5h">
+      <w:hyperlink w:history="1" r:id="rId5uvzcxci1mwzpclg3bcir">
         <w:r>
           <w:rPr>
             <w:rStyle w:val="Hyperlink"/>
@@ -16357,7 +16357,7 @@
         </w:rPr>
         <w:t xml:space="preserve">12　</w:t>
       </w:r>
-      <w:hyperlink w:history="1" r:id="rIdejcqtkg_7feltzrvpq_ob">
+      <w:hyperlink w:history="1" r:id="rIdym-vj9xkelgo18nitdlw5">
         <w:r>
           <w:rPr>
             <w:rStyle w:val="Hyperlink"/>
@@ -16383,7 +16383,7 @@
         </w:rPr>
         <w:t xml:space="preserve">13, 14　</w:t>
       </w:r>
-      <w:hyperlink w:history="1" r:id="rId8q2rcvekkewo-rnr82eyx">
+      <w:hyperlink w:history="1" r:id="rIdzc0kcyjxyrza1m6fzz0i9">
         <w:r>
           <w:rPr>
             <w:rStyle w:val="Hyperlink"/>
@@ -16409,7 +16409,7 @@
         </w:rPr>
         <w:t xml:space="preserve">15　</w:t>
       </w:r>
-      <w:hyperlink w:history="1" r:id="rIdj189nwwslls6yc7esnh0f">
+      <w:hyperlink w:history="1" r:id="rIddt63_mkuadsgdaechfdrm">
         <w:r>
           <w:rPr>
             <w:rStyle w:val="Hyperlink"/>
@@ -16435,7 +16435,7 @@
         </w:rPr>
         <w:t xml:space="preserve">16　</w:t>
       </w:r>
-      <w:hyperlink w:history="1" r:id="rId7rka189lqhbutexjzmitt">
+      <w:hyperlink w:history="1" r:id="rIdkeapxgui3eztbb9nvgaov">
         <w:r>
           <w:rPr>
             <w:rStyle w:val="Hyperlink"/>
@@ -16461,7 +16461,7 @@
         </w:rPr>
         <w:t xml:space="preserve">17, 18　</w:t>
       </w:r>
-      <w:hyperlink w:history="1" r:id="rIdz31-rk_oajb-mup0di7ax">
+      <w:hyperlink w:history="1" r:id="rIdi9mb2zwz0sybx9odmyw91">
         <w:r>
           <w:rPr>
             <w:rStyle w:val="Hyperlink"/>
@@ -16487,7 +16487,7 @@
         </w:rPr>
         <w:t xml:space="preserve">19　</w:t>
       </w:r>
-      <w:hyperlink w:history="1" r:id="rId4gfb6hqjsln5k6zrbdttv">
+      <w:hyperlink w:history="1" r:id="rIdbsidz-fkhtnnx-uibae3r">
         <w:r>
           <w:rPr>
             <w:rStyle w:val="Hyperlink"/>
@@ -16513,7 +16513,7 @@
         </w:rPr>
         <w:t xml:space="preserve">20　</w:t>
       </w:r>
-      <w:hyperlink w:history="1" r:id="rIdz_yqr5vmfg0hi7yhrbjcz">
+      <w:hyperlink w:history="1" r:id="rIdtf0032syae8wktoxtvc5h">
         <w:r>
           <w:rPr>
             <w:rStyle w:val="Hyperlink"/>
@@ -17125,7 +17125,7 @@
           <w:sz w:val="22"/>
           <w:szCs w:val="22"/>
         </w:rPr>
-        <w:t xml:space="preserve">本校運用「學習支援津貼」及「有特殊教育需要非華語學生支援津貼」聘請額外教師及╱或教學助理時，須在融合教育工作計劃內清楚列出該等人員的具體職責及工作時間表。所聘請的額外教師及╱或教學助理應曾接受有關特殊教育的專業培訓；如未曾接受，本校應盡快為其作出相應的培訓安排。</w:t>
+        <w:t xml:space="preserve">本校運用「學習支援津貼」及「有特殊教育需要非華語學生支援津貼」聘請額外教師及╱或教學助理時，須在融合教育工作計劃內清楚列出所運用的額外資源（「學習支援津貼」、「有特殊教育需要非華語學生支援津貼」），以及該等人員的具體職責及工作時間表。所聘請的額外教師及╱或教學助理應曾接受有關特殊教育的專業培訓；如未曾接受，本校應盡快為其作出相應的培訓安排。</w:t>
       </w:r>
       <w:r>
         <w:rPr>
@@ -17563,7 +17563,7 @@
         </w:rPr>
         <w:t xml:space="preserve">1　</w:t>
       </w:r>
-      <w:hyperlink w:history="1" r:id="rIdemawkbdlte4nlmjptn2rf">
+      <w:hyperlink w:history="1" r:id="rIditu6rqc0ido-kz82ctjj6">
         <w:r>
           <w:rPr>
             <w:rStyle w:val="Hyperlink"/>
@@ -17589,7 +17589,7 @@
         </w:rPr>
         <w:t xml:space="preserve">2　</w:t>
       </w:r>
-      <w:hyperlink w:history="1" r:id="rId0rookeikej4mikl72fk_t">
+      <w:hyperlink w:history="1" r:id="rId0_xvgoghnp0a5pzq4qgt9">
         <w:r>
           <w:rPr>
             <w:rStyle w:val="Hyperlink"/>
@@ -17615,7 +17615,7 @@
         </w:rPr>
         <w:t xml:space="preserve">3, 7, 8　</w:t>
       </w:r>
-      <w:hyperlink w:history="1" r:id="rIdgygrcyf1e6bc_8jkdo10f">
+      <w:hyperlink w:history="1" r:id="rIdi_lw2bx9rkpva235cunbi">
         <w:r>
           <w:rPr>
             <w:rStyle w:val="Hyperlink"/>
@@ -17641,7 +17641,7 @@
         </w:rPr>
         <w:t xml:space="preserve">4　</w:t>
       </w:r>
-      <w:hyperlink w:history="1" r:id="rIdlzu_rmz6fsvnxicrgs5q8">
+      <w:hyperlink w:history="1" r:id="rIdiu0slopuj089avncyv3xk">
         <w:r>
           <w:rPr>
             <w:rStyle w:val="Hyperlink"/>
@@ -17667,7 +17667,7 @@
         </w:rPr>
         <w:t xml:space="preserve">5, 12　</w:t>
       </w:r>
-      <w:hyperlink w:history="1" r:id="rIdto3wkooo5ubuvnbsq6uww">
+      <w:hyperlink w:history="1" r:id="rIdlsyptwaxp08fiw11-styj">
         <w:r>
           <w:rPr>
             <w:rStyle w:val="Hyperlink"/>
@@ -17693,7 +17693,7 @@
         </w:rPr>
         <w:t xml:space="preserve">6　</w:t>
       </w:r>
-      <w:hyperlink w:history="1" r:id="rIdgct_skb850v68zyef20x-">
+      <w:hyperlink w:history="1" r:id="rIdcc9ouzsz2vnu76wsexzf0">
         <w:r>
           <w:rPr>
             <w:rStyle w:val="Hyperlink"/>
@@ -17719,7 +17719,7 @@
         </w:rPr>
         <w:t xml:space="preserve">9, 14　</w:t>
       </w:r>
-      <w:hyperlink w:history="1" r:id="rIdrqhjxam3nxhefoy3-msl4">
+      <w:hyperlink w:history="1" r:id="rIdvs6nhccxbbvhce3s-xpzn">
         <w:r>
           <w:rPr>
             <w:rStyle w:val="Hyperlink"/>
@@ -17745,7 +17745,7 @@
         </w:rPr>
         <w:t xml:space="preserve">10, 11　</w:t>
       </w:r>
-      <w:hyperlink w:history="1" r:id="rId1h1f6z6yqzsky9k4s0rkv">
+      <w:hyperlink w:history="1" r:id="rIdgricznfb8tspz46agh4ab">
         <w:r>
           <w:rPr>
             <w:rStyle w:val="Hyperlink"/>
@@ -17771,7 +17771,7 @@
         </w:rPr>
         <w:t xml:space="preserve">13　</w:t>
       </w:r>
-      <w:hyperlink w:history="1" r:id="rIdt11bdiyf6uk5i_7dedqxp">
+      <w:hyperlink w:history="1" r:id="rIdrtzujhjnrtw3pnxjkq-wy">
         <w:r>
           <w:rPr>
             <w:rStyle w:val="Hyperlink"/>
@@ -17797,7 +17797,7 @@
         </w:rPr>
         <w:t xml:space="preserve">15　</w:t>
       </w:r>
-      <w:hyperlink w:history="1" r:id="rIdngor4rvthmv4_qwzf9z_f">
+      <w:hyperlink w:history="1" r:id="rIdp2xszcm1grt06euqabc-l">
         <w:r>
           <w:rPr>
             <w:rStyle w:val="Hyperlink"/>
@@ -17823,7 +17823,7 @@
         </w:rPr>
         <w:t xml:space="preserve">16　</w:t>
       </w:r>
-      <w:hyperlink w:history="1" r:id="rIdq_jbafecibndkk_ucttrk">
+      <w:hyperlink w:history="1" r:id="rIddsdgs2xntlbqjytaowtym">
         <w:r>
           <w:rPr>
             <w:rStyle w:val="Hyperlink"/>
@@ -17849,7 +17849,7 @@
         </w:rPr>
         <w:t xml:space="preserve">17　</w:t>
       </w:r>
-      <w:hyperlink w:history="1" r:id="rId21hs6lijdxsktfczc9tqt">
+      <w:hyperlink w:history="1" r:id="rIdc-uihoqnm5qnfsgbqldip">
         <w:r>
           <w:rPr>
             <w:rStyle w:val="Hyperlink"/>
@@ -17875,7 +17875,7 @@
         </w:rPr>
         <w:t xml:space="preserve">18　</w:t>
       </w:r>
-      <w:hyperlink w:history="1" r:id="rIdhb9zhetmwcku7mfq1ok14">
+      <w:hyperlink w:history="1" r:id="rId5zkgsdm2dflmpmpbgwexg">
         <w:r>
           <w:rPr>
             <w:rStyle w:val="Hyperlink"/>
@@ -17925,7 +17925,7 @@
           <w:sz w:val="22"/>
           <w:szCs w:val="22"/>
         </w:rPr>
-        <w:t xml:space="preserve">本校教職員須主動與學生家長建立定期、有效的溝通，讓家長了解本校對支援有特殊教育需要學生的政策及措施。本校應讓家長知悉溝通的機制及聯絡方法，並提供</w:t>
+        <w:t xml:space="preserve">本校教職員須主動與學生家長建立定期、有效的溝通，讓家長了解本校對支援有特殊教育需要學生的政策及措施，並與學生家人緊密合作，以發揮學生在家學習的最大效能。本校應讓家長知悉溝通的機制及聯絡方法，並提供</w:t>
       </w:r>
       <w:r>
         <w:rPr>
@@ -17971,6 +17971,24 @@
           <w:vertAlign w:val="superscript"/>
         </w:rPr>
         <w:t xml:space="preserve">2</w:t>
+      </w:r>
+      <w:r>
+        <w:rPr>
+          <w:rFonts w:ascii="Microsoft JhengHei" w:cs="Microsoft JhengHei" w:eastAsia="Microsoft JhengHei" w:hAnsi="Microsoft JhengHei"/>
+          <w:sz w:val="22"/>
+          <w:szCs w:val="22"/>
+        </w:rPr>
+        <w:t xml:space="preserve"> </w:t>
+      </w:r>
+      <w:r>
+        <w:rPr>
+          <w:rFonts w:ascii="Microsoft JhengHei" w:cs="Microsoft JhengHei" w:eastAsia="Microsoft JhengHei" w:hAnsi="Microsoft JhengHei"/>
+          <w:color w:val="1F4E36"/>
+          <w:sz w:val="16"/>
+          <w:szCs w:val="16"/>
+          <w:vertAlign w:val="superscript"/>
+        </w:rPr>
+        <w:t xml:space="preserve">3</w:t>
       </w:r>
     </w:p>
     <w:p>
@@ -18004,7 +18022,7 @@
           <w:szCs w:val="16"/>
           <w:vertAlign w:val="superscript"/>
         </w:rPr>
-        <w:t xml:space="preserve">3</w:t>
+        <w:t xml:space="preserve">4</w:t>
       </w:r>
       <w:r>
         <w:rPr>
@@ -18022,7 +18040,7 @@
           <w:szCs w:val="16"/>
           <w:vertAlign w:val="superscript"/>
         </w:rPr>
-        <w:t xml:space="preserve">4</w:t>
+        <w:t xml:space="preserve">5</w:t>
       </w:r>
       <w:r>
         <w:rPr>
@@ -18040,7 +18058,7 @@
           <w:szCs w:val="16"/>
           <w:vertAlign w:val="superscript"/>
         </w:rPr>
-        <w:t xml:space="preserve">5</w:t>
+        <w:t xml:space="preserve">6</w:t>
       </w:r>
     </w:p>
     <w:p>
@@ -18074,7 +18092,7 @@
           <w:szCs w:val="16"/>
           <w:vertAlign w:val="superscript"/>
         </w:rPr>
-        <w:t xml:space="preserve">6</w:t>
+        <w:t xml:space="preserve">7</w:t>
       </w:r>
       <w:r>
         <w:rPr>
@@ -18092,7 +18110,7 @@
           <w:szCs w:val="16"/>
           <w:vertAlign w:val="superscript"/>
         </w:rPr>
-        <w:t xml:space="preserve">7</w:t>
+        <w:t xml:space="preserve">8</w:t>
       </w:r>
       <w:r>
         <w:rPr>
@@ -18110,7 +18128,7 @@
           <w:szCs w:val="16"/>
           <w:vertAlign w:val="superscript"/>
         </w:rPr>
-        <w:t xml:space="preserve">8</w:t>
+        <w:t xml:space="preserve">9</w:t>
       </w:r>
       <w:r>
         <w:rPr>
@@ -18128,7 +18146,7 @@
           <w:szCs w:val="16"/>
           <w:vertAlign w:val="superscript"/>
         </w:rPr>
-        <w:t xml:space="preserve">9</w:t>
+        <w:t xml:space="preserve">10</w:t>
       </w:r>
     </w:p>
     <w:p>
@@ -18162,7 +18180,7 @@
           <w:szCs w:val="16"/>
           <w:vertAlign w:val="superscript"/>
         </w:rPr>
-        <w:t xml:space="preserve">10</w:t>
+        <w:t xml:space="preserve">11</w:t>
       </w:r>
     </w:p>
     <w:p>
@@ -18213,7 +18231,7 @@
           <w:szCs w:val="16"/>
           <w:vertAlign w:val="superscript"/>
         </w:rPr>
-        <w:t xml:space="preserve">11</w:t>
+        <w:t xml:space="preserve">12</w:t>
       </w:r>
     </w:p>
     <w:p>
@@ -18247,7 +18265,7 @@
           <w:szCs w:val="16"/>
           <w:vertAlign w:val="superscript"/>
         </w:rPr>
-        <w:t xml:space="preserve">12</w:t>
+        <w:t xml:space="preserve">13</w:t>
       </w:r>
       <w:r>
         <w:rPr>
@@ -18265,7 +18283,7 @@
           <w:szCs w:val="16"/>
           <w:vertAlign w:val="superscript"/>
         </w:rPr>
-        <w:t xml:space="preserve">13</w:t>
+        <w:t xml:space="preserve">14</w:t>
       </w:r>
     </w:p>
     <w:p>
@@ -18299,7 +18317,7 @@
           <w:szCs w:val="16"/>
           <w:vertAlign w:val="superscript"/>
         </w:rPr>
-        <w:t xml:space="preserve">14</w:t>
+        <w:t xml:space="preserve">15</w:t>
       </w:r>
     </w:p>
     <w:p>
@@ -18333,7 +18351,7 @@
           <w:szCs w:val="16"/>
           <w:vertAlign w:val="superscript"/>
         </w:rPr>
-        <w:t xml:space="preserve">15</w:t>
+        <w:t xml:space="preserve">16</w:t>
       </w:r>
     </w:p>
     <w:tbl>
@@ -18656,7 +18674,7 @@
           <w:szCs w:val="16"/>
           <w:vertAlign w:val="superscript"/>
         </w:rPr>
-        <w:t xml:space="preserve">16</w:t>
+        <w:t xml:space="preserve">17</w:t>
       </w:r>
       <w:r>
         <w:rPr>
@@ -18674,7 +18692,7 @@
           <w:szCs w:val="16"/>
           <w:vertAlign w:val="superscript"/>
         </w:rPr>
-        <w:t xml:space="preserve">17</w:t>
+        <w:t xml:space="preserve">18</w:t>
       </w:r>
       <w:r>
         <w:rPr>
@@ -18692,7 +18710,7 @@
           <w:szCs w:val="16"/>
           <w:vertAlign w:val="superscript"/>
         </w:rPr>
-        <w:t xml:space="preserve">18</w:t>
+        <w:t xml:space="preserve">19</w:t>
       </w:r>
       <w:r>
         <w:rPr>
@@ -18710,7 +18728,7 @@
           <w:szCs w:val="16"/>
           <w:vertAlign w:val="superscript"/>
         </w:rPr>
-        <w:t xml:space="preserve">19</w:t>
+        <w:t xml:space="preserve">20</w:t>
       </w:r>
     </w:p>
     <w:p>
@@ -18761,7 +18779,7 @@
           <w:szCs w:val="16"/>
           <w:vertAlign w:val="superscript"/>
         </w:rPr>
-        <w:t xml:space="preserve">20</w:t>
+        <w:t xml:space="preserve">21</w:t>
       </w:r>
     </w:p>
     <w:p>
@@ -18812,7 +18830,7 @@
           <w:szCs w:val="16"/>
           <w:vertAlign w:val="superscript"/>
         </w:rPr>
-        <w:t xml:space="preserve">21</w:t>
+        <w:t xml:space="preserve">22</w:t>
       </w:r>
     </w:p>
     <w:p>
@@ -18846,7 +18864,7 @@
           <w:szCs w:val="16"/>
           <w:vertAlign w:val="superscript"/>
         </w:rPr>
-        <w:t xml:space="preserve">22</w:t>
+        <w:t xml:space="preserve">23</w:t>
       </w:r>
     </w:p>
     <w:p>
@@ -18879,7 +18897,7 @@
         </w:rPr>
         <w:t xml:space="preserve">1　</w:t>
       </w:r>
-      <w:hyperlink w:history="1" r:id="rIdvtpa-tdiwts6tz1g91s_3">
+      <w:hyperlink w:history="1" r:id="rIdurbp2ichgi8jxhgtm0x7b">
         <w:r>
           <w:rPr>
             <w:rStyle w:val="Hyperlink"/>
@@ -18905,7 +18923,7 @@
         </w:rPr>
         <w:t xml:space="preserve">2　</w:t>
       </w:r>
-      <w:hyperlink w:history="1" r:id="rIdn_skkjnk8bfotsc0scp33">
+      <w:hyperlink w:history="1" r:id="rIdrdrqvwyk-xgoc4kczmwxt">
         <w:r>
           <w:rPr>
             <w:rStyle w:val="Hyperlink"/>
@@ -18929,9 +18947,9 @@
           <w:sz w:val="18"/>
           <w:szCs w:val="18"/>
         </w:rPr>
-        <w:t xml:space="preserve">3　</w:t>
-      </w:r>
-      <w:hyperlink w:history="1" r:id="rIdt2jj7jewfxdkxa15gjqqs">
+        <w:t xml:space="preserve">3, 4　</w:t>
+      </w:r>
+      <w:hyperlink w:history="1" r:id="rIdygl889n6xj7ghjz2i8gk9">
         <w:r>
           <w:rPr>
             <w:rStyle w:val="Hyperlink"/>
@@ -18955,9 +18973,9 @@
           <w:sz w:val="18"/>
           <w:szCs w:val="18"/>
         </w:rPr>
-        <w:t xml:space="preserve">4　</w:t>
-      </w:r>
-      <w:hyperlink w:history="1" r:id="rIdqu8t0r89fmjgtcrv6rhkq">
+        <w:t xml:space="preserve">5　</w:t>
+      </w:r>
+      <w:hyperlink w:history="1" r:id="rIdcvmncmi8upixq-gd6ftmo">
         <w:r>
           <w:rPr>
             <w:rStyle w:val="Hyperlink"/>
@@ -18981,9 +18999,9 @@
           <w:sz w:val="18"/>
           <w:szCs w:val="18"/>
         </w:rPr>
-        <w:t xml:space="preserve">5　</w:t>
-      </w:r>
-      <w:hyperlink w:history="1" r:id="rIdtkk6qrn5zod_hhdb1x4yg">
+        <w:t xml:space="preserve">6　</w:t>
+      </w:r>
+      <w:hyperlink w:history="1" r:id="rIdufmeujzytppgw5jjhd23e">
         <w:r>
           <w:rPr>
             <w:rStyle w:val="Hyperlink"/>
@@ -19007,9 +19025,9 @@
           <w:sz w:val="18"/>
           <w:szCs w:val="18"/>
         </w:rPr>
-        <w:t xml:space="preserve">6　</w:t>
-      </w:r>
-      <w:hyperlink w:history="1" r:id="rIdsarqy3eqitt6cyavoibv5">
+        <w:t xml:space="preserve">7　</w:t>
+      </w:r>
+      <w:hyperlink w:history="1" r:id="rId8xrx0oie3f3n2hri8schn">
         <w:r>
           <w:rPr>
             <w:rStyle w:val="Hyperlink"/>
@@ -19033,9 +19051,9 @@
           <w:sz w:val="18"/>
           <w:szCs w:val="18"/>
         </w:rPr>
-        <w:t xml:space="preserve">7　</w:t>
-      </w:r>
-      <w:hyperlink w:history="1" r:id="rIdqz7ou_iqpj_fx1yjdofhq">
+        <w:t xml:space="preserve">8　</w:t>
+      </w:r>
+      <w:hyperlink w:history="1" r:id="rIdwlbi2ymfml3bhhsqw4nk7">
         <w:r>
           <w:rPr>
             <w:rStyle w:val="Hyperlink"/>
@@ -19059,9 +19077,9 @@
           <w:sz w:val="18"/>
           <w:szCs w:val="18"/>
         </w:rPr>
-        <w:t xml:space="preserve">8　</w:t>
-      </w:r>
-      <w:hyperlink w:history="1" r:id="rIde3ghuqiihw68_qit2xk8d">
+        <w:t xml:space="preserve">9　</w:t>
+      </w:r>
+      <w:hyperlink w:history="1" r:id="rIdssbxpla13wr-rlk7ogszx">
         <w:r>
           <w:rPr>
             <w:rStyle w:val="Hyperlink"/>
@@ -19085,9 +19103,9 @@
           <w:sz w:val="18"/>
           <w:szCs w:val="18"/>
         </w:rPr>
-        <w:t xml:space="preserve">9　</w:t>
-      </w:r>
-      <w:hyperlink w:history="1" r:id="rIdey9ypfplswbyq_dzduv9w">
+        <w:t xml:space="preserve">10　</w:t>
+      </w:r>
+      <w:hyperlink w:history="1" r:id="rId5drzbm8m5cyzhanmouobw">
         <w:r>
           <w:rPr>
             <w:rStyle w:val="Hyperlink"/>
@@ -19111,9 +19129,9 @@
           <w:sz w:val="18"/>
           <w:szCs w:val="18"/>
         </w:rPr>
-        <w:t xml:space="preserve">10　</w:t>
-      </w:r>
-      <w:hyperlink w:history="1" r:id="rIdfnmfij3rhvmkxxdvvr74j">
+        <w:t xml:space="preserve">11　</w:t>
+      </w:r>
+      <w:hyperlink w:history="1" r:id="rIdecn11pgbg_folatfhg_z4">
         <w:r>
           <w:rPr>
             <w:rStyle w:val="Hyperlink"/>
@@ -19137,9 +19155,9 @@
           <w:sz w:val="18"/>
           <w:szCs w:val="18"/>
         </w:rPr>
-        <w:t xml:space="preserve">11　</w:t>
-      </w:r>
-      <w:hyperlink w:history="1" r:id="rId1hrvbigogz4vlmmxshfdh">
+        <w:t xml:space="preserve">12　</w:t>
+      </w:r>
+      <w:hyperlink w:history="1" r:id="rIdl8ro52simfuu0sckhf2um">
         <w:r>
           <w:rPr>
             <w:rStyle w:val="Hyperlink"/>
@@ -19163,9 +19181,9 @@
           <w:sz w:val="18"/>
           <w:szCs w:val="18"/>
         </w:rPr>
-        <w:t xml:space="preserve">12　</w:t>
-      </w:r>
-      <w:hyperlink w:history="1" r:id="rIdhg4brdu4mc830su9lzrv3">
+        <w:t xml:space="preserve">13　</w:t>
+      </w:r>
+      <w:hyperlink w:history="1" r:id="rIdgjrhoff-02leoipm9ddmc">
         <w:r>
           <w:rPr>
             <w:rStyle w:val="Hyperlink"/>
@@ -19189,9 +19207,9 @@
           <w:sz w:val="18"/>
           <w:szCs w:val="18"/>
         </w:rPr>
-        <w:t xml:space="preserve">13, 22　</w:t>
-      </w:r>
-      <w:hyperlink w:history="1" r:id="rIdxzj6gseeqblenwive-lou">
+        <w:t xml:space="preserve">14, 23　</w:t>
+      </w:r>
+      <w:hyperlink w:history="1" r:id="rId2srvm1ykfcysovmvgsrql">
         <w:r>
           <w:rPr>
             <w:rStyle w:val="Hyperlink"/>
@@ -19215,9 +19233,9 @@
           <w:sz w:val="18"/>
           <w:szCs w:val="18"/>
         </w:rPr>
-        <w:t xml:space="preserve">14　</w:t>
-      </w:r>
-      <w:hyperlink w:history="1" r:id="rIdkql_redp7xv1dy_h2_bno">
+        <w:t xml:space="preserve">15　</w:t>
+      </w:r>
+      <w:hyperlink w:history="1" r:id="rIdqf-s3yfvye7vlmigwj5qu">
         <w:r>
           <w:rPr>
             <w:rStyle w:val="Hyperlink"/>
@@ -19241,9 +19259,9 @@
           <w:sz w:val="18"/>
           <w:szCs w:val="18"/>
         </w:rPr>
-        <w:t xml:space="preserve">15　</w:t>
-      </w:r>
-      <w:hyperlink w:history="1" r:id="rIdwiub2edymyidzdwvhbfgw">
+        <w:t xml:space="preserve">16　</w:t>
+      </w:r>
+      <w:hyperlink w:history="1" r:id="rIdtiiz3tivyyi63vxotld-a">
         <w:r>
           <w:rPr>
             <w:rStyle w:val="Hyperlink"/>
@@ -19267,9 +19285,9 @@
           <w:sz w:val="18"/>
           <w:szCs w:val="18"/>
         </w:rPr>
-        <w:t xml:space="preserve">16　</w:t>
-      </w:r>
-      <w:hyperlink w:history="1" r:id="rIdlkpdlj1v32tjinktbw-x9">
+        <w:t xml:space="preserve">17　</w:t>
+      </w:r>
+      <w:hyperlink w:history="1" r:id="rIdscgqhamcgxhuvmxu80ahe">
         <w:r>
           <w:rPr>
             <w:rStyle w:val="Hyperlink"/>
@@ -19293,9 +19311,9 @@
           <w:sz w:val="18"/>
           <w:szCs w:val="18"/>
         </w:rPr>
-        <w:t xml:space="preserve">17　</w:t>
-      </w:r>
-      <w:hyperlink w:history="1" r:id="rIdlyqktbv-sducnicvyz1l2">
+        <w:t xml:space="preserve">18　</w:t>
+      </w:r>
+      <w:hyperlink w:history="1" r:id="rIdtxplbkbyyy110dsqbbfaw">
         <w:r>
           <w:rPr>
             <w:rStyle w:val="Hyperlink"/>
@@ -19319,9 +19337,9 @@
           <w:sz w:val="18"/>
           <w:szCs w:val="18"/>
         </w:rPr>
-        <w:t xml:space="preserve">18　</w:t>
-      </w:r>
-      <w:hyperlink w:history="1" r:id="rId2i9wk9tkqtou1pthg-eu_">
+        <w:t xml:space="preserve">19　</w:t>
+      </w:r>
+      <w:hyperlink w:history="1" r:id="rIdg3ge3x_wsddqhikyluce9">
         <w:r>
           <w:rPr>
             <w:rStyle w:val="Hyperlink"/>
@@ -19345,9 +19363,9 @@
           <w:sz w:val="18"/>
           <w:szCs w:val="18"/>
         </w:rPr>
-        <w:t xml:space="preserve">19　</w:t>
-      </w:r>
-      <w:hyperlink w:history="1" r:id="rIds36aty6ynqs6hdtxn8de-">
+        <w:t xml:space="preserve">20　</w:t>
+      </w:r>
+      <w:hyperlink w:history="1" r:id="rId-x4ar4daqxbjyb6_fcod0">
         <w:r>
           <w:rPr>
             <w:rStyle w:val="Hyperlink"/>
@@ -19371,9 +19389,9 @@
           <w:sz w:val="18"/>
           <w:szCs w:val="18"/>
         </w:rPr>
-        <w:t xml:space="preserve">20　</w:t>
-      </w:r>
-      <w:hyperlink w:history="1" r:id="rId_8g2wfggqlxraf0kqgzgz">
+        <w:t xml:space="preserve">21　</w:t>
+      </w:r>
+      <w:hyperlink w:history="1" r:id="rIdvnlqg4dzax1alxxlrwgxe">
         <w:r>
           <w:rPr>
             <w:rStyle w:val="Hyperlink"/>
@@ -19397,9 +19415,9 @@
           <w:sz w:val="18"/>
           <w:szCs w:val="18"/>
         </w:rPr>
-        <w:t xml:space="preserve">21　</w:t>
-      </w:r>
-      <w:hyperlink w:history="1" r:id="rId4vywpkoxj0xqqztmtmu3h">
+        <w:t xml:space="preserve">22　</w:t>
+      </w:r>
+      <w:hyperlink w:history="1" r:id="rIdefrmp-e57tvdopyle4mfh">
         <w:r>
           <w:rPr>
             <w:rStyle w:val="Hyperlink"/>
@@ -20123,7 +20141,7 @@
         </w:rPr>
         <w:t xml:space="preserve">1　</w:t>
       </w:r>
-      <w:hyperlink w:history="1" r:id="rIdrflnqq99ehoq7n1pbqxvn">
+      <w:hyperlink w:history="1" r:id="rIddbyzilkvisdueipfwrq7d">
         <w:r>
           <w:rPr>
             <w:rStyle w:val="Hyperlink"/>
@@ -20149,7 +20167,7 @@
         </w:rPr>
         <w:t xml:space="preserve">2　</w:t>
       </w:r>
-      <w:hyperlink w:history="1" r:id="rIdnuzw0rq6lmte4puf0r-rc">
+      <w:hyperlink w:history="1" r:id="rIdfdba6pllqrxxmtoophok_">
         <w:r>
           <w:rPr>
             <w:rStyle w:val="Hyperlink"/>
@@ -20175,7 +20193,7 @@
         </w:rPr>
         <w:t xml:space="preserve">3　</w:t>
       </w:r>
-      <w:hyperlink w:history="1" r:id="rIdid9vbhicdoz_js1sgvmz7">
+      <w:hyperlink w:history="1" r:id="rIdtpcawot2nsxglzbt2giux">
         <w:r>
           <w:rPr>
             <w:rStyle w:val="Hyperlink"/>
@@ -20201,7 +20219,7 @@
         </w:rPr>
         <w:t xml:space="preserve">4　</w:t>
       </w:r>
-      <w:hyperlink w:history="1" r:id="rIdsx8age_my_tabwyg71nx7">
+      <w:hyperlink w:history="1" r:id="rIdjvkh7u48gxxtpyrq-zwst">
         <w:r>
           <w:rPr>
             <w:rStyle w:val="Hyperlink"/>
@@ -20227,7 +20245,7 @@
         </w:rPr>
         <w:t xml:space="preserve">5　</w:t>
       </w:r>
-      <w:hyperlink w:history="1" r:id="rIdtcphzx3h4fw0rvdkh_evb">
+      <w:hyperlink w:history="1" r:id="rIdcyag-tpmlvplr5rycah2h">
         <w:r>
           <w:rPr>
             <w:rStyle w:val="Hyperlink"/>
@@ -20253,7 +20271,7 @@
         </w:rPr>
         <w:t xml:space="preserve">6　</w:t>
       </w:r>
-      <w:hyperlink w:history="1" r:id="rIdm4pjysbih4axxdo9qgjjl">
+      <w:hyperlink w:history="1" r:id="rIddcswhiytoenrrotqterpq">
         <w:r>
           <w:rPr>
             <w:rStyle w:val="Hyperlink"/>
@@ -20279,7 +20297,7 @@
         </w:rPr>
         <w:t xml:space="preserve">7　</w:t>
       </w:r>
-      <w:hyperlink w:history="1" r:id="rId4nceybrjpc8s5dxkn8vwu">
+      <w:hyperlink w:history="1" r:id="rIdzmbhxgewnetjkxxy395uk">
         <w:r>
           <w:rPr>
             <w:rStyle w:val="Hyperlink"/>
@@ -20305,7 +20323,7 @@
         </w:rPr>
         <w:t xml:space="preserve">8　</w:t>
       </w:r>
-      <w:hyperlink w:history="1" r:id="rId8vrqpdwmx60kkh7hxzhym">
+      <w:hyperlink w:history="1" r:id="rIdhorgz0j5i8nfcpbowzvkr">
         <w:r>
           <w:rPr>
             <w:rStyle w:val="Hyperlink"/>
@@ -21370,24 +21388,6 @@
         </w:rPr>
         <w:t xml:space="preserve">10</w:t>
       </w:r>
-      <w:r>
-        <w:rPr>
-          <w:rFonts w:ascii="Microsoft JhengHei" w:cs="Microsoft JhengHei" w:eastAsia="Microsoft JhengHei" w:hAnsi="Microsoft JhengHei"/>
-          <w:sz w:val="22"/>
-          <w:szCs w:val="22"/>
-        </w:rPr>
-        <w:t xml:space="preserve"> </w:t>
-      </w:r>
-      <w:r>
-        <w:rPr>
-          <w:rFonts w:ascii="Microsoft JhengHei" w:cs="Microsoft JhengHei" w:eastAsia="Microsoft JhengHei" w:hAnsi="Microsoft JhengHei"/>
-          <w:color w:val="1F4E36"/>
-          <w:sz w:val="16"/>
-          <w:szCs w:val="16"/>
-          <w:vertAlign w:val="superscript"/>
-        </w:rPr>
-        <w:t xml:space="preserve">11</w:t>
-      </w:r>
     </w:p>
     <w:p>
       <w:pPr>
@@ -21419,7 +21419,7 @@
         </w:rPr>
         <w:t xml:space="preserve">1　</w:t>
       </w:r>
-      <w:hyperlink w:history="1" r:id="rIdywyf9tjgxqddhvn7efw7y">
+      <w:hyperlink w:history="1" r:id="rIddzm8r2xytwz7kxftgwppu">
         <w:r>
           <w:rPr>
             <w:rStyle w:val="Hyperlink"/>
@@ -21445,7 +21445,7 @@
         </w:rPr>
         <w:t xml:space="preserve">2　</w:t>
       </w:r>
-      <w:hyperlink w:history="1" r:id="rId5rkqrn2pbytyxq16cbtzo">
+      <w:hyperlink w:history="1" r:id="rIdyk1d1tavrvne-wq9jn1rw">
         <w:r>
           <w:rPr>
             <w:rStyle w:val="Hyperlink"/>
@@ -21471,7 +21471,7 @@
         </w:rPr>
         <w:t xml:space="preserve">3　</w:t>
       </w:r>
-      <w:hyperlink w:history="1" r:id="rId3yorkmqyyjkfllmxki5fm">
+      <w:hyperlink w:history="1" r:id="rIditm7-csfoxpkvg7zxyitd">
         <w:r>
           <w:rPr>
             <w:rStyle w:val="Hyperlink"/>
@@ -21497,7 +21497,7 @@
         </w:rPr>
         <w:t xml:space="preserve">4　</w:t>
       </w:r>
-      <w:hyperlink w:history="1" r:id="rId42outltbauox4ykl_b-ds">
+      <w:hyperlink w:history="1" r:id="rIdpgje_z6rgjwiumxavjood">
         <w:r>
           <w:rPr>
             <w:rStyle w:val="Hyperlink"/>
@@ -21523,7 +21523,7 @@
         </w:rPr>
         <w:t xml:space="preserve">5　</w:t>
       </w:r>
-      <w:hyperlink w:history="1" r:id="rIdswr-s05i014ydwhsfizap">
+      <w:hyperlink w:history="1" r:id="rIduoqrgjjt-cu1eunqgtwaq">
         <w:r>
           <w:rPr>
             <w:rStyle w:val="Hyperlink"/>
@@ -21549,7 +21549,7 @@
         </w:rPr>
         <w:t xml:space="preserve">6　</w:t>
       </w:r>
-      <w:hyperlink w:history="1" r:id="rIdtocud-wdshkd_qtxhtb7s">
+      <w:hyperlink w:history="1" r:id="rIdf6-vut-9ybonetnbdubi2">
         <w:r>
           <w:rPr>
             <w:rStyle w:val="Hyperlink"/>
@@ -21575,7 +21575,7 @@
         </w:rPr>
         <w:t xml:space="preserve">7　</w:t>
       </w:r>
-      <w:hyperlink w:history="1" r:id="rIdt3njcb6xxcfmwbroyamu8">
+      <w:hyperlink w:history="1" r:id="rId0mshstkrjhnwmx0vui3cq">
         <w:r>
           <w:rPr>
             <w:rStyle w:val="Hyperlink"/>
@@ -21599,9 +21599,9 @@
           <w:sz w:val="18"/>
           <w:szCs w:val="18"/>
         </w:rPr>
-        <w:t xml:space="preserve">8, 11　</w:t>
-      </w:r>
-      <w:hyperlink w:history="1" r:id="rIdurmtspqausg_rcf0jo3tv">
+        <w:t xml:space="preserve">8　</w:t>
+      </w:r>
+      <w:hyperlink w:history="1" r:id="rIdx1axwxo_enhxc1bsmm5cy">
         <w:r>
           <w:rPr>
             <w:rStyle w:val="Hyperlink"/>
@@ -21627,7 +21627,7 @@
         </w:rPr>
         <w:t xml:space="preserve">9　</w:t>
       </w:r>
-      <w:hyperlink w:history="1" r:id="rIdbonzcvsvdokizumuo6u2o">
+      <w:hyperlink w:history="1" r:id="rIdizi0wuxeynxbekilntdtw">
         <w:r>
           <w:rPr>
             <w:rStyle w:val="Hyperlink"/>
@@ -21653,7 +21653,7 @@
         </w:rPr>
         <w:t xml:space="preserve">10　</w:t>
       </w:r>
-      <w:hyperlink w:history="1" r:id="rIdjwr6bno0mdct-ndwaf9n_">
+      <w:hyperlink w:history="1" r:id="rIdxct80uo4mhph7yv9607vk">
         <w:r>
           <w:rPr>
             <w:rStyle w:val="Hyperlink"/>
@@ -21703,7 +21703,7 @@
           <w:sz w:val="22"/>
           <w:szCs w:val="22"/>
         </w:rPr>
-        <w:t xml:space="preserve">本校就有特殊教育需要學生轉校事宜，須於學生正式離校後一個月內，將相關資料（包括醫療報告、評估報告、支援摘要、簡要的學習紀錄及教學建議等）連同已妥為簽署的家長同意書正本，送交學生將轉讀的學校。本校亦應設立機制，在家長同意下將有特殊學習需要學生的資料轉交升讀的中學繼續跟進，確保支援不因學校轉換而中斷。</w:t>
+        <w:t xml:space="preserve">本校就有特殊教育需要學生轉校事宜，須於一個月內，將相關資料（包括醫療報告、評估報告、支援摘要、簡要的學習紀錄及教學建議等）連同已妥為簽署的家長同意書正本，送交學生將轉讀的學校。本校亦應設立機制，在家長同意下將有特殊學習需要學生的資料轉交升讀的中學繼續跟進，確保支援不因學校轉換而中斷。</w:t>
       </w:r>
       <w:r>
         <w:rPr>
@@ -22670,7 +22670,7 @@
         </w:rPr>
         <w:t xml:space="preserve">1　</w:t>
       </w:r>
-      <w:hyperlink w:history="1" r:id="rIdtcqlkp-5ikdf-9y8fkhq4">
+      <w:hyperlink w:history="1" r:id="rId_od0cgdifimnqjx1sjk9d">
         <w:r>
           <w:rPr>
             <w:rStyle w:val="Hyperlink"/>
@@ -22696,7 +22696,7 @@
         </w:rPr>
         <w:t xml:space="preserve">2　</w:t>
       </w:r>
-      <w:hyperlink w:history="1" r:id="rIdzcuw5_1jqncj9gygypbpo">
+      <w:hyperlink w:history="1" r:id="rId8kd9w6okxfxzzicuymjfu">
         <w:r>
           <w:rPr>
             <w:rStyle w:val="Hyperlink"/>
@@ -22722,7 +22722,7 @@
         </w:rPr>
         <w:t xml:space="preserve">3　</w:t>
       </w:r>
-      <w:hyperlink w:history="1" r:id="rIdxb_abwomjujycyauwgf1b">
+      <w:hyperlink w:history="1" r:id="rIdkiklboltxkdhc1ysejayj">
         <w:r>
           <w:rPr>
             <w:rStyle w:val="Hyperlink"/>
@@ -22748,7 +22748,7 @@
         </w:rPr>
         <w:t xml:space="preserve">4　</w:t>
       </w:r>
-      <w:hyperlink w:history="1" r:id="rId0j2v4_cpmcbwn3bdyev0i">
+      <w:hyperlink w:history="1" r:id="rIdlrbevekxwhc0g9nl6xveo">
         <w:r>
           <w:rPr>
             <w:rStyle w:val="Hyperlink"/>
@@ -22774,7 +22774,7 @@
         </w:rPr>
         <w:t xml:space="preserve">5　</w:t>
       </w:r>
-      <w:hyperlink w:history="1" r:id="rId9uacmlzmywx6ljmerkjjs">
+      <w:hyperlink w:history="1" r:id="rIdgslxbmizk6ii1sute50it">
         <w:r>
           <w:rPr>
             <w:rStyle w:val="Hyperlink"/>
@@ -22800,7 +22800,7 @@
         </w:rPr>
         <w:t xml:space="preserve">6　</w:t>
       </w:r>
-      <w:hyperlink w:history="1" r:id="rIdh0pjbl67yvjrmdrpfta1z">
+      <w:hyperlink w:history="1" r:id="rIdp5zfzezfrcvkd3aggskx3">
         <w:r>
           <w:rPr>
             <w:rStyle w:val="Hyperlink"/>
@@ -22826,7 +22826,7 @@
         </w:rPr>
         <w:t xml:space="preserve">7, 17　</w:t>
       </w:r>
-      <w:hyperlink w:history="1" r:id="rId5zos5w2f_astnufcrylwl">
+      <w:hyperlink w:history="1" r:id="rIdsh0ihq89yontchxkod5lu">
         <w:r>
           <w:rPr>
             <w:rStyle w:val="Hyperlink"/>
@@ -22852,7 +22852,7 @@
         </w:rPr>
         <w:t xml:space="preserve">8　</w:t>
       </w:r>
-      <w:hyperlink w:history="1" r:id="rIdvr9sbx-_exkcrtufcee1s">
+      <w:hyperlink w:history="1" r:id="rIdtlga1_fcykuhhfwg5ga3q">
         <w:r>
           <w:rPr>
             <w:rStyle w:val="Hyperlink"/>
@@ -22878,7 +22878,7 @@
         </w:rPr>
         <w:t xml:space="preserve">9　</w:t>
       </w:r>
-      <w:hyperlink w:history="1" r:id="rIdyeebvvjqin_ej7xzhxfjl">
+      <w:hyperlink w:history="1" r:id="rIdjwtvmvm5lfm97ovcnklv3">
         <w:r>
           <w:rPr>
             <w:rStyle w:val="Hyperlink"/>
@@ -22904,7 +22904,7 @@
         </w:rPr>
         <w:t xml:space="preserve">10　</w:t>
       </w:r>
-      <w:hyperlink w:history="1" r:id="rIdbqkfoslgr3yhyxj6c6e4m">
+      <w:hyperlink w:history="1" r:id="rIdmqlc1gibbrjrtni9x-huw">
         <w:r>
           <w:rPr>
             <w:rStyle w:val="Hyperlink"/>
@@ -22930,7 +22930,7 @@
         </w:rPr>
         <w:t xml:space="preserve">11　</w:t>
       </w:r>
-      <w:hyperlink w:history="1" r:id="rIdoqrfpouzqqkqyyjbghv0y">
+      <w:hyperlink w:history="1" r:id="rId-vbt5uh1l3dlrlozcpspy">
         <w:r>
           <w:rPr>
             <w:rStyle w:val="Hyperlink"/>
@@ -22956,7 +22956,7 @@
         </w:rPr>
         <w:t xml:space="preserve">12　</w:t>
       </w:r>
-      <w:hyperlink w:history="1" r:id="rIdctnxkr-5ckcnhscvxj8we">
+      <w:hyperlink w:history="1" r:id="rIdz4ukuwpwkltgxtp5bifo-">
         <w:r>
           <w:rPr>
             <w:rStyle w:val="Hyperlink"/>
@@ -22982,7 +22982,7 @@
         </w:rPr>
         <w:t xml:space="preserve">13　</w:t>
       </w:r>
-      <w:hyperlink w:history="1" r:id="rId2hdly81tqzweu-di92jwf">
+      <w:hyperlink w:history="1" r:id="rId3nhc-_bryexv5nsgmur62">
         <w:r>
           <w:rPr>
             <w:rStyle w:val="Hyperlink"/>
@@ -23008,7 +23008,7 @@
         </w:rPr>
         <w:t xml:space="preserve">14　</w:t>
       </w:r>
-      <w:hyperlink w:history="1" r:id="rIdjxi9bmdf0wmxrpytqen6h">
+      <w:hyperlink w:history="1" r:id="rIddn5dptht_g1ryzvgumtjj">
         <w:r>
           <w:rPr>
             <w:rStyle w:val="Hyperlink"/>
@@ -23034,7 +23034,7 @@
         </w:rPr>
         <w:t xml:space="preserve">15　</w:t>
       </w:r>
-      <w:hyperlink w:history="1" r:id="rId5htkfcrt7afotjo7-cmi6">
+      <w:hyperlink w:history="1" r:id="rIdxlzeahtchwnd3hhv3dh9c">
         <w:r>
           <w:rPr>
             <w:rStyle w:val="Hyperlink"/>
@@ -23060,7 +23060,7 @@
         </w:rPr>
         <w:t xml:space="preserve">16　</w:t>
       </w:r>
-      <w:hyperlink w:history="1" r:id="rId89qz8k8rotmricz31xsjo">
+      <w:hyperlink w:history="1" r:id="rIddtyukiajjlgoxgdu4yfjz">
         <w:r>
           <w:rPr>
             <w:rStyle w:val="Hyperlink"/>
@@ -23086,7 +23086,7 @@
         </w:rPr>
         <w:t xml:space="preserve">18　</w:t>
       </w:r>
-      <w:hyperlink w:history="1" r:id="rIdoekqy2vg1l7wssfuiq0w7">
+      <w:hyperlink w:history="1" r:id="rIdoi-jtwbl8obdtaslgze2f">
         <w:r>
           <w:rPr>
             <w:rStyle w:val="Hyperlink"/>
@@ -23112,7 +23112,7 @@
         </w:rPr>
         <w:t xml:space="preserve">19　</w:t>
       </w:r>
-      <w:hyperlink w:history="1" r:id="rIdfmt-7nwyqlls8k-csly7q">
+      <w:hyperlink w:history="1" r:id="rIdimh0oe7ftozb6wtt9bq2x">
         <w:r>
           <w:rPr>
             <w:rStyle w:val="Hyperlink"/>
@@ -23138,7 +23138,7 @@
         </w:rPr>
         <w:t xml:space="preserve">20　</w:t>
       </w:r>
-      <w:hyperlink w:history="1" r:id="rIda1-zeruih6dtvphabvllh">
+      <w:hyperlink w:history="1" r:id="rId7nlrgrahkawcxqivhyghw">
         <w:r>
           <w:rPr>
             <w:rStyle w:val="Hyperlink"/>

--- a/dev/checklists/sen/本校特殊教育需要政策_學校版_DRAFT.docx
+++ b/dev/checklists/sen/本校特殊教育需要政策_學校版_DRAFT.docx
@@ -1874,7 +1874,7 @@
         </w:rPr>
         <w:t xml:space="preserve">1　</w:t>
       </w:r>
-      <w:hyperlink w:history="1" r:id="rId6rsmqm9jvj6c9mwhcxnzg">
+      <w:hyperlink w:history="1" r:id="rIdg6l2p4uzsqmpjerlmjwdi">
         <w:r>
           <w:rPr>
             <w:rStyle w:val="Hyperlink"/>
@@ -1900,7 +1900,7 @@
         </w:rPr>
         <w:t xml:space="preserve">2　</w:t>
       </w:r>
-      <w:hyperlink w:history="1" r:id="rIdzp73at7g3cnrjixthrnt_">
+      <w:hyperlink w:history="1" r:id="rIdisdpsedc33rkhus1ifs7k">
         <w:r>
           <w:rPr>
             <w:rStyle w:val="Hyperlink"/>
@@ -1926,7 +1926,7 @@
         </w:rPr>
         <w:t xml:space="preserve">3　</w:t>
       </w:r>
-      <w:hyperlink w:history="1" r:id="rId0i4fiajpq4frdgv2xyf3m">
+      <w:hyperlink w:history="1" r:id="rIdttvunhfiyanpmcrmkcx35">
         <w:r>
           <w:rPr>
             <w:rStyle w:val="Hyperlink"/>
@@ -1952,7 +1952,7 @@
         </w:rPr>
         <w:t xml:space="preserve">4, 5, 9　</w:t>
       </w:r>
-      <w:hyperlink w:history="1" r:id="rIddwpyzqpeebt3fmewi-vk-">
+      <w:hyperlink w:history="1" r:id="rIdmsnxgneyfw3xozdyahzqe">
         <w:r>
           <w:rPr>
             <w:rStyle w:val="Hyperlink"/>
@@ -1978,7 +1978,7 @@
         </w:rPr>
         <w:t xml:space="preserve">6, 19　</w:t>
       </w:r>
-      <w:hyperlink w:history="1" r:id="rIdzcifzyun6uubgvsk1ttgx">
+      <w:hyperlink w:history="1" r:id="rId645so_5o1upz8ci4lbbyl">
         <w:r>
           <w:rPr>
             <w:rStyle w:val="Hyperlink"/>
@@ -2004,7 +2004,7 @@
         </w:rPr>
         <w:t xml:space="preserve">7　</w:t>
       </w:r>
-      <w:hyperlink w:history="1" r:id="rIdkb-b_pqbov1yum5wr2xnb">
+      <w:hyperlink w:history="1" r:id="rIdmehn7wmgxvuj_xbnpodqu">
         <w:r>
           <w:rPr>
             <w:rStyle w:val="Hyperlink"/>
@@ -2030,7 +2030,7 @@
         </w:rPr>
         <w:t xml:space="preserve">8　</w:t>
       </w:r>
-      <w:hyperlink w:history="1" r:id="rIdi8wvkb64b5kxq9piqp4vo">
+      <w:hyperlink w:history="1" r:id="rIdd-xr2nzuqk2vsuh_6vjqo">
         <w:r>
           <w:rPr>
             <w:rStyle w:val="Hyperlink"/>
@@ -2056,7 +2056,7 @@
         </w:rPr>
         <w:t xml:space="preserve">10　</w:t>
       </w:r>
-      <w:hyperlink w:history="1" r:id="rIdflo51l_p3nzpgyi-axotn">
+      <w:hyperlink w:history="1" r:id="rIdyirffyjcgqmsgzmdcnirm">
         <w:r>
           <w:rPr>
             <w:rStyle w:val="Hyperlink"/>
@@ -2082,7 +2082,7 @@
         </w:rPr>
         <w:t xml:space="preserve">11　</w:t>
       </w:r>
-      <w:hyperlink w:history="1" r:id="rIdlaegvapyk8hm7twaodhia">
+      <w:hyperlink w:history="1" r:id="rIdmygssffggm2zid17wwrvt">
         <w:r>
           <w:rPr>
             <w:rStyle w:val="Hyperlink"/>
@@ -2108,7 +2108,7 @@
         </w:rPr>
         <w:t xml:space="preserve">12　</w:t>
       </w:r>
-      <w:hyperlink w:history="1" r:id="rIdxencfkvcuhnunlwlvj-dk">
+      <w:hyperlink w:history="1" r:id="rIdxexyvlvtm090p1qxc8v89">
         <w:r>
           <w:rPr>
             <w:rStyle w:val="Hyperlink"/>
@@ -2134,7 +2134,7 @@
         </w:rPr>
         <w:t xml:space="preserve">13　</w:t>
       </w:r>
-      <w:hyperlink w:history="1" r:id="rId20jdtwzcjfv5awgz4lwoc">
+      <w:hyperlink w:history="1" r:id="rIdfjv3yuhyu_0ssbura6nek">
         <w:r>
           <w:rPr>
             <w:rStyle w:val="Hyperlink"/>
@@ -2160,7 +2160,7 @@
         </w:rPr>
         <w:t xml:space="preserve">14　</w:t>
       </w:r>
-      <w:hyperlink w:history="1" r:id="rIdarjjuw61haiiuv7fll5_o">
+      <w:hyperlink w:history="1" r:id="rId2zvt7aiib5qza4fzdgqcy">
         <w:r>
           <w:rPr>
             <w:rStyle w:val="Hyperlink"/>
@@ -2186,7 +2186,7 @@
         </w:rPr>
         <w:t xml:space="preserve">15　</w:t>
       </w:r>
-      <w:hyperlink w:history="1" r:id="rIdrk0aq1zktluiqrvr_l4sz">
+      <w:hyperlink w:history="1" r:id="rIdbt6c4tmc-fipkof7hrdga">
         <w:r>
           <w:rPr>
             <w:rStyle w:val="Hyperlink"/>
@@ -2212,7 +2212,7 @@
         </w:rPr>
         <w:t xml:space="preserve">16　</w:t>
       </w:r>
-      <w:hyperlink w:history="1" r:id="rIddpeimxyqsq0_7bbpfkjaj">
+      <w:hyperlink w:history="1" r:id="rIdudxudb2rmwkjqadm-n28f">
         <w:r>
           <w:rPr>
             <w:rStyle w:val="Hyperlink"/>
@@ -2238,7 +2238,7 @@
         </w:rPr>
         <w:t xml:space="preserve">17　</w:t>
       </w:r>
-      <w:hyperlink w:history="1" r:id="rIdsx1nmq_cbzeo-hqh2zcnf">
+      <w:hyperlink w:history="1" r:id="rIddc0r1r3tq9ehpdf8hlmlg">
         <w:r>
           <w:rPr>
             <w:rStyle w:val="Hyperlink"/>
@@ -2264,7 +2264,7 @@
         </w:rPr>
         <w:t xml:space="preserve">18　</w:t>
       </w:r>
-      <w:hyperlink w:history="1" r:id="rIdofcqucgdikiaat8qzcn4m">
+      <w:hyperlink w:history="1" r:id="rIdcc6xlt0irki_khi78epu-">
         <w:r>
           <w:rPr>
             <w:rStyle w:val="Hyperlink"/>
@@ -2290,7 +2290,7 @@
         </w:rPr>
         <w:t xml:space="preserve">20　</w:t>
       </w:r>
-      <w:hyperlink w:history="1" r:id="rIdfvkutooqqdxnystx1qtya">
+      <w:hyperlink w:history="1" r:id="rIdyp3bxa_sou-md26woyewj">
         <w:r>
           <w:rPr>
             <w:rStyle w:val="Hyperlink"/>
@@ -2316,7 +2316,7 @@
         </w:rPr>
         <w:t xml:space="preserve">21　</w:t>
       </w:r>
-      <w:hyperlink w:history="1" r:id="rIdwum47e6qg3gbu_g_u7uj5">
+      <w:hyperlink w:history="1" r:id="rIdny4gdhaiyjb-brhreis7k">
         <w:r>
           <w:rPr>
             <w:rStyle w:val="Hyperlink"/>
@@ -2342,7 +2342,7 @@
         </w:rPr>
         <w:t xml:space="preserve">22　</w:t>
       </w:r>
-      <w:hyperlink w:history="1" r:id="rId06auxyu-j82ayzr9x_yvn">
+      <w:hyperlink w:history="1" r:id="rIdz_qadlc9qr9rat_c74jvt">
         <w:r>
           <w:rPr>
             <w:rStyle w:val="Hyperlink"/>
@@ -2368,7 +2368,7 @@
         </w:rPr>
         <w:t xml:space="preserve">23　</w:t>
       </w:r>
-      <w:hyperlink w:history="1" r:id="rIdemmdohb0nwectadsu9jt3">
+      <w:hyperlink w:history="1" r:id="rIdi30enz72idjybx5pp3six">
         <w:r>
           <w:rPr>
             <w:rStyle w:val="Hyperlink"/>
@@ -2394,7 +2394,7 @@
         </w:rPr>
         <w:t xml:space="preserve">24　</w:t>
       </w:r>
-      <w:hyperlink w:history="1" r:id="rIdf5wih-emz4huwwua4dwtt">
+      <w:hyperlink w:history="1" r:id="rIdaanaw1-rmwg0eyzx-vdm1">
         <w:r>
           <w:rPr>
             <w:rStyle w:val="Hyperlink"/>
@@ -2420,7 +2420,7 @@
         </w:rPr>
         <w:t xml:space="preserve">25, 27　</w:t>
       </w:r>
-      <w:hyperlink w:history="1" r:id="rIdabo9zheli0ilajjroesby">
+      <w:hyperlink w:history="1" r:id="rIdsen7htilewh931fu7odln">
         <w:r>
           <w:rPr>
             <w:rStyle w:val="Hyperlink"/>
@@ -2446,7 +2446,7 @@
         </w:rPr>
         <w:t xml:space="preserve">26　</w:t>
       </w:r>
-      <w:hyperlink w:history="1" r:id="rIdeobz8u0ayoufdg-cglzis">
+      <w:hyperlink w:history="1" r:id="rIdkqy45jjdfehudsjkanbut">
         <w:r>
           <w:rPr>
             <w:rStyle w:val="Hyperlink"/>
@@ -2472,7 +2472,7 @@
         </w:rPr>
         <w:t xml:space="preserve">28　</w:t>
       </w:r>
-      <w:hyperlink w:history="1" r:id="rIdkbk8l7petoxk3w_itfh4n">
+      <w:hyperlink w:history="1" r:id="rIdapqbpzyckm3ejnpyv11xz">
         <w:r>
           <w:rPr>
             <w:rStyle w:val="Hyperlink"/>
@@ -2498,7 +2498,7 @@
         </w:rPr>
         <w:t xml:space="preserve">29　</w:t>
       </w:r>
-      <w:hyperlink w:history="1" r:id="rId48aqwpa_owomfnw8cr0c3">
+      <w:hyperlink w:history="1" r:id="rIdscg9hynfvivezaj1keesf">
         <w:r>
           <w:rPr>
             <w:rStyle w:val="Hyperlink"/>
@@ -2524,7 +2524,7 @@
         </w:rPr>
         <w:t xml:space="preserve">30　</w:t>
       </w:r>
-      <w:hyperlink w:history="1" r:id="rIdwxh7kajyeo3wqpf7zmhym">
+      <w:hyperlink w:history="1" r:id="rIdmpbt2fziyjg1ol-k4ciek">
         <w:r>
           <w:rPr>
             <w:rStyle w:val="Hyperlink"/>
@@ -2550,7 +2550,7 @@
         </w:rPr>
         <w:t xml:space="preserve">31　</w:t>
       </w:r>
-      <w:hyperlink w:history="1" r:id="rIdbuilbcyjj2d4mk9laonnj">
+      <w:hyperlink w:history="1" r:id="rIds5gsl3wfpx6begjixcujh">
         <w:r>
           <w:rPr>
             <w:rStyle w:val="Hyperlink"/>
@@ -2576,7 +2576,7 @@
         </w:rPr>
         <w:t xml:space="preserve">32　</w:t>
       </w:r>
-      <w:hyperlink w:history="1" r:id="rIdlwuzpzw6m5rimyag4bhjq">
+      <w:hyperlink w:history="1" r:id="rId1xrel-tp0zrpj9dj24npa">
         <w:r>
           <w:rPr>
             <w:rStyle w:val="Hyperlink"/>
@@ -2602,7 +2602,7 @@
         </w:rPr>
         <w:t xml:space="preserve">33　</w:t>
       </w:r>
-      <w:hyperlink w:history="1" r:id="rIdwrdti8aji2x_32hp47-cc">
+      <w:hyperlink w:history="1" r:id="rIdinl0ax61veeksejezsyxz">
         <w:r>
           <w:rPr>
             <w:rStyle w:val="Hyperlink"/>
@@ -2758,7 +2758,7 @@
           <w:sz w:val="22"/>
           <w:szCs w:val="22"/>
         </w:rPr>
-        <w:t xml:space="preserve">本校須維護有特殊教育需要的學生支援紀錄冊，確保獲批額外資源的學生均已載列於紀錄冊上，並定期分析及檢視個別有特殊教育需要學生在不同範疇的表現，以檢討支援措施的整體成效。一般可比較學年初及學年終的表現以檢視其進展。本校並應於三層支援模式下定期檢視學生對支援的反應，並按其進展調校支援層級及作出相關安排，以讓有不同支援需要的學生獲得最適切的資源及服務。</w:t>
+        <w:t xml:space="preserve">本校須檢視有特殊教育需要的學生支援紀錄冊，確保獲批額外資源的學生均已載列於紀錄冊上，並定期分析及檢視個別有特殊教育需要學生在不同範疇的表現，以檢討支援措施的整體成效。一般可比較學年初及學年終的表現以檢視其進展。本校並應於三層支援模式下定期檢視學生對支援的反應，並按其進展調校支援層級及作出相關安排，以讓有不同支援需要的學生獲得最適切的資源及服務。</w:t>
       </w:r>
       <w:r>
         <w:rPr>
@@ -3095,7 +3095,7 @@
         </w:rPr>
         <w:t xml:space="preserve">1　</w:t>
       </w:r>
-      <w:hyperlink w:history="1" r:id="rIdn02zbynzlxh-sm_deu69z">
+      <w:hyperlink w:history="1" r:id="rIdki9hu4qdccfmf-zmeikyq">
         <w:r>
           <w:rPr>
             <w:rStyle w:val="Hyperlink"/>
@@ -3121,7 +3121,7 @@
         </w:rPr>
         <w:t xml:space="preserve">2　</w:t>
       </w:r>
-      <w:hyperlink w:history="1" r:id="rIddrn1jxu58capk2lzykqmw">
+      <w:hyperlink w:history="1" r:id="rIdcec4lgmx_c-8_jb8fopan">
         <w:r>
           <w:rPr>
             <w:rStyle w:val="Hyperlink"/>
@@ -3147,7 +3147,7 @@
         </w:rPr>
         <w:t xml:space="preserve">3, 13　</w:t>
       </w:r>
-      <w:hyperlink w:history="1" r:id="rIdysmvfbiilz7go4cn6rgcd">
+      <w:hyperlink w:history="1" r:id="rIdohedhdgamtq-lvuwlw2ir">
         <w:r>
           <w:rPr>
             <w:rStyle w:val="Hyperlink"/>
@@ -3173,7 +3173,7 @@
         </w:rPr>
         <w:t xml:space="preserve">4　</w:t>
       </w:r>
-      <w:hyperlink w:history="1" r:id="rIdeb9evp4ripaiefjg7qnfd">
+      <w:hyperlink w:history="1" r:id="rId6j2itupssnjb9cndezzdb">
         <w:r>
           <w:rPr>
             <w:rStyle w:val="Hyperlink"/>
@@ -3199,7 +3199,7 @@
         </w:rPr>
         <w:t xml:space="preserve">5　</w:t>
       </w:r>
-      <w:hyperlink w:history="1" r:id="rId6h6_cvn4rc5ryu2ktlm30">
+      <w:hyperlink w:history="1" r:id="rIdynzb0bjizpvoqsvrcn_sp">
         <w:r>
           <w:rPr>
             <w:rStyle w:val="Hyperlink"/>
@@ -3225,7 +3225,7 @@
         </w:rPr>
         <w:t xml:space="preserve">6　</w:t>
       </w:r>
-      <w:hyperlink w:history="1" r:id="rIdyrcxeh-wzivnbcwnvhr_t">
+      <w:hyperlink w:history="1" r:id="rIdiqcxihnyy3xv2gej8vlim">
         <w:r>
           <w:rPr>
             <w:rStyle w:val="Hyperlink"/>
@@ -3251,7 +3251,7 @@
         </w:rPr>
         <w:t xml:space="preserve">7　</w:t>
       </w:r>
-      <w:hyperlink w:history="1" r:id="rIdhz0qh7vvirl6jehmu6ynj">
+      <w:hyperlink w:history="1" r:id="rIdlst-dbz2zx0nqgx5v0zsb">
         <w:r>
           <w:rPr>
             <w:rStyle w:val="Hyperlink"/>
@@ -3277,7 +3277,7 @@
         </w:rPr>
         <w:t xml:space="preserve">8　</w:t>
       </w:r>
-      <w:hyperlink w:history="1" r:id="rIdgw2pwhtzgfqezmhu12fkd">
+      <w:hyperlink w:history="1" r:id="rIdy8hotkyl83ecqjs9cacrl">
         <w:r>
           <w:rPr>
             <w:rStyle w:val="Hyperlink"/>
@@ -3303,7 +3303,7 @@
         </w:rPr>
         <w:t xml:space="preserve">9, 11　</w:t>
       </w:r>
-      <w:hyperlink w:history="1" r:id="rId0lip7d-939f0vdog43dgn">
+      <w:hyperlink w:history="1" r:id="rIdjbjt4dgzus8je7mdcrxe5">
         <w:r>
           <w:rPr>
             <w:rStyle w:val="Hyperlink"/>
@@ -3329,7 +3329,7 @@
         </w:rPr>
         <w:t xml:space="preserve">10　</w:t>
       </w:r>
-      <w:hyperlink w:history="1" r:id="rIdgtslghey-ll1v7wrvzt9e">
+      <w:hyperlink w:history="1" r:id="rId2_x02jbagavxwlrm54pzx">
         <w:r>
           <w:rPr>
             <w:rStyle w:val="Hyperlink"/>
@@ -3355,7 +3355,7 @@
         </w:rPr>
         <w:t xml:space="preserve">12　</w:t>
       </w:r>
-      <w:hyperlink w:history="1" r:id="rIdsxrbedget2-cic9ibryhr">
+      <w:hyperlink w:history="1" r:id="rIdvh3fuyxn_ua-7jri-9ezy">
         <w:r>
           <w:rPr>
             <w:rStyle w:val="Hyperlink"/>
@@ -3381,7 +3381,7 @@
         </w:rPr>
         <w:t xml:space="preserve">14　</w:t>
       </w:r>
-      <w:hyperlink w:history="1" r:id="rId_uqffczql04wpw6pyscaq">
+      <w:hyperlink w:history="1" r:id="rIdiboczjsv6kbc4p7cmo_ge">
         <w:r>
           <w:rPr>
             <w:rStyle w:val="Hyperlink"/>
@@ -3407,7 +3407,7 @@
         </w:rPr>
         <w:t xml:space="preserve">15　</w:t>
       </w:r>
-      <w:hyperlink w:history="1" r:id="rIdh8uaczwcjjjx6be3tnr_c">
+      <w:hyperlink w:history="1" r:id="rIde5ybwkwluwqml_a4skdna">
         <w:r>
           <w:rPr>
             <w:rStyle w:val="Hyperlink"/>
@@ -3433,7 +3433,7 @@
         </w:rPr>
         <w:t xml:space="preserve">16　</w:t>
       </w:r>
-      <w:hyperlink w:history="1" r:id="rIdwcelzpnq5qbd5kinvk89v">
+      <w:hyperlink w:history="1" r:id="rId7lh7uuzgegznfwhlxww6k">
         <w:r>
           <w:rPr>
             <w:rStyle w:val="Hyperlink"/>
@@ -4523,7 +4523,7 @@
           <w:sz w:val="22"/>
           <w:szCs w:val="22"/>
         </w:rPr>
-        <w:t xml:space="preserve">本校在實施中央課程時，人員須不斷反思如何在設計小組或大班教學時，更深入考慮學生的個別學習需要，並進行適異性規劃。教師須同時運用學習進程架構及校本評估，並在適當情況下參考學生的個別化教育計劃，以掌握學生更全面的學習水平和進展。採用個別化教育計劃時，應以自比性評估（比較學生本身的「個人最佳表現」）作為最適切的評估方式。學生的認知能力（包括數學能力）及溝通能力發展應作為個別化教育計劃的核心部分。</w:t>
+        <w:t xml:space="preserve">本校在實施中央課程時，人員須不斷反思如何在設計小組或大班教學時，更深入考慮學生的個別學習需要，並進行適異性規劃。教師須同時運用學習進程架構及校本評估，並在適當情況下參考學生的個別化教育計劃，以掌握學生更全面的學習水平和進展。採用個別化教育計劃時，應以自比性評估（比較學生本身的「個人最佳表現」）作為最適切的評估方式。學生的認知能力（包括數學能力）發展應作為個別化教育計劃的核心部分。</w:t>
       </w:r>
       <w:r>
         <w:rPr>
@@ -5343,7 +5343,7 @@
         </w:rPr>
         <w:t xml:space="preserve">1　</w:t>
       </w:r>
-      <w:hyperlink w:history="1" r:id="rIdek7xbxdilhnficjenor-p">
+      <w:hyperlink w:history="1" r:id="rIdswb6j0jlqbjt-qdrbzmt2">
         <w:r>
           <w:rPr>
             <w:rStyle w:val="Hyperlink"/>
@@ -5369,7 +5369,7 @@
         </w:rPr>
         <w:t xml:space="preserve">2　</w:t>
       </w:r>
-      <w:hyperlink w:history="1" r:id="rId5lrdemu-1k2uglpk3ynw_">
+      <w:hyperlink w:history="1" r:id="rId--wkttcdddmmda33vyy5i">
         <w:r>
           <w:rPr>
             <w:rStyle w:val="Hyperlink"/>
@@ -5395,7 +5395,7 @@
         </w:rPr>
         <w:t xml:space="preserve">3　</w:t>
       </w:r>
-      <w:hyperlink w:history="1" r:id="rIddldhdh8mecnhbwwkeeibl">
+      <w:hyperlink w:history="1" r:id="rIdpksjh4zpvy94bdn0xvmsx">
         <w:r>
           <w:rPr>
             <w:rStyle w:val="Hyperlink"/>
@@ -5421,7 +5421,7 @@
         </w:rPr>
         <w:t xml:space="preserve">4, 16　</w:t>
       </w:r>
-      <w:hyperlink w:history="1" r:id="rIdf-yacmxbuizjqojiwvvja">
+      <w:hyperlink w:history="1" r:id="rIdppmgn4aaqm5gnnh2qb2cp">
         <w:r>
           <w:rPr>
             <w:rStyle w:val="Hyperlink"/>
@@ -5447,7 +5447,7 @@
         </w:rPr>
         <w:t xml:space="preserve">5　</w:t>
       </w:r>
-      <w:hyperlink w:history="1" r:id="rIdmxft75ovmbdjbtcvbzj2s">
+      <w:hyperlink w:history="1" r:id="rIdu5viqeggjevlq-zccgwff">
         <w:r>
           <w:rPr>
             <w:rStyle w:val="Hyperlink"/>
@@ -5473,7 +5473,7 @@
         </w:rPr>
         <w:t xml:space="preserve">6　</w:t>
       </w:r>
-      <w:hyperlink w:history="1" r:id="rIdewf3ct0lkjri2kgyse01k">
+      <w:hyperlink w:history="1" r:id="rIdiqcgiz-sabtm26g88hini">
         <w:r>
           <w:rPr>
             <w:rStyle w:val="Hyperlink"/>
@@ -5499,7 +5499,7 @@
         </w:rPr>
         <w:t xml:space="preserve">7, 9　</w:t>
       </w:r>
-      <w:hyperlink w:history="1" r:id="rIdvsgfyvwsezlijahf3_onp">
+      <w:hyperlink w:history="1" r:id="rIdzcw2eppjra511spxxy4jo">
         <w:r>
           <w:rPr>
             <w:rStyle w:val="Hyperlink"/>
@@ -5525,7 +5525,7 @@
         </w:rPr>
         <w:t xml:space="preserve">8, 27　</w:t>
       </w:r>
-      <w:hyperlink w:history="1" r:id="rIdl4a67divznxnvqzigyc1o">
+      <w:hyperlink w:history="1" r:id="rIdt-488wns_676awc_jelde">
         <w:r>
           <w:rPr>
             <w:rStyle w:val="Hyperlink"/>
@@ -5551,7 +5551,7 @@
         </w:rPr>
         <w:t xml:space="preserve">10　</w:t>
       </w:r>
-      <w:hyperlink w:history="1" r:id="rIdfkvdhsgntll2ookrngjwy">
+      <w:hyperlink w:history="1" r:id="rIdp8pu-peef9ly1dw3hljso">
         <w:r>
           <w:rPr>
             <w:rStyle w:val="Hyperlink"/>
@@ -5577,7 +5577,7 @@
         </w:rPr>
         <w:t xml:space="preserve">11, 31　</w:t>
       </w:r>
-      <w:hyperlink w:history="1" r:id="rIdtv_jqne3s1uowwwuni_2n">
+      <w:hyperlink w:history="1" r:id="rIdu9ymaghgd45quex-hv4-e">
         <w:r>
           <w:rPr>
             <w:rStyle w:val="Hyperlink"/>
@@ -5603,7 +5603,7 @@
         </w:rPr>
         <w:t xml:space="preserve">12　</w:t>
       </w:r>
-      <w:hyperlink w:history="1" r:id="rIdpmgqvr_hgvnpycygqpexj">
+      <w:hyperlink w:history="1" r:id="rIdwm4p4mcv0mvszlg_fxwi7">
         <w:r>
           <w:rPr>
             <w:rStyle w:val="Hyperlink"/>
@@ -5629,7 +5629,7 @@
         </w:rPr>
         <w:t xml:space="preserve">13, 18　</w:t>
       </w:r>
-      <w:hyperlink w:history="1" r:id="rIdcuylxxmoatlyjqqohtkzc">
+      <w:hyperlink w:history="1" r:id="rIdwmn2rycxrr-nvclk477hl">
         <w:r>
           <w:rPr>
             <w:rStyle w:val="Hyperlink"/>
@@ -5655,7 +5655,7 @@
         </w:rPr>
         <w:t xml:space="preserve">14　</w:t>
       </w:r>
-      <w:hyperlink w:history="1" r:id="rIdfaeq7okvfeb7duk_r1-vu">
+      <w:hyperlink w:history="1" r:id="rIdmneyugvvrugep6upntuzy">
         <w:r>
           <w:rPr>
             <w:rStyle w:val="Hyperlink"/>
@@ -5681,7 +5681,7 @@
         </w:rPr>
         <w:t xml:space="preserve">15　</w:t>
       </w:r>
-      <w:hyperlink w:history="1" r:id="rId9oj3pewv7qhe7nwitbkm2">
+      <w:hyperlink w:history="1" r:id="rIdggcc5posg4__jwcnvo7-x">
         <w:r>
           <w:rPr>
             <w:rStyle w:val="Hyperlink"/>
@@ -5707,7 +5707,7 @@
         </w:rPr>
         <w:t xml:space="preserve">17　</w:t>
       </w:r>
-      <w:hyperlink w:history="1" r:id="rIdo9gi6nn-qme78p7v0bwgd">
+      <w:hyperlink w:history="1" r:id="rIdqobqozysmyfb1vk19d1j-">
         <w:r>
           <w:rPr>
             <w:rStyle w:val="Hyperlink"/>
@@ -5733,7 +5733,7 @@
         </w:rPr>
         <w:t xml:space="preserve">19　</w:t>
       </w:r>
-      <w:hyperlink w:history="1" r:id="rIdqnj0fnvwvejhf9mcrsap3">
+      <w:hyperlink w:history="1" r:id="rIdr98sipggkiqcm0u_mw2sx">
         <w:r>
           <w:rPr>
             <w:rStyle w:val="Hyperlink"/>
@@ -5759,7 +5759,7 @@
         </w:rPr>
         <w:t xml:space="preserve">20　</w:t>
       </w:r>
-      <w:hyperlink w:history="1" r:id="rIdrwghokpctlaywookuf6ze">
+      <w:hyperlink w:history="1" r:id="rIdlocqsna70-dsgixxfq2_w">
         <w:r>
           <w:rPr>
             <w:rStyle w:val="Hyperlink"/>
@@ -5785,7 +5785,7 @@
         </w:rPr>
         <w:t xml:space="preserve">21　</w:t>
       </w:r>
-      <w:hyperlink w:history="1" r:id="rIdvzl3yh3xkqbk84djibu3a">
+      <w:hyperlink w:history="1" r:id="rIdnrfzuseb54jhlv66fmylh">
         <w:r>
           <w:rPr>
             <w:rStyle w:val="Hyperlink"/>
@@ -5811,7 +5811,7 @@
         </w:rPr>
         <w:t xml:space="preserve">22　</w:t>
       </w:r>
-      <w:hyperlink w:history="1" r:id="rIdncqw_6jboig1utbnssnly">
+      <w:hyperlink w:history="1" r:id="rIde3g900vzem0itoqkvy5vc">
         <w:r>
           <w:rPr>
             <w:rStyle w:val="Hyperlink"/>
@@ -5837,7 +5837,7 @@
         </w:rPr>
         <w:t xml:space="preserve">23　</w:t>
       </w:r>
-      <w:hyperlink w:history="1" r:id="rIdn57--gar2-o-pfsxpqkka">
+      <w:hyperlink w:history="1" r:id="rId5i5ykypgnulkouexbkjvv">
         <w:r>
           <w:rPr>
             <w:rStyle w:val="Hyperlink"/>
@@ -5863,7 +5863,7 @@
         </w:rPr>
         <w:t xml:space="preserve">24　</w:t>
       </w:r>
-      <w:hyperlink w:history="1" r:id="rIdtqsbgrt-zjmcospzjukhq">
+      <w:hyperlink w:history="1" r:id="rIdiutit67v1vp2irikc6urg">
         <w:r>
           <w:rPr>
             <w:rStyle w:val="Hyperlink"/>
@@ -5889,7 +5889,7 @@
         </w:rPr>
         <w:t xml:space="preserve">25　</w:t>
       </w:r>
-      <w:hyperlink w:history="1" r:id="rIdnxlvm61i_io9ddb7tuvc_">
+      <w:hyperlink w:history="1" r:id="rIdmzl-npxrx3ubah5nvbtjx">
         <w:r>
           <w:rPr>
             <w:rStyle w:val="Hyperlink"/>
@@ -5915,7 +5915,7 @@
         </w:rPr>
         <w:t xml:space="preserve">26　</w:t>
       </w:r>
-      <w:hyperlink w:history="1" r:id="rIdi58snjvbcx2blf9anlcat">
+      <w:hyperlink w:history="1" r:id="rIdxhlhbsyy2q5utkldczgqb">
         <w:r>
           <w:rPr>
             <w:rStyle w:val="Hyperlink"/>
@@ -5941,7 +5941,7 @@
         </w:rPr>
         <w:t xml:space="preserve">28　</w:t>
       </w:r>
-      <w:hyperlink w:history="1" r:id="rIdhtwt4versykadwemyyup2">
+      <w:hyperlink w:history="1" r:id="rId9fb7pyzggto3ttdv1rfst">
         <w:r>
           <w:rPr>
             <w:rStyle w:val="Hyperlink"/>
@@ -5967,7 +5967,7 @@
         </w:rPr>
         <w:t xml:space="preserve">29　</w:t>
       </w:r>
-      <w:hyperlink w:history="1" r:id="rIdrns1tfr5yqn3lctpgxktk">
+      <w:hyperlink w:history="1" r:id="rIdudc536vu-azaqzrdptzia">
         <w:r>
           <w:rPr>
             <w:rStyle w:val="Hyperlink"/>
@@ -5993,7 +5993,7 @@
         </w:rPr>
         <w:t xml:space="preserve">30　</w:t>
       </w:r>
-      <w:hyperlink w:history="1" r:id="rIdkn08pkf45iqqdczxiy9al">
+      <w:hyperlink w:history="1" r:id="rIdusgu2p1abyasti0z3f2t-">
         <w:r>
           <w:rPr>
             <w:rStyle w:val="Hyperlink"/>
@@ -6019,7 +6019,7 @@
         </w:rPr>
         <w:t xml:space="preserve">32　</w:t>
       </w:r>
-      <w:hyperlink w:history="1" r:id="rIdu7x8z9y2h1obnwpyin6jp">
+      <w:hyperlink w:history="1" r:id="rIdpwootezxeagqzobkbuqrm">
         <w:r>
           <w:rPr>
             <w:rStyle w:val="Hyperlink"/>
@@ -6045,7 +6045,7 @@
         </w:rPr>
         <w:t xml:space="preserve">33　</w:t>
       </w:r>
-      <w:hyperlink w:history="1" r:id="rIdbhrkmehsy4dehnv9ro5hz">
+      <w:hyperlink w:history="1" r:id="rId5mas_e6sswb_xaqt4lstz">
         <w:r>
           <w:rPr>
             <w:rStyle w:val="Hyperlink"/>
@@ -6071,7 +6071,7 @@
         </w:rPr>
         <w:t xml:space="preserve">34　</w:t>
       </w:r>
-      <w:hyperlink w:history="1" r:id="rIdedvcq4zdag4nnu-x68abz">
+      <w:hyperlink w:history="1" r:id="rId-g5hu7k7fhtvd6ium6xoq">
         <w:r>
           <w:rPr>
             <w:rStyle w:val="Hyperlink"/>
@@ -6097,7 +6097,7 @@
         </w:rPr>
         <w:t xml:space="preserve">35, 39　</w:t>
       </w:r>
-      <w:hyperlink w:history="1" r:id="rIddm7coxykykhprej29o7-d">
+      <w:hyperlink w:history="1" r:id="rIdohp14uksfx92pmpkw-hhp">
         <w:r>
           <w:rPr>
             <w:rStyle w:val="Hyperlink"/>
@@ -6123,7 +6123,7 @@
         </w:rPr>
         <w:t xml:space="preserve">36　</w:t>
       </w:r>
-      <w:hyperlink w:history="1" r:id="rIdj-wly53h3yud0xbl-wkie">
+      <w:hyperlink w:history="1" r:id="rIdu4ugmz2erdyh29wi1odrx">
         <w:r>
           <w:rPr>
             <w:rStyle w:val="Hyperlink"/>
@@ -6149,7 +6149,7 @@
         </w:rPr>
         <w:t xml:space="preserve">37　</w:t>
       </w:r>
-      <w:hyperlink w:history="1" r:id="rId2jhv9fqezu6p-pbdb5hq7">
+      <w:hyperlink w:history="1" r:id="rIdx9hy-zxpczwpwjdajorga">
         <w:r>
           <w:rPr>
             <w:rStyle w:val="Hyperlink"/>
@@ -6175,7 +6175,7 @@
         </w:rPr>
         <w:t xml:space="preserve">38　</w:t>
       </w:r>
-      <w:hyperlink w:history="1" r:id="rId7pnamjsqlmfns-0haa6hr">
+      <w:hyperlink w:history="1" r:id="rId8d13ejsjcsv6qs6mydi5k">
         <w:r>
           <w:rPr>
             <w:rStyle w:val="Hyperlink"/>
@@ -6201,7 +6201,7 @@
         </w:rPr>
         <w:t xml:space="preserve">40　</w:t>
       </w:r>
-      <w:hyperlink w:history="1" r:id="rIdn2h4dlnz-xfykijt_vcqe">
+      <w:hyperlink w:history="1" r:id="rIdvslpr5bplukzv4gxqa4nt">
         <w:r>
           <w:rPr>
             <w:rStyle w:val="Hyperlink"/>
@@ -6227,7 +6227,7 @@
         </w:rPr>
         <w:t xml:space="preserve">41, 44　</w:t>
       </w:r>
-      <w:hyperlink w:history="1" r:id="rIde6ogheymzohn0zgm2j-wt">
+      <w:hyperlink w:history="1" r:id="rId-rlgfkqhpvz6jvxuwymeh">
         <w:r>
           <w:rPr>
             <w:rStyle w:val="Hyperlink"/>
@@ -6253,7 +6253,7 @@
         </w:rPr>
         <w:t xml:space="preserve">42　</w:t>
       </w:r>
-      <w:hyperlink w:history="1" r:id="rIdyiaepffsbzlayyzuanxek">
+      <w:hyperlink w:history="1" r:id="rId6oaj7hodp1-lb44yygmqq">
         <w:r>
           <w:rPr>
             <w:rStyle w:val="Hyperlink"/>
@@ -6279,7 +6279,7 @@
         </w:rPr>
         <w:t xml:space="preserve">43　</w:t>
       </w:r>
-      <w:hyperlink w:history="1" r:id="rIdy0mb8mlfpvtq4jivrlt-o">
+      <w:hyperlink w:history="1" r:id="rIdglepjw2xa6pubu3cgm873">
         <w:r>
           <w:rPr>
             <w:rStyle w:val="Hyperlink"/>
@@ -8551,7 +8551,7 @@
           <w:sz w:val="22"/>
           <w:szCs w:val="22"/>
         </w:rPr>
-        <w:t xml:space="preserve">的專業支援，協助識別有特殊教育需要的學生，並提供適切的跟進建議。</w:t>
+        <w:t xml:space="preserve">的專業支援。</w:t>
       </w:r>
       <w:r>
         <w:rPr>
@@ -8594,7 +8594,7 @@
         </w:rPr>
         <w:t xml:space="preserve">1　</w:t>
       </w:r>
-      <w:hyperlink w:history="1" r:id="rId5pyxmyghigplf-aypyolt">
+      <w:hyperlink w:history="1" r:id="rId1k4z4l4ireodbhyeacamv">
         <w:r>
           <w:rPr>
             <w:rStyle w:val="Hyperlink"/>
@@ -8620,7 +8620,7 @@
         </w:rPr>
         <w:t xml:space="preserve">2　</w:t>
       </w:r>
-      <w:hyperlink w:history="1" r:id="rId7dhvou1nhru2hktowlptt">
+      <w:hyperlink w:history="1" r:id="rIdxorszgxtn6mo4nbtief18">
         <w:r>
           <w:rPr>
             <w:rStyle w:val="Hyperlink"/>
@@ -8646,7 +8646,7 @@
         </w:rPr>
         <w:t xml:space="preserve">3　</w:t>
       </w:r>
-      <w:hyperlink w:history="1" r:id="rIdn6ryklwyjprzhvpmivey4">
+      <w:hyperlink w:history="1" r:id="rIdyelrrtqno54vyb5a6_ayg">
         <w:r>
           <w:rPr>
             <w:rStyle w:val="Hyperlink"/>
@@ -8672,7 +8672,7 @@
         </w:rPr>
         <w:t xml:space="preserve">4　</w:t>
       </w:r>
-      <w:hyperlink w:history="1" r:id="rIdeh_swcwsqbhh6_8xsmxex">
+      <w:hyperlink w:history="1" r:id="rIdbu5khdhen1vtnmdyrekdh">
         <w:r>
           <w:rPr>
             <w:rStyle w:val="Hyperlink"/>
@@ -8698,7 +8698,7 @@
         </w:rPr>
         <w:t xml:space="preserve">5　</w:t>
       </w:r>
-      <w:hyperlink w:history="1" r:id="rIdjq_idzes7v97hnftr7xnu">
+      <w:hyperlink w:history="1" r:id="rId7omlahy___c949r4mvobq">
         <w:r>
           <w:rPr>
             <w:rStyle w:val="Hyperlink"/>
@@ -8724,7 +8724,7 @@
         </w:rPr>
         <w:t xml:space="preserve">6, 7　</w:t>
       </w:r>
-      <w:hyperlink w:history="1" r:id="rIdc6_r2b2h5iap1_dsfm1gs">
+      <w:hyperlink w:history="1" r:id="rIdbdd_gysbwwfsisqqg2wus">
         <w:r>
           <w:rPr>
             <w:rStyle w:val="Hyperlink"/>
@@ -8750,7 +8750,7 @@
         </w:rPr>
         <w:t xml:space="preserve">8　</w:t>
       </w:r>
-      <w:hyperlink w:history="1" r:id="rIdaiks9zf2rn94ekls8lk79">
+      <w:hyperlink w:history="1" r:id="rIdu2lgdmnbg1gprq87wdapq">
         <w:r>
           <w:rPr>
             <w:rStyle w:val="Hyperlink"/>
@@ -8776,7 +8776,7 @@
         </w:rPr>
         <w:t xml:space="preserve">9　</w:t>
       </w:r>
-      <w:hyperlink w:history="1" r:id="rIdgw2mczkaiqeg8zgp9esyq">
+      <w:hyperlink w:history="1" r:id="rIdnpr3paycdh__wstpwydas">
         <w:r>
           <w:rPr>
             <w:rStyle w:val="Hyperlink"/>
@@ -8802,7 +8802,7 @@
         </w:rPr>
         <w:t xml:space="preserve">10　</w:t>
       </w:r>
-      <w:hyperlink w:history="1" r:id="rIdjnhdja5ivmx49n6zq03nj">
+      <w:hyperlink w:history="1" r:id="rId_yrewfahayl-6sddptb7g">
         <w:r>
           <w:rPr>
             <w:rStyle w:val="Hyperlink"/>
@@ -8828,7 +8828,7 @@
         </w:rPr>
         <w:t xml:space="preserve">11　</w:t>
       </w:r>
-      <w:hyperlink w:history="1" r:id="rIdmrm2ooumfiuf6wc5dxznt">
+      <w:hyperlink w:history="1" r:id="rIdteq5l6byo1a1rqvv3ue89">
         <w:r>
           <w:rPr>
             <w:rStyle w:val="Hyperlink"/>
@@ -8854,7 +8854,7 @@
         </w:rPr>
         <w:t xml:space="preserve">12　</w:t>
       </w:r>
-      <w:hyperlink w:history="1" r:id="rIdppwalgm2jhv_6qb9cede2">
+      <w:hyperlink w:history="1" r:id="rIdtqd80uzcqi46cqrcccdum">
         <w:r>
           <w:rPr>
             <w:rStyle w:val="Hyperlink"/>
@@ -8880,7 +8880,7 @@
         </w:rPr>
         <w:t xml:space="preserve">13　</w:t>
       </w:r>
-      <w:hyperlink w:history="1" r:id="rIdkaweu73mb_13wjowggbij">
+      <w:hyperlink w:history="1" r:id="rIdkr61nktx8kets-kleugoe">
         <w:r>
           <w:rPr>
             <w:rStyle w:val="Hyperlink"/>
@@ -8906,7 +8906,7 @@
         </w:rPr>
         <w:t xml:space="preserve">14　</w:t>
       </w:r>
-      <w:hyperlink w:history="1" r:id="rId_n74lnxe-hlki8pvrgrav">
+      <w:hyperlink w:history="1" r:id="rIdhcoft3041fnhz5tdamguo">
         <w:r>
           <w:rPr>
             <w:rStyle w:val="Hyperlink"/>
@@ -8932,7 +8932,7 @@
         </w:rPr>
         <w:t xml:space="preserve">15　</w:t>
       </w:r>
-      <w:hyperlink w:history="1" r:id="rIdsimzavuuabqqecc17y_jg">
+      <w:hyperlink w:history="1" r:id="rIdfrk2rv9xg9merfv5b6orv">
         <w:r>
           <w:rPr>
             <w:rStyle w:val="Hyperlink"/>
@@ -8958,7 +8958,7 @@
         </w:rPr>
         <w:t xml:space="preserve">16　</w:t>
       </w:r>
-      <w:hyperlink w:history="1" r:id="rIdajoogpg3pyqnyekghdcd1">
+      <w:hyperlink w:history="1" r:id="rIdo7mibw1ldk3um3qyfwhgm">
         <w:r>
           <w:rPr>
             <w:rStyle w:val="Hyperlink"/>
@@ -8984,7 +8984,7 @@
         </w:rPr>
         <w:t xml:space="preserve">17　</w:t>
       </w:r>
-      <w:hyperlink w:history="1" r:id="rId26c241_iuzht38sobhxda">
+      <w:hyperlink w:history="1" r:id="rIdbystetas-ntninbgnrfrv">
         <w:r>
           <w:rPr>
             <w:rStyle w:val="Hyperlink"/>
@@ -9010,7 +9010,7 @@
         </w:rPr>
         <w:t xml:space="preserve">18　</w:t>
       </w:r>
-      <w:hyperlink w:history="1" r:id="rIdc3ebmjb2kc2b71qm2r-qu">
+      <w:hyperlink w:history="1" r:id="rIdmicmjy0qqivlscmr8hybj">
         <w:r>
           <w:rPr>
             <w:rStyle w:val="Hyperlink"/>
@@ -9036,7 +9036,7 @@
         </w:rPr>
         <w:t xml:space="preserve">19, 20　</w:t>
       </w:r>
-      <w:hyperlink w:history="1" r:id="rId9uwilgkc-oj4qxfyrb9ro">
+      <w:hyperlink w:history="1" r:id="rIddxxb0ko_hfnpmibfobs-p">
         <w:r>
           <w:rPr>
             <w:rStyle w:val="Hyperlink"/>
@@ -9062,7 +9062,7 @@
         </w:rPr>
         <w:t xml:space="preserve">21　</w:t>
       </w:r>
-      <w:hyperlink w:history="1" r:id="rIdhg0fupuo6ehvn_vaddwvd">
+      <w:hyperlink w:history="1" r:id="rIdyj1lnrly7pjgzmwwo28st">
         <w:r>
           <w:rPr>
             <w:rStyle w:val="Hyperlink"/>
@@ -9088,7 +9088,7 @@
         </w:rPr>
         <w:t xml:space="preserve">22　</w:t>
       </w:r>
-      <w:hyperlink w:history="1" r:id="rId4xlgytfzyupci4hih4hj7">
+      <w:hyperlink w:history="1" r:id="rId9-hbqpbfotsccs9dc939k">
         <w:r>
           <w:rPr>
             <w:rStyle w:val="Hyperlink"/>
@@ -9114,7 +9114,7 @@
         </w:rPr>
         <w:t xml:space="preserve">23　</w:t>
       </w:r>
-      <w:hyperlink w:history="1" r:id="rIdirtmurkj-zusnwngtzlys">
+      <w:hyperlink w:history="1" r:id="rIdfjcwqlgu1ucyfzakpqjbe">
         <w:r>
           <w:rPr>
             <w:rStyle w:val="Hyperlink"/>
@@ -9140,7 +9140,7 @@
         </w:rPr>
         <w:t xml:space="preserve">24　</w:t>
       </w:r>
-      <w:hyperlink w:history="1" r:id="rId5satkdnlb8ipilzrriimd">
+      <w:hyperlink w:history="1" r:id="rIdauulmpbjs9pbze22v_cpl">
         <w:r>
           <w:rPr>
             <w:rStyle w:val="Hyperlink"/>
@@ -11362,7 +11362,7 @@
         </w:rPr>
         <w:t xml:space="preserve">1, 5　</w:t>
       </w:r>
-      <w:hyperlink w:history="1" r:id="rIdc2wzusa6fl-yscszmlj3z">
+      <w:hyperlink w:history="1" r:id="rIdz-ageynznxiin3njuiwej">
         <w:r>
           <w:rPr>
             <w:rStyle w:val="Hyperlink"/>
@@ -11388,7 +11388,7 @@
         </w:rPr>
         <w:t xml:space="preserve">2, 3　</w:t>
       </w:r>
-      <w:hyperlink w:history="1" r:id="rIdm61xo8pbh0owuk-k6ry7e">
+      <w:hyperlink w:history="1" r:id="rId_kaiult9pvsons4jk6g3l">
         <w:r>
           <w:rPr>
             <w:rStyle w:val="Hyperlink"/>
@@ -11414,7 +11414,7 @@
         </w:rPr>
         <w:t xml:space="preserve">4　</w:t>
       </w:r>
-      <w:hyperlink w:history="1" r:id="rId8tbubpnuwg7h3jrbml0on">
+      <w:hyperlink w:history="1" r:id="rIdq5z53s53nq6cem_j0zl7q">
         <w:r>
           <w:rPr>
             <w:rStyle w:val="Hyperlink"/>
@@ -11440,7 +11440,7 @@
         </w:rPr>
         <w:t xml:space="preserve">6, 7　</w:t>
       </w:r>
-      <w:hyperlink w:history="1" r:id="rIdn3i87wfpjbgab8p3dnrwx">
+      <w:hyperlink w:history="1" r:id="rIdsbvxkle243a3ryxb1iu7i">
         <w:r>
           <w:rPr>
             <w:rStyle w:val="Hyperlink"/>
@@ -11466,7 +11466,7 @@
         </w:rPr>
         <w:t xml:space="preserve">8　</w:t>
       </w:r>
-      <w:hyperlink w:history="1" r:id="rIdbuechlyfrgzjs-aescjfj">
+      <w:hyperlink w:history="1" r:id="rIdrns9d8qbiawuvdhye-nfb">
         <w:r>
           <w:rPr>
             <w:rStyle w:val="Hyperlink"/>
@@ -11492,7 +11492,7 @@
         </w:rPr>
         <w:t xml:space="preserve">9, 10　</w:t>
       </w:r>
-      <w:hyperlink w:history="1" r:id="rIdudjnnb2zqzcdhxj6fyikc">
+      <w:hyperlink w:history="1" r:id="rIdfqiwqju2zvpgeq-_kgknz">
         <w:r>
           <w:rPr>
             <w:rStyle w:val="Hyperlink"/>
@@ -11518,7 +11518,7 @@
         </w:rPr>
         <w:t xml:space="preserve">11　</w:t>
       </w:r>
-      <w:hyperlink w:history="1" r:id="rId2ns01pfqfqffq-2a6nxcu">
+      <w:hyperlink w:history="1" r:id="rIdx5x9-fmaa_nzfccehg8tk">
         <w:r>
           <w:rPr>
             <w:rStyle w:val="Hyperlink"/>
@@ -11544,7 +11544,7 @@
         </w:rPr>
         <w:t xml:space="preserve">12　</w:t>
       </w:r>
-      <w:hyperlink w:history="1" r:id="rIddsnazx8mlcw4mfghwwurc">
+      <w:hyperlink w:history="1" r:id="rIdr9wcqk2zc3p1jaqmd1xo4">
         <w:r>
           <w:rPr>
             <w:rStyle w:val="Hyperlink"/>
@@ -11570,7 +11570,7 @@
         </w:rPr>
         <w:t xml:space="preserve">13　</w:t>
       </w:r>
-      <w:hyperlink w:history="1" r:id="rId49xgcrtosll5w3jyv0tyd">
+      <w:hyperlink w:history="1" r:id="rId-o22vifjuun2qy3exipxr">
         <w:r>
           <w:rPr>
             <w:rStyle w:val="Hyperlink"/>
@@ -11596,7 +11596,7 @@
         </w:rPr>
         <w:t xml:space="preserve">14　</w:t>
       </w:r>
-      <w:hyperlink w:history="1" r:id="rIdl96o01hk6dnaxkaxxezz5">
+      <w:hyperlink w:history="1" r:id="rIdyomtm3beskx8brkzwwnz_">
         <w:r>
           <w:rPr>
             <w:rStyle w:val="Hyperlink"/>
@@ -11622,7 +11622,7 @@
         </w:rPr>
         <w:t xml:space="preserve">15, 17　</w:t>
       </w:r>
-      <w:hyperlink w:history="1" r:id="rId2xy_aueygqll_vvd3es8q">
+      <w:hyperlink w:history="1" r:id="rIda0jjz8hcggf1k4h7t_j3m">
         <w:r>
           <w:rPr>
             <w:rStyle w:val="Hyperlink"/>
@@ -11648,7 +11648,7 @@
         </w:rPr>
         <w:t xml:space="preserve">16　</w:t>
       </w:r>
-      <w:hyperlink w:history="1" r:id="rIdexxe9lsihddv3qe421ua_">
+      <w:hyperlink w:history="1" r:id="rIdyvo_1veehoylgikahqwgx">
         <w:r>
           <w:rPr>
             <w:rStyle w:val="Hyperlink"/>
@@ -11674,7 +11674,7 @@
         </w:rPr>
         <w:t xml:space="preserve">18　</w:t>
       </w:r>
-      <w:hyperlink w:history="1" r:id="rIdyc_mnawyuyzmfuflb5xit">
+      <w:hyperlink w:history="1" r:id="rIdye52ghoaqulelmrueo8no">
         <w:r>
           <w:rPr>
             <w:rStyle w:val="Hyperlink"/>
@@ -11700,7 +11700,7 @@
         </w:rPr>
         <w:t xml:space="preserve">19　</w:t>
       </w:r>
-      <w:hyperlink w:history="1" r:id="rIdn0ispyk-k-tc7e8ya0nqc">
+      <w:hyperlink w:history="1" r:id="rIdvwpbg21h5dg9uljdln9ki">
         <w:r>
           <w:rPr>
             <w:rStyle w:val="Hyperlink"/>
@@ -11726,7 +11726,7 @@
         </w:rPr>
         <w:t xml:space="preserve">20　</w:t>
       </w:r>
-      <w:hyperlink w:history="1" r:id="rId5hbe3kuss6ctahby7k2tx">
+      <w:hyperlink w:history="1" r:id="rIdvqwkphbc4hrmfdu7ylgzq">
         <w:r>
           <w:rPr>
             <w:rStyle w:val="Hyperlink"/>
@@ -11752,7 +11752,7 @@
         </w:rPr>
         <w:t xml:space="preserve">21　</w:t>
       </w:r>
-      <w:hyperlink w:history="1" r:id="rIdjl-sfarf-b704ibhwlrfe">
+      <w:hyperlink w:history="1" r:id="rIdk9dokr7wyr9hx7kwjmwps">
         <w:r>
           <w:rPr>
             <w:rStyle w:val="Hyperlink"/>
@@ -11778,7 +11778,7 @@
         </w:rPr>
         <w:t xml:space="preserve">22　</w:t>
       </w:r>
-      <w:hyperlink w:history="1" r:id="rIdvgyhy2ajheir30hd8nzja">
+      <w:hyperlink w:history="1" r:id="rIdaez43v_awwctyboqhlbqc">
         <w:r>
           <w:rPr>
             <w:rStyle w:val="Hyperlink"/>
@@ -11804,7 +11804,7 @@
         </w:rPr>
         <w:t xml:space="preserve">23　</w:t>
       </w:r>
-      <w:hyperlink w:history="1" r:id="rIdh72v3g0sxnwy6ef1yi_bo">
+      <w:hyperlink w:history="1" r:id="rIdz6vk9sozrp3hlh3ae0xsj">
         <w:r>
           <w:rPr>
             <w:rStyle w:val="Hyperlink"/>
@@ -11830,7 +11830,7 @@
         </w:rPr>
         <w:t xml:space="preserve">24　</w:t>
       </w:r>
-      <w:hyperlink w:history="1" r:id="rIdgdxltvovskzr9jdq70hmf">
+      <w:hyperlink w:history="1" r:id="rIdftbsgn7zf0_1h05ud9r1q">
         <w:r>
           <w:rPr>
             <w:rStyle w:val="Hyperlink"/>
@@ -11856,7 +11856,7 @@
         </w:rPr>
         <w:t xml:space="preserve">25　</w:t>
       </w:r>
-      <w:hyperlink w:history="1" r:id="rId5ullpio-s_ykc6stoq2gk">
+      <w:hyperlink w:history="1" r:id="rId2mfotumhdlckdfinvbfyj">
         <w:r>
           <w:rPr>
             <w:rStyle w:val="Hyperlink"/>
@@ -12487,7 +12487,7 @@
                 <w:sz w:val="20"/>
                 <w:szCs w:val="20"/>
               </w:rPr>
-              <w:t xml:space="preserve">按個別情況安排</w:t>
+              <w:t xml:space="preserve">——</w:t>
             </w:r>
           </w:p>
         </w:tc>
@@ -12991,7 +12991,7 @@
         </w:rPr>
         <w:t xml:space="preserve">1　</w:t>
       </w:r>
-      <w:hyperlink w:history="1" r:id="rIdr3unpl5hlt75sbmr4nasm">
+      <w:hyperlink w:history="1" r:id="rIdqqhj-csndtpv9dl-p-yci">
         <w:r>
           <w:rPr>
             <w:rStyle w:val="Hyperlink"/>
@@ -13017,7 +13017,7 @@
         </w:rPr>
         <w:t xml:space="preserve">2, 3　</w:t>
       </w:r>
-      <w:hyperlink w:history="1" r:id="rIdn7x9f2yevhmj9odazg-is">
+      <w:hyperlink w:history="1" r:id="rIdfjjwytyterp4qagkr9qan">
         <w:r>
           <w:rPr>
             <w:rStyle w:val="Hyperlink"/>
@@ -13043,7 +13043,7 @@
         </w:rPr>
         <w:t xml:space="preserve">4　</w:t>
       </w:r>
-      <w:hyperlink w:history="1" r:id="rIdxqllggedzu9yzso9haq0a">
+      <w:hyperlink w:history="1" r:id="rIdxfq7ehz4eeabkmqpxwsmu">
         <w:r>
           <w:rPr>
             <w:rStyle w:val="Hyperlink"/>
@@ -13069,7 +13069,7 @@
         </w:rPr>
         <w:t xml:space="preserve">5　</w:t>
       </w:r>
-      <w:hyperlink w:history="1" r:id="rIdkv0ztljaalceytlp7zkgf">
+      <w:hyperlink w:history="1" r:id="rIdc3jkgigo8gi8djwmjnylv">
         <w:r>
           <w:rPr>
             <w:rStyle w:val="Hyperlink"/>
@@ -13095,7 +13095,7 @@
         </w:rPr>
         <w:t xml:space="preserve">6　</w:t>
       </w:r>
-      <w:hyperlink w:history="1" r:id="rIdk64n7soqc6o347zu8zazj">
+      <w:hyperlink w:history="1" r:id="rIdxpc6hnbakyjrqjz1rl-1l">
         <w:r>
           <w:rPr>
             <w:rStyle w:val="Hyperlink"/>
@@ -13121,7 +13121,7 @@
         </w:rPr>
         <w:t xml:space="preserve">7, 19　</w:t>
       </w:r>
-      <w:hyperlink w:history="1" r:id="rIdbjvlduicrbasipm6w8f9a">
+      <w:hyperlink w:history="1" r:id="rId0c-l2d3ymybsfkun0pzv1">
         <w:r>
           <w:rPr>
             <w:rStyle w:val="Hyperlink"/>
@@ -13147,7 +13147,7 @@
         </w:rPr>
         <w:t xml:space="preserve">8　</w:t>
       </w:r>
-      <w:hyperlink w:history="1" r:id="rIdg0wnznaybxakqayiml4rb">
+      <w:hyperlink w:history="1" r:id="rIdwq7tmspwyqildtftcsexr">
         <w:r>
           <w:rPr>
             <w:rStyle w:val="Hyperlink"/>
@@ -13173,7 +13173,7 @@
         </w:rPr>
         <w:t xml:space="preserve">9　</w:t>
       </w:r>
-      <w:hyperlink w:history="1" r:id="rIdhvjg2rjyzybuwp6_e2rxw">
+      <w:hyperlink w:history="1" r:id="rIdik-ismkksw6rh3mmrvazm">
         <w:r>
           <w:rPr>
             <w:rStyle w:val="Hyperlink"/>
@@ -13199,7 +13199,7 @@
         </w:rPr>
         <w:t xml:space="preserve">10　</w:t>
       </w:r>
-      <w:hyperlink w:history="1" r:id="rIdcsffvoct3seelztx5hixc">
+      <w:hyperlink w:history="1" r:id="rIdnubcwscmzxfashfvie6-d">
         <w:r>
           <w:rPr>
             <w:rStyle w:val="Hyperlink"/>
@@ -13225,7 +13225,7 @@
         </w:rPr>
         <w:t xml:space="preserve">11　</w:t>
       </w:r>
-      <w:hyperlink w:history="1" r:id="rIda56cf3yst90s8gfbn4vhb">
+      <w:hyperlink w:history="1" r:id="rIdn0zt1fcz4kzudtxw2bd8t">
         <w:r>
           <w:rPr>
             <w:rStyle w:val="Hyperlink"/>
@@ -13251,7 +13251,7 @@
         </w:rPr>
         <w:t xml:space="preserve">12　</w:t>
       </w:r>
-      <w:hyperlink w:history="1" r:id="rIdw8-kyls_u8xftzgvtzaz9">
+      <w:hyperlink w:history="1" r:id="rId1cxqa4qlvfnjmfgdimxrw">
         <w:r>
           <w:rPr>
             <w:rStyle w:val="Hyperlink"/>
@@ -13277,7 +13277,7 @@
         </w:rPr>
         <w:t xml:space="preserve">13　</w:t>
       </w:r>
-      <w:hyperlink w:history="1" r:id="rIdfbinpppxwnoj33vscllk6">
+      <w:hyperlink w:history="1" r:id="rIdln8ic_yswn5k21ed8ivml">
         <w:r>
           <w:rPr>
             <w:rStyle w:val="Hyperlink"/>
@@ -13303,7 +13303,7 @@
         </w:rPr>
         <w:t xml:space="preserve">14　</w:t>
       </w:r>
-      <w:hyperlink w:history="1" r:id="rIdt4g9z1ymyweeoa4ouay9y">
+      <w:hyperlink w:history="1" r:id="rIdwhtud4lyfgsr2lv9e2xqs">
         <w:r>
           <w:rPr>
             <w:rStyle w:val="Hyperlink"/>
@@ -13329,7 +13329,7 @@
         </w:rPr>
         <w:t xml:space="preserve">15　</w:t>
       </w:r>
-      <w:hyperlink w:history="1" r:id="rIdp465cwnu1e0v4tgx2ez54">
+      <w:hyperlink w:history="1" r:id="rId2actngzsb7zzquo1pcliy">
         <w:r>
           <w:rPr>
             <w:rStyle w:val="Hyperlink"/>
@@ -13355,7 +13355,7 @@
         </w:rPr>
         <w:t xml:space="preserve">16　</w:t>
       </w:r>
-      <w:hyperlink w:history="1" r:id="rId5rkvafilzeqx69srtfpma">
+      <w:hyperlink w:history="1" r:id="rId43nczxp0zv0k8jginy20x">
         <w:r>
           <w:rPr>
             <w:rStyle w:val="Hyperlink"/>
@@ -13381,7 +13381,7 @@
         </w:rPr>
         <w:t xml:space="preserve">17　</w:t>
       </w:r>
-      <w:hyperlink w:history="1" r:id="rIdphj1dglorlvnnleufdycx">
+      <w:hyperlink w:history="1" r:id="rIdojwycica1my9epzvfs2my">
         <w:r>
           <w:rPr>
             <w:rStyle w:val="Hyperlink"/>
@@ -13407,7 +13407,7 @@
         </w:rPr>
         <w:t xml:space="preserve">18　</w:t>
       </w:r>
-      <w:hyperlink w:history="1" r:id="rIdbafex8p5ihroekliuh4_5">
+      <w:hyperlink w:history="1" r:id="rIdgn7fepgvplwz2eha4bhnc">
         <w:r>
           <w:rPr>
             <w:rStyle w:val="Hyperlink"/>
@@ -13433,7 +13433,7 @@
         </w:rPr>
         <w:t xml:space="preserve">20, 21　</w:t>
       </w:r>
-      <w:hyperlink w:history="1" r:id="rIdsf0i2kabxq_khbzoujpiw">
+      <w:hyperlink w:history="1" r:id="rIdcdxvsotrxyet1sfkxcoxh">
         <w:r>
           <w:rPr>
             <w:rStyle w:val="Hyperlink"/>
@@ -13459,7 +13459,7 @@
         </w:rPr>
         <w:t xml:space="preserve">22　</w:t>
       </w:r>
-      <w:hyperlink w:history="1" r:id="rId3kpeazzw5lae3ojwlcyfo">
+      <w:hyperlink w:history="1" r:id="rIdq-dfthh_opwmo3w5hjqbc">
         <w:r>
           <w:rPr>
             <w:rStyle w:val="Hyperlink"/>
@@ -15674,7 +15674,7 @@
                 <w:sz w:val="20"/>
                 <w:szCs w:val="20"/>
               </w:rPr>
-              <w:t xml:space="preserve">第一層支援（視乎個別情況而定）</w:t>
+              <w:t xml:space="preserve">——</w:t>
             </w:r>
           </w:p>
         </w:tc>
@@ -15757,7 +15757,7 @@
                 <w:sz w:val="20"/>
                 <w:szCs w:val="20"/>
               </w:rPr>
-              <w:t xml:space="preserve">第一層支援（視乎個別情況而定）</w:t>
+              <w:t xml:space="preserve">——</w:t>
             </w:r>
           </w:p>
         </w:tc>
@@ -16123,7 +16123,7 @@
         </w:rPr>
         <w:t xml:space="preserve">1　</w:t>
       </w:r>
-      <w:hyperlink w:history="1" r:id="rId1h_pynjxpwc1b0-c3-p1h">
+      <w:hyperlink w:history="1" r:id="rIdnenjep_mtawwwzjac3ds7">
         <w:r>
           <w:rPr>
             <w:rStyle w:val="Hyperlink"/>
@@ -16149,7 +16149,7 @@
         </w:rPr>
         <w:t xml:space="preserve">2, 21　</w:t>
       </w:r>
-      <w:hyperlink w:history="1" r:id="rIdi47hdeyxe_y0wcajujdkc">
+      <w:hyperlink w:history="1" r:id="rIdkkuknrpcv9ezq0z9vbp_1">
         <w:r>
           <w:rPr>
             <w:rStyle w:val="Hyperlink"/>
@@ -16175,7 +16175,7 @@
         </w:rPr>
         <w:t xml:space="preserve">3, 4　</w:t>
       </w:r>
-      <w:hyperlink w:history="1" r:id="rIde8n79dwsatmbzxxcbehwk">
+      <w:hyperlink w:history="1" r:id="rIdcce5_ez4kh4kboahhdou1">
         <w:r>
           <w:rPr>
             <w:rStyle w:val="Hyperlink"/>
@@ -16201,7 +16201,7 @@
         </w:rPr>
         <w:t xml:space="preserve">5　</w:t>
       </w:r>
-      <w:hyperlink w:history="1" r:id="rIdaiensdr3f-iwqwspwjcri">
+      <w:hyperlink w:history="1" r:id="rIdbtdtti5rkgklobedxlwdp">
         <w:r>
           <w:rPr>
             <w:rStyle w:val="Hyperlink"/>
@@ -16227,7 +16227,7 @@
         </w:rPr>
         <w:t xml:space="preserve">6　</w:t>
       </w:r>
-      <w:hyperlink w:history="1" r:id="rId32fc0j4l6ub_-6chkaskw">
+      <w:hyperlink w:history="1" r:id="rId3-batxkvmkuesovrjubp2">
         <w:r>
           <w:rPr>
             <w:rStyle w:val="Hyperlink"/>
@@ -16253,7 +16253,7 @@
         </w:rPr>
         <w:t xml:space="preserve">7　</w:t>
       </w:r>
-      <w:hyperlink w:history="1" r:id="rIdl1nacjpnlkujtalg4gygc">
+      <w:hyperlink w:history="1" r:id="rIdh14fm05pmqgfd4qzkuohs">
         <w:r>
           <w:rPr>
             <w:rStyle w:val="Hyperlink"/>
@@ -16279,7 +16279,7 @@
         </w:rPr>
         <w:t xml:space="preserve">8　</w:t>
       </w:r>
-      <w:hyperlink w:history="1" r:id="rIdqqxcue036fruuf2i2pqdk">
+      <w:hyperlink w:history="1" r:id="rId9lnxsoon9zehui9m9sd2m">
         <w:r>
           <w:rPr>
             <w:rStyle w:val="Hyperlink"/>
@@ -16305,7 +16305,7 @@
         </w:rPr>
         <w:t xml:space="preserve">9　</w:t>
       </w:r>
-      <w:hyperlink w:history="1" r:id="rIdkld40du3lrrdcaz5hwuuf">
+      <w:hyperlink w:history="1" r:id="rIdxundytkeanv0uli-senwl">
         <w:r>
           <w:rPr>
             <w:rStyle w:val="Hyperlink"/>
@@ -16331,7 +16331,7 @@
         </w:rPr>
         <w:t xml:space="preserve">10, 11　</w:t>
       </w:r>
-      <w:hyperlink w:history="1" r:id="rId5uvzcxci1mwzpclg3bcir">
+      <w:hyperlink w:history="1" r:id="rIdhbfd41m2e_lq-56ybe3a6">
         <w:r>
           <w:rPr>
             <w:rStyle w:val="Hyperlink"/>
@@ -16357,7 +16357,7 @@
         </w:rPr>
         <w:t xml:space="preserve">12　</w:t>
       </w:r>
-      <w:hyperlink w:history="1" r:id="rIdym-vj9xkelgo18nitdlw5">
+      <w:hyperlink w:history="1" r:id="rIdnqx2vanz-ervyct4uwa4l">
         <w:r>
           <w:rPr>
             <w:rStyle w:val="Hyperlink"/>
@@ -16383,7 +16383,7 @@
         </w:rPr>
         <w:t xml:space="preserve">13, 14　</w:t>
       </w:r>
-      <w:hyperlink w:history="1" r:id="rIdzc0kcyjxyrza1m6fzz0i9">
+      <w:hyperlink w:history="1" r:id="rIdu_dw5dbtsw2dreroejuqo">
         <w:r>
           <w:rPr>
             <w:rStyle w:val="Hyperlink"/>
@@ -16409,7 +16409,7 @@
         </w:rPr>
         <w:t xml:space="preserve">15　</w:t>
       </w:r>
-      <w:hyperlink w:history="1" r:id="rIddt63_mkuadsgdaechfdrm">
+      <w:hyperlink w:history="1" r:id="rIdrdawdqctlckesodiv54z8">
         <w:r>
           <w:rPr>
             <w:rStyle w:val="Hyperlink"/>
@@ -16435,7 +16435,7 @@
         </w:rPr>
         <w:t xml:space="preserve">16　</w:t>
       </w:r>
-      <w:hyperlink w:history="1" r:id="rIdkeapxgui3eztbb9nvgaov">
+      <w:hyperlink w:history="1" r:id="rId0t4qjvh9fsb-hicaeppv6">
         <w:r>
           <w:rPr>
             <w:rStyle w:val="Hyperlink"/>
@@ -16461,7 +16461,7 @@
         </w:rPr>
         <w:t xml:space="preserve">17, 18　</w:t>
       </w:r>
-      <w:hyperlink w:history="1" r:id="rIdi9mb2zwz0sybx9odmyw91">
+      <w:hyperlink w:history="1" r:id="rId7mpivke_jnrmtcresptcg">
         <w:r>
           <w:rPr>
             <w:rStyle w:val="Hyperlink"/>
@@ -16487,7 +16487,7 @@
         </w:rPr>
         <w:t xml:space="preserve">19　</w:t>
       </w:r>
-      <w:hyperlink w:history="1" r:id="rIdbsidz-fkhtnnx-uibae3r">
+      <w:hyperlink w:history="1" r:id="rIdu8zh_4ich2ceozcbmydb4">
         <w:r>
           <w:rPr>
             <w:rStyle w:val="Hyperlink"/>
@@ -16513,7 +16513,7 @@
         </w:rPr>
         <w:t xml:space="preserve">20　</w:t>
       </w:r>
-      <w:hyperlink w:history="1" r:id="rIdtf0032syae8wktoxtvc5h">
+      <w:hyperlink w:history="1" r:id="rId9_i9choz6xz-rj2ugkjva">
         <w:r>
           <w:rPr>
             <w:rStyle w:val="Hyperlink"/>
@@ -17125,7 +17125,7 @@
           <w:sz w:val="22"/>
           <w:szCs w:val="22"/>
         </w:rPr>
-        <w:t xml:space="preserve">本校運用「學習支援津貼」及「有特殊教育需要非華語學生支援津貼」聘請額外教師及╱或教學助理時，須在融合教育工作計劃內清楚列出所運用的額外資源（「學習支援津貼」、「有特殊教育需要非華語學生支援津貼」），以及該等人員的具體職責及工作時間表。所聘請的額外教師及╱或教學助理應曾接受有關特殊教育的專業培訓；如未曾接受，本校應盡快為其作出相應的培訓安排。</w:t>
+        <w:t xml:space="preserve">本校運用「學習支援津貼」及「有特殊教育需要非華語學生支援津貼」聘請額外教師及╱或教學助理時，須在融合教育工作計劃內清楚列出所運用的額外資源（「學習支援津貼」、「有特殊教育需要非華語學生支援津貼」），以及該等人員的具體職責及工作時間表。所聘請的額外教師及╱或教學助理應曾接受有關特殊教育的培訓；如未曾接受，本校應盡快為其作出相應的培訓安排。</w:t>
       </w:r>
       <w:r>
         <w:rPr>
@@ -17451,24 +17451,7 @@
           <w:sz w:val="22"/>
           <w:szCs w:val="22"/>
         </w:rPr>
-        <w:t xml:space="preserve">本校校本言語治療師負責為懷疑有語言障礙的學生進行專業評估，並須在轉介個案前取得</w:t>
-      </w:r>
-      <w:r>
-        <w:rPr>
-          <w:rFonts w:ascii="Microsoft JhengHei" w:cs="Microsoft JhengHei" w:eastAsia="Microsoft JhengHei" w:hAnsi="Microsoft JhengHei"/>
-          <w:sz w:val="22"/>
-          <w:szCs w:val="22"/>
-          <w:shd w:fill="FFF2B8" w:val="clear"/>
-        </w:rPr>
-        <w:t xml:space="preserve">家長書面同意</w:t>
-      </w:r>
-      <w:r>
-        <w:rPr>
-          <w:rFonts w:ascii="Microsoft JhengHei" w:cs="Microsoft JhengHei" w:eastAsia="Microsoft JhengHei" w:hAnsi="Microsoft JhengHei"/>
-          <w:sz w:val="22"/>
-          <w:szCs w:val="22"/>
-        </w:rPr>
-        <w:t xml:space="preserve">。校本言語治療師須撰寫言語能力評估報告、個別言語治療計劃、治療記錄及進度報告等相關文件，並於校內妥善存檔。本校（作為官立或資助小學）須於每年6月底前，收集小六有語言障礙學生的最新報告及家長意願，並安排將有關資料轉交至該等學生將就讀的中學。</w:t>
+        <w:t xml:space="preserve">本校校本言語治療師負責為懷疑有語言障礙的學生進行專業評估，並須在轉介個案前取得家長同意。校本言語治療師須撰寫言語能力評估報告、個別言語治療計劃、治療記錄及進度報告等相關文件，並於校內妥善存檔。本校（作為官立或資助小學）須於每年6月底前，收集小六有語言障礙學生的最新報告及家長意願，並安排將有關資料轉交至該等學生將就讀的中學。</w:t>
       </w:r>
       <w:r>
         <w:rPr>
@@ -17563,7 +17546,7 @@
         </w:rPr>
         <w:t xml:space="preserve">1　</w:t>
       </w:r>
-      <w:hyperlink w:history="1" r:id="rIditu6rqc0ido-kz82ctjj6">
+      <w:hyperlink w:history="1" r:id="rIduam3q4nluthnwbdf23p8h">
         <w:r>
           <w:rPr>
             <w:rStyle w:val="Hyperlink"/>
@@ -17589,7 +17572,7 @@
         </w:rPr>
         <w:t xml:space="preserve">2　</w:t>
       </w:r>
-      <w:hyperlink w:history="1" r:id="rId0_xvgoghnp0a5pzq4qgt9">
+      <w:hyperlink w:history="1" r:id="rIdjaooojtu1hyrmrzswefuo">
         <w:r>
           <w:rPr>
             <w:rStyle w:val="Hyperlink"/>
@@ -17615,7 +17598,7 @@
         </w:rPr>
         <w:t xml:space="preserve">3, 7, 8　</w:t>
       </w:r>
-      <w:hyperlink w:history="1" r:id="rIdi_lw2bx9rkpva235cunbi">
+      <w:hyperlink w:history="1" r:id="rIdvu2bu4x-pe0o2kbbyilas">
         <w:r>
           <w:rPr>
             <w:rStyle w:val="Hyperlink"/>
@@ -17641,7 +17624,7 @@
         </w:rPr>
         <w:t xml:space="preserve">4　</w:t>
       </w:r>
-      <w:hyperlink w:history="1" r:id="rIdiu0slopuj089avncyv3xk">
+      <w:hyperlink w:history="1" r:id="rIddiiqdq51duox_0wfi3kvl">
         <w:r>
           <w:rPr>
             <w:rStyle w:val="Hyperlink"/>
@@ -17667,7 +17650,7 @@
         </w:rPr>
         <w:t xml:space="preserve">5, 12　</w:t>
       </w:r>
-      <w:hyperlink w:history="1" r:id="rIdlsyptwaxp08fiw11-styj">
+      <w:hyperlink w:history="1" r:id="rIdi_ebaxhfd3c5e0neozye4">
         <w:r>
           <w:rPr>
             <w:rStyle w:val="Hyperlink"/>
@@ -17693,7 +17676,7 @@
         </w:rPr>
         <w:t xml:space="preserve">6　</w:t>
       </w:r>
-      <w:hyperlink w:history="1" r:id="rIdcc9ouzsz2vnu76wsexzf0">
+      <w:hyperlink w:history="1" r:id="rIdqiafdy_ysx830g37kd2gs">
         <w:r>
           <w:rPr>
             <w:rStyle w:val="Hyperlink"/>
@@ -17719,7 +17702,7 @@
         </w:rPr>
         <w:t xml:space="preserve">9, 14　</w:t>
       </w:r>
-      <w:hyperlink w:history="1" r:id="rIdvs6nhccxbbvhce3s-xpzn">
+      <w:hyperlink w:history="1" r:id="rIdsvdm943w-0pdgmerx2tvt">
         <w:r>
           <w:rPr>
             <w:rStyle w:val="Hyperlink"/>
@@ -17745,7 +17728,7 @@
         </w:rPr>
         <w:t xml:space="preserve">10, 11　</w:t>
       </w:r>
-      <w:hyperlink w:history="1" r:id="rIdgricznfb8tspz46agh4ab">
+      <w:hyperlink w:history="1" r:id="rId5u--n_16tbudj1kc1gifn">
         <w:r>
           <w:rPr>
             <w:rStyle w:val="Hyperlink"/>
@@ -17771,7 +17754,7 @@
         </w:rPr>
         <w:t xml:space="preserve">13　</w:t>
       </w:r>
-      <w:hyperlink w:history="1" r:id="rIdrtzujhjnrtw3pnxjkq-wy">
+      <w:hyperlink w:history="1" r:id="rIddcpedj2dzowi5pd6u8a42">
         <w:r>
           <w:rPr>
             <w:rStyle w:val="Hyperlink"/>
@@ -17797,7 +17780,7 @@
         </w:rPr>
         <w:t xml:space="preserve">15　</w:t>
       </w:r>
-      <w:hyperlink w:history="1" r:id="rIdp2xszcm1grt06euqabc-l">
+      <w:hyperlink w:history="1" r:id="rId7jim4yfwql5q_pojlxtsw">
         <w:r>
           <w:rPr>
             <w:rStyle w:val="Hyperlink"/>
@@ -17823,7 +17806,7 @@
         </w:rPr>
         <w:t xml:space="preserve">16　</w:t>
       </w:r>
-      <w:hyperlink w:history="1" r:id="rIddsdgs2xntlbqjytaowtym">
+      <w:hyperlink w:history="1" r:id="rId7zrii9vbtap3p7kw0ioja">
         <w:r>
           <w:rPr>
             <w:rStyle w:val="Hyperlink"/>
@@ -17849,7 +17832,7 @@
         </w:rPr>
         <w:t xml:space="preserve">17　</w:t>
       </w:r>
-      <w:hyperlink w:history="1" r:id="rIdc-uihoqnm5qnfsgbqldip">
+      <w:hyperlink w:history="1" r:id="rId2abxmjvpnps4vubeaje4x">
         <w:r>
           <w:rPr>
             <w:rStyle w:val="Hyperlink"/>
@@ -17875,7 +17858,7 @@
         </w:rPr>
         <w:t xml:space="preserve">18　</w:t>
       </w:r>
-      <w:hyperlink w:history="1" r:id="rId5zkgsdm2dflmpmpbgwexg">
+      <w:hyperlink w:history="1" r:id="rIdkear7xv6vdrfahqefwrnb">
         <w:r>
           <w:rPr>
             <w:rStyle w:val="Hyperlink"/>
@@ -18307,7 +18290,7 @@
           <w:sz w:val="22"/>
           <w:szCs w:val="22"/>
         </w:rPr>
-        <w:t xml:space="preserve">就外部機構評估資料的接收，本校知悉以下安排：衞生署及醫管局轄下兒童體能智力測驗中心每學年開始前，在家長同意下，會把有關兒童的評估資料送交教育局，以轉交其入讀的官立／資助／直資小學；社署資助的學前康復服務單位在取得家長同意後，可透過SEMIS傳送兒童發展進度綜合報告至相關小學。本校在收到上述資料後，須依照本章所訂程序妥善存放及跟進。</w:t>
+        <w:t xml:space="preserve">就外部機構評估資料的接收，本校知悉以下安排：衞生署及醫管局轄下兒童體能智力測驗中心每學年開始前，在家長同意下，會把有關兒童的評估資料送交教育局，以轉交其入讀的官立／資助／直資小學；社署資助的學前康復服務單位在取得家長同意後，可透過SEMIS傳送兒童發展進度綜合報告至相關小學。</w:t>
       </w:r>
       <w:r>
         <w:rPr>
@@ -18897,7 +18880,7 @@
         </w:rPr>
         <w:t xml:space="preserve">1　</w:t>
       </w:r>
-      <w:hyperlink w:history="1" r:id="rIdurbp2ichgi8jxhgtm0x7b">
+      <w:hyperlink w:history="1" r:id="rIdftkpghunetujjmutif-pg">
         <w:r>
           <w:rPr>
             <w:rStyle w:val="Hyperlink"/>
@@ -18923,7 +18906,7 @@
         </w:rPr>
         <w:t xml:space="preserve">2　</w:t>
       </w:r>
-      <w:hyperlink w:history="1" r:id="rIdrdrqvwyk-xgoc4kczmwxt">
+      <w:hyperlink w:history="1" r:id="rIdv6g8nszbczcmnrwzda2d4">
         <w:r>
           <w:rPr>
             <w:rStyle w:val="Hyperlink"/>
@@ -18949,7 +18932,7 @@
         </w:rPr>
         <w:t xml:space="preserve">3, 4　</w:t>
       </w:r>
-      <w:hyperlink w:history="1" r:id="rIdygl889n6xj7ghjz2i8gk9">
+      <w:hyperlink w:history="1" r:id="rId6xy-2ylyqpm4f-axnmhwv">
         <w:r>
           <w:rPr>
             <w:rStyle w:val="Hyperlink"/>
@@ -18975,7 +18958,7 @@
         </w:rPr>
         <w:t xml:space="preserve">5　</w:t>
       </w:r>
-      <w:hyperlink w:history="1" r:id="rIdcvmncmi8upixq-gd6ftmo">
+      <w:hyperlink w:history="1" r:id="rIdnaimzmbcw8ttf-ywmotwa">
         <w:r>
           <w:rPr>
             <w:rStyle w:val="Hyperlink"/>
@@ -19001,7 +18984,7 @@
         </w:rPr>
         <w:t xml:space="preserve">6　</w:t>
       </w:r>
-      <w:hyperlink w:history="1" r:id="rIdufmeujzytppgw5jjhd23e">
+      <w:hyperlink w:history="1" r:id="rIdcnybr_uboiodueasajfcx">
         <w:r>
           <w:rPr>
             <w:rStyle w:val="Hyperlink"/>
@@ -19027,7 +19010,7 @@
         </w:rPr>
         <w:t xml:space="preserve">7　</w:t>
       </w:r>
-      <w:hyperlink w:history="1" r:id="rId8xrx0oie3f3n2hri8schn">
+      <w:hyperlink w:history="1" r:id="rId4ktperuqaoyyqe99st_r7">
         <w:r>
           <w:rPr>
             <w:rStyle w:val="Hyperlink"/>
@@ -19053,7 +19036,7 @@
         </w:rPr>
         <w:t xml:space="preserve">8　</w:t>
       </w:r>
-      <w:hyperlink w:history="1" r:id="rIdwlbi2ymfml3bhhsqw4nk7">
+      <w:hyperlink w:history="1" r:id="rIdoogktagzmiladq-euwqow">
         <w:r>
           <w:rPr>
             <w:rStyle w:val="Hyperlink"/>
@@ -19079,7 +19062,7 @@
         </w:rPr>
         <w:t xml:space="preserve">9　</w:t>
       </w:r>
-      <w:hyperlink w:history="1" r:id="rIdssbxpla13wr-rlk7ogszx">
+      <w:hyperlink w:history="1" r:id="rIdnbtfyoth-_nbozjk0krvq">
         <w:r>
           <w:rPr>
             <w:rStyle w:val="Hyperlink"/>
@@ -19105,7 +19088,7 @@
         </w:rPr>
         <w:t xml:space="preserve">10　</w:t>
       </w:r>
-      <w:hyperlink w:history="1" r:id="rId5drzbm8m5cyzhanmouobw">
+      <w:hyperlink w:history="1" r:id="rIdtiwsi8yddnddt8gpipeog">
         <w:r>
           <w:rPr>
             <w:rStyle w:val="Hyperlink"/>
@@ -19131,7 +19114,7 @@
         </w:rPr>
         <w:t xml:space="preserve">11　</w:t>
       </w:r>
-      <w:hyperlink w:history="1" r:id="rIdecn11pgbg_folatfhg_z4">
+      <w:hyperlink w:history="1" r:id="rIddb8fivler_l5ka9krlhca">
         <w:r>
           <w:rPr>
             <w:rStyle w:val="Hyperlink"/>
@@ -19157,7 +19140,7 @@
         </w:rPr>
         <w:t xml:space="preserve">12　</w:t>
       </w:r>
-      <w:hyperlink w:history="1" r:id="rIdl8ro52simfuu0sckhf2um">
+      <w:hyperlink w:history="1" r:id="rIdecoojfdqib1km3w1zsm8f">
         <w:r>
           <w:rPr>
             <w:rStyle w:val="Hyperlink"/>
@@ -19183,7 +19166,7 @@
         </w:rPr>
         <w:t xml:space="preserve">13　</w:t>
       </w:r>
-      <w:hyperlink w:history="1" r:id="rIdgjrhoff-02leoipm9ddmc">
+      <w:hyperlink w:history="1" r:id="rId1j2skmivvseawnrlwvepa">
         <w:r>
           <w:rPr>
             <w:rStyle w:val="Hyperlink"/>
@@ -19209,7 +19192,7 @@
         </w:rPr>
         <w:t xml:space="preserve">14, 23　</w:t>
       </w:r>
-      <w:hyperlink w:history="1" r:id="rId2srvm1ykfcysovmvgsrql">
+      <w:hyperlink w:history="1" r:id="rIdtcln-iplp0-wspe9jwcq1">
         <w:r>
           <w:rPr>
             <w:rStyle w:val="Hyperlink"/>
@@ -19235,7 +19218,7 @@
         </w:rPr>
         <w:t xml:space="preserve">15　</w:t>
       </w:r>
-      <w:hyperlink w:history="1" r:id="rIdqf-s3yfvye7vlmigwj5qu">
+      <w:hyperlink w:history="1" r:id="rIdzhq50qmmibxkapc8_9c-v">
         <w:r>
           <w:rPr>
             <w:rStyle w:val="Hyperlink"/>
@@ -19261,7 +19244,7 @@
         </w:rPr>
         <w:t xml:space="preserve">16　</w:t>
       </w:r>
-      <w:hyperlink w:history="1" r:id="rIdtiiz3tivyyi63vxotld-a">
+      <w:hyperlink w:history="1" r:id="rIdccutvcrvx0np60blurad_">
         <w:r>
           <w:rPr>
             <w:rStyle w:val="Hyperlink"/>
@@ -19287,7 +19270,7 @@
         </w:rPr>
         <w:t xml:space="preserve">17　</w:t>
       </w:r>
-      <w:hyperlink w:history="1" r:id="rIdscgqhamcgxhuvmxu80ahe">
+      <w:hyperlink w:history="1" r:id="rIdsf4txqizgmyc7vt7m1agv">
         <w:r>
           <w:rPr>
             <w:rStyle w:val="Hyperlink"/>
@@ -19313,7 +19296,7 @@
         </w:rPr>
         <w:t xml:space="preserve">18　</w:t>
       </w:r>
-      <w:hyperlink w:history="1" r:id="rIdtxplbkbyyy110dsqbbfaw">
+      <w:hyperlink w:history="1" r:id="rIdo_hyvzeeltqk1p2yqrkrd">
         <w:r>
           <w:rPr>
             <w:rStyle w:val="Hyperlink"/>
@@ -19339,7 +19322,7 @@
         </w:rPr>
         <w:t xml:space="preserve">19　</w:t>
       </w:r>
-      <w:hyperlink w:history="1" r:id="rIdg3ge3x_wsddqhikyluce9">
+      <w:hyperlink w:history="1" r:id="rIdnkeio1ufa_n8yo1lqtmp0">
         <w:r>
           <w:rPr>
             <w:rStyle w:val="Hyperlink"/>
@@ -19365,7 +19348,7 @@
         </w:rPr>
         <w:t xml:space="preserve">20　</w:t>
       </w:r>
-      <w:hyperlink w:history="1" r:id="rId-x4ar4daqxbjyb6_fcod0">
+      <w:hyperlink w:history="1" r:id="rIdnnzrubr6i1y2lax8abbyb">
         <w:r>
           <w:rPr>
             <w:rStyle w:val="Hyperlink"/>
@@ -19391,7 +19374,7 @@
         </w:rPr>
         <w:t xml:space="preserve">21　</w:t>
       </w:r>
-      <w:hyperlink w:history="1" r:id="rIdvnlqg4dzax1alxxlrwgxe">
+      <w:hyperlink w:history="1" r:id="rIdpea0dhnpci-h13tupfh4x">
         <w:r>
           <w:rPr>
             <w:rStyle w:val="Hyperlink"/>
@@ -19417,7 +19400,7 @@
         </w:rPr>
         <w:t xml:space="preserve">22　</w:t>
       </w:r>
-      <w:hyperlink w:history="1" r:id="rIdefrmp-e57tvdopyle4mfh">
+      <w:hyperlink w:history="1" r:id="rIdyhzvfltsj1qgv9etbt9jw">
         <w:r>
           <w:rPr>
             <w:rStyle w:val="Hyperlink"/>
@@ -19467,7 +19450,7 @@
           <w:sz w:val="22"/>
           <w:szCs w:val="22"/>
         </w:rPr>
-        <w:t xml:space="preserve">本校以提升教師團隊照顧有特殊教育需要學生之專業能力及營造共融文化為目標，應參照教育局融合教育教師專業發展架構及教育局專業發展架構，有系統地規劃全校教師（包括管理層及統籌課程的教師）之持續專業發展，並照顧不同教師的發展需要。本校每學年應有計劃地安排教師參加以下各類培訓，並以</w:t>
+        <w:t xml:space="preserve">本校以提升教師團隊照顧有特殊教育需要學生之專業能力及營造共融文化為目標，應參照教育局融合教育教師專業發展架構及教育局專業發展架構，有系統地規劃全校教師（包括管理層及統籌課程的教師）之持續專業發展，並照顧不同教師的發展需要。本校應有計劃地安排教師參加以下各類培訓，並以</w:t>
       </w:r>
       <w:r>
         <w:rPr>
@@ -19821,7 +19804,7 @@
                 <w:sz w:val="20"/>
                 <w:szCs w:val="20"/>
               </w:rPr>
-              <w:t xml:space="preserve">由可調批核職級審批出席申請</w:t>
+              <w:t xml:space="preserve">按校本需要安排出席</w:t>
             </w:r>
           </w:p>
         </w:tc>
@@ -20141,7 +20124,7 @@
         </w:rPr>
         <w:t xml:space="preserve">1　</w:t>
       </w:r>
-      <w:hyperlink w:history="1" r:id="rIddbyzilkvisdueipfwrq7d">
+      <w:hyperlink w:history="1" r:id="rId3mwfal_xmfu7ahjpurpnv">
         <w:r>
           <w:rPr>
             <w:rStyle w:val="Hyperlink"/>
@@ -20167,7 +20150,7 @@
         </w:rPr>
         <w:t xml:space="preserve">2　</w:t>
       </w:r>
-      <w:hyperlink w:history="1" r:id="rIdfdba6pllqrxxmtoophok_">
+      <w:hyperlink w:history="1" r:id="rIdbodbtrfgq7st2oifdxsxw">
         <w:r>
           <w:rPr>
             <w:rStyle w:val="Hyperlink"/>
@@ -20193,7 +20176,7 @@
         </w:rPr>
         <w:t xml:space="preserve">3　</w:t>
       </w:r>
-      <w:hyperlink w:history="1" r:id="rIdtpcawot2nsxglzbt2giux">
+      <w:hyperlink w:history="1" r:id="rIdwobs5u0lunexa0hvuintm">
         <w:r>
           <w:rPr>
             <w:rStyle w:val="Hyperlink"/>
@@ -20219,7 +20202,7 @@
         </w:rPr>
         <w:t xml:space="preserve">4　</w:t>
       </w:r>
-      <w:hyperlink w:history="1" r:id="rIdjvkh7u48gxxtpyrq-zwst">
+      <w:hyperlink w:history="1" r:id="rIdepgh0qeyg2oss5qrxryrl">
         <w:r>
           <w:rPr>
             <w:rStyle w:val="Hyperlink"/>
@@ -20245,7 +20228,7 @@
         </w:rPr>
         <w:t xml:space="preserve">5　</w:t>
       </w:r>
-      <w:hyperlink w:history="1" r:id="rIdcyag-tpmlvplr5rycah2h">
+      <w:hyperlink w:history="1" r:id="rIdtnromouhsmazythvcot4b">
         <w:r>
           <w:rPr>
             <w:rStyle w:val="Hyperlink"/>
@@ -20271,7 +20254,7 @@
         </w:rPr>
         <w:t xml:space="preserve">6　</w:t>
       </w:r>
-      <w:hyperlink w:history="1" r:id="rIddcswhiytoenrrotqterpq">
+      <w:hyperlink w:history="1" r:id="rIda-1ndztfgzhejifhtr4s8">
         <w:r>
           <w:rPr>
             <w:rStyle w:val="Hyperlink"/>
@@ -20297,7 +20280,7 @@
         </w:rPr>
         <w:t xml:space="preserve">7　</w:t>
       </w:r>
-      <w:hyperlink w:history="1" r:id="rIdzmbhxgewnetjkxxy395uk">
+      <w:hyperlink w:history="1" r:id="rIdbcwhpmvbx1pyh-r5tfbon">
         <w:r>
           <w:rPr>
             <w:rStyle w:val="Hyperlink"/>
@@ -20323,7 +20306,7 @@
         </w:rPr>
         <w:t xml:space="preserve">8　</w:t>
       </w:r>
-      <w:hyperlink w:history="1" r:id="rIdhorgz0j5i8nfcpbowzvkr">
+      <w:hyperlink w:history="1" r:id="rIdmhvbnzdlzwugy27u6qd_b">
         <w:r>
           <w:rPr>
             <w:rStyle w:val="Hyperlink"/>
@@ -20443,7 +20426,7 @@
           <w:sz w:val="22"/>
           <w:szCs w:val="22"/>
         </w:rPr>
-        <w:t xml:space="preserve">本校致力加強學校領導人員及教師的課程領導能力，並提升全體教職員的評估素養，從而持續改進學與教效能。課程發展工作由校長統籌領導，並在以下協作架構下推行，確保課程發展真正落實於各層面：</w:t>
+        <w:t xml:space="preserve">本校致力加強學校領導人員及教師的課程領導能力，並提升其評估素養，從而持續改進學與教效能。課程發展工作由校長統籌領導，並在以下協作架構下推行，確保課程發展真正落實於各層面：</w:t>
       </w:r>
       <w:r>
         <w:rPr>
@@ -20811,7 +20794,7 @@
           <w:sz w:val="22"/>
           <w:szCs w:val="22"/>
         </w:rPr>
-        <w:t xml:space="preserve">本校以提升學生生活質素為課程及服務的終極目標，重視學生的全人發展，並透過與課程緊密聯繫的生涯規劃教育，協助學生順利過渡至成人生活。</w:t>
+        <w:t xml:space="preserve">本校以提升學生生活質素為終極目標，重視學生的全人發展，並透過與課程聯繫的生涯規劃教育，協助學生順利過渡至成人生活。</w:t>
       </w:r>
       <w:r>
         <w:rPr>
@@ -21419,7 +21402,7 @@
         </w:rPr>
         <w:t xml:space="preserve">1　</w:t>
       </w:r>
-      <w:hyperlink w:history="1" r:id="rIddzm8r2xytwz7kxftgwppu">
+      <w:hyperlink w:history="1" r:id="rIdunrknswdo1hi0677negya">
         <w:r>
           <w:rPr>
             <w:rStyle w:val="Hyperlink"/>
@@ -21445,7 +21428,7 @@
         </w:rPr>
         <w:t xml:space="preserve">2　</w:t>
       </w:r>
-      <w:hyperlink w:history="1" r:id="rIdyk1d1tavrvne-wq9jn1rw">
+      <w:hyperlink w:history="1" r:id="rIdbhftkcsnyu3b51na4ksln">
         <w:r>
           <w:rPr>
             <w:rStyle w:val="Hyperlink"/>
@@ -21471,7 +21454,7 @@
         </w:rPr>
         <w:t xml:space="preserve">3　</w:t>
       </w:r>
-      <w:hyperlink w:history="1" r:id="rIditm7-csfoxpkvg7zxyitd">
+      <w:hyperlink w:history="1" r:id="rIdy6zqqik2s8fmy_gfsgiwa">
         <w:r>
           <w:rPr>
             <w:rStyle w:val="Hyperlink"/>
@@ -21497,7 +21480,7 @@
         </w:rPr>
         <w:t xml:space="preserve">4　</w:t>
       </w:r>
-      <w:hyperlink w:history="1" r:id="rIdpgje_z6rgjwiumxavjood">
+      <w:hyperlink w:history="1" r:id="rId8ppdbbahgct4_fa8l_ijx">
         <w:r>
           <w:rPr>
             <w:rStyle w:val="Hyperlink"/>
@@ -21523,7 +21506,7 @@
         </w:rPr>
         <w:t xml:space="preserve">5　</w:t>
       </w:r>
-      <w:hyperlink w:history="1" r:id="rIduoqrgjjt-cu1eunqgtwaq">
+      <w:hyperlink w:history="1" r:id="rIdzvd66y4pw9hebi-lf9h_d">
         <w:r>
           <w:rPr>
             <w:rStyle w:val="Hyperlink"/>
@@ -21549,7 +21532,7 @@
         </w:rPr>
         <w:t xml:space="preserve">6　</w:t>
       </w:r>
-      <w:hyperlink w:history="1" r:id="rIdf6-vut-9ybonetnbdubi2">
+      <w:hyperlink w:history="1" r:id="rId3s1ncwud0e3wzoh4t7pca">
         <w:r>
           <w:rPr>
             <w:rStyle w:val="Hyperlink"/>
@@ -21575,7 +21558,7 @@
         </w:rPr>
         <w:t xml:space="preserve">7　</w:t>
       </w:r>
-      <w:hyperlink w:history="1" r:id="rId0mshstkrjhnwmx0vui3cq">
+      <w:hyperlink w:history="1" r:id="rIdedecmqtyolodpz63_95t4">
         <w:r>
           <w:rPr>
             <w:rStyle w:val="Hyperlink"/>
@@ -21601,7 +21584,7 @@
         </w:rPr>
         <w:t xml:space="preserve">8　</w:t>
       </w:r>
-      <w:hyperlink w:history="1" r:id="rIdx1axwxo_enhxc1bsmm5cy">
+      <w:hyperlink w:history="1" r:id="rIdw0llwnypdccvbvj6lpvte">
         <w:r>
           <w:rPr>
             <w:rStyle w:val="Hyperlink"/>
@@ -21627,7 +21610,7 @@
         </w:rPr>
         <w:t xml:space="preserve">9　</w:t>
       </w:r>
-      <w:hyperlink w:history="1" r:id="rIdizi0wuxeynxbekilntdtw">
+      <w:hyperlink w:history="1" r:id="rIdpfkgzehkwzxfzgshfezth">
         <w:r>
           <w:rPr>
             <w:rStyle w:val="Hyperlink"/>
@@ -21653,7 +21636,7 @@
         </w:rPr>
         <w:t xml:space="preserve">10　</w:t>
       </w:r>
-      <w:hyperlink w:history="1" r:id="rIdxct80uo4mhph7yv9607vk">
+      <w:hyperlink w:history="1" r:id="rIdqv3fvfwha_xxyg2p1jj6e">
         <w:r>
           <w:rPr>
             <w:rStyle w:val="Hyperlink"/>
@@ -22151,7 +22134,7 @@
           <w:sz w:val="22"/>
           <w:szCs w:val="22"/>
         </w:rPr>
-        <w:t xml:space="preserve">本校必須聆聽學生的心聲，幫助家長了解學生在情緒及心理上的反應，並提供適切協助，以支援學生適應不同階段銜接過程中的身心需要。</w:t>
+        <w:t xml:space="preserve">本校必須聆聽學生的心聲，幫助家長了解學生在情緒及心理上的反應，並提供適切協助，以支援學生適應不同階段的銜接。</w:t>
       </w:r>
       <w:r>
         <w:rPr>
@@ -22670,7 +22653,7 @@
         </w:rPr>
         <w:t xml:space="preserve">1　</w:t>
       </w:r>
-      <w:hyperlink w:history="1" r:id="rId_od0cgdifimnqjx1sjk9d">
+      <w:hyperlink w:history="1" r:id="rIdc3pzwgprq5r-cyrckiisj">
         <w:r>
           <w:rPr>
             <w:rStyle w:val="Hyperlink"/>
@@ -22696,7 +22679,7 @@
         </w:rPr>
         <w:t xml:space="preserve">2　</w:t>
       </w:r>
-      <w:hyperlink w:history="1" r:id="rId8kd9w6okxfxzzicuymjfu">
+      <w:hyperlink w:history="1" r:id="rIdlc1zpqmirgimq_liudfq-">
         <w:r>
           <w:rPr>
             <w:rStyle w:val="Hyperlink"/>
@@ -22722,7 +22705,7 @@
         </w:rPr>
         <w:t xml:space="preserve">3　</w:t>
       </w:r>
-      <w:hyperlink w:history="1" r:id="rIdkiklboltxkdhc1ysejayj">
+      <w:hyperlink w:history="1" r:id="rIdcdbi5tgb_ris4hrvudoau">
         <w:r>
           <w:rPr>
             <w:rStyle w:val="Hyperlink"/>
@@ -22748,7 +22731,7 @@
         </w:rPr>
         <w:t xml:space="preserve">4　</w:t>
       </w:r>
-      <w:hyperlink w:history="1" r:id="rIdlrbevekxwhc0g9nl6xveo">
+      <w:hyperlink w:history="1" r:id="rId-yznw7ifldxz8fur16i2c">
         <w:r>
           <w:rPr>
             <w:rStyle w:val="Hyperlink"/>
@@ -22774,7 +22757,7 @@
         </w:rPr>
         <w:t xml:space="preserve">5　</w:t>
       </w:r>
-      <w:hyperlink w:history="1" r:id="rIdgslxbmizk6ii1sute50it">
+      <w:hyperlink w:history="1" r:id="rIdfiuoqiwbwnshd6oxhqcuf">
         <w:r>
           <w:rPr>
             <w:rStyle w:val="Hyperlink"/>
@@ -22800,7 +22783,7 @@
         </w:rPr>
         <w:t xml:space="preserve">6　</w:t>
       </w:r>
-      <w:hyperlink w:history="1" r:id="rIdp5zfzezfrcvkd3aggskx3">
+      <w:hyperlink w:history="1" r:id="rId3plgjjnb71bdwwankozip">
         <w:r>
           <w:rPr>
             <w:rStyle w:val="Hyperlink"/>
@@ -22826,7 +22809,7 @@
         </w:rPr>
         <w:t xml:space="preserve">7, 17　</w:t>
       </w:r>
-      <w:hyperlink w:history="1" r:id="rIdsh0ihq89yontchxkod5lu">
+      <w:hyperlink w:history="1" r:id="rId5kf_xoxqcb3tfasfjvpvb">
         <w:r>
           <w:rPr>
             <w:rStyle w:val="Hyperlink"/>
@@ -22852,7 +22835,7 @@
         </w:rPr>
         <w:t xml:space="preserve">8　</w:t>
       </w:r>
-      <w:hyperlink w:history="1" r:id="rIdtlga1_fcykuhhfwg5ga3q">
+      <w:hyperlink w:history="1" r:id="rIdq7vhyie1g8_jzyqj6wn3h">
         <w:r>
           <w:rPr>
             <w:rStyle w:val="Hyperlink"/>
@@ -22878,7 +22861,7 @@
         </w:rPr>
         <w:t xml:space="preserve">9　</w:t>
       </w:r>
-      <w:hyperlink w:history="1" r:id="rIdjwtvmvm5lfm97ovcnklv3">
+      <w:hyperlink w:history="1" r:id="rIdfjliamjpjzfb8oer4oqpz">
         <w:r>
           <w:rPr>
             <w:rStyle w:val="Hyperlink"/>
@@ -22904,7 +22887,7 @@
         </w:rPr>
         <w:t xml:space="preserve">10　</w:t>
       </w:r>
-      <w:hyperlink w:history="1" r:id="rIdmqlc1gibbrjrtni9x-huw">
+      <w:hyperlink w:history="1" r:id="rIda0rfrap0s9ie52nv1re7r">
         <w:r>
           <w:rPr>
             <w:rStyle w:val="Hyperlink"/>
@@ -22930,7 +22913,7 @@
         </w:rPr>
         <w:t xml:space="preserve">11　</w:t>
       </w:r>
-      <w:hyperlink w:history="1" r:id="rId-vbt5uh1l3dlrlozcpspy">
+      <w:hyperlink w:history="1" r:id="rIdvo-w6pipaj4ajxkpwjffv">
         <w:r>
           <w:rPr>
             <w:rStyle w:val="Hyperlink"/>
@@ -22956,7 +22939,7 @@
         </w:rPr>
         <w:t xml:space="preserve">12　</w:t>
       </w:r>
-      <w:hyperlink w:history="1" r:id="rIdz4ukuwpwkltgxtp5bifo-">
+      <w:hyperlink w:history="1" r:id="rIdal_qgjazin-4nbdezacms">
         <w:r>
           <w:rPr>
             <w:rStyle w:val="Hyperlink"/>
@@ -22982,7 +22965,7 @@
         </w:rPr>
         <w:t xml:space="preserve">13　</w:t>
       </w:r>
-      <w:hyperlink w:history="1" r:id="rId3nhc-_bryexv5nsgmur62">
+      <w:hyperlink w:history="1" r:id="rIdcxp36acuinhzk9zpjvkz9">
         <w:r>
           <w:rPr>
             <w:rStyle w:val="Hyperlink"/>
@@ -23008,7 +22991,7 @@
         </w:rPr>
         <w:t xml:space="preserve">14　</w:t>
       </w:r>
-      <w:hyperlink w:history="1" r:id="rIddn5dptht_g1ryzvgumtjj">
+      <w:hyperlink w:history="1" r:id="rIdhwb33w54wgqlvkqui1aty">
         <w:r>
           <w:rPr>
             <w:rStyle w:val="Hyperlink"/>
@@ -23034,7 +23017,7 @@
         </w:rPr>
         <w:t xml:space="preserve">15　</w:t>
       </w:r>
-      <w:hyperlink w:history="1" r:id="rIdxlzeahtchwnd3hhv3dh9c">
+      <w:hyperlink w:history="1" r:id="rIdbfdgncin1hpo3mhpzptll">
         <w:r>
           <w:rPr>
             <w:rStyle w:val="Hyperlink"/>
@@ -23060,7 +23043,7 @@
         </w:rPr>
         <w:t xml:space="preserve">16　</w:t>
       </w:r>
-      <w:hyperlink w:history="1" r:id="rIddtyukiajjlgoxgdu4yfjz">
+      <w:hyperlink w:history="1" r:id="rIdwc7jti2c3qlmijai9w2gm">
         <w:r>
           <w:rPr>
             <w:rStyle w:val="Hyperlink"/>
@@ -23086,7 +23069,7 @@
         </w:rPr>
         <w:t xml:space="preserve">18　</w:t>
       </w:r>
-      <w:hyperlink w:history="1" r:id="rIdoi-jtwbl8obdtaslgze2f">
+      <w:hyperlink w:history="1" r:id="rIdd5zht4sjhjrjhu_n7n0bp">
         <w:r>
           <w:rPr>
             <w:rStyle w:val="Hyperlink"/>
@@ -23112,7 +23095,7 @@
         </w:rPr>
         <w:t xml:space="preserve">19　</w:t>
       </w:r>
-      <w:hyperlink w:history="1" r:id="rIdimh0oe7ftozb6wtt9bq2x">
+      <w:hyperlink w:history="1" r:id="rId-08gpgfbwqiyghgoy4p3b">
         <w:r>
           <w:rPr>
             <w:rStyle w:val="Hyperlink"/>
@@ -23138,7 +23121,7 @@
         </w:rPr>
         <w:t xml:space="preserve">20　</w:t>
       </w:r>
-      <w:hyperlink w:history="1" r:id="rId7nlrgrahkawcxqivhyghw">
+      <w:hyperlink w:history="1" r:id="rIdj5wwrffeqnvm-wvgc6hw2">
         <w:r>
           <w:rPr>
             <w:rStyle w:val="Hyperlink"/>

--- a/dev/checklists/sen/本校特殊教育需要政策_學校版_DRAFT.docx
+++ b/dev/checklists/sen/本校特殊教育需要政策_學校版_DRAFT.docx
@@ -179,7 +179,7 @@
           <w:sz w:val="28"/>
           <w:szCs w:val="28"/>
         </w:rPr>
-        <w:t xml:space="preserve">undefined. undefined</w:t>
+        <w:t xml:space="preserve">1. 融合教育政策與全校參與</w:t>
       </w:r>
     </w:p>
     <w:p>
@@ -195,7 +195,7 @@
           <w:sz w:val="22"/>
           <w:szCs w:val="22"/>
         </w:rPr>
-        <w:t xml:space="preserve">undefined.1　</w:t>
+        <w:t xml:space="preserve">1.1　</w:t>
       </w:r>
       <w:r>
         <w:rPr>
@@ -283,7 +283,7 @@
           <w:sz w:val="22"/>
           <w:szCs w:val="22"/>
         </w:rPr>
-        <w:t xml:space="preserve">undefined.2　</w:t>
+        <w:t xml:space="preserve">1.2　</w:t>
       </w:r>
       <w:r>
         <w:rPr>
@@ -353,7 +353,7 @@
           <w:sz w:val="22"/>
           <w:szCs w:val="22"/>
         </w:rPr>
-        <w:t xml:space="preserve">undefined.3　</w:t>
+        <w:t xml:space="preserve">1.3　</w:t>
       </w:r>
       <w:r>
         <w:rPr>
@@ -405,7 +405,7 @@
           <w:sz w:val="22"/>
           <w:szCs w:val="22"/>
         </w:rPr>
-        <w:t xml:space="preserve">undefined.4　</w:t>
+        <w:t xml:space="preserve">1.4　</w:t>
       </w:r>
       <w:r>
         <w:rPr>
@@ -510,7 +510,7 @@
           <w:sz w:val="22"/>
           <w:szCs w:val="22"/>
         </w:rPr>
-        <w:t xml:space="preserve">undefined.5　</w:t>
+        <w:t xml:space="preserve">1.5　</w:t>
       </w:r>
       <w:r>
         <w:rPr>
@@ -562,7 +562,7 @@
           <w:sz w:val="22"/>
           <w:szCs w:val="22"/>
         </w:rPr>
-        <w:t xml:space="preserve">undefined.6　</w:t>
+        <w:t xml:space="preserve">1.6　</w:t>
       </w:r>
       <w:r>
         <w:rPr>
@@ -614,7 +614,7 @@
           <w:sz w:val="22"/>
           <w:szCs w:val="22"/>
         </w:rPr>
-        <w:t xml:space="preserve">undefined.7　</w:t>
+        <w:t xml:space="preserve">1.7　</w:t>
       </w:r>
       <w:r>
         <w:rPr>
@@ -1056,7 +1056,7 @@
           <w:sz w:val="22"/>
           <w:szCs w:val="22"/>
         </w:rPr>
-        <w:t xml:space="preserve">undefined.8　</w:t>
+        <w:t xml:space="preserve">1.8　</w:t>
       </w:r>
       <w:r>
         <w:rPr>
@@ -1108,7 +1108,7 @@
           <w:sz w:val="22"/>
           <w:szCs w:val="22"/>
         </w:rPr>
-        <w:t xml:space="preserve">undefined.9　</w:t>
+        <w:t xml:space="preserve">1.9　</w:t>
       </w:r>
       <w:r>
         <w:rPr>
@@ -1142,7 +1142,7 @@
           <w:sz w:val="22"/>
           <w:szCs w:val="22"/>
         </w:rPr>
-        <w:t xml:space="preserve">undefined.10　</w:t>
+        <w:t xml:space="preserve">1.10　</w:t>
       </w:r>
       <w:r>
         <w:rPr>
@@ -1176,7 +1176,7 @@
           <w:sz w:val="22"/>
           <w:szCs w:val="22"/>
         </w:rPr>
-        <w:t xml:space="preserve">undefined.11　</w:t>
+        <w:t xml:space="preserve">1.11　</w:t>
       </w:r>
       <w:r>
         <w:rPr>
@@ -1228,7 +1228,7 @@
           <w:sz w:val="22"/>
           <w:szCs w:val="22"/>
         </w:rPr>
-        <w:t xml:space="preserve">undefined.12　</w:t>
+        <w:t xml:space="preserve">1.12　</w:t>
       </w:r>
       <w:r>
         <w:rPr>
@@ -1771,7 +1771,7 @@
           <w:sz w:val="22"/>
           <w:szCs w:val="22"/>
         </w:rPr>
-        <w:t xml:space="preserve">undefined.13　</w:t>
+        <w:t xml:space="preserve">1.13　</w:t>
       </w:r>
       <w:r>
         <w:rPr>
@@ -1805,7 +1805,7 @@
           <w:sz w:val="22"/>
           <w:szCs w:val="22"/>
         </w:rPr>
-        <w:t xml:space="preserve">undefined.14　</w:t>
+        <w:t xml:space="preserve">1.14　</w:t>
       </w:r>
       <w:r>
         <w:rPr>
@@ -1874,7 +1874,7 @@
         </w:rPr>
         <w:t xml:space="preserve">1　</w:t>
       </w:r>
-      <w:hyperlink w:history="1" r:id="rIdg6l2p4uzsqmpjerlmjwdi">
+      <w:hyperlink w:history="1" r:id="rId4jjp2m8n8sog_g2lz-ci1">
         <w:r>
           <w:rPr>
             <w:rStyle w:val="Hyperlink"/>
@@ -1900,7 +1900,7 @@
         </w:rPr>
         <w:t xml:space="preserve">2　</w:t>
       </w:r>
-      <w:hyperlink w:history="1" r:id="rIdisdpsedc33rkhus1ifs7k">
+      <w:hyperlink w:history="1" r:id="rIdtsgl5zy42ggzhxv82qay3">
         <w:r>
           <w:rPr>
             <w:rStyle w:val="Hyperlink"/>
@@ -1926,7 +1926,7 @@
         </w:rPr>
         <w:t xml:space="preserve">3　</w:t>
       </w:r>
-      <w:hyperlink w:history="1" r:id="rIdttvunhfiyanpmcrmkcx35">
+      <w:hyperlink w:history="1" r:id="rId6zbu_sjniosui4g8abs3c">
         <w:r>
           <w:rPr>
             <w:rStyle w:val="Hyperlink"/>
@@ -1952,7 +1952,7 @@
         </w:rPr>
         <w:t xml:space="preserve">4, 5, 9　</w:t>
       </w:r>
-      <w:hyperlink w:history="1" r:id="rIdmsnxgneyfw3xozdyahzqe">
+      <w:hyperlink w:history="1" r:id="rIdjugmosrlr0mnr9gtjc2ai">
         <w:r>
           <w:rPr>
             <w:rStyle w:val="Hyperlink"/>
@@ -1978,7 +1978,7 @@
         </w:rPr>
         <w:t xml:space="preserve">6, 19　</w:t>
       </w:r>
-      <w:hyperlink w:history="1" r:id="rId645so_5o1upz8ci4lbbyl">
+      <w:hyperlink w:history="1" r:id="rIdpgsunu4v3s8sxssm2st1u">
         <w:r>
           <w:rPr>
             <w:rStyle w:val="Hyperlink"/>
@@ -2004,7 +2004,7 @@
         </w:rPr>
         <w:t xml:space="preserve">7　</w:t>
       </w:r>
-      <w:hyperlink w:history="1" r:id="rIdmehn7wmgxvuj_xbnpodqu">
+      <w:hyperlink w:history="1" r:id="rIdlej3htmwvcth3uj-v-tjh">
         <w:r>
           <w:rPr>
             <w:rStyle w:val="Hyperlink"/>
@@ -2030,7 +2030,7 @@
         </w:rPr>
         <w:t xml:space="preserve">8　</w:t>
       </w:r>
-      <w:hyperlink w:history="1" r:id="rIdd-xr2nzuqk2vsuh_6vjqo">
+      <w:hyperlink w:history="1" r:id="rIdrl8ohncipjicyibq99o0s">
         <w:r>
           <w:rPr>
             <w:rStyle w:val="Hyperlink"/>
@@ -2056,7 +2056,7 @@
         </w:rPr>
         <w:t xml:space="preserve">10　</w:t>
       </w:r>
-      <w:hyperlink w:history="1" r:id="rIdyirffyjcgqmsgzmdcnirm">
+      <w:hyperlink w:history="1" r:id="rIdr3h-rjwm1vtpb8n_gtara">
         <w:r>
           <w:rPr>
             <w:rStyle w:val="Hyperlink"/>
@@ -2082,7 +2082,7 @@
         </w:rPr>
         <w:t xml:space="preserve">11　</w:t>
       </w:r>
-      <w:hyperlink w:history="1" r:id="rIdmygssffggm2zid17wwrvt">
+      <w:hyperlink w:history="1" r:id="rIdvylx9-oyr5loed-7zxzo4">
         <w:r>
           <w:rPr>
             <w:rStyle w:val="Hyperlink"/>
@@ -2108,7 +2108,7 @@
         </w:rPr>
         <w:t xml:space="preserve">12　</w:t>
       </w:r>
-      <w:hyperlink w:history="1" r:id="rIdxexyvlvtm090p1qxc8v89">
+      <w:hyperlink w:history="1" r:id="rIdtn3buuayev3r5ltwpphb3">
         <w:r>
           <w:rPr>
             <w:rStyle w:val="Hyperlink"/>
@@ -2134,7 +2134,7 @@
         </w:rPr>
         <w:t xml:space="preserve">13　</w:t>
       </w:r>
-      <w:hyperlink w:history="1" r:id="rIdfjv3yuhyu_0ssbura6nek">
+      <w:hyperlink w:history="1" r:id="rId8zyzk5z7h5phcj3etylhx">
         <w:r>
           <w:rPr>
             <w:rStyle w:val="Hyperlink"/>
@@ -2160,7 +2160,7 @@
         </w:rPr>
         <w:t xml:space="preserve">14　</w:t>
       </w:r>
-      <w:hyperlink w:history="1" r:id="rId2zvt7aiib5qza4fzdgqcy">
+      <w:hyperlink w:history="1" r:id="rIdljczbzmk54jybt3xunc_b">
         <w:r>
           <w:rPr>
             <w:rStyle w:val="Hyperlink"/>
@@ -2186,7 +2186,7 @@
         </w:rPr>
         <w:t xml:space="preserve">15　</w:t>
       </w:r>
-      <w:hyperlink w:history="1" r:id="rIdbt6c4tmc-fipkof7hrdga">
+      <w:hyperlink w:history="1" r:id="rIdh2m0qgwmrpnkrtkmn837e">
         <w:r>
           <w:rPr>
             <w:rStyle w:val="Hyperlink"/>
@@ -2212,7 +2212,7 @@
         </w:rPr>
         <w:t xml:space="preserve">16　</w:t>
       </w:r>
-      <w:hyperlink w:history="1" r:id="rIdudxudb2rmwkjqadm-n28f">
+      <w:hyperlink w:history="1" r:id="rIdgqsdp0zl4jzxasl2aipet">
         <w:r>
           <w:rPr>
             <w:rStyle w:val="Hyperlink"/>
@@ -2238,7 +2238,7 @@
         </w:rPr>
         <w:t xml:space="preserve">17　</w:t>
       </w:r>
-      <w:hyperlink w:history="1" r:id="rIddc0r1r3tq9ehpdf8hlmlg">
+      <w:hyperlink w:history="1" r:id="rIdseqn6tkangmtdaxvoxszp">
         <w:r>
           <w:rPr>
             <w:rStyle w:val="Hyperlink"/>
@@ -2264,7 +2264,7 @@
         </w:rPr>
         <w:t xml:space="preserve">18　</w:t>
       </w:r>
-      <w:hyperlink w:history="1" r:id="rIdcc6xlt0irki_khi78epu-">
+      <w:hyperlink w:history="1" r:id="rIdejx4eza6qgvkvjgu1a5bf">
         <w:r>
           <w:rPr>
             <w:rStyle w:val="Hyperlink"/>
@@ -2290,7 +2290,7 @@
         </w:rPr>
         <w:t xml:space="preserve">20　</w:t>
       </w:r>
-      <w:hyperlink w:history="1" r:id="rIdyp3bxa_sou-md26woyewj">
+      <w:hyperlink w:history="1" r:id="rIdcuvu3yb80vd_i1sc23wgu">
         <w:r>
           <w:rPr>
             <w:rStyle w:val="Hyperlink"/>
@@ -2316,7 +2316,7 @@
         </w:rPr>
         <w:t xml:space="preserve">21　</w:t>
       </w:r>
-      <w:hyperlink w:history="1" r:id="rIdny4gdhaiyjb-brhreis7k">
+      <w:hyperlink w:history="1" r:id="rIdbw_lena1laq7jo2r09nk-">
         <w:r>
           <w:rPr>
             <w:rStyle w:val="Hyperlink"/>
@@ -2342,7 +2342,7 @@
         </w:rPr>
         <w:t xml:space="preserve">22　</w:t>
       </w:r>
-      <w:hyperlink w:history="1" r:id="rIdz_qadlc9qr9rat_c74jvt">
+      <w:hyperlink w:history="1" r:id="rIdjxcgslakvsn8-hmqywx8a">
         <w:r>
           <w:rPr>
             <w:rStyle w:val="Hyperlink"/>
@@ -2368,7 +2368,7 @@
         </w:rPr>
         <w:t xml:space="preserve">23　</w:t>
       </w:r>
-      <w:hyperlink w:history="1" r:id="rIdi30enz72idjybx5pp3six">
+      <w:hyperlink w:history="1" r:id="rIdazzqf9sibdqweevbgjz4e">
         <w:r>
           <w:rPr>
             <w:rStyle w:val="Hyperlink"/>
@@ -2394,7 +2394,7 @@
         </w:rPr>
         <w:t xml:space="preserve">24　</w:t>
       </w:r>
-      <w:hyperlink w:history="1" r:id="rIdaanaw1-rmwg0eyzx-vdm1">
+      <w:hyperlink w:history="1" r:id="rIdjf-ryl6iphesbuzbrkyhz">
         <w:r>
           <w:rPr>
             <w:rStyle w:val="Hyperlink"/>
@@ -2420,7 +2420,7 @@
         </w:rPr>
         <w:t xml:space="preserve">25, 27　</w:t>
       </w:r>
-      <w:hyperlink w:history="1" r:id="rIdsen7htilewh931fu7odln">
+      <w:hyperlink w:history="1" r:id="rIdzhwtaykzwwg0ehtnn-2xf">
         <w:r>
           <w:rPr>
             <w:rStyle w:val="Hyperlink"/>
@@ -2446,7 +2446,7 @@
         </w:rPr>
         <w:t xml:space="preserve">26　</w:t>
       </w:r>
-      <w:hyperlink w:history="1" r:id="rIdkqy45jjdfehudsjkanbut">
+      <w:hyperlink w:history="1" r:id="rIdqkt7isppqthhiafvmbn8i">
         <w:r>
           <w:rPr>
             <w:rStyle w:val="Hyperlink"/>
@@ -2472,7 +2472,7 @@
         </w:rPr>
         <w:t xml:space="preserve">28　</w:t>
       </w:r>
-      <w:hyperlink w:history="1" r:id="rIdapqbpzyckm3ejnpyv11xz">
+      <w:hyperlink w:history="1" r:id="rIdemsk60xigfpgagaa07udi">
         <w:r>
           <w:rPr>
             <w:rStyle w:val="Hyperlink"/>
@@ -2498,7 +2498,7 @@
         </w:rPr>
         <w:t xml:space="preserve">29　</w:t>
       </w:r>
-      <w:hyperlink w:history="1" r:id="rIdscg9hynfvivezaj1keesf">
+      <w:hyperlink w:history="1" r:id="rIdozoyvrcy8rytk_od0azqs">
         <w:r>
           <w:rPr>
             <w:rStyle w:val="Hyperlink"/>
@@ -2524,7 +2524,7 @@
         </w:rPr>
         <w:t xml:space="preserve">30　</w:t>
       </w:r>
-      <w:hyperlink w:history="1" r:id="rIdmpbt2fziyjg1ol-k4ciek">
+      <w:hyperlink w:history="1" r:id="rIdb_a5-phi8jp5etuax-j_y">
         <w:r>
           <w:rPr>
             <w:rStyle w:val="Hyperlink"/>
@@ -2550,7 +2550,7 @@
         </w:rPr>
         <w:t xml:space="preserve">31　</w:t>
       </w:r>
-      <w:hyperlink w:history="1" r:id="rIds5gsl3wfpx6begjixcujh">
+      <w:hyperlink w:history="1" r:id="rIdt_llwb4xyc87ghoxwkeob">
         <w:r>
           <w:rPr>
             <w:rStyle w:val="Hyperlink"/>
@@ -2576,7 +2576,7 @@
         </w:rPr>
         <w:t xml:space="preserve">32　</w:t>
       </w:r>
-      <w:hyperlink w:history="1" r:id="rId1xrel-tp0zrpj9dj24npa">
+      <w:hyperlink w:history="1" r:id="rId2c0pliv2en-az5rlkfvei">
         <w:r>
           <w:rPr>
             <w:rStyle w:val="Hyperlink"/>
@@ -2602,7 +2602,7 @@
         </w:rPr>
         <w:t xml:space="preserve">33　</w:t>
       </w:r>
-      <w:hyperlink w:history="1" r:id="rIdinl0ax61veeksejezsyxz">
+      <w:hyperlink w:history="1" r:id="rId1leer0c_knqrcpih_9erv">
         <w:r>
           <w:rPr>
             <w:rStyle w:val="Hyperlink"/>
@@ -2628,7 +2628,7 @@
           <w:sz w:val="28"/>
           <w:szCs w:val="28"/>
         </w:rPr>
-        <w:t xml:space="preserve">undefined. undefined</w:t>
+        <w:t xml:space="preserve">2. 三層支援架構</w:t>
       </w:r>
     </w:p>
     <w:p>
@@ -2644,7 +2644,7 @@
           <w:sz w:val="22"/>
           <w:szCs w:val="22"/>
         </w:rPr>
-        <w:t xml:space="preserve">undefined.1　</w:t>
+        <w:t xml:space="preserve">2.1　</w:t>
       </w:r>
       <w:r>
         <w:rPr>
@@ -2750,7 +2750,7 @@
           <w:sz w:val="22"/>
           <w:szCs w:val="22"/>
         </w:rPr>
-        <w:t xml:space="preserve">undefined.2　</w:t>
+        <w:t xml:space="preserve">2.2　</w:t>
       </w:r>
       <w:r>
         <w:rPr>
@@ -2820,7 +2820,7 @@
           <w:sz w:val="22"/>
           <w:szCs w:val="22"/>
         </w:rPr>
-        <w:t xml:space="preserve">undefined.3　</w:t>
+        <w:t xml:space="preserve">2.3　</w:t>
       </w:r>
       <w:r>
         <w:rPr>
@@ -2871,7 +2871,7 @@
           <w:sz w:val="22"/>
           <w:szCs w:val="22"/>
         </w:rPr>
-        <w:t xml:space="preserve">undefined.4　</w:t>
+        <w:t xml:space="preserve">2.4　</w:t>
       </w:r>
       <w:r>
         <w:rPr>
@@ -2922,7 +2922,7 @@
           <w:sz w:val="22"/>
           <w:szCs w:val="22"/>
         </w:rPr>
-        <w:t xml:space="preserve">undefined.5　</w:t>
+        <w:t xml:space="preserve">2.5　</w:t>
       </w:r>
       <w:r>
         <w:rPr>
@@ -2992,7 +2992,7 @@
           <w:sz w:val="22"/>
           <w:szCs w:val="22"/>
         </w:rPr>
-        <w:t xml:space="preserve">undefined.6　</w:t>
+        <w:t xml:space="preserve">2.6　</w:t>
       </w:r>
       <w:r>
         <w:rPr>
@@ -3026,7 +3026,7 @@
           <w:sz w:val="22"/>
           <w:szCs w:val="22"/>
         </w:rPr>
-        <w:t xml:space="preserve">undefined.7　</w:t>
+        <w:t xml:space="preserve">2.7　</w:t>
       </w:r>
       <w:r>
         <w:rPr>
@@ -3095,7 +3095,7 @@
         </w:rPr>
         <w:t xml:space="preserve">1　</w:t>
       </w:r>
-      <w:hyperlink w:history="1" r:id="rIdki9hu4qdccfmf-zmeikyq">
+      <w:hyperlink w:history="1" r:id="rIdp6j4d-fe6gvgomhtbtdlq">
         <w:r>
           <w:rPr>
             <w:rStyle w:val="Hyperlink"/>
@@ -3121,7 +3121,7 @@
         </w:rPr>
         <w:t xml:space="preserve">2　</w:t>
       </w:r>
-      <w:hyperlink w:history="1" r:id="rIdcec4lgmx_c-8_jb8fopan">
+      <w:hyperlink w:history="1" r:id="rIdekbjvl7szyce6aoqsjww-">
         <w:r>
           <w:rPr>
             <w:rStyle w:val="Hyperlink"/>
@@ -3147,7 +3147,7 @@
         </w:rPr>
         <w:t xml:space="preserve">3, 13　</w:t>
       </w:r>
-      <w:hyperlink w:history="1" r:id="rIdohedhdgamtq-lvuwlw2ir">
+      <w:hyperlink w:history="1" r:id="rIde0ipofmbhhanbghjmudp1">
         <w:r>
           <w:rPr>
             <w:rStyle w:val="Hyperlink"/>
@@ -3173,7 +3173,7 @@
         </w:rPr>
         <w:t xml:space="preserve">4　</w:t>
       </w:r>
-      <w:hyperlink w:history="1" r:id="rId6j2itupssnjb9cndezzdb">
+      <w:hyperlink w:history="1" r:id="rIdvhm6p6xfd-m0kwgyu770u">
         <w:r>
           <w:rPr>
             <w:rStyle w:val="Hyperlink"/>
@@ -3199,7 +3199,7 @@
         </w:rPr>
         <w:t xml:space="preserve">5　</w:t>
       </w:r>
-      <w:hyperlink w:history="1" r:id="rIdynzb0bjizpvoqsvrcn_sp">
+      <w:hyperlink w:history="1" r:id="rIdmrrjt4tnspk9wttiqgvbs">
         <w:r>
           <w:rPr>
             <w:rStyle w:val="Hyperlink"/>
@@ -3225,7 +3225,7 @@
         </w:rPr>
         <w:t xml:space="preserve">6　</w:t>
       </w:r>
-      <w:hyperlink w:history="1" r:id="rIdiqcxihnyy3xv2gej8vlim">
+      <w:hyperlink w:history="1" r:id="rIdjupywx1t0zt4eiwzh-nq8">
         <w:r>
           <w:rPr>
             <w:rStyle w:val="Hyperlink"/>
@@ -3251,7 +3251,7 @@
         </w:rPr>
         <w:t xml:space="preserve">7　</w:t>
       </w:r>
-      <w:hyperlink w:history="1" r:id="rIdlst-dbz2zx0nqgx5v0zsb">
+      <w:hyperlink w:history="1" r:id="rIdryf_v0convltzzx4culsy">
         <w:r>
           <w:rPr>
             <w:rStyle w:val="Hyperlink"/>
@@ -3277,7 +3277,7 @@
         </w:rPr>
         <w:t xml:space="preserve">8　</w:t>
       </w:r>
-      <w:hyperlink w:history="1" r:id="rIdy8hotkyl83ecqjs9cacrl">
+      <w:hyperlink w:history="1" r:id="rIdeu-fqwe2gtgvqvnnh5_uq">
         <w:r>
           <w:rPr>
             <w:rStyle w:val="Hyperlink"/>
@@ -3303,7 +3303,7 @@
         </w:rPr>
         <w:t xml:space="preserve">9, 11　</w:t>
       </w:r>
-      <w:hyperlink w:history="1" r:id="rIdjbjt4dgzus8je7mdcrxe5">
+      <w:hyperlink w:history="1" r:id="rIdl76rnkuztsoenlryzvjmy">
         <w:r>
           <w:rPr>
             <w:rStyle w:val="Hyperlink"/>
@@ -3329,7 +3329,7 @@
         </w:rPr>
         <w:t xml:space="preserve">10　</w:t>
       </w:r>
-      <w:hyperlink w:history="1" r:id="rId2_x02jbagavxwlrm54pzx">
+      <w:hyperlink w:history="1" r:id="rIdq_bxkyp_g0wgapipy2pjh">
         <w:r>
           <w:rPr>
             <w:rStyle w:val="Hyperlink"/>
@@ -3355,7 +3355,7 @@
         </w:rPr>
         <w:t xml:space="preserve">12　</w:t>
       </w:r>
-      <w:hyperlink w:history="1" r:id="rIdvh3fuyxn_ua-7jri-9ezy">
+      <w:hyperlink w:history="1" r:id="rIdodacvxqhuckcxsjgcetzh">
         <w:r>
           <w:rPr>
             <w:rStyle w:val="Hyperlink"/>
@@ -3381,7 +3381,7 @@
         </w:rPr>
         <w:t xml:space="preserve">14　</w:t>
       </w:r>
-      <w:hyperlink w:history="1" r:id="rIdiboczjsv6kbc4p7cmo_ge">
+      <w:hyperlink w:history="1" r:id="rId43coehhido07npf9ygnh8">
         <w:r>
           <w:rPr>
             <w:rStyle w:val="Hyperlink"/>
@@ -3407,7 +3407,7 @@
         </w:rPr>
         <w:t xml:space="preserve">15　</w:t>
       </w:r>
-      <w:hyperlink w:history="1" r:id="rIde5ybwkwluwqml_a4skdna">
+      <w:hyperlink w:history="1" r:id="rIdovuirvpcigtqmahdlca13">
         <w:r>
           <w:rPr>
             <w:rStyle w:val="Hyperlink"/>
@@ -3433,7 +3433,7 @@
         </w:rPr>
         <w:t xml:space="preserve">16　</w:t>
       </w:r>
-      <w:hyperlink w:history="1" r:id="rId7lh7uuzgegznfwhlxww6k">
+      <w:hyperlink w:history="1" r:id="rIdgvij--snoeptfubjtzbna">
         <w:r>
           <w:rPr>
             <w:rStyle w:val="Hyperlink"/>
@@ -3459,7 +3459,7 @@
           <w:sz w:val="28"/>
           <w:szCs w:val="28"/>
         </w:rPr>
-        <w:t xml:space="preserve">undefined. undefined</w:t>
+        <w:t xml:space="preserve">3. 個別學習計劃與課程調適</w:t>
       </w:r>
     </w:p>
     <w:p>
@@ -3475,7 +3475,7 @@
           <w:sz w:val="22"/>
           <w:szCs w:val="22"/>
         </w:rPr>
-        <w:t xml:space="preserve">undefined.1　</w:t>
+        <w:t xml:space="preserve">3.1　</w:t>
       </w:r>
       <w:r>
         <w:rPr>
@@ -3563,7 +3563,7 @@
           <w:sz w:val="22"/>
           <w:szCs w:val="22"/>
         </w:rPr>
-        <w:t xml:space="preserve">undefined.2　</w:t>
+        <w:t xml:space="preserve">3.2　</w:t>
       </w:r>
       <w:r>
         <w:rPr>
@@ -4023,7 +4023,7 @@
           <w:sz w:val="22"/>
           <w:szCs w:val="22"/>
         </w:rPr>
-        <w:t xml:space="preserve">undefined.3　</w:t>
+        <w:t xml:space="preserve">3.3　</w:t>
       </w:r>
       <w:r>
         <w:rPr>
@@ -4075,7 +4075,7 @@
           <w:sz w:val="22"/>
           <w:szCs w:val="22"/>
         </w:rPr>
-        <w:t xml:space="preserve">undefined.4　</w:t>
+        <w:t xml:space="preserve">3.4　</w:t>
       </w:r>
       <w:r>
         <w:rPr>
@@ -4163,7 +4163,7 @@
           <w:sz w:val="22"/>
           <w:szCs w:val="22"/>
         </w:rPr>
-        <w:t xml:space="preserve">undefined.5　</w:t>
+        <w:t xml:space="preserve">3.5　</w:t>
       </w:r>
       <w:r>
         <w:rPr>
@@ -4269,7 +4269,7 @@
           <w:sz w:val="22"/>
           <w:szCs w:val="22"/>
         </w:rPr>
-        <w:t xml:space="preserve">undefined.6　</w:t>
+        <w:t xml:space="preserve">3.6　</w:t>
       </w:r>
       <w:r>
         <w:rPr>
@@ -4357,7 +4357,7 @@
           <w:sz w:val="22"/>
           <w:szCs w:val="22"/>
         </w:rPr>
-        <w:t xml:space="preserve">undefined.7　</w:t>
+        <w:t xml:space="preserve">3.7　</w:t>
       </w:r>
       <w:r>
         <w:rPr>
@@ -4445,7 +4445,7 @@
           <w:sz w:val="22"/>
           <w:szCs w:val="22"/>
         </w:rPr>
-        <w:t xml:space="preserve">undefined.8　</w:t>
+        <w:t xml:space="preserve">3.8　</w:t>
       </w:r>
       <w:r>
         <w:rPr>
@@ -4515,7 +4515,7 @@
           <w:sz w:val="22"/>
           <w:szCs w:val="22"/>
         </w:rPr>
-        <w:t xml:space="preserve">undefined.9　</w:t>
+        <w:t xml:space="preserve">3.9　</w:t>
       </w:r>
       <w:r>
         <w:rPr>
@@ -4585,7 +4585,7 @@
           <w:sz w:val="22"/>
           <w:szCs w:val="22"/>
         </w:rPr>
-        <w:t xml:space="preserve">undefined.10　</w:t>
+        <w:t xml:space="preserve">3.10　</w:t>
       </w:r>
       <w:r>
         <w:rPr>
@@ -4671,7 +4671,7 @@
           <w:sz w:val="22"/>
           <w:szCs w:val="22"/>
         </w:rPr>
-        <w:t xml:space="preserve">undefined.11　</w:t>
+        <w:t xml:space="preserve">3.11　</w:t>
       </w:r>
       <w:r>
         <w:rPr>
@@ -5151,7 +5151,7 @@
           <w:sz w:val="22"/>
           <w:szCs w:val="22"/>
         </w:rPr>
-        <w:t xml:space="preserve">undefined.12　</w:t>
+        <w:t xml:space="preserve">3.12　</w:t>
       </w:r>
       <w:r>
         <w:rPr>
@@ -5257,7 +5257,7 @@
           <w:sz w:val="22"/>
           <w:szCs w:val="22"/>
         </w:rPr>
-        <w:t xml:space="preserve">undefined.13　</w:t>
+        <w:t xml:space="preserve">3.13　</w:t>
       </w:r>
       <w:r>
         <w:rPr>
@@ -5343,7 +5343,7 @@
         </w:rPr>
         <w:t xml:space="preserve">1　</w:t>
       </w:r>
-      <w:hyperlink w:history="1" r:id="rIdswb6j0jlqbjt-qdrbzmt2">
+      <w:hyperlink w:history="1" r:id="rIdhw4zx5yuxhcbjvok_qq1j">
         <w:r>
           <w:rPr>
             <w:rStyle w:val="Hyperlink"/>
@@ -5369,7 +5369,7 @@
         </w:rPr>
         <w:t xml:space="preserve">2　</w:t>
       </w:r>
-      <w:hyperlink w:history="1" r:id="rId--wkttcdddmmda33vyy5i">
+      <w:hyperlink w:history="1" r:id="rId5st4-pheelcoh9z0-7xaa">
         <w:r>
           <w:rPr>
             <w:rStyle w:val="Hyperlink"/>
@@ -5395,7 +5395,7 @@
         </w:rPr>
         <w:t xml:space="preserve">3　</w:t>
       </w:r>
-      <w:hyperlink w:history="1" r:id="rIdpksjh4zpvy94bdn0xvmsx">
+      <w:hyperlink w:history="1" r:id="rIdcke4-kjfrn7smzcuekkcj">
         <w:r>
           <w:rPr>
             <w:rStyle w:val="Hyperlink"/>
@@ -5421,7 +5421,7 @@
         </w:rPr>
         <w:t xml:space="preserve">4, 16　</w:t>
       </w:r>
-      <w:hyperlink w:history="1" r:id="rIdppmgn4aaqm5gnnh2qb2cp">
+      <w:hyperlink w:history="1" r:id="rId0hvsrg--z7o7htwfn_j2x">
         <w:r>
           <w:rPr>
             <w:rStyle w:val="Hyperlink"/>
@@ -5447,7 +5447,7 @@
         </w:rPr>
         <w:t xml:space="preserve">5　</w:t>
       </w:r>
-      <w:hyperlink w:history="1" r:id="rIdu5viqeggjevlq-zccgwff">
+      <w:hyperlink w:history="1" r:id="rIdpgocqxktv5djkxongk_xp">
         <w:r>
           <w:rPr>
             <w:rStyle w:val="Hyperlink"/>
@@ -5473,7 +5473,7 @@
         </w:rPr>
         <w:t xml:space="preserve">6　</w:t>
       </w:r>
-      <w:hyperlink w:history="1" r:id="rIdiqcgiz-sabtm26g88hini">
+      <w:hyperlink w:history="1" r:id="rIdqzf06gjg0lnpqdfhveh4u">
         <w:r>
           <w:rPr>
             <w:rStyle w:val="Hyperlink"/>
@@ -5499,7 +5499,7 @@
         </w:rPr>
         <w:t xml:space="preserve">7, 9　</w:t>
       </w:r>
-      <w:hyperlink w:history="1" r:id="rIdzcw2eppjra511spxxy4jo">
+      <w:hyperlink w:history="1" r:id="rIdlxqr29iyvjlbvrhpf5gbl">
         <w:r>
           <w:rPr>
             <w:rStyle w:val="Hyperlink"/>
@@ -5525,7 +5525,7 @@
         </w:rPr>
         <w:t xml:space="preserve">8, 27　</w:t>
       </w:r>
-      <w:hyperlink w:history="1" r:id="rIdt-488wns_676awc_jelde">
+      <w:hyperlink w:history="1" r:id="rId6jmkwis8lv95v3ieexich">
         <w:r>
           <w:rPr>
             <w:rStyle w:val="Hyperlink"/>
@@ -5551,7 +5551,7 @@
         </w:rPr>
         <w:t xml:space="preserve">10　</w:t>
       </w:r>
-      <w:hyperlink w:history="1" r:id="rIdp8pu-peef9ly1dw3hljso">
+      <w:hyperlink w:history="1" r:id="rIdw_oapabtfxp3jzmubdn6j">
         <w:r>
           <w:rPr>
             <w:rStyle w:val="Hyperlink"/>
@@ -5577,7 +5577,7 @@
         </w:rPr>
         <w:t xml:space="preserve">11, 31　</w:t>
       </w:r>
-      <w:hyperlink w:history="1" r:id="rIdu9ymaghgd45quex-hv4-e">
+      <w:hyperlink w:history="1" r:id="rIdcur7ccht-k77nitytegib">
         <w:r>
           <w:rPr>
             <w:rStyle w:val="Hyperlink"/>
@@ -5603,7 +5603,7 @@
         </w:rPr>
         <w:t xml:space="preserve">12　</w:t>
       </w:r>
-      <w:hyperlink w:history="1" r:id="rIdwm4p4mcv0mvszlg_fxwi7">
+      <w:hyperlink w:history="1" r:id="rIdernpuf_k8qaufouqb7o7p">
         <w:r>
           <w:rPr>
             <w:rStyle w:val="Hyperlink"/>
@@ -5629,7 +5629,7 @@
         </w:rPr>
         <w:t xml:space="preserve">13, 18　</w:t>
       </w:r>
-      <w:hyperlink w:history="1" r:id="rIdwmn2rycxrr-nvclk477hl">
+      <w:hyperlink w:history="1" r:id="rId9-rsxxhyhuocjpbgogvgg">
         <w:r>
           <w:rPr>
             <w:rStyle w:val="Hyperlink"/>
@@ -5655,7 +5655,7 @@
         </w:rPr>
         <w:t xml:space="preserve">14　</w:t>
       </w:r>
-      <w:hyperlink w:history="1" r:id="rIdmneyugvvrugep6upntuzy">
+      <w:hyperlink w:history="1" r:id="rIdooqg7mzg-jc_cy-xxjzfm">
         <w:r>
           <w:rPr>
             <w:rStyle w:val="Hyperlink"/>
@@ -5681,7 +5681,7 @@
         </w:rPr>
         <w:t xml:space="preserve">15　</w:t>
       </w:r>
-      <w:hyperlink w:history="1" r:id="rIdggcc5posg4__jwcnvo7-x">
+      <w:hyperlink w:history="1" r:id="rIdhdgrandcy-5f4ywhryj2p">
         <w:r>
           <w:rPr>
             <w:rStyle w:val="Hyperlink"/>
@@ -5707,7 +5707,7 @@
         </w:rPr>
         <w:t xml:space="preserve">17　</w:t>
       </w:r>
-      <w:hyperlink w:history="1" r:id="rIdqobqozysmyfb1vk19d1j-">
+      <w:hyperlink w:history="1" r:id="rIdxx8gectfw1r3jv7f3kvd-">
         <w:r>
           <w:rPr>
             <w:rStyle w:val="Hyperlink"/>
@@ -5733,7 +5733,7 @@
         </w:rPr>
         <w:t xml:space="preserve">19　</w:t>
       </w:r>
-      <w:hyperlink w:history="1" r:id="rIdr98sipggkiqcm0u_mw2sx">
+      <w:hyperlink w:history="1" r:id="rId0xnb1hx30x2bps9qdodym">
         <w:r>
           <w:rPr>
             <w:rStyle w:val="Hyperlink"/>
@@ -5759,7 +5759,7 @@
         </w:rPr>
         <w:t xml:space="preserve">20　</w:t>
       </w:r>
-      <w:hyperlink w:history="1" r:id="rIdlocqsna70-dsgixxfq2_w">
+      <w:hyperlink w:history="1" r:id="rIdnhpl3nllrxlkdyoll-aj1">
         <w:r>
           <w:rPr>
             <w:rStyle w:val="Hyperlink"/>
@@ -5785,7 +5785,7 @@
         </w:rPr>
         <w:t xml:space="preserve">21　</w:t>
       </w:r>
-      <w:hyperlink w:history="1" r:id="rIdnrfzuseb54jhlv66fmylh">
+      <w:hyperlink w:history="1" r:id="rId782x7sdcx_67bmp-4xw-u">
         <w:r>
           <w:rPr>
             <w:rStyle w:val="Hyperlink"/>
@@ -5811,7 +5811,7 @@
         </w:rPr>
         <w:t xml:space="preserve">22　</w:t>
       </w:r>
-      <w:hyperlink w:history="1" r:id="rIde3g900vzem0itoqkvy5vc">
+      <w:hyperlink w:history="1" r:id="rIdf4dfnkuevslxdyj5czpyo">
         <w:r>
           <w:rPr>
             <w:rStyle w:val="Hyperlink"/>
@@ -5837,7 +5837,7 @@
         </w:rPr>
         <w:t xml:space="preserve">23　</w:t>
       </w:r>
-      <w:hyperlink w:history="1" r:id="rId5i5ykypgnulkouexbkjvv">
+      <w:hyperlink w:history="1" r:id="rIdtoans9fpgf0jaau-1e8mw">
         <w:r>
           <w:rPr>
             <w:rStyle w:val="Hyperlink"/>
@@ -5863,7 +5863,7 @@
         </w:rPr>
         <w:t xml:space="preserve">24　</w:t>
       </w:r>
-      <w:hyperlink w:history="1" r:id="rIdiutit67v1vp2irikc6urg">
+      <w:hyperlink w:history="1" r:id="rId2ygbj8ph_r5prks4dzjrr">
         <w:r>
           <w:rPr>
             <w:rStyle w:val="Hyperlink"/>
@@ -5889,7 +5889,7 @@
         </w:rPr>
         <w:t xml:space="preserve">25　</w:t>
       </w:r>
-      <w:hyperlink w:history="1" r:id="rIdmzl-npxrx3ubah5nvbtjx">
+      <w:hyperlink w:history="1" r:id="rIdi-pxau5qyxqa6dd4de0sp">
         <w:r>
           <w:rPr>
             <w:rStyle w:val="Hyperlink"/>
@@ -5915,7 +5915,7 @@
         </w:rPr>
         <w:t xml:space="preserve">26　</w:t>
       </w:r>
-      <w:hyperlink w:history="1" r:id="rIdxhlhbsyy2q5utkldczgqb">
+      <w:hyperlink w:history="1" r:id="rIdxqnzurrkeft-v_36sfjtk">
         <w:r>
           <w:rPr>
             <w:rStyle w:val="Hyperlink"/>
@@ -5941,7 +5941,7 @@
         </w:rPr>
         <w:t xml:space="preserve">28　</w:t>
       </w:r>
-      <w:hyperlink w:history="1" r:id="rId9fb7pyzggto3ttdv1rfst">
+      <w:hyperlink w:history="1" r:id="rIdml0pjrj6rv_0sefgglfql">
         <w:r>
           <w:rPr>
             <w:rStyle w:val="Hyperlink"/>
@@ -5967,7 +5967,7 @@
         </w:rPr>
         <w:t xml:space="preserve">29　</w:t>
       </w:r>
-      <w:hyperlink w:history="1" r:id="rIdudc536vu-azaqzrdptzia">
+      <w:hyperlink w:history="1" r:id="rIda49bacbjli6sd6ugvg0vv">
         <w:r>
           <w:rPr>
             <w:rStyle w:val="Hyperlink"/>
@@ -5993,7 +5993,7 @@
         </w:rPr>
         <w:t xml:space="preserve">30　</w:t>
       </w:r>
-      <w:hyperlink w:history="1" r:id="rIdusgu2p1abyasti0z3f2t-">
+      <w:hyperlink w:history="1" r:id="rId7ltwcrmommijazza9x75f">
         <w:r>
           <w:rPr>
             <w:rStyle w:val="Hyperlink"/>
@@ -6019,7 +6019,7 @@
         </w:rPr>
         <w:t xml:space="preserve">32　</w:t>
       </w:r>
-      <w:hyperlink w:history="1" r:id="rIdpwootezxeagqzobkbuqrm">
+      <w:hyperlink w:history="1" r:id="rId-9q_9rahyzfhj-lsidi6c">
         <w:r>
           <w:rPr>
             <w:rStyle w:val="Hyperlink"/>
@@ -6045,7 +6045,7 @@
         </w:rPr>
         <w:t xml:space="preserve">33　</w:t>
       </w:r>
-      <w:hyperlink w:history="1" r:id="rId5mas_e6sswb_xaqt4lstz">
+      <w:hyperlink w:history="1" r:id="rIdf-g-eki1dvcvgyc_mc71i">
         <w:r>
           <w:rPr>
             <w:rStyle w:val="Hyperlink"/>
@@ -6071,7 +6071,7 @@
         </w:rPr>
         <w:t xml:space="preserve">34　</w:t>
       </w:r>
-      <w:hyperlink w:history="1" r:id="rId-g5hu7k7fhtvd6ium6xoq">
+      <w:hyperlink w:history="1" r:id="rIdu-_9s1dtdnmyrzzexf4-j">
         <w:r>
           <w:rPr>
             <w:rStyle w:val="Hyperlink"/>
@@ -6097,7 +6097,7 @@
         </w:rPr>
         <w:t xml:space="preserve">35, 39　</w:t>
       </w:r>
-      <w:hyperlink w:history="1" r:id="rIdohp14uksfx92pmpkw-hhp">
+      <w:hyperlink w:history="1" r:id="rIdvy9ecxojffqlp-ulxt_zc">
         <w:r>
           <w:rPr>
             <w:rStyle w:val="Hyperlink"/>
@@ -6123,7 +6123,7 @@
         </w:rPr>
         <w:t xml:space="preserve">36　</w:t>
       </w:r>
-      <w:hyperlink w:history="1" r:id="rIdu4ugmz2erdyh29wi1odrx">
+      <w:hyperlink w:history="1" r:id="rIdlahmnfo40pmfif-jpvjs4">
         <w:r>
           <w:rPr>
             <w:rStyle w:val="Hyperlink"/>
@@ -6149,7 +6149,7 @@
         </w:rPr>
         <w:t xml:space="preserve">37　</w:t>
       </w:r>
-      <w:hyperlink w:history="1" r:id="rIdx9hy-zxpczwpwjdajorga">
+      <w:hyperlink w:history="1" r:id="rIdtk1jwufktiaegyygjx2kk">
         <w:r>
           <w:rPr>
             <w:rStyle w:val="Hyperlink"/>
@@ -6175,7 +6175,7 @@
         </w:rPr>
         <w:t xml:space="preserve">38　</w:t>
       </w:r>
-      <w:hyperlink w:history="1" r:id="rId8d13ejsjcsv6qs6mydi5k">
+      <w:hyperlink w:history="1" r:id="rId3kqv4uqasszzdv0_-gcv6">
         <w:r>
           <w:rPr>
             <w:rStyle w:val="Hyperlink"/>
@@ -6201,7 +6201,7 @@
         </w:rPr>
         <w:t xml:space="preserve">40　</w:t>
       </w:r>
-      <w:hyperlink w:history="1" r:id="rIdvslpr5bplukzv4gxqa4nt">
+      <w:hyperlink w:history="1" r:id="rIddppagz_ha3bk1b5ug1yai">
         <w:r>
           <w:rPr>
             <w:rStyle w:val="Hyperlink"/>
@@ -6227,7 +6227,7 @@
         </w:rPr>
         <w:t xml:space="preserve">41, 44　</w:t>
       </w:r>
-      <w:hyperlink w:history="1" r:id="rId-rlgfkqhpvz6jvxuwymeh">
+      <w:hyperlink w:history="1" r:id="rIdoxqdgbsjre9zgerbib9vg">
         <w:r>
           <w:rPr>
             <w:rStyle w:val="Hyperlink"/>
@@ -6253,7 +6253,7 @@
         </w:rPr>
         <w:t xml:space="preserve">42　</w:t>
       </w:r>
-      <w:hyperlink w:history="1" r:id="rId6oaj7hodp1-lb44yygmqq">
+      <w:hyperlink w:history="1" r:id="rIdznuwkuc6v1668zc0pwl4d">
         <w:r>
           <w:rPr>
             <w:rStyle w:val="Hyperlink"/>
@@ -6279,7 +6279,7 @@
         </w:rPr>
         <w:t xml:space="preserve">43　</w:t>
       </w:r>
-      <w:hyperlink w:history="1" r:id="rIdglepjw2xa6pubu3cgm873">
+      <w:hyperlink w:history="1" r:id="rId5he1o-yz-kq24sou9uwxk">
         <w:r>
           <w:rPr>
             <w:rStyle w:val="Hyperlink"/>
@@ -6305,7 +6305,7 @@
           <w:sz w:val="28"/>
           <w:szCs w:val="28"/>
         </w:rPr>
-        <w:t xml:space="preserve">undefined. undefined</w:t>
+        <w:t xml:space="preserve">4. 評估機制與識別</w:t>
       </w:r>
     </w:p>
     <w:p>
@@ -6321,7 +6321,7 @@
           <w:sz w:val="22"/>
           <w:szCs w:val="22"/>
         </w:rPr>
-        <w:t xml:space="preserve">undefined.1　</w:t>
+        <w:t xml:space="preserve">4.1　</w:t>
       </w:r>
       <w:r>
         <w:rPr>
@@ -6355,7 +6355,7 @@
           <w:sz w:val="22"/>
           <w:szCs w:val="22"/>
         </w:rPr>
-        <w:t xml:space="preserve">undefined.2　</w:t>
+        <w:t xml:space="preserve">4.2　</w:t>
       </w:r>
       <w:r>
         <w:rPr>
@@ -6416,7 +6416,7 @@
           <w:sz w:val="22"/>
           <w:szCs w:val="22"/>
         </w:rPr>
-        <w:t xml:space="preserve">undefined.3　</w:t>
+        <w:t xml:space="preserve">4.3　</w:t>
       </w:r>
       <w:r>
         <w:rPr>
@@ -7080,7 +7080,7 @@
           <w:sz w:val="22"/>
           <w:szCs w:val="22"/>
         </w:rPr>
-        <w:t xml:space="preserve">undefined.4　</w:t>
+        <w:t xml:space="preserve">4.4　</w:t>
       </w:r>
       <w:r>
         <w:rPr>
@@ -7318,7 +7318,7 @@
           <w:sz w:val="22"/>
           <w:szCs w:val="22"/>
         </w:rPr>
-        <w:t xml:space="preserve">undefined.5　</w:t>
+        <w:t xml:space="preserve">4.5　</w:t>
       </w:r>
       <w:r>
         <w:rPr>
@@ -7387,7 +7387,7 @@
           <w:sz w:val="22"/>
           <w:szCs w:val="22"/>
         </w:rPr>
-        <w:t xml:space="preserve">undefined.6　</w:t>
+        <w:t xml:space="preserve">4.6　</w:t>
       </w:r>
       <w:r>
         <w:rPr>
@@ -7490,7 +7490,7 @@
           <w:sz w:val="22"/>
           <w:szCs w:val="22"/>
         </w:rPr>
-        <w:t xml:space="preserve">undefined.7　</w:t>
+        <w:t xml:space="preserve">4.7　</w:t>
       </w:r>
       <w:r>
         <w:rPr>
@@ -7820,7 +7820,7 @@
           <w:sz w:val="22"/>
           <w:szCs w:val="22"/>
         </w:rPr>
-        <w:t xml:space="preserve">undefined.8　</w:t>
+        <w:t xml:space="preserve">4.8　</w:t>
       </w:r>
       <w:r>
         <w:rPr>
@@ -7854,7 +7854,7 @@
           <w:sz w:val="22"/>
           <w:szCs w:val="22"/>
         </w:rPr>
-        <w:t xml:space="preserve">undefined.9　</w:t>
+        <w:t xml:space="preserve">4.9　</w:t>
       </w:r>
       <w:r>
         <w:rPr>
@@ -8036,7 +8036,7 @@
           <w:sz w:val="22"/>
           <w:szCs w:val="22"/>
         </w:rPr>
-        <w:t xml:space="preserve">undefined.10　</w:t>
+        <w:t xml:space="preserve">4.10　</w:t>
       </w:r>
       <w:r>
         <w:rPr>
@@ -8088,7 +8088,7 @@
           <w:sz w:val="22"/>
           <w:szCs w:val="22"/>
         </w:rPr>
-        <w:t xml:space="preserve">undefined.11　</w:t>
+        <w:t xml:space="preserve">4.11　</w:t>
       </w:r>
       <w:r>
         <w:rPr>
@@ -8492,7 +8492,7 @@
           <w:sz w:val="22"/>
           <w:szCs w:val="22"/>
         </w:rPr>
-        <w:t xml:space="preserve">undefined.12　</w:t>
+        <w:t xml:space="preserve">4.12　</w:t>
       </w:r>
       <w:r>
         <w:rPr>
@@ -8526,7 +8526,7 @@
           <w:sz w:val="22"/>
           <w:szCs w:val="22"/>
         </w:rPr>
-        <w:t xml:space="preserve">undefined.13　</w:t>
+        <w:t xml:space="preserve">4.13　</w:t>
       </w:r>
       <w:r>
         <w:rPr>
@@ -8594,7 +8594,7 @@
         </w:rPr>
         <w:t xml:space="preserve">1　</w:t>
       </w:r>
-      <w:hyperlink w:history="1" r:id="rId1k4z4l4ireodbhyeacamv">
+      <w:hyperlink w:history="1" r:id="rIdgimhi-zlzdkclin6clgg7">
         <w:r>
           <w:rPr>
             <w:rStyle w:val="Hyperlink"/>
@@ -8620,7 +8620,7 @@
         </w:rPr>
         <w:t xml:space="preserve">2　</w:t>
       </w:r>
-      <w:hyperlink w:history="1" r:id="rIdxorszgxtn6mo4nbtief18">
+      <w:hyperlink w:history="1" r:id="rId6wqngab5wwkssproztju5">
         <w:r>
           <w:rPr>
             <w:rStyle w:val="Hyperlink"/>
@@ -8646,7 +8646,7 @@
         </w:rPr>
         <w:t xml:space="preserve">3　</w:t>
       </w:r>
-      <w:hyperlink w:history="1" r:id="rIdyelrrtqno54vyb5a6_ayg">
+      <w:hyperlink w:history="1" r:id="rIdftub6yythhxlkmmfge5jz">
         <w:r>
           <w:rPr>
             <w:rStyle w:val="Hyperlink"/>
@@ -8672,7 +8672,7 @@
         </w:rPr>
         <w:t xml:space="preserve">4　</w:t>
       </w:r>
-      <w:hyperlink w:history="1" r:id="rIdbu5khdhen1vtnmdyrekdh">
+      <w:hyperlink w:history="1" r:id="rIdte-1_gehlyrkdmwq5zack">
         <w:r>
           <w:rPr>
             <w:rStyle w:val="Hyperlink"/>
@@ -8698,7 +8698,7 @@
         </w:rPr>
         <w:t xml:space="preserve">5　</w:t>
       </w:r>
-      <w:hyperlink w:history="1" r:id="rId7omlahy___c949r4mvobq">
+      <w:hyperlink w:history="1" r:id="rIdqbnyqhclwiqlprmtt7ilx">
         <w:r>
           <w:rPr>
             <w:rStyle w:val="Hyperlink"/>
@@ -8724,7 +8724,7 @@
         </w:rPr>
         <w:t xml:space="preserve">6, 7　</w:t>
       </w:r>
-      <w:hyperlink w:history="1" r:id="rIdbdd_gysbwwfsisqqg2wus">
+      <w:hyperlink w:history="1" r:id="rIdxusqtdiqqcdtdd9xasqtk">
         <w:r>
           <w:rPr>
             <w:rStyle w:val="Hyperlink"/>
@@ -8750,7 +8750,7 @@
         </w:rPr>
         <w:t xml:space="preserve">8　</w:t>
       </w:r>
-      <w:hyperlink w:history="1" r:id="rIdu2lgdmnbg1gprq87wdapq">
+      <w:hyperlink w:history="1" r:id="rIdtxdz65-drdvmnyodts0bq">
         <w:r>
           <w:rPr>
             <w:rStyle w:val="Hyperlink"/>
@@ -8776,7 +8776,7 @@
         </w:rPr>
         <w:t xml:space="preserve">9　</w:t>
       </w:r>
-      <w:hyperlink w:history="1" r:id="rIdnpr3paycdh__wstpwydas">
+      <w:hyperlink w:history="1" r:id="rIdopclnznezezshh7zx_av8">
         <w:r>
           <w:rPr>
             <w:rStyle w:val="Hyperlink"/>
@@ -8802,7 +8802,7 @@
         </w:rPr>
         <w:t xml:space="preserve">10　</w:t>
       </w:r>
-      <w:hyperlink w:history="1" r:id="rId_yrewfahayl-6sddptb7g">
+      <w:hyperlink w:history="1" r:id="rIdixluem2nnp1rokyale3e6">
         <w:r>
           <w:rPr>
             <w:rStyle w:val="Hyperlink"/>
@@ -8828,7 +8828,7 @@
         </w:rPr>
         <w:t xml:space="preserve">11　</w:t>
       </w:r>
-      <w:hyperlink w:history="1" r:id="rIdteq5l6byo1a1rqvv3ue89">
+      <w:hyperlink w:history="1" r:id="rIdhw3u2usiuj8vcj9onysnt">
         <w:r>
           <w:rPr>
             <w:rStyle w:val="Hyperlink"/>
@@ -8854,7 +8854,7 @@
         </w:rPr>
         <w:t xml:space="preserve">12　</w:t>
       </w:r>
-      <w:hyperlink w:history="1" r:id="rIdtqd80uzcqi46cqrcccdum">
+      <w:hyperlink w:history="1" r:id="rIdmwst-cdwxtpita_vg8iza">
         <w:r>
           <w:rPr>
             <w:rStyle w:val="Hyperlink"/>
@@ -8880,7 +8880,7 @@
         </w:rPr>
         <w:t xml:space="preserve">13　</w:t>
       </w:r>
-      <w:hyperlink w:history="1" r:id="rIdkr61nktx8kets-kleugoe">
+      <w:hyperlink w:history="1" r:id="rIdcvfobfcrxnqpu4xfc9vnu">
         <w:r>
           <w:rPr>
             <w:rStyle w:val="Hyperlink"/>
@@ -8906,7 +8906,7 @@
         </w:rPr>
         <w:t xml:space="preserve">14　</w:t>
       </w:r>
-      <w:hyperlink w:history="1" r:id="rIdhcoft3041fnhz5tdamguo">
+      <w:hyperlink w:history="1" r:id="rIdnupnga-hj_x5tdzutmuae">
         <w:r>
           <w:rPr>
             <w:rStyle w:val="Hyperlink"/>
@@ -8932,7 +8932,7 @@
         </w:rPr>
         <w:t xml:space="preserve">15　</w:t>
       </w:r>
-      <w:hyperlink w:history="1" r:id="rIdfrk2rv9xg9merfv5b6orv">
+      <w:hyperlink w:history="1" r:id="rId1ic7h0ja6dg55o-pr5x2r">
         <w:r>
           <w:rPr>
             <w:rStyle w:val="Hyperlink"/>
@@ -8958,7 +8958,7 @@
         </w:rPr>
         <w:t xml:space="preserve">16　</w:t>
       </w:r>
-      <w:hyperlink w:history="1" r:id="rIdo7mibw1ldk3um3qyfwhgm">
+      <w:hyperlink w:history="1" r:id="rIdqnwbcye5mwqp9d9ydzjxt">
         <w:r>
           <w:rPr>
             <w:rStyle w:val="Hyperlink"/>
@@ -8984,7 +8984,7 @@
         </w:rPr>
         <w:t xml:space="preserve">17　</w:t>
       </w:r>
-      <w:hyperlink w:history="1" r:id="rIdbystetas-ntninbgnrfrv">
+      <w:hyperlink w:history="1" r:id="rIdstzmqjdsuykldztyoeqoe">
         <w:r>
           <w:rPr>
             <w:rStyle w:val="Hyperlink"/>
@@ -9010,7 +9010,7 @@
         </w:rPr>
         <w:t xml:space="preserve">18　</w:t>
       </w:r>
-      <w:hyperlink w:history="1" r:id="rIdmicmjy0qqivlscmr8hybj">
+      <w:hyperlink w:history="1" r:id="rIdgp4uq5j2wgxd9xonwvxis">
         <w:r>
           <w:rPr>
             <w:rStyle w:val="Hyperlink"/>
@@ -9036,7 +9036,7 @@
         </w:rPr>
         <w:t xml:space="preserve">19, 20　</w:t>
       </w:r>
-      <w:hyperlink w:history="1" r:id="rIddxxb0ko_hfnpmibfobs-p">
+      <w:hyperlink w:history="1" r:id="rIdknlbog_byctt_9b9cdwhh">
         <w:r>
           <w:rPr>
             <w:rStyle w:val="Hyperlink"/>
@@ -9062,7 +9062,7 @@
         </w:rPr>
         <w:t xml:space="preserve">21　</w:t>
       </w:r>
-      <w:hyperlink w:history="1" r:id="rIdyj1lnrly7pjgzmwwo28st">
+      <w:hyperlink w:history="1" r:id="rIdnysagxdvnh0clexsyb5jv">
         <w:r>
           <w:rPr>
             <w:rStyle w:val="Hyperlink"/>
@@ -9088,7 +9088,7 @@
         </w:rPr>
         <w:t xml:space="preserve">22　</w:t>
       </w:r>
-      <w:hyperlink w:history="1" r:id="rId9-hbqpbfotsccs9dc939k">
+      <w:hyperlink w:history="1" r:id="rIdwkfw9t8vufpbp84cgwq3t">
         <w:r>
           <w:rPr>
             <w:rStyle w:val="Hyperlink"/>
@@ -9114,7 +9114,7 @@
         </w:rPr>
         <w:t xml:space="preserve">23　</w:t>
       </w:r>
-      <w:hyperlink w:history="1" r:id="rIdfjcwqlgu1ucyfzakpqjbe">
+      <w:hyperlink w:history="1" r:id="rIdtbtakhuqfqczhy9nm9tu1">
         <w:r>
           <w:rPr>
             <w:rStyle w:val="Hyperlink"/>
@@ -9140,7 +9140,7 @@
         </w:rPr>
         <w:t xml:space="preserve">24　</w:t>
       </w:r>
-      <w:hyperlink w:history="1" r:id="rIdauulmpbjs9pbze22v_cpl">
+      <w:hyperlink w:history="1" r:id="rIdtyam6egsmmwjcpc3m-tsl">
         <w:r>
           <w:rPr>
             <w:rStyle w:val="Hyperlink"/>
@@ -9166,7 +9166,7 @@
           <w:sz w:val="28"/>
           <w:szCs w:val="28"/>
         </w:rPr>
-        <w:t xml:space="preserve">undefined. undefined</w:t>
+        <w:t xml:space="preserve">5. 考試特別安排（校本）</w:t>
       </w:r>
     </w:p>
     <w:p>
@@ -9182,7 +9182,7 @@
           <w:sz w:val="22"/>
           <w:szCs w:val="22"/>
         </w:rPr>
-        <w:t xml:space="preserve">undefined.1　</w:t>
+        <w:t xml:space="preserve">5.1　</w:t>
       </w:r>
       <w:r>
         <w:rPr>
@@ -9251,7 +9251,7 @@
           <w:sz w:val="22"/>
           <w:szCs w:val="22"/>
         </w:rPr>
-        <w:t xml:space="preserve">undefined.2　</w:t>
+        <w:t xml:space="preserve">5.2　</w:t>
       </w:r>
       <w:r>
         <w:rPr>
@@ -9618,7 +9618,7 @@
           <w:sz w:val="22"/>
           <w:szCs w:val="22"/>
         </w:rPr>
-        <w:t xml:space="preserve">undefined.3　</w:t>
+        <w:t xml:space="preserve">5.3　</w:t>
       </w:r>
       <w:r>
         <w:rPr>
@@ -9669,7 +9669,7 @@
           <w:sz w:val="22"/>
           <w:szCs w:val="22"/>
         </w:rPr>
-        <w:t xml:space="preserve">undefined.4　</w:t>
+        <w:t xml:space="preserve">5.4　</w:t>
       </w:r>
       <w:r>
         <w:rPr>
@@ -9721,7 +9721,7 @@
           <w:sz w:val="22"/>
           <w:szCs w:val="22"/>
         </w:rPr>
-        <w:t xml:space="preserve">undefined.5　</w:t>
+        <w:t xml:space="preserve">5.5　</w:t>
       </w:r>
       <w:r>
         <w:rPr>
@@ -9808,7 +9808,7 @@
           <w:sz w:val="22"/>
           <w:szCs w:val="22"/>
         </w:rPr>
-        <w:t xml:space="preserve">undefined.6　</w:t>
+        <w:t xml:space="preserve">5.6　</w:t>
       </w:r>
       <w:r>
         <w:rPr>
@@ -9877,7 +9877,7 @@
           <w:sz w:val="22"/>
           <w:szCs w:val="22"/>
         </w:rPr>
-        <w:t xml:space="preserve">undefined.7　</w:t>
+        <w:t xml:space="preserve">5.7　</w:t>
       </w:r>
       <w:r>
         <w:rPr>
@@ -9928,7 +9928,7 @@
           <w:sz w:val="22"/>
           <w:szCs w:val="22"/>
         </w:rPr>
-        <w:t xml:space="preserve">undefined.8　</w:t>
+        <w:t xml:space="preserve">5.8　</w:t>
       </w:r>
       <w:r>
         <w:rPr>
@@ -10500,7 +10500,7 @@
           <w:sz w:val="22"/>
           <w:szCs w:val="22"/>
         </w:rPr>
-        <w:t xml:space="preserve">undefined.9　</w:t>
+        <w:t xml:space="preserve">5.9　</w:t>
       </w:r>
       <w:r>
         <w:rPr>
@@ -10552,7 +10552,7 @@
           <w:sz w:val="22"/>
           <w:szCs w:val="22"/>
         </w:rPr>
-        <w:t xml:space="preserve">undefined.10　</w:t>
+        <w:t xml:space="preserve">5.10　</w:t>
       </w:r>
       <w:r>
         <w:rPr>
@@ -10603,7 +10603,7 @@
           <w:sz w:val="22"/>
           <w:szCs w:val="22"/>
         </w:rPr>
-        <w:t xml:space="preserve">undefined.11　</w:t>
+        <w:t xml:space="preserve">5.11　</w:t>
       </w:r>
       <w:r>
         <w:rPr>
@@ -10654,7 +10654,7 @@
           <w:sz w:val="22"/>
           <w:szCs w:val="22"/>
         </w:rPr>
-        <w:t xml:space="preserve">undefined.12　</w:t>
+        <w:t xml:space="preserve">5.12　</w:t>
       </w:r>
       <w:r>
         <w:rPr>
@@ -10688,7 +10688,7 @@
           <w:sz w:val="22"/>
           <w:szCs w:val="22"/>
         </w:rPr>
-        <w:t xml:space="preserve">undefined.13　</w:t>
+        <w:t xml:space="preserve">5.13　</w:t>
       </w:r>
       <w:r>
         <w:rPr>
@@ -10722,7 +10722,7 @@
           <w:sz w:val="22"/>
           <w:szCs w:val="22"/>
         </w:rPr>
-        <w:t xml:space="preserve">undefined.14　</w:t>
+        <w:t xml:space="preserve">5.14　</w:t>
       </w:r>
       <w:r>
         <w:rPr>
@@ -10790,7 +10790,7 @@
           <w:sz w:val="22"/>
           <w:szCs w:val="22"/>
         </w:rPr>
-        <w:t xml:space="preserve">undefined.15　</w:t>
+        <w:t xml:space="preserve">5.15　</w:t>
       </w:r>
       <w:r>
         <w:rPr>
@@ -10858,7 +10858,7 @@
           <w:sz w:val="22"/>
           <w:szCs w:val="22"/>
         </w:rPr>
-        <w:t xml:space="preserve">undefined.16　</w:t>
+        <w:t xml:space="preserve">5.16　</w:t>
       </w:r>
       <w:r>
         <w:rPr>
@@ -11208,7 +11208,7 @@
           <w:sz w:val="22"/>
           <w:szCs w:val="22"/>
         </w:rPr>
-        <w:t xml:space="preserve">undefined.17　</w:t>
+        <w:t xml:space="preserve">5.17　</w:t>
       </w:r>
       <w:r>
         <w:rPr>
@@ -11276,7 +11276,7 @@
           <w:sz w:val="22"/>
           <w:szCs w:val="22"/>
         </w:rPr>
-        <w:t xml:space="preserve">undefined.18　</w:t>
+        <w:t xml:space="preserve">5.18　</w:t>
       </w:r>
       <w:r>
         <w:rPr>
@@ -11362,7 +11362,7 @@
         </w:rPr>
         <w:t xml:space="preserve">1, 5　</w:t>
       </w:r>
-      <w:hyperlink w:history="1" r:id="rIdz-ageynznxiin3njuiwej">
+      <w:hyperlink w:history="1" r:id="rIdidgkwr2zqsuf8eqgokz4t">
         <w:r>
           <w:rPr>
             <w:rStyle w:val="Hyperlink"/>
@@ -11388,7 +11388,7 @@
         </w:rPr>
         <w:t xml:space="preserve">2, 3　</w:t>
       </w:r>
-      <w:hyperlink w:history="1" r:id="rId_kaiult9pvsons4jk6g3l">
+      <w:hyperlink w:history="1" r:id="rIdt1wxzxl8x12bwfe5zscnx">
         <w:r>
           <w:rPr>
             <w:rStyle w:val="Hyperlink"/>
@@ -11414,7 +11414,7 @@
         </w:rPr>
         <w:t xml:space="preserve">4　</w:t>
       </w:r>
-      <w:hyperlink w:history="1" r:id="rIdq5z53s53nq6cem_j0zl7q">
+      <w:hyperlink w:history="1" r:id="rIdxja5qzkuql-yigvjp_x6p">
         <w:r>
           <w:rPr>
             <w:rStyle w:val="Hyperlink"/>
@@ -11440,7 +11440,7 @@
         </w:rPr>
         <w:t xml:space="preserve">6, 7　</w:t>
       </w:r>
-      <w:hyperlink w:history="1" r:id="rIdsbvxkle243a3ryxb1iu7i">
+      <w:hyperlink w:history="1" r:id="rIdvzwu5na-ihc0stinm4hjt">
         <w:r>
           <w:rPr>
             <w:rStyle w:val="Hyperlink"/>
@@ -11466,7 +11466,7 @@
         </w:rPr>
         <w:t xml:space="preserve">8　</w:t>
       </w:r>
-      <w:hyperlink w:history="1" r:id="rIdrns9d8qbiawuvdhye-nfb">
+      <w:hyperlink w:history="1" r:id="rIdv6pp7w5x9vu7b2y324yf_">
         <w:r>
           <w:rPr>
             <w:rStyle w:val="Hyperlink"/>
@@ -11492,7 +11492,7 @@
         </w:rPr>
         <w:t xml:space="preserve">9, 10　</w:t>
       </w:r>
-      <w:hyperlink w:history="1" r:id="rIdfqiwqju2zvpgeq-_kgknz">
+      <w:hyperlink w:history="1" r:id="rIdg2sndjv0zxaojj490hh75">
         <w:r>
           <w:rPr>
             <w:rStyle w:val="Hyperlink"/>
@@ -11518,7 +11518,7 @@
         </w:rPr>
         <w:t xml:space="preserve">11　</w:t>
       </w:r>
-      <w:hyperlink w:history="1" r:id="rIdx5x9-fmaa_nzfccehg8tk">
+      <w:hyperlink w:history="1" r:id="rIdwr7yntlari1q80507-9ci">
         <w:r>
           <w:rPr>
             <w:rStyle w:val="Hyperlink"/>
@@ -11544,7 +11544,7 @@
         </w:rPr>
         <w:t xml:space="preserve">12　</w:t>
       </w:r>
-      <w:hyperlink w:history="1" r:id="rIdr9wcqk2zc3p1jaqmd1xo4">
+      <w:hyperlink w:history="1" r:id="rIdnlc82t9dgfd8ljnr_bvi_">
         <w:r>
           <w:rPr>
             <w:rStyle w:val="Hyperlink"/>
@@ -11570,7 +11570,7 @@
         </w:rPr>
         <w:t xml:space="preserve">13　</w:t>
       </w:r>
-      <w:hyperlink w:history="1" r:id="rId-o22vifjuun2qy3exipxr">
+      <w:hyperlink w:history="1" r:id="rIdi09qgsusxpc5qxi8wly8_">
         <w:r>
           <w:rPr>
             <w:rStyle w:val="Hyperlink"/>
@@ -11596,7 +11596,7 @@
         </w:rPr>
         <w:t xml:space="preserve">14　</w:t>
       </w:r>
-      <w:hyperlink w:history="1" r:id="rIdyomtm3beskx8brkzwwnz_">
+      <w:hyperlink w:history="1" r:id="rIdadarb2_ijvicebrueevvx">
         <w:r>
           <w:rPr>
             <w:rStyle w:val="Hyperlink"/>
@@ -11622,7 +11622,7 @@
         </w:rPr>
         <w:t xml:space="preserve">15, 17　</w:t>
       </w:r>
-      <w:hyperlink w:history="1" r:id="rIda0jjz8hcggf1k4h7t_j3m">
+      <w:hyperlink w:history="1" r:id="rId4w2p43kzlb9aln3hsl6ub">
         <w:r>
           <w:rPr>
             <w:rStyle w:val="Hyperlink"/>
@@ -11648,7 +11648,7 @@
         </w:rPr>
         <w:t xml:space="preserve">16　</w:t>
       </w:r>
-      <w:hyperlink w:history="1" r:id="rIdyvo_1veehoylgikahqwgx">
+      <w:hyperlink w:history="1" r:id="rIdltmdcejtp5crpxwhb4xl-">
         <w:r>
           <w:rPr>
             <w:rStyle w:val="Hyperlink"/>
@@ -11674,7 +11674,7 @@
         </w:rPr>
         <w:t xml:space="preserve">18　</w:t>
       </w:r>
-      <w:hyperlink w:history="1" r:id="rIdye52ghoaqulelmrueo8no">
+      <w:hyperlink w:history="1" r:id="rIdxj5zz5gdct22bh3pczxmt">
         <w:r>
           <w:rPr>
             <w:rStyle w:val="Hyperlink"/>
@@ -11700,7 +11700,7 @@
         </w:rPr>
         <w:t xml:space="preserve">19　</w:t>
       </w:r>
-      <w:hyperlink w:history="1" r:id="rIdvwpbg21h5dg9uljdln9ki">
+      <w:hyperlink w:history="1" r:id="rIdwylj-77rj6ihojrm0q-en">
         <w:r>
           <w:rPr>
             <w:rStyle w:val="Hyperlink"/>
@@ -11726,7 +11726,7 @@
         </w:rPr>
         <w:t xml:space="preserve">20　</w:t>
       </w:r>
-      <w:hyperlink w:history="1" r:id="rIdvqwkphbc4hrmfdu7ylgzq">
+      <w:hyperlink w:history="1" r:id="rIdaebrysarnae4o6zqlrdjq">
         <w:r>
           <w:rPr>
             <w:rStyle w:val="Hyperlink"/>
@@ -11752,7 +11752,7 @@
         </w:rPr>
         <w:t xml:space="preserve">21　</w:t>
       </w:r>
-      <w:hyperlink w:history="1" r:id="rIdk9dokr7wyr9hx7kwjmwps">
+      <w:hyperlink w:history="1" r:id="rIdwux03jh3xj7jtqbw64w18">
         <w:r>
           <w:rPr>
             <w:rStyle w:val="Hyperlink"/>
@@ -11778,7 +11778,7 @@
         </w:rPr>
         <w:t xml:space="preserve">22　</w:t>
       </w:r>
-      <w:hyperlink w:history="1" r:id="rIdaez43v_awwctyboqhlbqc">
+      <w:hyperlink w:history="1" r:id="rIdxw0vpzhdukctzswk8ozon">
         <w:r>
           <w:rPr>
             <w:rStyle w:val="Hyperlink"/>
@@ -11804,7 +11804,7 @@
         </w:rPr>
         <w:t xml:space="preserve">23　</w:t>
       </w:r>
-      <w:hyperlink w:history="1" r:id="rIdz6vk9sozrp3hlh3ae0xsj">
+      <w:hyperlink w:history="1" r:id="rId3baeepwer5gvdk8bidqwb">
         <w:r>
           <w:rPr>
             <w:rStyle w:val="Hyperlink"/>
@@ -11830,7 +11830,7 @@
         </w:rPr>
         <w:t xml:space="preserve">24　</w:t>
       </w:r>
-      <w:hyperlink w:history="1" r:id="rIdftbsgn7zf0_1h05ud9r1q">
+      <w:hyperlink w:history="1" r:id="rIdovsil_a3v9jxlqiejurij">
         <w:r>
           <w:rPr>
             <w:rStyle w:val="Hyperlink"/>
@@ -11856,7 +11856,7 @@
         </w:rPr>
         <w:t xml:space="preserve">25　</w:t>
       </w:r>
-      <w:hyperlink w:history="1" r:id="rId2mfotumhdlckdfinvbfyj">
+      <w:hyperlink w:history="1" r:id="rIdwfn4s7jdjlrsm-agptnxw">
         <w:r>
           <w:rPr>
             <w:rStyle w:val="Hyperlink"/>
@@ -11882,7 +11882,7 @@
           <w:sz w:val="28"/>
           <w:szCs w:val="28"/>
         </w:rPr>
-        <w:t xml:space="preserve">undefined. undefined</w:t>
+        <w:t xml:space="preserve">6. 公開試特別安排申請</w:t>
       </w:r>
     </w:p>
     <w:p>
@@ -11898,7 +11898,7 @@
           <w:sz w:val="22"/>
           <w:szCs w:val="22"/>
         </w:rPr>
-        <w:t xml:space="preserve">undefined.1　</w:t>
+        <w:t xml:space="preserve">6.1　</w:t>
       </w:r>
       <w:r>
         <w:rPr>
@@ -11950,7 +11950,7 @@
           <w:sz w:val="22"/>
           <w:szCs w:val="22"/>
         </w:rPr>
-        <w:t xml:space="preserve">undefined.2　</w:t>
+        <w:t xml:space="preserve">6.2　</w:t>
       </w:r>
       <w:r>
         <w:rPr>
@@ -11984,7 +11984,7 @@
           <w:sz w:val="22"/>
           <w:szCs w:val="22"/>
         </w:rPr>
-        <w:t xml:space="preserve">undefined.3　</w:t>
+        <w:t xml:space="preserve">6.3　</w:t>
       </w:r>
       <w:r>
         <w:rPr>
@@ -12018,7 +12018,7 @@
           <w:sz w:val="22"/>
           <w:szCs w:val="22"/>
         </w:rPr>
-        <w:t xml:space="preserve">undefined.4　</w:t>
+        <w:t xml:space="preserve">6.4　</w:t>
       </w:r>
       <w:r>
         <w:rPr>
@@ -12052,7 +12052,7 @@
           <w:sz w:val="22"/>
           <w:szCs w:val="22"/>
         </w:rPr>
-        <w:t xml:space="preserve">undefined.5　</w:t>
+        <w:t xml:space="preserve">6.5　</w:t>
       </w:r>
       <w:r>
         <w:rPr>
@@ -12104,7 +12104,7 @@
           <w:sz w:val="22"/>
           <w:szCs w:val="22"/>
         </w:rPr>
-        <w:t xml:space="preserve">undefined.6　</w:t>
+        <w:t xml:space="preserve">6.6　</w:t>
       </w:r>
       <w:r>
         <w:rPr>
@@ -12138,7 +12138,7 @@
           <w:sz w:val="22"/>
           <w:szCs w:val="22"/>
         </w:rPr>
-        <w:t xml:space="preserve">undefined.7　</w:t>
+        <w:t xml:space="preserve">6.7　</w:t>
       </w:r>
       <w:r>
         <w:rPr>
@@ -12546,7 +12546,7 @@
           <w:sz w:val="22"/>
           <w:szCs w:val="22"/>
         </w:rPr>
-        <w:t xml:space="preserve">undefined.8　</w:t>
+        <w:t xml:space="preserve">6.8　</w:t>
       </w:r>
       <w:r>
         <w:rPr>
@@ -12598,7 +12598,7 @@
           <w:sz w:val="22"/>
           <w:szCs w:val="22"/>
         </w:rPr>
-        <w:t xml:space="preserve">undefined.9　</w:t>
+        <w:t xml:space="preserve">6.9　</w:t>
       </w:r>
       <w:r>
         <w:rPr>
@@ -12632,7 +12632,7 @@
           <w:sz w:val="22"/>
           <w:szCs w:val="22"/>
         </w:rPr>
-        <w:t xml:space="preserve">undefined.10　</w:t>
+        <w:t xml:space="preserve">6.10　</w:t>
       </w:r>
       <w:r>
         <w:rPr>
@@ -12666,7 +12666,7 @@
           <w:sz w:val="22"/>
           <w:szCs w:val="22"/>
         </w:rPr>
-        <w:t xml:space="preserve">undefined.11　</w:t>
+        <w:t xml:space="preserve">6.11　</w:t>
       </w:r>
       <w:r>
         <w:rPr>
@@ -12718,7 +12718,7 @@
           <w:sz w:val="22"/>
           <w:szCs w:val="22"/>
         </w:rPr>
-        <w:t xml:space="preserve">undefined.12　</w:t>
+        <w:t xml:space="preserve">6.12　</w:t>
       </w:r>
       <w:r>
         <w:rPr>
@@ -12752,7 +12752,7 @@
           <w:sz w:val="22"/>
           <w:szCs w:val="22"/>
         </w:rPr>
-        <w:t xml:space="preserve">undefined.13　</w:t>
+        <w:t xml:space="preserve">6.13　</w:t>
       </w:r>
       <w:r>
         <w:rPr>
@@ -12786,7 +12786,7 @@
           <w:sz w:val="22"/>
           <w:szCs w:val="22"/>
         </w:rPr>
-        <w:t xml:space="preserve">undefined.14　</w:t>
+        <w:t xml:space="preserve">6.14　</w:t>
       </w:r>
       <w:r>
         <w:rPr>
@@ -12838,7 +12838,7 @@
           <w:sz w:val="22"/>
           <w:szCs w:val="22"/>
         </w:rPr>
-        <w:t xml:space="preserve">undefined.15　</w:t>
+        <w:t xml:space="preserve">6.15　</w:t>
       </w:r>
       <w:r>
         <w:rPr>
@@ -12906,7 +12906,7 @@
           <w:sz w:val="22"/>
           <w:szCs w:val="22"/>
         </w:rPr>
-        <w:t xml:space="preserve">undefined.16　</w:t>
+        <w:t xml:space="preserve">6.16　</w:t>
       </w:r>
       <w:r>
         <w:rPr>
@@ -12940,7 +12940,7 @@
           <w:sz w:val="22"/>
           <w:szCs w:val="22"/>
         </w:rPr>
-        <w:t xml:space="preserve">undefined.17　</w:t>
+        <w:t xml:space="preserve">6.17　</w:t>
       </w:r>
       <w:r>
         <w:rPr>
@@ -12991,7 +12991,7 @@
         </w:rPr>
         <w:t xml:space="preserve">1　</w:t>
       </w:r>
-      <w:hyperlink w:history="1" r:id="rIdqqhj-csndtpv9dl-p-yci">
+      <w:hyperlink w:history="1" r:id="rId1kaxiko6q5io-fnnbqg_q">
         <w:r>
           <w:rPr>
             <w:rStyle w:val="Hyperlink"/>
@@ -13017,7 +13017,7 @@
         </w:rPr>
         <w:t xml:space="preserve">2, 3　</w:t>
       </w:r>
-      <w:hyperlink w:history="1" r:id="rIdfjjwytyterp4qagkr9qan">
+      <w:hyperlink w:history="1" r:id="rId92ehy0gk_obu4tiqhdthp">
         <w:r>
           <w:rPr>
             <w:rStyle w:val="Hyperlink"/>
@@ -13043,7 +13043,7 @@
         </w:rPr>
         <w:t xml:space="preserve">4　</w:t>
       </w:r>
-      <w:hyperlink w:history="1" r:id="rIdxfq7ehz4eeabkmqpxwsmu">
+      <w:hyperlink w:history="1" r:id="rIdkpyrqm5rcmct7ryuu4i-l">
         <w:r>
           <w:rPr>
             <w:rStyle w:val="Hyperlink"/>
@@ -13069,7 +13069,7 @@
         </w:rPr>
         <w:t xml:space="preserve">5　</w:t>
       </w:r>
-      <w:hyperlink w:history="1" r:id="rIdc3jkgigo8gi8djwmjnylv">
+      <w:hyperlink w:history="1" r:id="rIdikv6nvztamx-ps5a8pzkc">
         <w:r>
           <w:rPr>
             <w:rStyle w:val="Hyperlink"/>
@@ -13095,7 +13095,7 @@
         </w:rPr>
         <w:t xml:space="preserve">6　</w:t>
       </w:r>
-      <w:hyperlink w:history="1" r:id="rIdxpc6hnbakyjrqjz1rl-1l">
+      <w:hyperlink w:history="1" r:id="rIdiofoutnjbnuvo6cpmeqzv">
         <w:r>
           <w:rPr>
             <w:rStyle w:val="Hyperlink"/>
@@ -13121,7 +13121,7 @@
         </w:rPr>
         <w:t xml:space="preserve">7, 19　</w:t>
       </w:r>
-      <w:hyperlink w:history="1" r:id="rId0c-l2d3ymybsfkun0pzv1">
+      <w:hyperlink w:history="1" r:id="rId9dfgd4er-hdkyycud01zq">
         <w:r>
           <w:rPr>
             <w:rStyle w:val="Hyperlink"/>
@@ -13147,7 +13147,7 @@
         </w:rPr>
         <w:t xml:space="preserve">8　</w:t>
       </w:r>
-      <w:hyperlink w:history="1" r:id="rIdwq7tmspwyqildtftcsexr">
+      <w:hyperlink w:history="1" r:id="rIdqvke560abibszn8vg5d1_">
         <w:r>
           <w:rPr>
             <w:rStyle w:val="Hyperlink"/>
@@ -13173,7 +13173,7 @@
         </w:rPr>
         <w:t xml:space="preserve">9　</w:t>
       </w:r>
-      <w:hyperlink w:history="1" r:id="rIdik-ismkksw6rh3mmrvazm">
+      <w:hyperlink w:history="1" r:id="rIdfjmk0ss81r4bjhc-98fnc">
         <w:r>
           <w:rPr>
             <w:rStyle w:val="Hyperlink"/>
@@ -13199,7 +13199,7 @@
         </w:rPr>
         <w:t xml:space="preserve">10　</w:t>
       </w:r>
-      <w:hyperlink w:history="1" r:id="rIdnubcwscmzxfashfvie6-d">
+      <w:hyperlink w:history="1" r:id="rId7eyj6rkebceq-hjcyvg0p">
         <w:r>
           <w:rPr>
             <w:rStyle w:val="Hyperlink"/>
@@ -13225,7 +13225,7 @@
         </w:rPr>
         <w:t xml:space="preserve">11　</w:t>
       </w:r>
-      <w:hyperlink w:history="1" r:id="rIdn0zt1fcz4kzudtxw2bd8t">
+      <w:hyperlink w:history="1" r:id="rIdblmscumm6vu9s4yc4wnqz">
         <w:r>
           <w:rPr>
             <w:rStyle w:val="Hyperlink"/>
@@ -13251,7 +13251,7 @@
         </w:rPr>
         <w:t xml:space="preserve">12　</w:t>
       </w:r>
-      <w:hyperlink w:history="1" r:id="rId1cxqa4qlvfnjmfgdimxrw">
+      <w:hyperlink w:history="1" r:id="rIddgrzemmih_m7uk-bv9c_w">
         <w:r>
           <w:rPr>
             <w:rStyle w:val="Hyperlink"/>
@@ -13277,7 +13277,7 @@
         </w:rPr>
         <w:t xml:space="preserve">13　</w:t>
       </w:r>
-      <w:hyperlink w:history="1" r:id="rIdln8ic_yswn5k21ed8ivml">
+      <w:hyperlink w:history="1" r:id="rIdc7lfubkknhfyy24xqpiqm">
         <w:r>
           <w:rPr>
             <w:rStyle w:val="Hyperlink"/>
@@ -13303,7 +13303,7 @@
         </w:rPr>
         <w:t xml:space="preserve">14　</w:t>
       </w:r>
-      <w:hyperlink w:history="1" r:id="rIdwhtud4lyfgsr2lv9e2xqs">
+      <w:hyperlink w:history="1" r:id="rId0qdsgznxyh6m89qt9s7lk">
         <w:r>
           <w:rPr>
             <w:rStyle w:val="Hyperlink"/>
@@ -13329,7 +13329,7 @@
         </w:rPr>
         <w:t xml:space="preserve">15　</w:t>
       </w:r>
-      <w:hyperlink w:history="1" r:id="rId2actngzsb7zzquo1pcliy">
+      <w:hyperlink w:history="1" r:id="rIdtp2ntu3arhzi-buezcves">
         <w:r>
           <w:rPr>
             <w:rStyle w:val="Hyperlink"/>
@@ -13355,7 +13355,7 @@
         </w:rPr>
         <w:t xml:space="preserve">16　</w:t>
       </w:r>
-      <w:hyperlink w:history="1" r:id="rId43nczxp0zv0k8jginy20x">
+      <w:hyperlink w:history="1" r:id="rIdcxrj5qv0lk1u9few6tawn">
         <w:r>
           <w:rPr>
             <w:rStyle w:val="Hyperlink"/>
@@ -13381,7 +13381,7 @@
         </w:rPr>
         <w:t xml:space="preserve">17　</w:t>
       </w:r>
-      <w:hyperlink w:history="1" r:id="rIdojwycica1my9epzvfs2my">
+      <w:hyperlink w:history="1" r:id="rIdffzomd_80ryirka3y6xlk">
         <w:r>
           <w:rPr>
             <w:rStyle w:val="Hyperlink"/>
@@ -13407,7 +13407,7 @@
         </w:rPr>
         <w:t xml:space="preserve">18　</w:t>
       </w:r>
-      <w:hyperlink w:history="1" r:id="rIdgn7fepgvplwz2eha4bhnc">
+      <w:hyperlink w:history="1" r:id="rIdwjlnxiend51xagre9wm_u">
         <w:r>
           <w:rPr>
             <w:rStyle w:val="Hyperlink"/>
@@ -13433,7 +13433,7 @@
         </w:rPr>
         <w:t xml:space="preserve">20, 21　</w:t>
       </w:r>
-      <w:hyperlink w:history="1" r:id="rIdcdxvsotrxyet1sfkxcoxh">
+      <w:hyperlink w:history="1" r:id="rId2algbgz7tk6dspuqfwo2p">
         <w:r>
           <w:rPr>
             <w:rStyle w:val="Hyperlink"/>
@@ -13459,7 +13459,7 @@
         </w:rPr>
         <w:t xml:space="preserve">22　</w:t>
       </w:r>
-      <w:hyperlink w:history="1" r:id="rIdq-dfthh_opwmo3w5hjqbc">
+      <w:hyperlink w:history="1" r:id="rId8xhojfihv-u700ymuw9vj">
         <w:r>
           <w:rPr>
             <w:rStyle w:val="Hyperlink"/>
@@ -13485,7 +13485,7 @@
           <w:sz w:val="28"/>
           <w:szCs w:val="28"/>
         </w:rPr>
-        <w:t xml:space="preserve">undefined. undefined</w:t>
+        <w:t xml:space="preserve">7. SENCO統籌與支援團隊</w:t>
       </w:r>
     </w:p>
     <w:p>
@@ -13501,7 +13501,7 @@
           <w:sz w:val="22"/>
           <w:szCs w:val="22"/>
         </w:rPr>
-        <w:t xml:space="preserve">undefined.1　</w:t>
+        <w:t xml:space="preserve">7.1　</w:t>
       </w:r>
       <w:r>
         <w:rPr>
@@ -14317,7 +14317,7 @@
           <w:sz w:val="22"/>
           <w:szCs w:val="22"/>
         </w:rPr>
-        <w:t xml:space="preserve">undefined.2　</w:t>
+        <w:t xml:space="preserve">7.2　</w:t>
       </w:r>
       <w:r>
         <w:rPr>
@@ -14385,7 +14385,7 @@
           <w:sz w:val="22"/>
           <w:szCs w:val="22"/>
         </w:rPr>
-        <w:t xml:space="preserve">undefined.3　</w:t>
+        <w:t xml:space="preserve">7.3　</w:t>
       </w:r>
       <w:r>
         <w:rPr>
@@ -14883,7 +14883,7 @@
           <w:sz w:val="22"/>
           <w:szCs w:val="22"/>
         </w:rPr>
-        <w:t xml:space="preserve">undefined.4　</w:t>
+        <w:t xml:space="preserve">7.4　</w:t>
       </w:r>
       <w:r>
         <w:rPr>
@@ -14917,7 +14917,7 @@
           <w:sz w:val="22"/>
           <w:szCs w:val="22"/>
         </w:rPr>
-        <w:t xml:space="preserve">undefined.5　</w:t>
+        <w:t xml:space="preserve">7.5　</w:t>
       </w:r>
       <w:r>
         <w:rPr>
@@ -14969,7 +14969,7 @@
           <w:sz w:val="22"/>
           <w:szCs w:val="22"/>
         </w:rPr>
-        <w:t xml:space="preserve">undefined.6　</w:t>
+        <w:t xml:space="preserve">7.6　</w:t>
       </w:r>
       <w:r>
         <w:rPr>
@@ -15003,7 +15003,7 @@
           <w:sz w:val="22"/>
           <w:szCs w:val="22"/>
         </w:rPr>
-        <w:t xml:space="preserve">undefined.7　</w:t>
+        <w:t xml:space="preserve">7.7　</w:t>
       </w:r>
       <w:r>
         <w:rPr>
@@ -15037,7 +15037,7 @@
           <w:sz w:val="22"/>
           <w:szCs w:val="22"/>
         </w:rPr>
-        <w:t xml:space="preserve">undefined.8　</w:t>
+        <w:t xml:space="preserve">7.8　</w:t>
       </w:r>
       <w:r>
         <w:rPr>
@@ -15294,7 +15294,7 @@
           <w:sz w:val="22"/>
           <w:szCs w:val="22"/>
         </w:rPr>
-        <w:t xml:space="preserve">undefined.9　</w:t>
+        <w:t xml:space="preserve">7.9　</w:t>
       </w:r>
       <w:r>
         <w:rPr>
@@ -15328,7 +15328,7 @@
           <w:sz w:val="22"/>
           <w:szCs w:val="22"/>
         </w:rPr>
-        <w:t xml:space="preserve">undefined.10　</w:t>
+        <w:t xml:space="preserve">7.10　</w:t>
       </w:r>
       <w:r>
         <w:rPr>
@@ -15380,7 +15380,7 @@
           <w:sz w:val="22"/>
           <w:szCs w:val="22"/>
         </w:rPr>
-        <w:t xml:space="preserve">undefined.11　</w:t>
+        <w:t xml:space="preserve">7.11　</w:t>
       </w:r>
       <w:r>
         <w:rPr>
@@ -15432,7 +15432,7 @@
           <w:sz w:val="22"/>
           <w:szCs w:val="22"/>
         </w:rPr>
-        <w:t xml:space="preserve">undefined.12　</w:t>
+        <w:t xml:space="preserve">7.12　</w:t>
       </w:r>
       <w:r>
         <w:rPr>
@@ -15466,7 +15466,7 @@
           <w:sz w:val="22"/>
           <w:szCs w:val="22"/>
         </w:rPr>
-        <w:t xml:space="preserve">undefined.13　</w:t>
+        <w:t xml:space="preserve">7.13　</w:t>
       </w:r>
       <w:r>
         <w:rPr>
@@ -16038,7 +16038,7 @@
           <w:sz w:val="22"/>
           <w:szCs w:val="22"/>
         </w:rPr>
-        <w:t xml:space="preserve">undefined.14　</w:t>
+        <w:t xml:space="preserve">7.14　</w:t>
       </w:r>
       <w:r>
         <w:rPr>
@@ -16072,7 +16072,7 @@
           <w:sz w:val="22"/>
           <w:szCs w:val="22"/>
         </w:rPr>
-        <w:t xml:space="preserve">undefined.15　</w:t>
+        <w:t xml:space="preserve">7.15　</w:t>
       </w:r>
       <w:r>
         <w:rPr>
@@ -16123,7 +16123,7 @@
         </w:rPr>
         <w:t xml:space="preserve">1　</w:t>
       </w:r>
-      <w:hyperlink w:history="1" r:id="rIdnenjep_mtawwwzjac3ds7">
+      <w:hyperlink w:history="1" r:id="rIdjuufix5yyvjoizvv9ivug">
         <w:r>
           <w:rPr>
             <w:rStyle w:val="Hyperlink"/>
@@ -16149,7 +16149,7 @@
         </w:rPr>
         <w:t xml:space="preserve">2, 21　</w:t>
       </w:r>
-      <w:hyperlink w:history="1" r:id="rIdkkuknrpcv9ezq0z9vbp_1">
+      <w:hyperlink w:history="1" r:id="rIdeb5utrdkuzz1q9r7rjt-w">
         <w:r>
           <w:rPr>
             <w:rStyle w:val="Hyperlink"/>
@@ -16175,7 +16175,7 @@
         </w:rPr>
         <w:t xml:space="preserve">3, 4　</w:t>
       </w:r>
-      <w:hyperlink w:history="1" r:id="rIdcce5_ez4kh4kboahhdou1">
+      <w:hyperlink w:history="1" r:id="rIdiq6hfcdv_k0sspotroiel">
         <w:r>
           <w:rPr>
             <w:rStyle w:val="Hyperlink"/>
@@ -16201,7 +16201,7 @@
         </w:rPr>
         <w:t xml:space="preserve">5　</w:t>
       </w:r>
-      <w:hyperlink w:history="1" r:id="rIdbtdtti5rkgklobedxlwdp">
+      <w:hyperlink w:history="1" r:id="rIdbqihppovu7oxnehtndos0">
         <w:r>
           <w:rPr>
             <w:rStyle w:val="Hyperlink"/>
@@ -16227,7 +16227,7 @@
         </w:rPr>
         <w:t xml:space="preserve">6　</w:t>
       </w:r>
-      <w:hyperlink w:history="1" r:id="rId3-batxkvmkuesovrjubp2">
+      <w:hyperlink w:history="1" r:id="rIdnalw4b5bjjmovqrrf1o0u">
         <w:r>
           <w:rPr>
             <w:rStyle w:val="Hyperlink"/>
@@ -16253,7 +16253,7 @@
         </w:rPr>
         <w:t xml:space="preserve">7　</w:t>
       </w:r>
-      <w:hyperlink w:history="1" r:id="rIdh14fm05pmqgfd4qzkuohs">
+      <w:hyperlink w:history="1" r:id="rIdlt9pkqnz5f4d_0vpkdz29">
         <w:r>
           <w:rPr>
             <w:rStyle w:val="Hyperlink"/>
@@ -16279,7 +16279,7 @@
         </w:rPr>
         <w:t xml:space="preserve">8　</w:t>
       </w:r>
-      <w:hyperlink w:history="1" r:id="rId9lnxsoon9zehui9m9sd2m">
+      <w:hyperlink w:history="1" r:id="rIdofeluyayguxbvqw_qykps">
         <w:r>
           <w:rPr>
             <w:rStyle w:val="Hyperlink"/>
@@ -16305,7 +16305,7 @@
         </w:rPr>
         <w:t xml:space="preserve">9　</w:t>
       </w:r>
-      <w:hyperlink w:history="1" r:id="rIdxundytkeanv0uli-senwl">
+      <w:hyperlink w:history="1" r:id="rIdtfz9rrscpbe9_9bcz5rcx">
         <w:r>
           <w:rPr>
             <w:rStyle w:val="Hyperlink"/>
@@ -16331,7 +16331,7 @@
         </w:rPr>
         <w:t xml:space="preserve">10, 11　</w:t>
       </w:r>
-      <w:hyperlink w:history="1" r:id="rIdhbfd41m2e_lq-56ybe3a6">
+      <w:hyperlink w:history="1" r:id="rId5_svn02gb0wuxdozrim_n">
         <w:r>
           <w:rPr>
             <w:rStyle w:val="Hyperlink"/>
@@ -16357,7 +16357,7 @@
         </w:rPr>
         <w:t xml:space="preserve">12　</w:t>
       </w:r>
-      <w:hyperlink w:history="1" r:id="rIdnqx2vanz-ervyct4uwa4l">
+      <w:hyperlink w:history="1" r:id="rIdocevtvwkr3i7e2wqtpnro">
         <w:r>
           <w:rPr>
             <w:rStyle w:val="Hyperlink"/>
@@ -16383,7 +16383,7 @@
         </w:rPr>
         <w:t xml:space="preserve">13, 14　</w:t>
       </w:r>
-      <w:hyperlink w:history="1" r:id="rIdu_dw5dbtsw2dreroejuqo">
+      <w:hyperlink w:history="1" r:id="rIdzpntgl9egbla6iev20m5k">
         <w:r>
           <w:rPr>
             <w:rStyle w:val="Hyperlink"/>
@@ -16409,7 +16409,7 @@
         </w:rPr>
         <w:t xml:space="preserve">15　</w:t>
       </w:r>
-      <w:hyperlink w:history="1" r:id="rIdrdawdqctlckesodiv54z8">
+      <w:hyperlink w:history="1" r:id="rIdlg19pu-rybtgclfmnx_ju">
         <w:r>
           <w:rPr>
             <w:rStyle w:val="Hyperlink"/>
@@ -16435,7 +16435,7 @@
         </w:rPr>
         <w:t xml:space="preserve">16　</w:t>
       </w:r>
-      <w:hyperlink w:history="1" r:id="rId0t4qjvh9fsb-hicaeppv6">
+      <w:hyperlink w:history="1" r:id="rIdnnolgqsj6yz47m1lrf0rm">
         <w:r>
           <w:rPr>
             <w:rStyle w:val="Hyperlink"/>
@@ -16461,7 +16461,7 @@
         </w:rPr>
         <w:t xml:space="preserve">17, 18　</w:t>
       </w:r>
-      <w:hyperlink w:history="1" r:id="rId7mpivke_jnrmtcresptcg">
+      <w:hyperlink w:history="1" r:id="rId84vjh5l_xqoaw7vart3dl">
         <w:r>
           <w:rPr>
             <w:rStyle w:val="Hyperlink"/>
@@ -16487,7 +16487,7 @@
         </w:rPr>
         <w:t xml:space="preserve">19　</w:t>
       </w:r>
-      <w:hyperlink w:history="1" r:id="rIdu8zh_4ich2ceozcbmydb4">
+      <w:hyperlink w:history="1" r:id="rIdayxh5yw54eqgb9yf2dcud">
         <w:r>
           <w:rPr>
             <w:rStyle w:val="Hyperlink"/>
@@ -16513,7 +16513,7 @@
         </w:rPr>
         <w:t xml:space="preserve">20　</w:t>
       </w:r>
-      <w:hyperlink w:history="1" r:id="rId9_i9choz6xz-rj2ugkjva">
+      <w:hyperlink w:history="1" r:id="rIdbbxd088r6c6gfyrxzoljt">
         <w:r>
           <w:rPr>
             <w:rStyle w:val="Hyperlink"/>
@@ -16539,7 +16539,7 @@
           <w:sz w:val="28"/>
           <w:szCs w:val="28"/>
         </w:rPr>
-        <w:t xml:space="preserve">undefined. undefined</w:t>
+        <w:t xml:space="preserve">8. 資源運用與外購服務</w:t>
       </w:r>
     </w:p>
     <w:p>
@@ -16555,7 +16555,7 @@
           <w:sz w:val="22"/>
           <w:szCs w:val="22"/>
         </w:rPr>
-        <w:t xml:space="preserve">undefined.1　</w:t>
+        <w:t xml:space="preserve">8.1　</w:t>
       </w:r>
       <w:r>
         <w:rPr>
@@ -16641,7 +16641,7 @@
           <w:sz w:val="22"/>
           <w:szCs w:val="22"/>
         </w:rPr>
-        <w:t xml:space="preserve">undefined.2　</w:t>
+        <w:t xml:space="preserve">8.2　</w:t>
       </w:r>
       <w:r>
         <w:rPr>
@@ -17083,7 +17083,7 @@
           <w:sz w:val="22"/>
           <w:szCs w:val="22"/>
         </w:rPr>
-        <w:t xml:space="preserve">undefined.3　</w:t>
+        <w:t xml:space="preserve">8.3　</w:t>
       </w:r>
       <w:r>
         <w:rPr>
@@ -17117,7 +17117,7 @@
           <w:sz w:val="22"/>
           <w:szCs w:val="22"/>
         </w:rPr>
-        <w:t xml:space="preserve">undefined.4　</w:t>
+        <w:t xml:space="preserve">8.4　</w:t>
       </w:r>
       <w:r>
         <w:rPr>
@@ -17151,7 +17151,7 @@
           <w:sz w:val="22"/>
           <w:szCs w:val="22"/>
         </w:rPr>
-        <w:t xml:space="preserve">undefined.5　</w:t>
+        <w:t xml:space="preserve">8.5　</w:t>
       </w:r>
       <w:r>
         <w:rPr>
@@ -17220,7 +17220,7 @@
           <w:sz w:val="22"/>
           <w:szCs w:val="22"/>
         </w:rPr>
-        <w:t xml:space="preserve">undefined.6　</w:t>
+        <w:t xml:space="preserve">8.6　</w:t>
       </w:r>
       <w:r>
         <w:rPr>
@@ -17254,7 +17254,7 @@
           <w:sz w:val="22"/>
           <w:szCs w:val="22"/>
         </w:rPr>
-        <w:t xml:space="preserve">undefined.7　</w:t>
+        <w:t xml:space="preserve">8.7　</w:t>
       </w:r>
       <w:r>
         <w:rPr>
@@ -17306,7 +17306,7 @@
           <w:sz w:val="22"/>
           <w:szCs w:val="22"/>
         </w:rPr>
-        <w:t xml:space="preserve">undefined.8　</w:t>
+        <w:t xml:space="preserve">8.8　</w:t>
       </w:r>
       <w:r>
         <w:rPr>
@@ -17374,7 +17374,7 @@
           <w:sz w:val="22"/>
           <w:szCs w:val="22"/>
         </w:rPr>
-        <w:t xml:space="preserve">undefined.9　</w:t>
+        <w:t xml:space="preserve">8.9　</w:t>
       </w:r>
       <w:r>
         <w:rPr>
@@ -17443,7 +17443,7 @@
           <w:sz w:val="22"/>
           <w:szCs w:val="22"/>
         </w:rPr>
-        <w:t xml:space="preserve">undefined.10　</w:t>
+        <w:t xml:space="preserve">8.10　</w:t>
       </w:r>
       <w:r>
         <w:rPr>
@@ -17495,7 +17495,7 @@
           <w:sz w:val="22"/>
           <w:szCs w:val="22"/>
         </w:rPr>
-        <w:t xml:space="preserve">undefined.11　</w:t>
+        <w:t xml:space="preserve">8.11　</w:t>
       </w:r>
       <w:r>
         <w:rPr>
@@ -17546,7 +17546,7 @@
         </w:rPr>
         <w:t xml:space="preserve">1　</w:t>
       </w:r>
-      <w:hyperlink w:history="1" r:id="rIduam3q4nluthnwbdf23p8h">
+      <w:hyperlink w:history="1" r:id="rIdjsmytd_xuorofbxhy2c0g">
         <w:r>
           <w:rPr>
             <w:rStyle w:val="Hyperlink"/>
@@ -17572,7 +17572,7 @@
         </w:rPr>
         <w:t xml:space="preserve">2　</w:t>
       </w:r>
-      <w:hyperlink w:history="1" r:id="rIdjaooojtu1hyrmrzswefuo">
+      <w:hyperlink w:history="1" r:id="rIddlxy2dvlqq1wnlfw75xnx">
         <w:r>
           <w:rPr>
             <w:rStyle w:val="Hyperlink"/>
@@ -17598,7 +17598,7 @@
         </w:rPr>
         <w:t xml:space="preserve">3, 7, 8　</w:t>
       </w:r>
-      <w:hyperlink w:history="1" r:id="rIdvu2bu4x-pe0o2kbbyilas">
+      <w:hyperlink w:history="1" r:id="rIdcagrdvv7gmqkkkczoby1s">
         <w:r>
           <w:rPr>
             <w:rStyle w:val="Hyperlink"/>
@@ -17624,7 +17624,7 @@
         </w:rPr>
         <w:t xml:space="preserve">4　</w:t>
       </w:r>
-      <w:hyperlink w:history="1" r:id="rIddiiqdq51duox_0wfi3kvl">
+      <w:hyperlink w:history="1" r:id="rIdwdboitzw0r-gjoqk9hvsv">
         <w:r>
           <w:rPr>
             <w:rStyle w:val="Hyperlink"/>
@@ -17650,7 +17650,7 @@
         </w:rPr>
         <w:t xml:space="preserve">5, 12　</w:t>
       </w:r>
-      <w:hyperlink w:history="1" r:id="rIdi_ebaxhfd3c5e0neozye4">
+      <w:hyperlink w:history="1" r:id="rIdqofgbpixji6b0ucmsrigy">
         <w:r>
           <w:rPr>
             <w:rStyle w:val="Hyperlink"/>
@@ -17676,7 +17676,7 @@
         </w:rPr>
         <w:t xml:space="preserve">6　</w:t>
       </w:r>
-      <w:hyperlink w:history="1" r:id="rIdqiafdy_ysx830g37kd2gs">
+      <w:hyperlink w:history="1" r:id="rId-xymra7k8ghfjycywglpa">
         <w:r>
           <w:rPr>
             <w:rStyle w:val="Hyperlink"/>
@@ -17702,7 +17702,7 @@
         </w:rPr>
         <w:t xml:space="preserve">9, 14　</w:t>
       </w:r>
-      <w:hyperlink w:history="1" r:id="rIdsvdm943w-0pdgmerx2tvt">
+      <w:hyperlink w:history="1" r:id="rIdrwm0ao-yqwjvlnnjlsh58">
         <w:r>
           <w:rPr>
             <w:rStyle w:val="Hyperlink"/>
@@ -17728,7 +17728,7 @@
         </w:rPr>
         <w:t xml:space="preserve">10, 11　</w:t>
       </w:r>
-      <w:hyperlink w:history="1" r:id="rId5u--n_16tbudj1kc1gifn">
+      <w:hyperlink w:history="1" r:id="rIdscsyw8z8luqz7efjthoko">
         <w:r>
           <w:rPr>
             <w:rStyle w:val="Hyperlink"/>
@@ -17754,7 +17754,7 @@
         </w:rPr>
         <w:t xml:space="preserve">13　</w:t>
       </w:r>
-      <w:hyperlink w:history="1" r:id="rIddcpedj2dzowi5pd6u8a42">
+      <w:hyperlink w:history="1" r:id="rIdzm99c69gk6j4zr8ne_qfm">
         <w:r>
           <w:rPr>
             <w:rStyle w:val="Hyperlink"/>
@@ -17780,7 +17780,7 @@
         </w:rPr>
         <w:t xml:space="preserve">15　</w:t>
       </w:r>
-      <w:hyperlink w:history="1" r:id="rId7jim4yfwql5q_pojlxtsw">
+      <w:hyperlink w:history="1" r:id="rIdrmnh5acr_kuobolx9lgnw">
         <w:r>
           <w:rPr>
             <w:rStyle w:val="Hyperlink"/>
@@ -17806,7 +17806,7 @@
         </w:rPr>
         <w:t xml:space="preserve">16　</w:t>
       </w:r>
-      <w:hyperlink w:history="1" r:id="rId7zrii9vbtap3p7kw0ioja">
+      <w:hyperlink w:history="1" r:id="rId0krp7gphefkl-tcckzrhf">
         <w:r>
           <w:rPr>
             <w:rStyle w:val="Hyperlink"/>
@@ -17832,7 +17832,7 @@
         </w:rPr>
         <w:t xml:space="preserve">17　</w:t>
       </w:r>
-      <w:hyperlink w:history="1" r:id="rId2abxmjvpnps4vubeaje4x">
+      <w:hyperlink w:history="1" r:id="rIdutsy7cupubeaeo9pqhbnk">
         <w:r>
           <w:rPr>
             <w:rStyle w:val="Hyperlink"/>
@@ -17858,7 +17858,7 @@
         </w:rPr>
         <w:t xml:space="preserve">18　</w:t>
       </w:r>
-      <w:hyperlink w:history="1" r:id="rIdkear7xv6vdrfahqefwrnb">
+      <w:hyperlink w:history="1" r:id="rIdno_bzekgeozmzmjgxtpsj">
         <w:r>
           <w:rPr>
             <w:rStyle w:val="Hyperlink"/>
@@ -17884,7 +17884,7 @@
           <w:sz w:val="28"/>
           <w:szCs w:val="28"/>
         </w:rPr>
-        <w:t xml:space="preserve">undefined. undefined</w:t>
+        <w:t xml:space="preserve">9. 家校溝通與學生資料管理</w:t>
       </w:r>
     </w:p>
     <w:p>
@@ -17900,7 +17900,7 @@
           <w:sz w:val="22"/>
           <w:szCs w:val="22"/>
         </w:rPr>
-        <w:t xml:space="preserve">undefined.1　</w:t>
+        <w:t xml:space="preserve">9.1　</w:t>
       </w:r>
       <w:r>
         <w:rPr>
@@ -17987,7 +17987,7 @@
           <w:sz w:val="22"/>
           <w:szCs w:val="22"/>
         </w:rPr>
-        <w:t xml:space="preserve">undefined.2　</w:t>
+        <w:t xml:space="preserve">9.2　</w:t>
       </w:r>
       <w:r>
         <w:rPr>
@@ -18057,7 +18057,7 @@
           <w:sz w:val="22"/>
           <w:szCs w:val="22"/>
         </w:rPr>
-        <w:t xml:space="preserve">undefined.3　</w:t>
+        <w:t xml:space="preserve">9.3　</w:t>
       </w:r>
       <w:r>
         <w:rPr>
@@ -18145,7 +18145,7 @@
           <w:sz w:val="22"/>
           <w:szCs w:val="22"/>
         </w:rPr>
-        <w:t xml:space="preserve">undefined.4　</w:t>
+        <w:t xml:space="preserve">9.4　</w:t>
       </w:r>
       <w:r>
         <w:rPr>
@@ -18179,7 +18179,7 @@
           <w:sz w:val="22"/>
           <w:szCs w:val="22"/>
         </w:rPr>
-        <w:t xml:space="preserve">undefined.5　</w:t>
+        <w:t xml:space="preserve">9.5　</w:t>
       </w:r>
       <w:r>
         <w:rPr>
@@ -18230,7 +18230,7 @@
           <w:sz w:val="22"/>
           <w:szCs w:val="22"/>
         </w:rPr>
-        <w:t xml:space="preserve">undefined.6　</w:t>
+        <w:t xml:space="preserve">9.6　</w:t>
       </w:r>
       <w:r>
         <w:rPr>
@@ -18282,7 +18282,7 @@
           <w:sz w:val="22"/>
           <w:szCs w:val="22"/>
         </w:rPr>
-        <w:t xml:space="preserve">undefined.7　</w:t>
+        <w:t xml:space="preserve">9.7　</w:t>
       </w:r>
       <w:r>
         <w:rPr>
@@ -18316,7 +18316,7 @@
           <w:sz w:val="22"/>
           <w:szCs w:val="22"/>
         </w:rPr>
-        <w:t xml:space="preserve">undefined.8　</w:t>
+        <w:t xml:space="preserve">9.8　</w:t>
       </w:r>
       <w:r>
         <w:rPr>
@@ -18639,7 +18639,7 @@
           <w:sz w:val="22"/>
           <w:szCs w:val="22"/>
         </w:rPr>
-        <w:t xml:space="preserve">undefined.9　</w:t>
+        <w:t xml:space="preserve">9.9　</w:t>
       </w:r>
       <w:r>
         <w:rPr>
@@ -18727,7 +18727,7 @@
           <w:sz w:val="22"/>
           <w:szCs w:val="22"/>
         </w:rPr>
-        <w:t xml:space="preserve">undefined.10　</w:t>
+        <w:t xml:space="preserve">9.10　</w:t>
       </w:r>
       <w:r>
         <w:rPr>
@@ -18778,7 +18778,7 @@
           <w:sz w:val="22"/>
           <w:szCs w:val="22"/>
         </w:rPr>
-        <w:t xml:space="preserve">undefined.11　</w:t>
+        <w:t xml:space="preserve">9.11　</w:t>
       </w:r>
       <w:r>
         <w:rPr>
@@ -18829,7 +18829,7 @@
           <w:sz w:val="22"/>
           <w:szCs w:val="22"/>
         </w:rPr>
-        <w:t xml:space="preserve">undefined.12　</w:t>
+        <w:t xml:space="preserve">9.12　</w:t>
       </w:r>
       <w:r>
         <w:rPr>
@@ -18880,7 +18880,7 @@
         </w:rPr>
         <w:t xml:space="preserve">1　</w:t>
       </w:r>
-      <w:hyperlink w:history="1" r:id="rIdftkpghunetujjmutif-pg">
+      <w:hyperlink w:history="1" r:id="rIdtvmm7cwntdinakyfnuw2f">
         <w:r>
           <w:rPr>
             <w:rStyle w:val="Hyperlink"/>
@@ -18906,7 +18906,7 @@
         </w:rPr>
         <w:t xml:space="preserve">2　</w:t>
       </w:r>
-      <w:hyperlink w:history="1" r:id="rIdv6g8nszbczcmnrwzda2d4">
+      <w:hyperlink w:history="1" r:id="rIde1yuf0-mc_h2yixwp33gw">
         <w:r>
           <w:rPr>
             <w:rStyle w:val="Hyperlink"/>
@@ -18932,7 +18932,7 @@
         </w:rPr>
         <w:t xml:space="preserve">3, 4　</w:t>
       </w:r>
-      <w:hyperlink w:history="1" r:id="rId6xy-2ylyqpm4f-axnmhwv">
+      <w:hyperlink w:history="1" r:id="rIdf1cxvb-v5yqmxs8y3vydy">
         <w:r>
           <w:rPr>
             <w:rStyle w:val="Hyperlink"/>
@@ -18958,7 +18958,7 @@
         </w:rPr>
         <w:t xml:space="preserve">5　</w:t>
       </w:r>
-      <w:hyperlink w:history="1" r:id="rIdnaimzmbcw8ttf-ywmotwa">
+      <w:hyperlink w:history="1" r:id="rIdk6mxcgyf-55mrsvae3plm">
         <w:r>
           <w:rPr>
             <w:rStyle w:val="Hyperlink"/>
@@ -18984,7 +18984,7 @@
         </w:rPr>
         <w:t xml:space="preserve">6　</w:t>
       </w:r>
-      <w:hyperlink w:history="1" r:id="rIdcnybr_uboiodueasajfcx">
+      <w:hyperlink w:history="1" r:id="rIdvbthjdgzb6aw10xp4jjac">
         <w:r>
           <w:rPr>
             <w:rStyle w:val="Hyperlink"/>
@@ -19010,7 +19010,7 @@
         </w:rPr>
         <w:t xml:space="preserve">7　</w:t>
       </w:r>
-      <w:hyperlink w:history="1" r:id="rId4ktperuqaoyyqe99st_r7">
+      <w:hyperlink w:history="1" r:id="rIdv15c7cbxtl36oy9o4nuif">
         <w:r>
           <w:rPr>
             <w:rStyle w:val="Hyperlink"/>
@@ -19036,7 +19036,7 @@
         </w:rPr>
         <w:t xml:space="preserve">8　</w:t>
       </w:r>
-      <w:hyperlink w:history="1" r:id="rIdoogktagzmiladq-euwqow">
+      <w:hyperlink w:history="1" r:id="rIdtt8vltj6e2kla36l_cy-0">
         <w:r>
           <w:rPr>
             <w:rStyle w:val="Hyperlink"/>
@@ -19062,7 +19062,7 @@
         </w:rPr>
         <w:t xml:space="preserve">9　</w:t>
       </w:r>
-      <w:hyperlink w:history="1" r:id="rIdnbtfyoth-_nbozjk0krvq">
+      <w:hyperlink w:history="1" r:id="rId7ex23dxze20iu0bznlqn0">
         <w:r>
           <w:rPr>
             <w:rStyle w:val="Hyperlink"/>
@@ -19088,7 +19088,7 @@
         </w:rPr>
         <w:t xml:space="preserve">10　</w:t>
       </w:r>
-      <w:hyperlink w:history="1" r:id="rIdtiwsi8yddnddt8gpipeog">
+      <w:hyperlink w:history="1" r:id="rIdsuczysu37_lrj9o7nx25w">
         <w:r>
           <w:rPr>
             <w:rStyle w:val="Hyperlink"/>
@@ -19114,7 +19114,7 @@
         </w:rPr>
         <w:t xml:space="preserve">11　</w:t>
       </w:r>
-      <w:hyperlink w:history="1" r:id="rIddb8fivler_l5ka9krlhca">
+      <w:hyperlink w:history="1" r:id="rIdyfdz_v2dsvxixfwl5b1fj">
         <w:r>
           <w:rPr>
             <w:rStyle w:val="Hyperlink"/>
@@ -19140,7 +19140,7 @@
         </w:rPr>
         <w:t xml:space="preserve">12　</w:t>
       </w:r>
-      <w:hyperlink w:history="1" r:id="rIdecoojfdqib1km3w1zsm8f">
+      <w:hyperlink w:history="1" r:id="rIdrracvyar8epsyfeob4aia">
         <w:r>
           <w:rPr>
             <w:rStyle w:val="Hyperlink"/>
@@ -19166,7 +19166,7 @@
         </w:rPr>
         <w:t xml:space="preserve">13　</w:t>
       </w:r>
-      <w:hyperlink w:history="1" r:id="rId1j2skmivvseawnrlwvepa">
+      <w:hyperlink w:history="1" r:id="rIdgm5zkgdx3u7pdxrf7tkdp">
         <w:r>
           <w:rPr>
             <w:rStyle w:val="Hyperlink"/>
@@ -19192,7 +19192,7 @@
         </w:rPr>
         <w:t xml:space="preserve">14, 23　</w:t>
       </w:r>
-      <w:hyperlink w:history="1" r:id="rIdtcln-iplp0-wspe9jwcq1">
+      <w:hyperlink w:history="1" r:id="rIdrqfayhwcmfpgkk7gqu6zm">
         <w:r>
           <w:rPr>
             <w:rStyle w:val="Hyperlink"/>
@@ -19218,7 +19218,7 @@
         </w:rPr>
         <w:t xml:space="preserve">15　</w:t>
       </w:r>
-      <w:hyperlink w:history="1" r:id="rIdzhq50qmmibxkapc8_9c-v">
+      <w:hyperlink w:history="1" r:id="rIdo6p4eclvxeelkcbpfslyq">
         <w:r>
           <w:rPr>
             <w:rStyle w:val="Hyperlink"/>
@@ -19244,7 +19244,7 @@
         </w:rPr>
         <w:t xml:space="preserve">16　</w:t>
       </w:r>
-      <w:hyperlink w:history="1" r:id="rIdccutvcrvx0np60blurad_">
+      <w:hyperlink w:history="1" r:id="rIdvzqqmy2a5afn_tw2qutvq">
         <w:r>
           <w:rPr>
             <w:rStyle w:val="Hyperlink"/>
@@ -19270,7 +19270,7 @@
         </w:rPr>
         <w:t xml:space="preserve">17　</w:t>
       </w:r>
-      <w:hyperlink w:history="1" r:id="rIdsf4txqizgmyc7vt7m1agv">
+      <w:hyperlink w:history="1" r:id="rIdapjwf6mmcbnuegb7jdoxh">
         <w:r>
           <w:rPr>
             <w:rStyle w:val="Hyperlink"/>
@@ -19296,7 +19296,7 @@
         </w:rPr>
         <w:t xml:space="preserve">18　</w:t>
       </w:r>
-      <w:hyperlink w:history="1" r:id="rIdo_hyvzeeltqk1p2yqrkrd">
+      <w:hyperlink w:history="1" r:id="rIdxccvsabi-kqgl_bab42ic">
         <w:r>
           <w:rPr>
             <w:rStyle w:val="Hyperlink"/>
@@ -19322,7 +19322,7 @@
         </w:rPr>
         <w:t xml:space="preserve">19　</w:t>
       </w:r>
-      <w:hyperlink w:history="1" r:id="rIdnkeio1ufa_n8yo1lqtmp0">
+      <w:hyperlink w:history="1" r:id="rIdgitr6aun2k9epgrachrym">
         <w:r>
           <w:rPr>
             <w:rStyle w:val="Hyperlink"/>
@@ -19348,7 +19348,7 @@
         </w:rPr>
         <w:t xml:space="preserve">20　</w:t>
       </w:r>
-      <w:hyperlink w:history="1" r:id="rIdnnzrubr6i1y2lax8abbyb">
+      <w:hyperlink w:history="1" r:id="rIdeekny7f4zpshdjmqdqtjv">
         <w:r>
           <w:rPr>
             <w:rStyle w:val="Hyperlink"/>
@@ -19374,7 +19374,7 @@
         </w:rPr>
         <w:t xml:space="preserve">21　</w:t>
       </w:r>
-      <w:hyperlink w:history="1" r:id="rIdpea0dhnpci-h13tupfh4x">
+      <w:hyperlink w:history="1" r:id="rIdi2bcqeotf3bnria4xmevz">
         <w:r>
           <w:rPr>
             <w:rStyle w:val="Hyperlink"/>
@@ -19400,7 +19400,7 @@
         </w:rPr>
         <w:t xml:space="preserve">22　</w:t>
       </w:r>
-      <w:hyperlink w:history="1" r:id="rIdyhzvfltsj1qgv9etbt9jw">
+      <w:hyperlink w:history="1" r:id="rId5rzv-fjf8qc71iyoitrwn">
         <w:r>
           <w:rPr>
             <w:rStyle w:val="Hyperlink"/>
@@ -19426,7 +19426,7 @@
           <w:sz w:val="28"/>
           <w:szCs w:val="28"/>
         </w:rPr>
-        <w:t xml:space="preserve">undefined. undefined</w:t>
+        <w:t xml:space="preserve">10. 教師專業發展</w:t>
       </w:r>
     </w:p>
     <w:p>
@@ -19442,7 +19442,7 @@
           <w:sz w:val="22"/>
           <w:szCs w:val="22"/>
         </w:rPr>
-        <w:t xml:space="preserve">undefined.1　</w:t>
+        <w:t xml:space="preserve">10.1　</w:t>
       </w:r>
       <w:r>
         <w:rPr>
@@ -19919,7 +19919,7 @@
           <w:sz w:val="22"/>
           <w:szCs w:val="22"/>
         </w:rPr>
-        <w:t xml:space="preserve">undefined.2　</w:t>
+        <w:t xml:space="preserve">10.2　</w:t>
       </w:r>
       <w:r>
         <w:rPr>
@@ -19987,7 +19987,7 @@
           <w:sz w:val="22"/>
           <w:szCs w:val="22"/>
         </w:rPr>
-        <w:t xml:space="preserve">undefined.3　</w:t>
+        <w:t xml:space="preserve">10.3　</w:t>
       </w:r>
       <w:r>
         <w:rPr>
@@ -20038,7 +20038,7 @@
           <w:sz w:val="22"/>
           <w:szCs w:val="22"/>
         </w:rPr>
-        <w:t xml:space="preserve">undefined.4　</w:t>
+        <w:t xml:space="preserve">10.4　</w:t>
       </w:r>
       <w:r>
         <w:rPr>
@@ -20124,7 +20124,7 @@
         </w:rPr>
         <w:t xml:space="preserve">1　</w:t>
       </w:r>
-      <w:hyperlink w:history="1" r:id="rId3mwfal_xmfu7ahjpurpnv">
+      <w:hyperlink w:history="1" r:id="rIdisizzhqikonxa_p-0kuhb">
         <w:r>
           <w:rPr>
             <w:rStyle w:val="Hyperlink"/>
@@ -20150,7 +20150,7 @@
         </w:rPr>
         <w:t xml:space="preserve">2　</w:t>
       </w:r>
-      <w:hyperlink w:history="1" r:id="rIdbodbtrfgq7st2oifdxsxw">
+      <w:hyperlink w:history="1" r:id="rIdnzsde2qcr0otmgombpzt7">
         <w:r>
           <w:rPr>
             <w:rStyle w:val="Hyperlink"/>
@@ -20176,7 +20176,7 @@
         </w:rPr>
         <w:t xml:space="preserve">3　</w:t>
       </w:r>
-      <w:hyperlink w:history="1" r:id="rIdwobs5u0lunexa0hvuintm">
+      <w:hyperlink w:history="1" r:id="rIdk7uhtvatcvu7tlihyblhm">
         <w:r>
           <w:rPr>
             <w:rStyle w:val="Hyperlink"/>
@@ -20202,7 +20202,7 @@
         </w:rPr>
         <w:t xml:space="preserve">4　</w:t>
       </w:r>
-      <w:hyperlink w:history="1" r:id="rIdepgh0qeyg2oss5qrxryrl">
+      <w:hyperlink w:history="1" r:id="rIdoyofxjd24qfsjxc-edrg4">
         <w:r>
           <w:rPr>
             <w:rStyle w:val="Hyperlink"/>
@@ -20228,7 +20228,7 @@
         </w:rPr>
         <w:t xml:space="preserve">5　</w:t>
       </w:r>
-      <w:hyperlink w:history="1" r:id="rIdtnromouhsmazythvcot4b">
+      <w:hyperlink w:history="1" r:id="rIdyoxcoslajafj0fvxdpnfp">
         <w:r>
           <w:rPr>
             <w:rStyle w:val="Hyperlink"/>
@@ -20254,7 +20254,7 @@
         </w:rPr>
         <w:t xml:space="preserve">6　</w:t>
       </w:r>
-      <w:hyperlink w:history="1" r:id="rIda-1ndztfgzhejifhtr4s8">
+      <w:hyperlink w:history="1" r:id="rIdoywzwne7i0txmhuhnwow3">
         <w:r>
           <w:rPr>
             <w:rStyle w:val="Hyperlink"/>
@@ -20280,7 +20280,7 @@
         </w:rPr>
         <w:t xml:space="preserve">7　</w:t>
       </w:r>
-      <w:hyperlink w:history="1" r:id="rIdbcwhpmvbx1pyh-r5tfbon">
+      <w:hyperlink w:history="1" r:id="rIdkxumtc5mv7bktf23zdeyl">
         <w:r>
           <w:rPr>
             <w:rStyle w:val="Hyperlink"/>
@@ -20306,7 +20306,7 @@
         </w:rPr>
         <w:t xml:space="preserve">8　</w:t>
       </w:r>
-      <w:hyperlink w:history="1" r:id="rIdmhvbnzdlzwugy27u6qd_b">
+      <w:hyperlink w:history="1" r:id="rIdsmc0xdppl3fgbjddfnsxc">
         <w:r>
           <w:rPr>
             <w:rStyle w:val="Hyperlink"/>
@@ -20332,7 +20332,7 @@
           <w:sz w:val="28"/>
           <w:szCs w:val="28"/>
         </w:rPr>
-        <w:t xml:space="preserve">undefined. undefined</w:t>
+        <w:t xml:space="preserve">11. 特殊學校服務</w:t>
       </w:r>
     </w:p>
     <w:p>
@@ -20348,7 +20348,7 @@
           <w:sz w:val="22"/>
           <w:szCs w:val="22"/>
         </w:rPr>
-        <w:t xml:space="preserve">undefined.1　</w:t>
+        <w:t xml:space="preserve">11.1　</w:t>
       </w:r>
       <w:r>
         <w:rPr>
@@ -20418,7 +20418,7 @@
           <w:sz w:val="22"/>
           <w:szCs w:val="22"/>
         </w:rPr>
-        <w:t xml:space="preserve">undefined.2　</w:t>
+        <w:t xml:space="preserve">11.2　</w:t>
       </w:r>
       <w:r>
         <w:rPr>
@@ -20786,7 +20786,7 @@
           <w:sz w:val="22"/>
           <w:szCs w:val="22"/>
         </w:rPr>
-        <w:t xml:space="preserve">undefined.3　</w:t>
+        <w:t xml:space="preserve">11.3　</w:t>
       </w:r>
       <w:r>
         <w:rPr>
@@ -20820,7 +20820,7 @@
           <w:sz w:val="22"/>
           <w:szCs w:val="22"/>
         </w:rPr>
-        <w:t xml:space="preserve">undefined.4　</w:t>
+        <w:t xml:space="preserve">11.4　</w:t>
       </w:r>
       <w:r>
         <w:rPr>
@@ -21300,7 +21300,7 @@
           <w:sz w:val="22"/>
           <w:szCs w:val="22"/>
         </w:rPr>
-        <w:t xml:space="preserve">undefined.5　</w:t>
+        <w:t xml:space="preserve">11.5　</w:t>
       </w:r>
       <w:r>
         <w:rPr>
@@ -21351,7 +21351,7 @@
           <w:sz w:val="22"/>
           <w:szCs w:val="22"/>
         </w:rPr>
-        <w:t xml:space="preserve">undefined.6　</w:t>
+        <w:t xml:space="preserve">11.6　</w:t>
       </w:r>
       <w:r>
         <w:rPr>
@@ -21402,7 +21402,7 @@
         </w:rPr>
         <w:t xml:space="preserve">1　</w:t>
       </w:r>
-      <w:hyperlink w:history="1" r:id="rIdunrknswdo1hi0677negya">
+      <w:hyperlink w:history="1" r:id="rIdtef6alkd34hu7xcscognd">
         <w:r>
           <w:rPr>
             <w:rStyle w:val="Hyperlink"/>
@@ -21428,7 +21428,7 @@
         </w:rPr>
         <w:t xml:space="preserve">2　</w:t>
       </w:r>
-      <w:hyperlink w:history="1" r:id="rIdbhftkcsnyu3b51na4ksln">
+      <w:hyperlink w:history="1" r:id="rId0ijp2xtxkqnm7tghsrypu">
         <w:r>
           <w:rPr>
             <w:rStyle w:val="Hyperlink"/>
@@ -21454,7 +21454,7 @@
         </w:rPr>
         <w:t xml:space="preserve">3　</w:t>
       </w:r>
-      <w:hyperlink w:history="1" r:id="rIdy6zqqik2s8fmy_gfsgiwa">
+      <w:hyperlink w:history="1" r:id="rIdjkpmym_3_7fghftfvjnaa">
         <w:r>
           <w:rPr>
             <w:rStyle w:val="Hyperlink"/>
@@ -21480,7 +21480,7 @@
         </w:rPr>
         <w:t xml:space="preserve">4　</w:t>
       </w:r>
-      <w:hyperlink w:history="1" r:id="rId8ppdbbahgct4_fa8l_ijx">
+      <w:hyperlink w:history="1" r:id="rIdp8lx7bgsx1hvnz27jnbey">
         <w:r>
           <w:rPr>
             <w:rStyle w:val="Hyperlink"/>
@@ -21506,7 +21506,7 @@
         </w:rPr>
         <w:t xml:space="preserve">5　</w:t>
       </w:r>
-      <w:hyperlink w:history="1" r:id="rIdzvd66y4pw9hebi-lf9h_d">
+      <w:hyperlink w:history="1" r:id="rIdtthze_ubjdfq-jzbxtpkf">
         <w:r>
           <w:rPr>
             <w:rStyle w:val="Hyperlink"/>
@@ -21532,7 +21532,7 @@
         </w:rPr>
         <w:t xml:space="preserve">6　</w:t>
       </w:r>
-      <w:hyperlink w:history="1" r:id="rId3s1ncwud0e3wzoh4t7pca">
+      <w:hyperlink w:history="1" r:id="rIdu03tdgzoeilqv_pk-5ntd">
         <w:r>
           <w:rPr>
             <w:rStyle w:val="Hyperlink"/>
@@ -21558,7 +21558,7 @@
         </w:rPr>
         <w:t xml:space="preserve">7　</w:t>
       </w:r>
-      <w:hyperlink w:history="1" r:id="rIdedecmqtyolodpz63_95t4">
+      <w:hyperlink w:history="1" r:id="rIdy8m4v7u4pe4c3uuh8vngf">
         <w:r>
           <w:rPr>
             <w:rStyle w:val="Hyperlink"/>
@@ -21584,7 +21584,7 @@
         </w:rPr>
         <w:t xml:space="preserve">8　</w:t>
       </w:r>
-      <w:hyperlink w:history="1" r:id="rIdw0llwnypdccvbvj6lpvte">
+      <w:hyperlink w:history="1" r:id="rId2d9xkl0etsocrzrmeky5u">
         <w:r>
           <w:rPr>
             <w:rStyle w:val="Hyperlink"/>
@@ -21610,7 +21610,7 @@
         </w:rPr>
         <w:t xml:space="preserve">9　</w:t>
       </w:r>
-      <w:hyperlink w:history="1" r:id="rIdpfkgzehkwzxfzgshfezth">
+      <w:hyperlink w:history="1" r:id="rId-914thjg5cszwi0ireszc">
         <w:r>
           <w:rPr>
             <w:rStyle w:val="Hyperlink"/>
@@ -21636,7 +21636,7 @@
         </w:rPr>
         <w:t xml:space="preserve">10　</w:t>
       </w:r>
-      <w:hyperlink w:history="1" r:id="rIdqv3fvfwha_xxyg2p1jj6e">
+      <w:hyperlink w:history="1" r:id="rIdsyfbmzi9lpesvrqernpmt">
         <w:r>
           <w:rPr>
             <w:rStyle w:val="Hyperlink"/>
@@ -21662,7 +21662,7 @@
           <w:sz w:val="28"/>
           <w:szCs w:val="28"/>
         </w:rPr>
-        <w:t xml:space="preserve">undefined. undefined</w:t>
+        <w:t xml:space="preserve">12. 銜接、轉介與特別群體支援</w:t>
       </w:r>
     </w:p>
     <w:p>
@@ -21678,7 +21678,7 @@
           <w:sz w:val="22"/>
           <w:szCs w:val="22"/>
         </w:rPr>
-        <w:t xml:space="preserve">undefined.1　</w:t>
+        <w:t xml:space="preserve">12.1　</w:t>
       </w:r>
       <w:r>
         <w:rPr>
@@ -21730,7 +21730,7 @@
           <w:sz w:val="22"/>
           <w:szCs w:val="22"/>
         </w:rPr>
-        <w:t xml:space="preserve">undefined.2　</w:t>
+        <w:t xml:space="preserve">12.2　</w:t>
       </w:r>
       <w:r>
         <w:rPr>
@@ -21781,7 +21781,7 @@
           <w:sz w:val="22"/>
           <w:szCs w:val="22"/>
         </w:rPr>
-        <w:t xml:space="preserve">undefined.3　</w:t>
+        <w:t xml:space="preserve">12.3　</w:t>
       </w:r>
       <w:r>
         <w:rPr>
@@ -21815,7 +21815,7 @@
           <w:sz w:val="22"/>
           <w:szCs w:val="22"/>
         </w:rPr>
-        <w:t xml:space="preserve">undefined.4　</w:t>
+        <w:t xml:space="preserve">12.4　</w:t>
       </w:r>
       <w:r>
         <w:rPr>
@@ -21885,7 +21885,7 @@
           <w:sz w:val="22"/>
           <w:szCs w:val="22"/>
         </w:rPr>
-        <w:t xml:space="preserve">undefined.5　</w:t>
+        <w:t xml:space="preserve">12.5　</w:t>
       </w:r>
       <w:r>
         <w:rPr>
@@ -21919,7 +21919,7 @@
           <w:sz w:val="22"/>
           <w:szCs w:val="22"/>
         </w:rPr>
-        <w:t xml:space="preserve">undefined.6　</w:t>
+        <w:t xml:space="preserve">12.6　</w:t>
       </w:r>
       <w:r>
         <w:rPr>
@@ -21971,7 +21971,7 @@
           <w:sz w:val="22"/>
           <w:szCs w:val="22"/>
         </w:rPr>
-        <w:t xml:space="preserve">undefined.7　</w:t>
+        <w:t xml:space="preserve">12.7　</w:t>
       </w:r>
       <w:r>
         <w:rPr>
@@ -22040,7 +22040,7 @@
           <w:sz w:val="22"/>
           <w:szCs w:val="22"/>
         </w:rPr>
-        <w:t xml:space="preserve">undefined.8　</w:t>
+        <w:t xml:space="preserve">12.8　</w:t>
       </w:r>
       <w:r>
         <w:rPr>
@@ -22092,7 +22092,7 @@
           <w:sz w:val="22"/>
           <w:szCs w:val="22"/>
         </w:rPr>
-        <w:t xml:space="preserve">undefined.9　</w:t>
+        <w:t xml:space="preserve">12.9　</w:t>
       </w:r>
       <w:r>
         <w:rPr>
@@ -22126,7 +22126,7 @@
           <w:sz w:val="22"/>
           <w:szCs w:val="22"/>
         </w:rPr>
-        <w:t xml:space="preserve">undefined.10　</w:t>
+        <w:t xml:space="preserve">12.10　</w:t>
       </w:r>
       <w:r>
         <w:rPr>
@@ -22160,7 +22160,7 @@
           <w:sz w:val="22"/>
           <w:szCs w:val="22"/>
         </w:rPr>
-        <w:t xml:space="preserve">undefined.11　</w:t>
+        <w:t xml:space="preserve">12.11　</w:t>
       </w:r>
       <w:r>
         <w:rPr>
@@ -22602,7 +22602,7 @@
           <w:sz w:val="22"/>
           <w:szCs w:val="22"/>
         </w:rPr>
-        <w:t xml:space="preserve">undefined.12　</w:t>
+        <w:t xml:space="preserve">12.12　</w:t>
       </w:r>
       <w:r>
         <w:rPr>
@@ -22653,7 +22653,7 @@
         </w:rPr>
         <w:t xml:space="preserve">1　</w:t>
       </w:r>
-      <w:hyperlink w:history="1" r:id="rIdc3pzwgprq5r-cyrckiisj">
+      <w:hyperlink w:history="1" r:id="rIdwj2lyvbwlzsno5_k-fr5d">
         <w:r>
           <w:rPr>
             <w:rStyle w:val="Hyperlink"/>
@@ -22679,7 +22679,7 @@
         </w:rPr>
         <w:t xml:space="preserve">2　</w:t>
       </w:r>
-      <w:hyperlink w:history="1" r:id="rIdlc1zpqmirgimq_liudfq-">
+      <w:hyperlink w:history="1" r:id="rIdwja92p4uc8sopoltapfea">
         <w:r>
           <w:rPr>
             <w:rStyle w:val="Hyperlink"/>
@@ -22705,7 +22705,7 @@
         </w:rPr>
         <w:t xml:space="preserve">3　</w:t>
       </w:r>
-      <w:hyperlink w:history="1" r:id="rIdcdbi5tgb_ris4hrvudoau">
+      <w:hyperlink w:history="1" r:id="rIdw39jdoo8fqh1wr3ipi64a">
         <w:r>
           <w:rPr>
             <w:rStyle w:val="Hyperlink"/>
@@ -22731,7 +22731,7 @@
         </w:rPr>
         <w:t xml:space="preserve">4　</w:t>
       </w:r>
-      <w:hyperlink w:history="1" r:id="rId-yznw7ifldxz8fur16i2c">
+      <w:hyperlink w:history="1" r:id="rIdwf3ug4pgwhnvleol1qode">
         <w:r>
           <w:rPr>
             <w:rStyle w:val="Hyperlink"/>
@@ -22757,7 +22757,7 @@
         </w:rPr>
         <w:t xml:space="preserve">5　</w:t>
       </w:r>
-      <w:hyperlink w:history="1" r:id="rIdfiuoqiwbwnshd6oxhqcuf">
+      <w:hyperlink w:history="1" r:id="rIdv7duuw4ug5k-ovm9h8sdb">
         <w:r>
           <w:rPr>
             <w:rStyle w:val="Hyperlink"/>
@@ -22783,7 +22783,7 @@
         </w:rPr>
         <w:t xml:space="preserve">6　</w:t>
       </w:r>
-      <w:hyperlink w:history="1" r:id="rId3plgjjnb71bdwwankozip">
+      <w:hyperlink w:history="1" r:id="rIddgtnmkfldv-8rqst7p71x">
         <w:r>
           <w:rPr>
             <w:rStyle w:val="Hyperlink"/>
@@ -22809,7 +22809,7 @@
         </w:rPr>
         <w:t xml:space="preserve">7, 17　</w:t>
       </w:r>
-      <w:hyperlink w:history="1" r:id="rId5kf_xoxqcb3tfasfjvpvb">
+      <w:hyperlink w:history="1" r:id="rIdkwplqyicwy-tv-sxhl9n1">
         <w:r>
           <w:rPr>
             <w:rStyle w:val="Hyperlink"/>
@@ -22835,7 +22835,7 @@
         </w:rPr>
         <w:t xml:space="preserve">8　</w:t>
       </w:r>
-      <w:hyperlink w:history="1" r:id="rIdq7vhyie1g8_jzyqj6wn3h">
+      <w:hyperlink w:history="1" r:id="rIddhxs0cfljopgs96gltuqf">
         <w:r>
           <w:rPr>
             <w:rStyle w:val="Hyperlink"/>
@@ -22861,7 +22861,7 @@
         </w:rPr>
         <w:t xml:space="preserve">9　</w:t>
       </w:r>
-      <w:hyperlink w:history="1" r:id="rIdfjliamjpjzfb8oer4oqpz">
+      <w:hyperlink w:history="1" r:id="rId5wbaldhyrjygfsi4gt3ul">
         <w:r>
           <w:rPr>
             <w:rStyle w:val="Hyperlink"/>
@@ -22887,7 +22887,7 @@
         </w:rPr>
         <w:t xml:space="preserve">10　</w:t>
       </w:r>
-      <w:hyperlink w:history="1" r:id="rIda0rfrap0s9ie52nv1re7r">
+      <w:hyperlink w:history="1" r:id="rIdpkggbcuzsaeg2ysbahwgf">
         <w:r>
           <w:rPr>
             <w:rStyle w:val="Hyperlink"/>
@@ -22913,7 +22913,7 @@
         </w:rPr>
         <w:t xml:space="preserve">11　</w:t>
       </w:r>
-      <w:hyperlink w:history="1" r:id="rIdvo-w6pipaj4ajxkpwjffv">
+      <w:hyperlink w:history="1" r:id="rIdit-b1tpze5bi6pyvz47jh">
         <w:r>
           <w:rPr>
             <w:rStyle w:val="Hyperlink"/>
@@ -22939,7 +22939,7 @@
         </w:rPr>
         <w:t xml:space="preserve">12　</w:t>
       </w:r>
-      <w:hyperlink w:history="1" r:id="rIdal_qgjazin-4nbdezacms">
+      <w:hyperlink w:history="1" r:id="rIdgxwv7qikgqajormxqkjg7">
         <w:r>
           <w:rPr>
             <w:rStyle w:val="Hyperlink"/>
@@ -22965,7 +22965,7 @@
         </w:rPr>
         <w:t xml:space="preserve">13　</w:t>
       </w:r>
-      <w:hyperlink w:history="1" r:id="rIdcxp36acuinhzk9zpjvkz9">
+      <w:hyperlink w:history="1" r:id="rIdh0fiv3qkg2uitbkwgaoyv">
         <w:r>
           <w:rPr>
             <w:rStyle w:val="Hyperlink"/>
@@ -22991,7 +22991,7 @@
         </w:rPr>
         <w:t xml:space="preserve">14　</w:t>
       </w:r>
-      <w:hyperlink w:history="1" r:id="rIdhwb33w54wgqlvkqui1aty">
+      <w:hyperlink w:history="1" r:id="rId_oyxkm5pizyvwgf2zx6kt">
         <w:r>
           <w:rPr>
             <w:rStyle w:val="Hyperlink"/>
@@ -23017,7 +23017,7 @@
         </w:rPr>
         <w:t xml:space="preserve">15　</w:t>
       </w:r>
-      <w:hyperlink w:history="1" r:id="rIdbfdgncin1hpo3mhpzptll">
+      <w:hyperlink w:history="1" r:id="rIdcevybrox0jwix0n54iiuq">
         <w:r>
           <w:rPr>
             <w:rStyle w:val="Hyperlink"/>
@@ -23043,7 +23043,7 @@
         </w:rPr>
         <w:t xml:space="preserve">16　</w:t>
       </w:r>
-      <w:hyperlink w:history="1" r:id="rIdwc7jti2c3qlmijai9w2gm">
+      <w:hyperlink w:history="1" r:id="rIddqnamwierdd9o0dag22e5">
         <w:r>
           <w:rPr>
             <w:rStyle w:val="Hyperlink"/>
@@ -23069,7 +23069,7 @@
         </w:rPr>
         <w:t xml:space="preserve">18　</w:t>
       </w:r>
-      <w:hyperlink w:history="1" r:id="rIdd5zht4sjhjrjhu_n7n0bp">
+      <w:hyperlink w:history="1" r:id="rIdv_ehgpq5xrjjulk7zxfmy">
         <w:r>
           <w:rPr>
             <w:rStyle w:val="Hyperlink"/>
@@ -23095,7 +23095,7 @@
         </w:rPr>
         <w:t xml:space="preserve">19　</w:t>
       </w:r>
-      <w:hyperlink w:history="1" r:id="rId-08gpgfbwqiyghgoy4p3b">
+      <w:hyperlink w:history="1" r:id="rIdd3h1knmkirvfq2nyqpf1u">
         <w:r>
           <w:rPr>
             <w:rStyle w:val="Hyperlink"/>
@@ -23121,7 +23121,7 @@
         </w:rPr>
         <w:t xml:space="preserve">20　</w:t>
       </w:r>
-      <w:hyperlink w:history="1" r:id="rIdj5wwrffeqnvm-wvgc6hw2">
+      <w:hyperlink w:history="1" r:id="rIdoa2mqtwxgymtafzit-zap">
         <w:r>
           <w:rPr>
             <w:rStyle w:val="Hyperlink"/>
